--- a/support.docx
+++ b/support.docx
@@ -36,15 +36,7 @@
           <w:b/>
           <w:sz w:val="48"/>
         </w:rPr>
-        <w:t>1</w:t>
-      </w:r>
-      <w:r>
-        <w:rPr>
-          <w:rFonts w:ascii="Verdana" w:hAnsi="Verdana"/>
-          <w:b/>
-          <w:sz w:val="48"/>
-        </w:rPr>
-        <w:t>6</w:t>
+        <w:t>16</w:t>
       </w:r>
       <w:r>
         <w:rPr>
@@ -188,15 +180,7 @@
           <w:b/>
           <w:sz w:val="48"/>
         </w:rPr>
-        <w:t>Game</w:t>
-      </w:r>
-      <w:r>
-        <w:rPr>
-          <w:rFonts w:ascii="Verdana" w:hAnsi="Verdana"/>
-          <w:b/>
-          <w:sz w:val="48"/>
-        </w:rPr>
-        <w:t xml:space="preserve"> Description: </w:t>
+        <w:t xml:space="preserve">Game Description: </w:t>
       </w:r>
     </w:p>
     <w:p>
@@ -219,6 +203,127 @@
           <w:sz w:val="32"/>
         </w:rPr>
         <w:t>Game combines first person shooter, sandbox and voxel properties. It is uncomplete and in continuous development process.</w:t>
+      </w:r>
+    </w:p>
+    <w:p>
+      <w:pPr>
+        <w:pStyle w:val="NoSpacing"/>
+        <w:jc w:val="center"/>
+      </w:pPr>
+    </w:p>
+    <w:p>
+      <w:pPr>
+        <w:pStyle w:val="NoSpacing"/>
+        <w:pBdr>
+          <w:top w:val="single" w:sz="4" w:space="1" w:color="auto"/>
+          <w:left w:val="single" w:sz="4" w:space="4" w:color="auto"/>
+          <w:bottom w:val="single" w:sz="4" w:space="1" w:color="auto"/>
+          <w:right w:val="single" w:sz="4" w:space="4" w:color="auto"/>
+        </w:pBdr>
+        <w:rPr>
+          <w:rFonts w:ascii="Verdana" w:hAnsi="Verdana"/>
+          <w:b/>
+          <w:sz w:val="48"/>
+        </w:rPr>
+      </w:pPr>
+      <w:r>
+        <w:rPr>
+          <w:rFonts w:ascii="Verdana" w:hAnsi="Verdana"/>
+          <w:b/>
+          <w:sz w:val="48"/>
+        </w:rPr>
+        <w:t>Source Repository:</w:t>
+      </w:r>
+    </w:p>
+    <w:p>
+      <w:pPr>
+        <w:pStyle w:val="NoSpacing"/>
+        <w:pBdr>
+          <w:top w:val="single" w:sz="4" w:space="1" w:color="auto"/>
+          <w:left w:val="single" w:sz="4" w:space="4" w:color="auto"/>
+          <w:bottom w:val="single" w:sz="4" w:space="1" w:color="auto"/>
+          <w:right w:val="single" w:sz="4" w:space="4" w:color="auto"/>
+        </w:pBdr>
+        <w:rPr>
+          <w:sz w:val="32"/>
+        </w:rPr>
+      </w:pPr>
+      <w:hyperlink r:id="rId9" w:history="1">
+        <w:r>
+          <w:rPr>
+            <w:rStyle w:val="Hyperlink"/>
+            <w:sz w:val="32"/>
+          </w:rPr>
+          <w:t>https://github.com/ErmacMKIII/DemolitionSynergy</w:t>
+        </w:r>
+      </w:hyperlink>
+    </w:p>
+    <w:p>
+      <w:pPr>
+        <w:pStyle w:val="NoSpacing"/>
+        <w:jc w:val="center"/>
+      </w:pPr>
+    </w:p>
+    <w:p>
+      <w:pPr>
+        <w:pStyle w:val="NoSpacing"/>
+        <w:pBdr>
+          <w:top w:val="single" w:sz="4" w:space="1" w:color="auto"/>
+          <w:left w:val="single" w:sz="4" w:space="4" w:color="auto"/>
+          <w:bottom w:val="single" w:sz="4" w:space="1" w:color="auto"/>
+          <w:right w:val="single" w:sz="4" w:space="4" w:color="auto"/>
+        </w:pBdr>
+        <w:rPr>
+          <w:rFonts w:ascii="Verdana" w:hAnsi="Verdana"/>
+          <w:b/>
+          <w:sz w:val="48"/>
+        </w:rPr>
+      </w:pPr>
+      <w:r>
+        <w:rPr>
+          <w:rFonts w:ascii="Verdana" w:hAnsi="Verdana"/>
+          <w:b/>
+          <w:sz w:val="48"/>
+        </w:rPr>
+        <w:t>License:</w:t>
+      </w:r>
+    </w:p>
+    <w:p>
+      <w:pPr>
+        <w:pStyle w:val="NoSpacing"/>
+        <w:pBdr>
+          <w:top w:val="single" w:sz="4" w:space="1" w:color="auto"/>
+          <w:left w:val="single" w:sz="4" w:space="4" w:color="auto"/>
+          <w:bottom w:val="single" w:sz="4" w:space="1" w:color="auto"/>
+          <w:right w:val="single" w:sz="4" w:space="4" w:color="auto"/>
+        </w:pBdr>
+        <w:rPr>
+          <w:rFonts w:ascii="Verdana" w:hAnsi="Verdana"/>
+          <w:b/>
+          <w:bCs/>
+          <w:color w:val="C00000"/>
+          <w:sz w:val="32"/>
+        </w:rPr>
+      </w:pPr>
+      <w:r>
+        <w:rPr>
+          <w:rFonts w:ascii="Verdana" w:hAnsi="Verdana"/>
+          <w:b/>
+          <w:bCs/>
+          <w:color w:val="C00000"/>
+          <w:sz w:val="32"/>
+        </w:rPr>
+        <w:t>GNU General Public License v3.0</w:t>
+      </w:r>
+      <w:r>
+        <w:rPr>
+          <w:rFonts w:ascii="Verdana" w:hAnsi="Verdana"/>
+          <w:b/>
+          <w:bCs/>
+          <w:color w:val="C00000"/>
+          <w:sz w:val="32"/>
+        </w:rPr>
+        <w:t xml:space="preserve"> </w:t>
       </w:r>
     </w:p>
     <w:p>
@@ -543,6 +648,7 @@
           <w:b/>
           <w:sz w:val="48"/>
         </w:rPr>
+        <w:lastRenderedPageBreak/>
         <w:t>world</w:t>
       </w:r>
       <w:proofErr w:type="gramEnd"/>
@@ -638,16 +744,6 @@
     <w:p>
       <w:pPr>
         <w:pStyle w:val="NoSpacing"/>
-        <w:rPr>
-          <w:rFonts w:ascii="Verdana" w:hAnsi="Verdana"/>
-          <w:b/>
-          <w:sz w:val="48"/>
-        </w:rPr>
-      </w:pPr>
-    </w:p>
-    <w:p>
-      <w:pPr>
-        <w:pStyle w:val="NoSpacing"/>
         <w:pBdr>
           <w:top w:val="single" w:sz="4" w:space="1" w:color="auto"/>
           <w:left w:val="single" w:sz="4" w:space="4" w:color="auto"/>
@@ -668,7 +764,6 @@
           <w:b/>
           <w:sz w:val="48"/>
         </w:rPr>
-        <w:lastRenderedPageBreak/>
         <w:t>Available commands:</w:t>
       </w:r>
     </w:p>
@@ -1449,6 +1544,7 @@
           <w:sz w:val="32"/>
           <w:szCs w:val="32"/>
         </w:rPr>
+        <w:lastRenderedPageBreak/>
         <w:t>Running the game requires OpenGL 3.3 (on graphic cards since March 2010) or later.</w:t>
       </w:r>
     </w:p>
@@ -1521,7 +1617,7 @@
       <w:r>
         <w:t xml:space="preserve"> (email: </w:t>
       </w:r>
-      <w:hyperlink r:id="rId9" w:history="1">
+      <w:hyperlink r:id="rId10" w:history="1">
         <w:r>
           <w:rPr>
             <w:rStyle w:val="Hyperlink"/>
@@ -1558,8 +1654,8 @@
       </w:r>
     </w:p>
     <w:sectPr>
-      <w:headerReference w:type="default" r:id="rId10"/>
-      <w:footerReference w:type="default" r:id="rId11"/>
+      <w:headerReference w:type="default" r:id="rId11"/>
+      <w:footerReference w:type="default" r:id="rId12"/>
       <w:pgSz w:w="12240" w:h="15840"/>
       <w:pgMar w:top="720" w:right="720" w:bottom="720" w:left="720" w:header="144" w:footer="144" w:gutter="0"/>
       <w:cols w:space="720"/>
@@ -1607,6 +1703,7 @@
         <w:docPartUnique/>
       </w:docPartObj>
     </w:sdtPr>
+    <w:sdtEndPr/>
     <w:sdtContent>
       <w:sdt>
         <w:sdtPr>
@@ -1619,6 +1716,7 @@
             <w:docPartUnique/>
           </w:docPartObj>
         </w:sdtPr>
+        <w:sdtEndPr/>
         <w:sdtContent>
           <w:p>
             <w:pPr>
@@ -1854,6 +1952,7 @@
       <w:dataBinding w:prefixMappings="xmlns:ns0='http://schemas.openxmlformats.org/package/2006/metadata/core-properties' xmlns:ns1='http://purl.org/dc/elements/1.1/'" w:xpath="/ns0:coreProperties[1]/ns1:title[1]" w:storeItemID="{6C3C8BC8-F283-45AE-878A-BAB7291924A1}"/>
       <w:text/>
     </w:sdtPr>
+    <w:sdtEndPr/>
     <w:sdtContent>
       <w:p>
         <w:pPr>
@@ -2825,7 +2924,7 @@
     <w:charset w:val="00"/>
     <w:family w:val="modern"/>
     <w:pitch w:val="fixed"/>
-    <w:sig w:usb0="20002A87" w:usb1="00000000" w:usb2="00000000" w:usb3="00000000" w:csb0="000001FF" w:csb1="00000000"/>
+    <w:sig w:usb0="E0002EFF" w:usb1="C0007843" w:usb2="00000009" w:usb3="00000000" w:csb0="000001FF" w:csb1="00000000"/>
   </w:font>
   <w:font w:name="Wingdings">
     <w:panose1 w:val="05000000000000000000"/>
@@ -2880,7 +2979,10 @@
   <w:rsids>
     <w:rsidRoot w:val="00913FCE"/>
     <w:rsid w:val="00133C44"/>
+    <w:rsid w:val="005D2204"/>
     <w:rsid w:val="00913FCE"/>
+    <w:rsid w:val="00947FFB"/>
+    <w:rsid w:val="00CC63E5"/>
   </w:rsids>
   <m:mathPr>
     <m:mathFont m:val="Cambria Math"/>

--- a/support.docx
+++ b/support.docx
@@ -36,7 +36,15 @@
           <w:b/>
           <w:sz w:val="48"/>
         </w:rPr>
-        <w:t>16</w:t>
+        <w:t>1</w:t>
+      </w:r>
+      <w:r>
+        <w:rPr>
+          <w:rFonts w:ascii="Verdana" w:hAnsi="Verdana"/>
+          <w:b/>
+          <w:sz w:val="48"/>
+        </w:rPr>
+        <w:t>7</w:t>
       </w:r>
       <w:r>
         <w:rPr>
@@ -52,8 +60,10 @@
           <w:b/>
           <w:sz w:val="48"/>
         </w:rPr>
-        <w:t>PHOSPHORUS</w:t>
-      </w:r>
+        <w:t>RELIC</w:t>
+      </w:r>
+      <w:bookmarkStart w:id="0" w:name="_GoBack"/>
+      <w:bookmarkEnd w:id="0"/>
       <w:r>
         <w:rPr>
           <w:rFonts w:ascii="Verdana" w:hAnsi="Verdana"/>
@@ -648,7 +658,6 @@
           <w:b/>
           <w:sz w:val="48"/>
         </w:rPr>
-        <w:lastRenderedPageBreak/>
         <w:t>world</w:t>
       </w:r>
       <w:proofErr w:type="gramEnd"/>
@@ -728,6 +737,7 @@
           <w:b/>
           <w:sz w:val="32"/>
         </w:rPr>
+        <w:lastRenderedPageBreak/>
         <w:t>All five entries constitute together one archive which is dsynergy.zip.</w:t>
       </w:r>
     </w:p>
@@ -756,8 +766,6 @@
           <w:sz w:val="48"/>
         </w:rPr>
       </w:pPr>
-      <w:bookmarkStart w:id="0" w:name="_GoBack"/>
-      <w:bookmarkEnd w:id="0"/>
       <w:r>
         <w:rPr>
           <w:rFonts w:ascii="Verdana" w:hAnsi="Verdana"/>
@@ -1544,7 +1552,6 @@
           <w:sz w:val="32"/>
           <w:szCs w:val="32"/>
         </w:rPr>
-        <w:lastRenderedPageBreak/>
         <w:t>Running the game requires OpenGL 3.3 (on graphic cards since March 2010) or later.</w:t>
       </w:r>
     </w:p>
@@ -1573,6 +1580,7 @@
           <w:sz w:val="32"/>
           <w:szCs w:val="32"/>
         </w:rPr>
+        <w:lastRenderedPageBreak/>
         <w:t>Game is implemented using Java version 1.8. (</w:t>
       </w:r>
       <w:proofErr w:type="gramStart"/>
@@ -2944,8 +2952,9 @@
     <w:panose1 w:val="020B0604030504040204"/>
     <w:charset w:val="00"/>
     <w:family w:val="swiss"/>
+    <w:notTrueType/>
     <w:pitch w:val="variable"/>
-    <w:sig w:usb0="E1002EFF" w:usb1="C000605B" w:usb2="00000029" w:usb3="00000000" w:csb0="000101FF" w:csb1="00000000"/>
+    <w:sig w:usb0="00000003" w:usb1="00000000" w:usb2="00000000" w:usb3="00000000" w:csb0="00000001" w:csb1="00000000"/>
   </w:font>
   <w:font w:name="Verdana">
     <w:panose1 w:val="020B0604030504040204"/>
@@ -2978,6 +2987,7 @@
   </w:compat>
   <w:rsids>
     <w:rsidRoot w:val="00913FCE"/>
+    <w:rsid w:val="000F63D0"/>
     <w:rsid w:val="00133C44"/>
     <w:rsid w:val="005D2204"/>
     <w:rsid w:val="00913FCE"/>

--- a/support.docx
+++ b/support.docx
@@ -44,7 +44,7 @@
           <w:b/>
           <w:sz w:val="48"/>
         </w:rPr>
-        <w:t>7</w:t>
+        <w:t>8</w:t>
       </w:r>
       <w:r>
         <w:rPr>
@@ -60,7 +60,7 @@
           <w:b/>
           <w:sz w:val="48"/>
         </w:rPr>
-        <w:t>RELIC</w:t>
+        <w:t>STONEWALL</w:t>
       </w:r>
       <w:bookmarkStart w:id="0" w:name="_GoBack"/>
       <w:bookmarkEnd w:id="0"/>
@@ -747,7 +747,7 @@
         <w:rPr>
           <w:rFonts w:ascii="Verdana" w:hAnsi="Verdana"/>
           <w:b/>
-          <w:sz w:val="48"/>
+          <w:sz w:val="32"/>
         </w:rPr>
       </w:pPr>
     </w:p>
@@ -1401,6 +1401,1035 @@
         <w:rPr>
           <w:rFonts w:ascii="Verdana" w:hAnsi="Verdana"/>
           <w:b/>
+          <w:sz w:val="32"/>
+          <w:szCs w:val="32"/>
+        </w:rPr>
+      </w:pPr>
+      <w:r>
+        <w:rPr>
+          <w:rFonts w:ascii="Verdana" w:hAnsi="Verdana"/>
+          <w:b/>
+          <w:sz w:val="32"/>
+          <w:szCs w:val="32"/>
+        </w:rPr>
+        <w:t xml:space="preserve">HELP </w:t>
+      </w:r>
+    </w:p>
+    <w:p>
+      <w:pPr>
+        <w:pStyle w:val="NoSpacing"/>
+        <w:pBdr>
+          <w:top w:val="single" w:sz="4" w:space="1" w:color="auto"/>
+          <w:left w:val="single" w:sz="4" w:space="4" w:color="auto"/>
+          <w:bottom w:val="single" w:sz="4" w:space="1" w:color="auto"/>
+          <w:right w:val="single" w:sz="4" w:space="4" w:color="auto"/>
+        </w:pBdr>
+        <w:rPr>
+          <w:rFonts w:ascii="Verdana" w:hAnsi="Verdana"/>
+          <w:b/>
+          <w:sz w:val="32"/>
+          <w:szCs w:val="32"/>
+        </w:rPr>
+      </w:pPr>
+    </w:p>
+    <w:p>
+      <w:pPr>
+        <w:pStyle w:val="NoSpacing"/>
+        <w:pBdr>
+          <w:top w:val="single" w:sz="4" w:space="1" w:color="auto"/>
+          <w:left w:val="single" w:sz="4" w:space="4" w:color="auto"/>
+          <w:bottom w:val="single" w:sz="4" w:space="1" w:color="auto"/>
+          <w:right w:val="single" w:sz="4" w:space="4" w:color="auto"/>
+        </w:pBdr>
+        <w:rPr>
+          <w:rFonts w:ascii="Verdana" w:hAnsi="Verdana"/>
+          <w:b/>
+          <w:sz w:val="32"/>
+          <w:szCs w:val="32"/>
+        </w:rPr>
+      </w:pPr>
+      <w:r>
+        <w:rPr>
+          <w:rFonts w:ascii="Verdana" w:hAnsi="Verdana"/>
+          <w:b/>
+          <w:sz w:val="32"/>
+          <w:szCs w:val="32"/>
+        </w:rPr>
+        <w:t>Camera movements:</w:t>
+      </w:r>
+    </w:p>
+    <w:p>
+      <w:pPr>
+        <w:pStyle w:val="NoSpacing"/>
+        <w:pBdr>
+          <w:top w:val="single" w:sz="4" w:space="1" w:color="auto"/>
+          <w:left w:val="single" w:sz="4" w:space="4" w:color="auto"/>
+          <w:bottom w:val="single" w:sz="4" w:space="1" w:color="auto"/>
+          <w:right w:val="single" w:sz="4" w:space="4" w:color="auto"/>
+        </w:pBdr>
+        <w:rPr>
+          <w:rFonts w:ascii="Verdana" w:hAnsi="Verdana"/>
+          <w:sz w:val="32"/>
+          <w:szCs w:val="32"/>
+        </w:rPr>
+      </w:pPr>
+      <w:r>
+        <w:rPr>
+          <w:rFonts w:ascii="Verdana" w:hAnsi="Verdana"/>
+          <w:sz w:val="32"/>
+          <w:szCs w:val="32"/>
+        </w:rPr>
+        <w:t xml:space="preserve">W, </w:t>
+      </w:r>
+      <w:proofErr w:type="spellStart"/>
+      <w:r>
+        <w:rPr>
+          <w:rFonts w:ascii="Verdana" w:hAnsi="Verdana"/>
+          <w:sz w:val="32"/>
+          <w:szCs w:val="32"/>
+        </w:rPr>
+        <w:t>UpArrow</w:t>
+      </w:r>
+      <w:proofErr w:type="spellEnd"/>
+      <w:r>
+        <w:rPr>
+          <w:rFonts w:ascii="Verdana" w:hAnsi="Verdana"/>
+          <w:sz w:val="32"/>
+          <w:szCs w:val="32"/>
+        </w:rPr>
+        <w:t xml:space="preserve"> = Forward</w:t>
+      </w:r>
+    </w:p>
+    <w:p>
+      <w:pPr>
+        <w:pStyle w:val="NoSpacing"/>
+        <w:pBdr>
+          <w:top w:val="single" w:sz="4" w:space="1" w:color="auto"/>
+          <w:left w:val="single" w:sz="4" w:space="4" w:color="auto"/>
+          <w:bottom w:val="single" w:sz="4" w:space="1" w:color="auto"/>
+          <w:right w:val="single" w:sz="4" w:space="4" w:color="auto"/>
+        </w:pBdr>
+        <w:rPr>
+          <w:rFonts w:ascii="Verdana" w:hAnsi="Verdana"/>
+          <w:sz w:val="32"/>
+          <w:szCs w:val="32"/>
+        </w:rPr>
+      </w:pPr>
+      <w:r>
+        <w:rPr>
+          <w:rFonts w:ascii="Verdana" w:hAnsi="Verdana"/>
+          <w:sz w:val="32"/>
+          <w:szCs w:val="32"/>
+        </w:rPr>
+        <w:t xml:space="preserve">A, </w:t>
+      </w:r>
+      <w:proofErr w:type="spellStart"/>
+      <w:r>
+        <w:rPr>
+          <w:rFonts w:ascii="Verdana" w:hAnsi="Verdana"/>
+          <w:sz w:val="32"/>
+          <w:szCs w:val="32"/>
+        </w:rPr>
+        <w:t>DownArrow</w:t>
+      </w:r>
+      <w:proofErr w:type="spellEnd"/>
+      <w:r>
+        <w:rPr>
+          <w:rFonts w:ascii="Verdana" w:hAnsi="Verdana"/>
+          <w:sz w:val="32"/>
+          <w:szCs w:val="32"/>
+        </w:rPr>
+        <w:t xml:space="preserve"> = Backward</w:t>
+      </w:r>
+    </w:p>
+    <w:p>
+      <w:pPr>
+        <w:pStyle w:val="NoSpacing"/>
+        <w:pBdr>
+          <w:top w:val="single" w:sz="4" w:space="1" w:color="auto"/>
+          <w:left w:val="single" w:sz="4" w:space="4" w:color="auto"/>
+          <w:bottom w:val="single" w:sz="4" w:space="1" w:color="auto"/>
+          <w:right w:val="single" w:sz="4" w:space="4" w:color="auto"/>
+        </w:pBdr>
+        <w:rPr>
+          <w:rFonts w:ascii="Verdana" w:hAnsi="Verdana"/>
+          <w:sz w:val="32"/>
+          <w:szCs w:val="32"/>
+        </w:rPr>
+      </w:pPr>
+      <w:r>
+        <w:rPr>
+          <w:rFonts w:ascii="Verdana" w:hAnsi="Verdana"/>
+          <w:sz w:val="32"/>
+          <w:szCs w:val="32"/>
+        </w:rPr>
+        <w:t>S = Strafe Left</w:t>
+      </w:r>
+    </w:p>
+    <w:p>
+      <w:pPr>
+        <w:pStyle w:val="NoSpacing"/>
+        <w:pBdr>
+          <w:top w:val="single" w:sz="4" w:space="1" w:color="auto"/>
+          <w:left w:val="single" w:sz="4" w:space="4" w:color="auto"/>
+          <w:bottom w:val="single" w:sz="4" w:space="1" w:color="auto"/>
+          <w:right w:val="single" w:sz="4" w:space="4" w:color="auto"/>
+        </w:pBdr>
+        <w:rPr>
+          <w:rFonts w:ascii="Verdana" w:hAnsi="Verdana"/>
+          <w:sz w:val="32"/>
+          <w:szCs w:val="32"/>
+        </w:rPr>
+      </w:pPr>
+      <w:r>
+        <w:rPr>
+          <w:rFonts w:ascii="Verdana" w:hAnsi="Verdana"/>
+          <w:sz w:val="32"/>
+          <w:szCs w:val="32"/>
+        </w:rPr>
+        <w:t>D = Strafe Right</w:t>
+      </w:r>
+    </w:p>
+    <w:p>
+      <w:pPr>
+        <w:pStyle w:val="NoSpacing"/>
+        <w:pBdr>
+          <w:top w:val="single" w:sz="4" w:space="1" w:color="auto"/>
+          <w:left w:val="single" w:sz="4" w:space="4" w:color="auto"/>
+          <w:bottom w:val="single" w:sz="4" w:space="1" w:color="auto"/>
+          <w:right w:val="single" w:sz="4" w:space="4" w:color="auto"/>
+        </w:pBdr>
+        <w:rPr>
+          <w:rFonts w:ascii="Verdana" w:hAnsi="Verdana"/>
+          <w:sz w:val="32"/>
+          <w:szCs w:val="32"/>
+        </w:rPr>
+      </w:pPr>
+      <w:proofErr w:type="spellStart"/>
+      <w:r>
+        <w:rPr>
+          <w:rFonts w:ascii="Verdana" w:hAnsi="Verdana"/>
+          <w:sz w:val="32"/>
+          <w:szCs w:val="32"/>
+        </w:rPr>
+        <w:t>LeftArrow</w:t>
+      </w:r>
+      <w:proofErr w:type="spellEnd"/>
+      <w:r>
+        <w:rPr>
+          <w:rFonts w:ascii="Verdana" w:hAnsi="Verdana"/>
+          <w:sz w:val="32"/>
+          <w:szCs w:val="32"/>
+        </w:rPr>
+        <w:t xml:space="preserve"> = Turn Left</w:t>
+      </w:r>
+    </w:p>
+    <w:p>
+      <w:pPr>
+        <w:pStyle w:val="NoSpacing"/>
+        <w:pBdr>
+          <w:top w:val="single" w:sz="4" w:space="1" w:color="auto"/>
+          <w:left w:val="single" w:sz="4" w:space="4" w:color="auto"/>
+          <w:bottom w:val="single" w:sz="4" w:space="1" w:color="auto"/>
+          <w:right w:val="single" w:sz="4" w:space="4" w:color="auto"/>
+        </w:pBdr>
+        <w:rPr>
+          <w:rFonts w:ascii="Verdana" w:hAnsi="Verdana"/>
+          <w:sz w:val="32"/>
+          <w:szCs w:val="32"/>
+        </w:rPr>
+      </w:pPr>
+      <w:proofErr w:type="spellStart"/>
+      <w:r>
+        <w:rPr>
+          <w:rFonts w:ascii="Verdana" w:hAnsi="Verdana"/>
+          <w:sz w:val="32"/>
+          <w:szCs w:val="32"/>
+        </w:rPr>
+        <w:t>RightArrow</w:t>
+      </w:r>
+      <w:proofErr w:type="spellEnd"/>
+      <w:r>
+        <w:rPr>
+          <w:rFonts w:ascii="Verdana" w:hAnsi="Verdana"/>
+          <w:sz w:val="32"/>
+          <w:szCs w:val="32"/>
+        </w:rPr>
+        <w:t xml:space="preserve"> = Turn Right</w:t>
+      </w:r>
+    </w:p>
+    <w:p>
+      <w:pPr>
+        <w:pStyle w:val="NoSpacing"/>
+        <w:pBdr>
+          <w:top w:val="single" w:sz="4" w:space="1" w:color="auto"/>
+          <w:left w:val="single" w:sz="4" w:space="4" w:color="auto"/>
+          <w:bottom w:val="single" w:sz="4" w:space="1" w:color="auto"/>
+          <w:right w:val="single" w:sz="4" w:space="4" w:color="auto"/>
+        </w:pBdr>
+        <w:rPr>
+          <w:rFonts w:ascii="Verdana" w:hAnsi="Verdana"/>
+          <w:b/>
+          <w:sz w:val="32"/>
+          <w:szCs w:val="32"/>
+        </w:rPr>
+      </w:pPr>
+    </w:p>
+    <w:p>
+      <w:pPr>
+        <w:pStyle w:val="NoSpacing"/>
+        <w:pBdr>
+          <w:top w:val="single" w:sz="4" w:space="1" w:color="auto"/>
+          <w:left w:val="single" w:sz="4" w:space="4" w:color="auto"/>
+          <w:bottom w:val="single" w:sz="4" w:space="1" w:color="auto"/>
+          <w:right w:val="single" w:sz="4" w:space="4" w:color="auto"/>
+        </w:pBdr>
+        <w:rPr>
+          <w:rFonts w:ascii="Verdana" w:hAnsi="Verdana"/>
+          <w:b/>
+          <w:sz w:val="32"/>
+          <w:szCs w:val="32"/>
+        </w:rPr>
+      </w:pPr>
+      <w:r>
+        <w:rPr>
+          <w:rFonts w:ascii="Verdana" w:hAnsi="Verdana"/>
+          <w:b/>
+          <w:sz w:val="32"/>
+          <w:szCs w:val="32"/>
+        </w:rPr>
+        <w:t>Player functions:</w:t>
+      </w:r>
+    </w:p>
+    <w:p>
+      <w:pPr>
+        <w:pStyle w:val="NoSpacing"/>
+        <w:pBdr>
+          <w:top w:val="single" w:sz="4" w:space="1" w:color="auto"/>
+          <w:left w:val="single" w:sz="4" w:space="4" w:color="auto"/>
+          <w:bottom w:val="single" w:sz="4" w:space="1" w:color="auto"/>
+          <w:right w:val="single" w:sz="4" w:space="4" w:color="auto"/>
+        </w:pBdr>
+        <w:rPr>
+          <w:rFonts w:ascii="Verdana" w:hAnsi="Verdana"/>
+          <w:sz w:val="32"/>
+          <w:szCs w:val="32"/>
+        </w:rPr>
+      </w:pPr>
+      <w:r>
+        <w:rPr>
+          <w:rFonts w:ascii="Verdana" w:hAnsi="Verdana"/>
+          <w:sz w:val="32"/>
+          <w:szCs w:val="32"/>
+        </w:rPr>
+        <w:lastRenderedPageBreak/>
+        <w:t>1 = Pistol</w:t>
+      </w:r>
+    </w:p>
+    <w:p>
+      <w:pPr>
+        <w:pStyle w:val="NoSpacing"/>
+        <w:pBdr>
+          <w:top w:val="single" w:sz="4" w:space="1" w:color="auto"/>
+          <w:left w:val="single" w:sz="4" w:space="4" w:color="auto"/>
+          <w:bottom w:val="single" w:sz="4" w:space="1" w:color="auto"/>
+          <w:right w:val="single" w:sz="4" w:space="4" w:color="auto"/>
+        </w:pBdr>
+        <w:rPr>
+          <w:rFonts w:ascii="Verdana" w:hAnsi="Verdana"/>
+          <w:sz w:val="32"/>
+          <w:szCs w:val="32"/>
+        </w:rPr>
+      </w:pPr>
+      <w:r>
+        <w:rPr>
+          <w:rFonts w:ascii="Verdana" w:hAnsi="Verdana"/>
+          <w:sz w:val="32"/>
+          <w:szCs w:val="32"/>
+        </w:rPr>
+        <w:t>2 = Sub Machine Gun</w:t>
+      </w:r>
+    </w:p>
+    <w:p>
+      <w:pPr>
+        <w:pStyle w:val="NoSpacing"/>
+        <w:pBdr>
+          <w:top w:val="single" w:sz="4" w:space="1" w:color="auto"/>
+          <w:left w:val="single" w:sz="4" w:space="4" w:color="auto"/>
+          <w:bottom w:val="single" w:sz="4" w:space="1" w:color="auto"/>
+          <w:right w:val="single" w:sz="4" w:space="4" w:color="auto"/>
+        </w:pBdr>
+        <w:rPr>
+          <w:rFonts w:ascii="Verdana" w:hAnsi="Verdana"/>
+          <w:sz w:val="32"/>
+          <w:szCs w:val="32"/>
+        </w:rPr>
+      </w:pPr>
+      <w:r>
+        <w:rPr>
+          <w:rFonts w:ascii="Verdana" w:hAnsi="Verdana"/>
+          <w:sz w:val="32"/>
+          <w:szCs w:val="32"/>
+        </w:rPr>
+        <w:t>3 = Shotgun</w:t>
+      </w:r>
+    </w:p>
+    <w:p>
+      <w:pPr>
+        <w:pStyle w:val="NoSpacing"/>
+        <w:pBdr>
+          <w:top w:val="single" w:sz="4" w:space="1" w:color="auto"/>
+          <w:left w:val="single" w:sz="4" w:space="4" w:color="auto"/>
+          <w:bottom w:val="single" w:sz="4" w:space="1" w:color="auto"/>
+          <w:right w:val="single" w:sz="4" w:space="4" w:color="auto"/>
+        </w:pBdr>
+        <w:rPr>
+          <w:rFonts w:ascii="Verdana" w:hAnsi="Verdana"/>
+          <w:sz w:val="32"/>
+          <w:szCs w:val="32"/>
+        </w:rPr>
+      </w:pPr>
+      <w:r>
+        <w:rPr>
+          <w:rFonts w:ascii="Verdana" w:hAnsi="Verdana"/>
+          <w:sz w:val="32"/>
+          <w:szCs w:val="32"/>
+        </w:rPr>
+        <w:t>4 = Assault Rifle</w:t>
+      </w:r>
+    </w:p>
+    <w:p>
+      <w:pPr>
+        <w:pStyle w:val="NoSpacing"/>
+        <w:pBdr>
+          <w:top w:val="single" w:sz="4" w:space="1" w:color="auto"/>
+          <w:left w:val="single" w:sz="4" w:space="4" w:color="auto"/>
+          <w:bottom w:val="single" w:sz="4" w:space="1" w:color="auto"/>
+          <w:right w:val="single" w:sz="4" w:space="4" w:color="auto"/>
+        </w:pBdr>
+        <w:rPr>
+          <w:rFonts w:ascii="Verdana" w:hAnsi="Verdana"/>
+          <w:sz w:val="32"/>
+          <w:szCs w:val="32"/>
+        </w:rPr>
+      </w:pPr>
+      <w:r>
+        <w:rPr>
+          <w:rFonts w:ascii="Verdana" w:hAnsi="Verdana"/>
+          <w:sz w:val="32"/>
+          <w:szCs w:val="32"/>
+        </w:rPr>
+        <w:t>5 = Machine Gun</w:t>
+      </w:r>
+    </w:p>
+    <w:p>
+      <w:pPr>
+        <w:pStyle w:val="NoSpacing"/>
+        <w:pBdr>
+          <w:top w:val="single" w:sz="4" w:space="1" w:color="auto"/>
+          <w:left w:val="single" w:sz="4" w:space="4" w:color="auto"/>
+          <w:bottom w:val="single" w:sz="4" w:space="1" w:color="auto"/>
+          <w:right w:val="single" w:sz="4" w:space="4" w:color="auto"/>
+        </w:pBdr>
+        <w:rPr>
+          <w:rFonts w:ascii="Verdana" w:hAnsi="Verdana"/>
+          <w:sz w:val="32"/>
+          <w:szCs w:val="32"/>
+        </w:rPr>
+      </w:pPr>
+      <w:r>
+        <w:rPr>
+          <w:rFonts w:ascii="Verdana" w:hAnsi="Verdana"/>
+          <w:sz w:val="32"/>
+          <w:szCs w:val="32"/>
+        </w:rPr>
+        <w:t>6 = Sniper Rifle</w:t>
+      </w:r>
+    </w:p>
+    <w:p>
+      <w:pPr>
+        <w:pStyle w:val="NoSpacing"/>
+        <w:pBdr>
+          <w:top w:val="single" w:sz="4" w:space="1" w:color="auto"/>
+          <w:left w:val="single" w:sz="4" w:space="4" w:color="auto"/>
+          <w:bottom w:val="single" w:sz="4" w:space="1" w:color="auto"/>
+          <w:right w:val="single" w:sz="4" w:space="4" w:color="auto"/>
+        </w:pBdr>
+        <w:rPr>
+          <w:rFonts w:ascii="Verdana" w:hAnsi="Verdana"/>
+          <w:sz w:val="32"/>
+          <w:szCs w:val="32"/>
+        </w:rPr>
+      </w:pPr>
+      <w:r>
+        <w:rPr>
+          <w:rFonts w:ascii="Verdana" w:hAnsi="Verdana"/>
+          <w:sz w:val="32"/>
+          <w:szCs w:val="32"/>
+        </w:rPr>
+        <w:t>Mouse1 = Fire [Not implemented]</w:t>
+      </w:r>
+    </w:p>
+    <w:p>
+      <w:pPr>
+        <w:pStyle w:val="NoSpacing"/>
+        <w:pBdr>
+          <w:top w:val="single" w:sz="4" w:space="1" w:color="auto"/>
+          <w:left w:val="single" w:sz="4" w:space="4" w:color="auto"/>
+          <w:bottom w:val="single" w:sz="4" w:space="1" w:color="auto"/>
+          <w:right w:val="single" w:sz="4" w:space="4" w:color="auto"/>
+        </w:pBdr>
+        <w:rPr>
+          <w:rFonts w:ascii="Verdana" w:hAnsi="Verdana"/>
+          <w:b/>
+          <w:sz w:val="32"/>
+          <w:szCs w:val="32"/>
+        </w:rPr>
+      </w:pPr>
+      <w:r>
+        <w:rPr>
+          <w:rFonts w:ascii="Verdana" w:hAnsi="Verdana"/>
+          <w:sz w:val="32"/>
+          <w:szCs w:val="32"/>
+        </w:rPr>
+        <w:t>Mouse2 = Alt-Fire [Not implemented]</w:t>
+      </w:r>
+    </w:p>
+    <w:p>
+      <w:pPr>
+        <w:pStyle w:val="NoSpacing"/>
+        <w:pBdr>
+          <w:top w:val="single" w:sz="4" w:space="1" w:color="auto"/>
+          <w:left w:val="single" w:sz="4" w:space="4" w:color="auto"/>
+          <w:bottom w:val="single" w:sz="4" w:space="1" w:color="auto"/>
+          <w:right w:val="single" w:sz="4" w:space="4" w:color="auto"/>
+        </w:pBdr>
+        <w:rPr>
+          <w:rFonts w:ascii="Verdana" w:hAnsi="Verdana"/>
+          <w:b/>
+          <w:sz w:val="32"/>
+          <w:szCs w:val="32"/>
+        </w:rPr>
+      </w:pPr>
+    </w:p>
+    <w:p>
+      <w:pPr>
+        <w:pStyle w:val="NoSpacing"/>
+        <w:pBdr>
+          <w:top w:val="single" w:sz="4" w:space="1" w:color="auto"/>
+          <w:left w:val="single" w:sz="4" w:space="4" w:color="auto"/>
+          <w:bottom w:val="single" w:sz="4" w:space="1" w:color="auto"/>
+          <w:right w:val="single" w:sz="4" w:space="4" w:color="auto"/>
+        </w:pBdr>
+        <w:rPr>
+          <w:rFonts w:ascii="Verdana" w:hAnsi="Verdana"/>
+          <w:b/>
+          <w:sz w:val="32"/>
+          <w:szCs w:val="32"/>
+        </w:rPr>
+      </w:pPr>
+      <w:r>
+        <w:rPr>
+          <w:rFonts w:ascii="Verdana" w:hAnsi="Verdana"/>
+          <w:b/>
+          <w:sz w:val="32"/>
+          <w:szCs w:val="32"/>
+        </w:rPr>
+        <w:t>Editor functions:</w:t>
+      </w:r>
+    </w:p>
+    <w:p>
+      <w:pPr>
+        <w:pStyle w:val="NoSpacing"/>
+        <w:pBdr>
+          <w:top w:val="single" w:sz="4" w:space="1" w:color="auto"/>
+          <w:left w:val="single" w:sz="4" w:space="4" w:color="auto"/>
+          <w:bottom w:val="single" w:sz="4" w:space="1" w:color="auto"/>
+          <w:right w:val="single" w:sz="4" w:space="4" w:color="auto"/>
+        </w:pBdr>
+        <w:rPr>
+          <w:rFonts w:ascii="Verdana" w:hAnsi="Verdana"/>
+          <w:sz w:val="32"/>
+          <w:szCs w:val="32"/>
+        </w:rPr>
+      </w:pPr>
+      <w:r>
+        <w:rPr>
+          <w:rFonts w:ascii="Verdana" w:hAnsi="Verdana"/>
+          <w:sz w:val="32"/>
+          <w:szCs w:val="32"/>
+        </w:rPr>
+        <w:t>N = Create New Block</w:t>
+      </w:r>
+    </w:p>
+    <w:p>
+      <w:pPr>
+        <w:pStyle w:val="NoSpacing"/>
+        <w:pBdr>
+          <w:top w:val="single" w:sz="4" w:space="1" w:color="auto"/>
+          <w:left w:val="single" w:sz="4" w:space="4" w:color="auto"/>
+          <w:bottom w:val="single" w:sz="4" w:space="1" w:color="auto"/>
+          <w:right w:val="single" w:sz="4" w:space="4" w:color="auto"/>
+        </w:pBdr>
+        <w:rPr>
+          <w:rFonts w:ascii="Verdana" w:hAnsi="Verdana"/>
+          <w:sz w:val="32"/>
+          <w:szCs w:val="32"/>
+        </w:rPr>
+      </w:pPr>
+      <w:r>
+        <w:rPr>
+          <w:rFonts w:ascii="Verdana" w:hAnsi="Verdana"/>
+          <w:sz w:val="32"/>
+          <w:szCs w:val="32"/>
+        </w:rPr>
+        <w:t>M = Change Block Color</w:t>
+      </w:r>
+    </w:p>
+    <w:p>
+      <w:pPr>
+        <w:pStyle w:val="NoSpacing"/>
+        <w:pBdr>
+          <w:top w:val="single" w:sz="4" w:space="1" w:color="auto"/>
+          <w:left w:val="single" w:sz="4" w:space="4" w:color="auto"/>
+          <w:bottom w:val="single" w:sz="4" w:space="1" w:color="auto"/>
+          <w:right w:val="single" w:sz="4" w:space="4" w:color="auto"/>
+        </w:pBdr>
+        <w:rPr>
+          <w:rFonts w:ascii="Verdana" w:hAnsi="Verdana"/>
+          <w:sz w:val="32"/>
+          <w:szCs w:val="32"/>
+        </w:rPr>
+      </w:pPr>
+      <w:r>
+        <w:rPr>
+          <w:rFonts w:ascii="Verdana" w:hAnsi="Verdana"/>
+          <w:sz w:val="32"/>
+          <w:szCs w:val="32"/>
+        </w:rPr>
+        <w:t>Mouse1 = Select Solid Block</w:t>
+      </w:r>
+    </w:p>
+    <w:p>
+      <w:pPr>
+        <w:pStyle w:val="NoSpacing"/>
+        <w:pBdr>
+          <w:top w:val="single" w:sz="4" w:space="1" w:color="auto"/>
+          <w:left w:val="single" w:sz="4" w:space="4" w:color="auto"/>
+          <w:bottom w:val="single" w:sz="4" w:space="1" w:color="auto"/>
+          <w:right w:val="single" w:sz="4" w:space="4" w:color="auto"/>
+        </w:pBdr>
+        <w:rPr>
+          <w:rFonts w:ascii="Verdana" w:hAnsi="Verdana"/>
+          <w:sz w:val="32"/>
+          <w:szCs w:val="32"/>
+        </w:rPr>
+      </w:pPr>
+      <w:r>
+        <w:rPr>
+          <w:rFonts w:ascii="Verdana" w:hAnsi="Verdana"/>
+          <w:sz w:val="32"/>
+          <w:szCs w:val="32"/>
+        </w:rPr>
+        <w:t>Mouse1 + SHIFT = Select Fluid Block</w:t>
+      </w:r>
+    </w:p>
+    <w:p>
+      <w:pPr>
+        <w:pStyle w:val="NoSpacing"/>
+        <w:pBdr>
+          <w:top w:val="single" w:sz="4" w:space="1" w:color="auto"/>
+          <w:left w:val="single" w:sz="4" w:space="4" w:color="auto"/>
+          <w:bottom w:val="single" w:sz="4" w:space="1" w:color="auto"/>
+          <w:right w:val="single" w:sz="4" w:space="4" w:color="auto"/>
+        </w:pBdr>
+        <w:rPr>
+          <w:rFonts w:ascii="Verdana" w:hAnsi="Verdana"/>
+          <w:sz w:val="32"/>
+          <w:szCs w:val="32"/>
+        </w:rPr>
+      </w:pPr>
+      <w:r>
+        <w:rPr>
+          <w:rFonts w:ascii="Verdana" w:hAnsi="Verdana"/>
+          <w:sz w:val="32"/>
+          <w:szCs w:val="32"/>
+        </w:rPr>
+        <w:t>Mouse2 = Place New Block</w:t>
+      </w:r>
+    </w:p>
+    <w:p>
+      <w:pPr>
+        <w:pStyle w:val="NoSpacing"/>
+        <w:pBdr>
+          <w:top w:val="single" w:sz="4" w:space="1" w:color="auto"/>
+          <w:left w:val="single" w:sz="4" w:space="4" w:color="auto"/>
+          <w:bottom w:val="single" w:sz="4" w:space="1" w:color="auto"/>
+          <w:right w:val="single" w:sz="4" w:space="4" w:color="auto"/>
+        </w:pBdr>
+        <w:rPr>
+          <w:rFonts w:ascii="Verdana" w:hAnsi="Verdana"/>
+          <w:sz w:val="32"/>
+          <w:szCs w:val="32"/>
+        </w:rPr>
+      </w:pPr>
+      <w:r>
+        <w:rPr>
+          <w:rFonts w:ascii="Verdana" w:hAnsi="Verdana"/>
+          <w:sz w:val="32"/>
+          <w:szCs w:val="32"/>
+        </w:rPr>
+        <w:t>1-6 = Select Adjacent Solid Block</w:t>
+      </w:r>
+    </w:p>
+    <w:p>
+      <w:pPr>
+        <w:pStyle w:val="NoSpacing"/>
+        <w:pBdr>
+          <w:top w:val="single" w:sz="4" w:space="1" w:color="auto"/>
+          <w:left w:val="single" w:sz="4" w:space="4" w:color="auto"/>
+          <w:bottom w:val="single" w:sz="4" w:space="1" w:color="auto"/>
+          <w:right w:val="single" w:sz="4" w:space="4" w:color="auto"/>
+        </w:pBdr>
+        <w:rPr>
+          <w:rFonts w:ascii="Verdana" w:hAnsi="Verdana"/>
+          <w:sz w:val="32"/>
+          <w:szCs w:val="32"/>
+        </w:rPr>
+      </w:pPr>
+      <w:r>
+        <w:rPr>
+          <w:rFonts w:ascii="Verdana" w:hAnsi="Verdana"/>
+          <w:sz w:val="32"/>
+          <w:szCs w:val="32"/>
+        </w:rPr>
+        <w:t>1-6 + SHIFT = Select Adjacent Fluid Block</w:t>
+      </w:r>
+    </w:p>
+    <w:p>
+      <w:pPr>
+        <w:pStyle w:val="NoSpacing"/>
+        <w:pBdr>
+          <w:top w:val="single" w:sz="4" w:space="1" w:color="auto"/>
+          <w:left w:val="single" w:sz="4" w:space="4" w:color="auto"/>
+          <w:bottom w:val="single" w:sz="4" w:space="1" w:color="auto"/>
+          <w:right w:val="single" w:sz="4" w:space="4" w:color="auto"/>
+        </w:pBdr>
+        <w:rPr>
+          <w:rFonts w:ascii="Verdana" w:hAnsi="Verdana"/>
+          <w:sz w:val="32"/>
+          <w:szCs w:val="32"/>
+        </w:rPr>
+      </w:pPr>
+      <w:r>
+        <w:rPr>
+          <w:rFonts w:ascii="Verdana" w:hAnsi="Verdana"/>
+          <w:sz w:val="32"/>
+          <w:szCs w:val="32"/>
+        </w:rPr>
+        <w:t>F, 0 = Deselect</w:t>
+      </w:r>
+    </w:p>
+    <w:p>
+      <w:pPr>
+        <w:pStyle w:val="NoSpacing"/>
+        <w:pBdr>
+          <w:top w:val="single" w:sz="4" w:space="1" w:color="auto"/>
+          <w:left w:val="single" w:sz="4" w:space="4" w:color="auto"/>
+          <w:bottom w:val="single" w:sz="4" w:space="1" w:color="auto"/>
+          <w:right w:val="single" w:sz="4" w:space="4" w:color="auto"/>
+        </w:pBdr>
+        <w:rPr>
+          <w:rFonts w:ascii="Verdana" w:hAnsi="Verdana"/>
+          <w:sz w:val="32"/>
+          <w:szCs w:val="32"/>
+        </w:rPr>
+      </w:pPr>
+      <w:r>
+        <w:rPr>
+          <w:rFonts w:ascii="Verdana" w:hAnsi="Verdana"/>
+          <w:sz w:val="32"/>
+          <w:szCs w:val="32"/>
+        </w:rPr>
+        <w:t>R = Remove Selected Block</w:t>
+      </w:r>
+    </w:p>
+    <w:p>
+      <w:pPr>
+        <w:pStyle w:val="NoSpacing"/>
+        <w:pBdr>
+          <w:top w:val="single" w:sz="4" w:space="1" w:color="auto"/>
+          <w:left w:val="single" w:sz="4" w:space="4" w:color="auto"/>
+          <w:bottom w:val="single" w:sz="4" w:space="1" w:color="auto"/>
+          <w:right w:val="single" w:sz="4" w:space="4" w:color="auto"/>
+        </w:pBdr>
+        <w:rPr>
+          <w:rFonts w:ascii="Verdana" w:hAnsi="Verdana"/>
+          <w:sz w:val="32"/>
+          <w:szCs w:val="32"/>
+        </w:rPr>
+      </w:pPr>
+      <w:r>
+        <w:rPr>
+          <w:rFonts w:ascii="Verdana" w:hAnsi="Verdana"/>
+          <w:sz w:val="32"/>
+          <w:szCs w:val="32"/>
+        </w:rPr>
+        <w:t xml:space="preserve">[, ] = Change Texture </w:t>
+      </w:r>
+      <w:proofErr w:type="gramStart"/>
+      <w:r>
+        <w:rPr>
+          <w:rFonts w:ascii="Verdana" w:hAnsi="Verdana"/>
+          <w:sz w:val="32"/>
+          <w:szCs w:val="32"/>
+        </w:rPr>
+        <w:t>For</w:t>
+      </w:r>
+      <w:proofErr w:type="gramEnd"/>
+      <w:r>
+        <w:rPr>
+          <w:rFonts w:ascii="Verdana" w:hAnsi="Verdana"/>
+          <w:sz w:val="32"/>
+          <w:szCs w:val="32"/>
+        </w:rPr>
+        <w:t xml:space="preserve"> New Block</w:t>
+      </w:r>
+    </w:p>
+    <w:p>
+      <w:pPr>
+        <w:pStyle w:val="NoSpacing"/>
+        <w:pBdr>
+          <w:top w:val="single" w:sz="4" w:space="1" w:color="auto"/>
+          <w:left w:val="single" w:sz="4" w:space="4" w:color="auto"/>
+          <w:bottom w:val="single" w:sz="4" w:space="1" w:color="auto"/>
+          <w:right w:val="single" w:sz="4" w:space="4" w:color="auto"/>
+        </w:pBdr>
+        <w:rPr>
+          <w:rFonts w:ascii="Verdana" w:hAnsi="Verdana"/>
+          <w:b/>
+          <w:sz w:val="32"/>
+          <w:szCs w:val="32"/>
+        </w:rPr>
+      </w:pPr>
+    </w:p>
+    <w:p>
+      <w:pPr>
+        <w:pStyle w:val="NoSpacing"/>
+        <w:pBdr>
+          <w:top w:val="single" w:sz="4" w:space="1" w:color="auto"/>
+          <w:left w:val="single" w:sz="4" w:space="4" w:color="auto"/>
+          <w:bottom w:val="single" w:sz="4" w:space="1" w:color="auto"/>
+          <w:right w:val="single" w:sz="4" w:space="4" w:color="auto"/>
+        </w:pBdr>
+        <w:rPr>
+          <w:rFonts w:ascii="Verdana" w:hAnsi="Verdana"/>
+          <w:b/>
+          <w:sz w:val="32"/>
+          <w:szCs w:val="32"/>
+        </w:rPr>
+      </w:pPr>
+      <w:r>
+        <w:rPr>
+          <w:rFonts w:ascii="Verdana" w:hAnsi="Verdana"/>
+          <w:b/>
+          <w:sz w:val="32"/>
+          <w:szCs w:val="32"/>
+        </w:rPr>
+        <w:t>Other functions:</w:t>
+      </w:r>
+    </w:p>
+    <w:p>
+      <w:pPr>
+        <w:pStyle w:val="NoSpacing"/>
+        <w:pBdr>
+          <w:top w:val="single" w:sz="4" w:space="1" w:color="auto"/>
+          <w:left w:val="single" w:sz="4" w:space="4" w:color="auto"/>
+          <w:bottom w:val="single" w:sz="4" w:space="1" w:color="auto"/>
+          <w:right w:val="single" w:sz="4" w:space="4" w:color="auto"/>
+        </w:pBdr>
+        <w:rPr>
+          <w:rFonts w:ascii="Verdana" w:hAnsi="Verdana"/>
+          <w:sz w:val="32"/>
+          <w:szCs w:val="32"/>
+        </w:rPr>
+      </w:pPr>
+      <w:r>
+        <w:rPr>
+          <w:rFonts w:ascii="Verdana" w:hAnsi="Verdana"/>
+          <w:sz w:val="32"/>
+          <w:szCs w:val="32"/>
+        </w:rPr>
+        <w:t>` = Enter Command</w:t>
+      </w:r>
+    </w:p>
+    <w:p>
+      <w:pPr>
+        <w:pStyle w:val="NoSpacing"/>
+        <w:pBdr>
+          <w:top w:val="single" w:sz="4" w:space="1" w:color="auto"/>
+          <w:left w:val="single" w:sz="4" w:space="4" w:color="auto"/>
+          <w:bottom w:val="single" w:sz="4" w:space="1" w:color="auto"/>
+          <w:right w:val="single" w:sz="4" w:space="4" w:color="auto"/>
+        </w:pBdr>
+        <w:rPr>
+          <w:rFonts w:ascii="Verdana" w:hAnsi="Verdana"/>
+          <w:sz w:val="32"/>
+          <w:szCs w:val="32"/>
+        </w:rPr>
+      </w:pPr>
+      <w:r>
+        <w:rPr>
+          <w:rFonts w:ascii="Verdana" w:hAnsi="Verdana"/>
+          <w:sz w:val="32"/>
+          <w:szCs w:val="32"/>
+        </w:rPr>
+        <w:t>ESC = Main Menu</w:t>
+      </w:r>
+    </w:p>
+    <w:p>
+      <w:pPr>
+        <w:pStyle w:val="NoSpacing"/>
+        <w:pBdr>
+          <w:top w:val="single" w:sz="4" w:space="1" w:color="auto"/>
+          <w:left w:val="single" w:sz="4" w:space="4" w:color="auto"/>
+          <w:bottom w:val="single" w:sz="4" w:space="1" w:color="auto"/>
+          <w:right w:val="single" w:sz="4" w:space="4" w:color="auto"/>
+        </w:pBdr>
+        <w:rPr>
+          <w:rFonts w:ascii="Verdana" w:hAnsi="Verdana"/>
+          <w:sz w:val="32"/>
+          <w:szCs w:val="32"/>
+        </w:rPr>
+      </w:pPr>
+      <w:r>
+        <w:rPr>
+          <w:rFonts w:ascii="Verdana" w:hAnsi="Verdana"/>
+          <w:sz w:val="32"/>
+          <w:szCs w:val="32"/>
+        </w:rPr>
+        <w:t>F1 = Help</w:t>
+      </w:r>
+    </w:p>
+    <w:p>
+      <w:pPr>
+        <w:pStyle w:val="NoSpacing"/>
+        <w:pBdr>
+          <w:top w:val="single" w:sz="4" w:space="1" w:color="auto"/>
+          <w:left w:val="single" w:sz="4" w:space="4" w:color="auto"/>
+          <w:bottom w:val="single" w:sz="4" w:space="1" w:color="auto"/>
+          <w:right w:val="single" w:sz="4" w:space="4" w:color="auto"/>
+        </w:pBdr>
+        <w:rPr>
+          <w:rFonts w:ascii="Verdana" w:hAnsi="Verdana"/>
+          <w:sz w:val="32"/>
+          <w:szCs w:val="32"/>
+        </w:rPr>
+      </w:pPr>
+      <w:r>
+        <w:rPr>
+          <w:rFonts w:ascii="Verdana" w:hAnsi="Verdana"/>
+          <w:sz w:val="32"/>
+          <w:szCs w:val="32"/>
+        </w:rPr>
+        <w:t>F2 = Save Level</w:t>
+      </w:r>
+    </w:p>
+    <w:p>
+      <w:pPr>
+        <w:pStyle w:val="NoSpacing"/>
+        <w:pBdr>
+          <w:top w:val="single" w:sz="4" w:space="1" w:color="auto"/>
+          <w:left w:val="single" w:sz="4" w:space="4" w:color="auto"/>
+          <w:bottom w:val="single" w:sz="4" w:space="1" w:color="auto"/>
+          <w:right w:val="single" w:sz="4" w:space="4" w:color="auto"/>
+        </w:pBdr>
+        <w:rPr>
+          <w:rFonts w:ascii="Verdana" w:hAnsi="Verdana"/>
+          <w:sz w:val="32"/>
+          <w:szCs w:val="32"/>
+        </w:rPr>
+      </w:pPr>
+      <w:r>
+        <w:rPr>
+          <w:rFonts w:ascii="Verdana" w:hAnsi="Verdana"/>
+          <w:sz w:val="32"/>
+          <w:szCs w:val="32"/>
+        </w:rPr>
+        <w:t>F3 = Load Level</w:t>
+      </w:r>
+    </w:p>
+    <w:p>
+      <w:pPr>
+        <w:pStyle w:val="NoSpacing"/>
+        <w:pBdr>
+          <w:top w:val="single" w:sz="4" w:space="1" w:color="auto"/>
+          <w:left w:val="single" w:sz="4" w:space="4" w:color="auto"/>
+          <w:bottom w:val="single" w:sz="4" w:space="1" w:color="auto"/>
+          <w:right w:val="single" w:sz="4" w:space="4" w:color="auto"/>
+        </w:pBdr>
+        <w:rPr>
+          <w:rFonts w:ascii="Verdana" w:hAnsi="Verdana"/>
+          <w:sz w:val="32"/>
+          <w:szCs w:val="32"/>
+        </w:rPr>
+      </w:pPr>
+      <w:r>
+        <w:rPr>
+          <w:rFonts w:ascii="Verdana" w:hAnsi="Verdana"/>
+          <w:sz w:val="32"/>
+          <w:szCs w:val="32"/>
+        </w:rPr>
+        <w:t>F12 = Take Screenshot</w:t>
+      </w:r>
+    </w:p>
+    <w:p>
+      <w:pPr>
+        <w:pStyle w:val="NoSpacing"/>
+        <w:pBdr>
+          <w:top w:val="single" w:sz="4" w:space="1" w:color="auto"/>
+          <w:left w:val="single" w:sz="4" w:space="4" w:color="auto"/>
+          <w:bottom w:val="single" w:sz="4" w:space="1" w:color="auto"/>
+          <w:right w:val="single" w:sz="4" w:space="4" w:color="auto"/>
+        </w:pBdr>
+        <w:rPr>
+          <w:rFonts w:ascii="Verdana" w:hAnsi="Verdana"/>
+          <w:sz w:val="32"/>
+          <w:szCs w:val="32"/>
+        </w:rPr>
+      </w:pPr>
+      <w:r>
+        <w:rPr>
+          <w:rFonts w:ascii="Verdana" w:hAnsi="Verdana"/>
+          <w:sz w:val="32"/>
+          <w:szCs w:val="32"/>
+        </w:rPr>
+        <w:t>P = Change Crosshair Color</w:t>
+      </w:r>
+    </w:p>
+    <w:p>
+      <w:pPr>
+        <w:pStyle w:val="NoSpacing"/>
+        <w:rPr>
+          <w:rFonts w:ascii="Verdana" w:hAnsi="Verdana"/>
+          <w:b/>
+          <w:sz w:val="32"/>
+          <w:szCs w:val="32"/>
+        </w:rPr>
+      </w:pPr>
+    </w:p>
+    <w:p>
+      <w:pPr>
+        <w:pStyle w:val="NoSpacing"/>
+        <w:pBdr>
+          <w:top w:val="single" w:sz="4" w:space="1" w:color="auto"/>
+          <w:left w:val="single" w:sz="4" w:space="4" w:color="auto"/>
+          <w:bottom w:val="single" w:sz="4" w:space="1" w:color="auto"/>
+          <w:right w:val="single" w:sz="4" w:space="4" w:color="auto"/>
+        </w:pBdr>
+        <w:rPr>
+          <w:rFonts w:ascii="Verdana" w:hAnsi="Verdana"/>
+          <w:b/>
           <w:sz w:val="48"/>
           <w:szCs w:val="32"/>
         </w:rPr>
@@ -1412,7 +2441,16 @@
           <w:sz w:val="48"/>
           <w:szCs w:val="32"/>
         </w:rPr>
-        <w:t>Notes:</w:t>
+        <w:t>N</w:t>
+      </w:r>
+      <w:r>
+        <w:rPr>
+          <w:rFonts w:ascii="Verdana" w:hAnsi="Verdana"/>
+          <w:b/>
+          <w:sz w:val="48"/>
+          <w:szCs w:val="32"/>
+        </w:rPr>
+        <w:t>otes:</w:t>
       </w:r>
     </w:p>
     <w:p>
@@ -1516,7 +2554,16 @@
           <w:sz w:val="32"/>
           <w:szCs w:val="32"/>
         </w:rPr>
-        <w:t xml:space="preserve"> + 1 additional thread if random level generator is being used or when loading or saving level is in progress</w:t>
+        <w:t xml:space="preserve"> + 1 additional thread if random level </w:t>
+      </w:r>
+      <w:r>
+        <w:rPr>
+          <w:rFonts w:ascii="Verdana" w:hAnsi="Verdana"/>
+          <w:sz w:val="32"/>
+          <w:szCs w:val="32"/>
+        </w:rPr>
+        <w:lastRenderedPageBreak/>
+        <w:t>generator is being used or when loading or saving level is in progress</w:t>
       </w:r>
       <w:r>
         <w:rPr>
@@ -1580,7 +2627,6 @@
           <w:sz w:val="32"/>
           <w:szCs w:val="32"/>
         </w:rPr>
-        <w:lastRenderedPageBreak/>
         <w:t>Game is implemented using Java version 1.8. (</w:t>
       </w:r>
       <w:proofErr w:type="gramStart"/>
@@ -2932,7 +3978,7 @@
     <w:charset w:val="00"/>
     <w:family w:val="modern"/>
     <w:pitch w:val="fixed"/>
-    <w:sig w:usb0="E0002EFF" w:usb1="C0007843" w:usb2="00000009" w:usb3="00000000" w:csb0="000001FF" w:csb1="00000000"/>
+    <w:sig w:usb0="20002A87" w:usb1="00000000" w:usb2="00000000" w:usb3="00000000" w:csb0="000001FF" w:csb1="00000000"/>
   </w:font>
   <w:font w:name="Wingdings">
     <w:panose1 w:val="05000000000000000000"/>
@@ -2952,9 +3998,8 @@
     <w:panose1 w:val="020B0604030504040204"/>
     <w:charset w:val="00"/>
     <w:family w:val="swiss"/>
-    <w:notTrueType/>
     <w:pitch w:val="variable"/>
-    <w:sig w:usb0="00000003" w:usb1="00000000" w:usb2="00000000" w:usb3="00000000" w:csb0="00000001" w:csb1="00000000"/>
+    <w:sig w:usb0="E1002EFF" w:usb1="C000605B" w:usb2="00000029" w:usb3="00000000" w:csb0="000101FF" w:csb1="00000000"/>
   </w:font>
   <w:font w:name="Verdana">
     <w:panose1 w:val="020B0604030504040204"/>
@@ -2992,6 +4037,7 @@
     <w:rsid w:val="005D2204"/>
     <w:rsid w:val="00913FCE"/>
     <w:rsid w:val="00947FFB"/>
+    <w:rsid w:val="00A47230"/>
     <w:rsid w:val="00CC63E5"/>
   </w:rsids>
   <m:mathPr>

--- a/support.docx
+++ b/support.docx
@@ -62,8 +62,6 @@
         </w:rPr>
         <w:t>STONEWALL</w:t>
       </w:r>
-      <w:bookmarkStart w:id="0" w:name="_GoBack"/>
-      <w:bookmarkEnd w:id="0"/>
       <w:r>
         <w:rPr>
           <w:rFonts w:ascii="Verdana" w:hAnsi="Verdana"/>
@@ -1381,1081 +1379,6 @@
     <w:p>
       <w:pPr>
         <w:pStyle w:val="NoSpacing"/>
-        <w:rPr>
-          <w:rFonts w:ascii="Verdana" w:hAnsi="Verdana"/>
-          <w:b/>
-          <w:sz w:val="32"/>
-          <w:szCs w:val="32"/>
-        </w:rPr>
-      </w:pPr>
-    </w:p>
-    <w:p>
-      <w:pPr>
-        <w:pStyle w:val="NoSpacing"/>
-        <w:pBdr>
-          <w:top w:val="single" w:sz="4" w:space="1" w:color="auto"/>
-          <w:left w:val="single" w:sz="4" w:space="4" w:color="auto"/>
-          <w:bottom w:val="single" w:sz="4" w:space="1" w:color="auto"/>
-          <w:right w:val="single" w:sz="4" w:space="4" w:color="auto"/>
-        </w:pBdr>
-        <w:rPr>
-          <w:rFonts w:ascii="Verdana" w:hAnsi="Verdana"/>
-          <w:b/>
-          <w:sz w:val="32"/>
-          <w:szCs w:val="32"/>
-        </w:rPr>
-      </w:pPr>
-      <w:r>
-        <w:rPr>
-          <w:rFonts w:ascii="Verdana" w:hAnsi="Verdana"/>
-          <w:b/>
-          <w:sz w:val="32"/>
-          <w:szCs w:val="32"/>
-        </w:rPr>
-        <w:t xml:space="preserve">HELP </w:t>
-      </w:r>
-    </w:p>
-    <w:p>
-      <w:pPr>
-        <w:pStyle w:val="NoSpacing"/>
-        <w:pBdr>
-          <w:top w:val="single" w:sz="4" w:space="1" w:color="auto"/>
-          <w:left w:val="single" w:sz="4" w:space="4" w:color="auto"/>
-          <w:bottom w:val="single" w:sz="4" w:space="1" w:color="auto"/>
-          <w:right w:val="single" w:sz="4" w:space="4" w:color="auto"/>
-        </w:pBdr>
-        <w:rPr>
-          <w:rFonts w:ascii="Verdana" w:hAnsi="Verdana"/>
-          <w:b/>
-          <w:sz w:val="32"/>
-          <w:szCs w:val="32"/>
-        </w:rPr>
-      </w:pPr>
-    </w:p>
-    <w:p>
-      <w:pPr>
-        <w:pStyle w:val="NoSpacing"/>
-        <w:pBdr>
-          <w:top w:val="single" w:sz="4" w:space="1" w:color="auto"/>
-          <w:left w:val="single" w:sz="4" w:space="4" w:color="auto"/>
-          <w:bottom w:val="single" w:sz="4" w:space="1" w:color="auto"/>
-          <w:right w:val="single" w:sz="4" w:space="4" w:color="auto"/>
-        </w:pBdr>
-        <w:rPr>
-          <w:rFonts w:ascii="Verdana" w:hAnsi="Verdana"/>
-          <w:b/>
-          <w:sz w:val="32"/>
-          <w:szCs w:val="32"/>
-        </w:rPr>
-      </w:pPr>
-      <w:r>
-        <w:rPr>
-          <w:rFonts w:ascii="Verdana" w:hAnsi="Verdana"/>
-          <w:b/>
-          <w:sz w:val="32"/>
-          <w:szCs w:val="32"/>
-        </w:rPr>
-        <w:t>Camera movements:</w:t>
-      </w:r>
-    </w:p>
-    <w:p>
-      <w:pPr>
-        <w:pStyle w:val="NoSpacing"/>
-        <w:pBdr>
-          <w:top w:val="single" w:sz="4" w:space="1" w:color="auto"/>
-          <w:left w:val="single" w:sz="4" w:space="4" w:color="auto"/>
-          <w:bottom w:val="single" w:sz="4" w:space="1" w:color="auto"/>
-          <w:right w:val="single" w:sz="4" w:space="4" w:color="auto"/>
-        </w:pBdr>
-        <w:rPr>
-          <w:rFonts w:ascii="Verdana" w:hAnsi="Verdana"/>
-          <w:sz w:val="32"/>
-          <w:szCs w:val="32"/>
-        </w:rPr>
-      </w:pPr>
-      <w:r>
-        <w:rPr>
-          <w:rFonts w:ascii="Verdana" w:hAnsi="Verdana"/>
-          <w:sz w:val="32"/>
-          <w:szCs w:val="32"/>
-        </w:rPr>
-        <w:t xml:space="preserve">W, </w:t>
-      </w:r>
-      <w:proofErr w:type="spellStart"/>
-      <w:r>
-        <w:rPr>
-          <w:rFonts w:ascii="Verdana" w:hAnsi="Verdana"/>
-          <w:sz w:val="32"/>
-          <w:szCs w:val="32"/>
-        </w:rPr>
-        <w:t>UpArrow</w:t>
-      </w:r>
-      <w:proofErr w:type="spellEnd"/>
-      <w:r>
-        <w:rPr>
-          <w:rFonts w:ascii="Verdana" w:hAnsi="Verdana"/>
-          <w:sz w:val="32"/>
-          <w:szCs w:val="32"/>
-        </w:rPr>
-        <w:t xml:space="preserve"> = Forward</w:t>
-      </w:r>
-    </w:p>
-    <w:p>
-      <w:pPr>
-        <w:pStyle w:val="NoSpacing"/>
-        <w:pBdr>
-          <w:top w:val="single" w:sz="4" w:space="1" w:color="auto"/>
-          <w:left w:val="single" w:sz="4" w:space="4" w:color="auto"/>
-          <w:bottom w:val="single" w:sz="4" w:space="1" w:color="auto"/>
-          <w:right w:val="single" w:sz="4" w:space="4" w:color="auto"/>
-        </w:pBdr>
-        <w:rPr>
-          <w:rFonts w:ascii="Verdana" w:hAnsi="Verdana"/>
-          <w:sz w:val="32"/>
-          <w:szCs w:val="32"/>
-        </w:rPr>
-      </w:pPr>
-      <w:r>
-        <w:rPr>
-          <w:rFonts w:ascii="Verdana" w:hAnsi="Verdana"/>
-          <w:sz w:val="32"/>
-          <w:szCs w:val="32"/>
-        </w:rPr>
-        <w:t xml:space="preserve">A, </w:t>
-      </w:r>
-      <w:proofErr w:type="spellStart"/>
-      <w:r>
-        <w:rPr>
-          <w:rFonts w:ascii="Verdana" w:hAnsi="Verdana"/>
-          <w:sz w:val="32"/>
-          <w:szCs w:val="32"/>
-        </w:rPr>
-        <w:t>DownArrow</w:t>
-      </w:r>
-      <w:proofErr w:type="spellEnd"/>
-      <w:r>
-        <w:rPr>
-          <w:rFonts w:ascii="Verdana" w:hAnsi="Verdana"/>
-          <w:sz w:val="32"/>
-          <w:szCs w:val="32"/>
-        </w:rPr>
-        <w:t xml:space="preserve"> = Backward</w:t>
-      </w:r>
-    </w:p>
-    <w:p>
-      <w:pPr>
-        <w:pStyle w:val="NoSpacing"/>
-        <w:pBdr>
-          <w:top w:val="single" w:sz="4" w:space="1" w:color="auto"/>
-          <w:left w:val="single" w:sz="4" w:space="4" w:color="auto"/>
-          <w:bottom w:val="single" w:sz="4" w:space="1" w:color="auto"/>
-          <w:right w:val="single" w:sz="4" w:space="4" w:color="auto"/>
-        </w:pBdr>
-        <w:rPr>
-          <w:rFonts w:ascii="Verdana" w:hAnsi="Verdana"/>
-          <w:sz w:val="32"/>
-          <w:szCs w:val="32"/>
-        </w:rPr>
-      </w:pPr>
-      <w:r>
-        <w:rPr>
-          <w:rFonts w:ascii="Verdana" w:hAnsi="Verdana"/>
-          <w:sz w:val="32"/>
-          <w:szCs w:val="32"/>
-        </w:rPr>
-        <w:t>S = Strafe Left</w:t>
-      </w:r>
-    </w:p>
-    <w:p>
-      <w:pPr>
-        <w:pStyle w:val="NoSpacing"/>
-        <w:pBdr>
-          <w:top w:val="single" w:sz="4" w:space="1" w:color="auto"/>
-          <w:left w:val="single" w:sz="4" w:space="4" w:color="auto"/>
-          <w:bottom w:val="single" w:sz="4" w:space="1" w:color="auto"/>
-          <w:right w:val="single" w:sz="4" w:space="4" w:color="auto"/>
-        </w:pBdr>
-        <w:rPr>
-          <w:rFonts w:ascii="Verdana" w:hAnsi="Verdana"/>
-          <w:sz w:val="32"/>
-          <w:szCs w:val="32"/>
-        </w:rPr>
-      </w:pPr>
-      <w:r>
-        <w:rPr>
-          <w:rFonts w:ascii="Verdana" w:hAnsi="Verdana"/>
-          <w:sz w:val="32"/>
-          <w:szCs w:val="32"/>
-        </w:rPr>
-        <w:t>D = Strafe Right</w:t>
-      </w:r>
-    </w:p>
-    <w:p>
-      <w:pPr>
-        <w:pStyle w:val="NoSpacing"/>
-        <w:pBdr>
-          <w:top w:val="single" w:sz="4" w:space="1" w:color="auto"/>
-          <w:left w:val="single" w:sz="4" w:space="4" w:color="auto"/>
-          <w:bottom w:val="single" w:sz="4" w:space="1" w:color="auto"/>
-          <w:right w:val="single" w:sz="4" w:space="4" w:color="auto"/>
-        </w:pBdr>
-        <w:rPr>
-          <w:rFonts w:ascii="Verdana" w:hAnsi="Verdana"/>
-          <w:sz w:val="32"/>
-          <w:szCs w:val="32"/>
-        </w:rPr>
-      </w:pPr>
-      <w:proofErr w:type="spellStart"/>
-      <w:r>
-        <w:rPr>
-          <w:rFonts w:ascii="Verdana" w:hAnsi="Verdana"/>
-          <w:sz w:val="32"/>
-          <w:szCs w:val="32"/>
-        </w:rPr>
-        <w:t>LeftArrow</w:t>
-      </w:r>
-      <w:proofErr w:type="spellEnd"/>
-      <w:r>
-        <w:rPr>
-          <w:rFonts w:ascii="Verdana" w:hAnsi="Verdana"/>
-          <w:sz w:val="32"/>
-          <w:szCs w:val="32"/>
-        </w:rPr>
-        <w:t xml:space="preserve"> = Turn Left</w:t>
-      </w:r>
-    </w:p>
-    <w:p>
-      <w:pPr>
-        <w:pStyle w:val="NoSpacing"/>
-        <w:pBdr>
-          <w:top w:val="single" w:sz="4" w:space="1" w:color="auto"/>
-          <w:left w:val="single" w:sz="4" w:space="4" w:color="auto"/>
-          <w:bottom w:val="single" w:sz="4" w:space="1" w:color="auto"/>
-          <w:right w:val="single" w:sz="4" w:space="4" w:color="auto"/>
-        </w:pBdr>
-        <w:rPr>
-          <w:rFonts w:ascii="Verdana" w:hAnsi="Verdana"/>
-          <w:sz w:val="32"/>
-          <w:szCs w:val="32"/>
-        </w:rPr>
-      </w:pPr>
-      <w:proofErr w:type="spellStart"/>
-      <w:r>
-        <w:rPr>
-          <w:rFonts w:ascii="Verdana" w:hAnsi="Verdana"/>
-          <w:sz w:val="32"/>
-          <w:szCs w:val="32"/>
-        </w:rPr>
-        <w:t>RightArrow</w:t>
-      </w:r>
-      <w:proofErr w:type="spellEnd"/>
-      <w:r>
-        <w:rPr>
-          <w:rFonts w:ascii="Verdana" w:hAnsi="Verdana"/>
-          <w:sz w:val="32"/>
-          <w:szCs w:val="32"/>
-        </w:rPr>
-        <w:t xml:space="preserve"> = Turn Right</w:t>
-      </w:r>
-    </w:p>
-    <w:p>
-      <w:pPr>
-        <w:pStyle w:val="NoSpacing"/>
-        <w:pBdr>
-          <w:top w:val="single" w:sz="4" w:space="1" w:color="auto"/>
-          <w:left w:val="single" w:sz="4" w:space="4" w:color="auto"/>
-          <w:bottom w:val="single" w:sz="4" w:space="1" w:color="auto"/>
-          <w:right w:val="single" w:sz="4" w:space="4" w:color="auto"/>
-        </w:pBdr>
-        <w:rPr>
-          <w:rFonts w:ascii="Verdana" w:hAnsi="Verdana"/>
-          <w:b/>
-          <w:sz w:val="32"/>
-          <w:szCs w:val="32"/>
-        </w:rPr>
-      </w:pPr>
-    </w:p>
-    <w:p>
-      <w:pPr>
-        <w:pStyle w:val="NoSpacing"/>
-        <w:pBdr>
-          <w:top w:val="single" w:sz="4" w:space="1" w:color="auto"/>
-          <w:left w:val="single" w:sz="4" w:space="4" w:color="auto"/>
-          <w:bottom w:val="single" w:sz="4" w:space="1" w:color="auto"/>
-          <w:right w:val="single" w:sz="4" w:space="4" w:color="auto"/>
-        </w:pBdr>
-        <w:rPr>
-          <w:rFonts w:ascii="Verdana" w:hAnsi="Verdana"/>
-          <w:b/>
-          <w:sz w:val="32"/>
-          <w:szCs w:val="32"/>
-        </w:rPr>
-      </w:pPr>
-      <w:r>
-        <w:rPr>
-          <w:rFonts w:ascii="Verdana" w:hAnsi="Verdana"/>
-          <w:b/>
-          <w:sz w:val="32"/>
-          <w:szCs w:val="32"/>
-        </w:rPr>
-        <w:t>Player functions:</w:t>
-      </w:r>
-    </w:p>
-    <w:p>
-      <w:pPr>
-        <w:pStyle w:val="NoSpacing"/>
-        <w:pBdr>
-          <w:top w:val="single" w:sz="4" w:space="1" w:color="auto"/>
-          <w:left w:val="single" w:sz="4" w:space="4" w:color="auto"/>
-          <w:bottom w:val="single" w:sz="4" w:space="1" w:color="auto"/>
-          <w:right w:val="single" w:sz="4" w:space="4" w:color="auto"/>
-        </w:pBdr>
-        <w:rPr>
-          <w:rFonts w:ascii="Verdana" w:hAnsi="Verdana"/>
-          <w:sz w:val="32"/>
-          <w:szCs w:val="32"/>
-        </w:rPr>
-      </w:pPr>
-      <w:r>
-        <w:rPr>
-          <w:rFonts w:ascii="Verdana" w:hAnsi="Verdana"/>
-          <w:sz w:val="32"/>
-          <w:szCs w:val="32"/>
-        </w:rPr>
-        <w:lastRenderedPageBreak/>
-        <w:t>1 = Pistol</w:t>
-      </w:r>
-    </w:p>
-    <w:p>
-      <w:pPr>
-        <w:pStyle w:val="NoSpacing"/>
-        <w:pBdr>
-          <w:top w:val="single" w:sz="4" w:space="1" w:color="auto"/>
-          <w:left w:val="single" w:sz="4" w:space="4" w:color="auto"/>
-          <w:bottom w:val="single" w:sz="4" w:space="1" w:color="auto"/>
-          <w:right w:val="single" w:sz="4" w:space="4" w:color="auto"/>
-        </w:pBdr>
-        <w:rPr>
-          <w:rFonts w:ascii="Verdana" w:hAnsi="Verdana"/>
-          <w:sz w:val="32"/>
-          <w:szCs w:val="32"/>
-        </w:rPr>
-      </w:pPr>
-      <w:r>
-        <w:rPr>
-          <w:rFonts w:ascii="Verdana" w:hAnsi="Verdana"/>
-          <w:sz w:val="32"/>
-          <w:szCs w:val="32"/>
-        </w:rPr>
-        <w:t>2 = Sub Machine Gun</w:t>
-      </w:r>
-    </w:p>
-    <w:p>
-      <w:pPr>
-        <w:pStyle w:val="NoSpacing"/>
-        <w:pBdr>
-          <w:top w:val="single" w:sz="4" w:space="1" w:color="auto"/>
-          <w:left w:val="single" w:sz="4" w:space="4" w:color="auto"/>
-          <w:bottom w:val="single" w:sz="4" w:space="1" w:color="auto"/>
-          <w:right w:val="single" w:sz="4" w:space="4" w:color="auto"/>
-        </w:pBdr>
-        <w:rPr>
-          <w:rFonts w:ascii="Verdana" w:hAnsi="Verdana"/>
-          <w:sz w:val="32"/>
-          <w:szCs w:val="32"/>
-        </w:rPr>
-      </w:pPr>
-      <w:r>
-        <w:rPr>
-          <w:rFonts w:ascii="Verdana" w:hAnsi="Verdana"/>
-          <w:sz w:val="32"/>
-          <w:szCs w:val="32"/>
-        </w:rPr>
-        <w:t>3 = Shotgun</w:t>
-      </w:r>
-    </w:p>
-    <w:p>
-      <w:pPr>
-        <w:pStyle w:val="NoSpacing"/>
-        <w:pBdr>
-          <w:top w:val="single" w:sz="4" w:space="1" w:color="auto"/>
-          <w:left w:val="single" w:sz="4" w:space="4" w:color="auto"/>
-          <w:bottom w:val="single" w:sz="4" w:space="1" w:color="auto"/>
-          <w:right w:val="single" w:sz="4" w:space="4" w:color="auto"/>
-        </w:pBdr>
-        <w:rPr>
-          <w:rFonts w:ascii="Verdana" w:hAnsi="Verdana"/>
-          <w:sz w:val="32"/>
-          <w:szCs w:val="32"/>
-        </w:rPr>
-      </w:pPr>
-      <w:r>
-        <w:rPr>
-          <w:rFonts w:ascii="Verdana" w:hAnsi="Verdana"/>
-          <w:sz w:val="32"/>
-          <w:szCs w:val="32"/>
-        </w:rPr>
-        <w:t>4 = Assault Rifle</w:t>
-      </w:r>
-    </w:p>
-    <w:p>
-      <w:pPr>
-        <w:pStyle w:val="NoSpacing"/>
-        <w:pBdr>
-          <w:top w:val="single" w:sz="4" w:space="1" w:color="auto"/>
-          <w:left w:val="single" w:sz="4" w:space="4" w:color="auto"/>
-          <w:bottom w:val="single" w:sz="4" w:space="1" w:color="auto"/>
-          <w:right w:val="single" w:sz="4" w:space="4" w:color="auto"/>
-        </w:pBdr>
-        <w:rPr>
-          <w:rFonts w:ascii="Verdana" w:hAnsi="Verdana"/>
-          <w:sz w:val="32"/>
-          <w:szCs w:val="32"/>
-        </w:rPr>
-      </w:pPr>
-      <w:r>
-        <w:rPr>
-          <w:rFonts w:ascii="Verdana" w:hAnsi="Verdana"/>
-          <w:sz w:val="32"/>
-          <w:szCs w:val="32"/>
-        </w:rPr>
-        <w:t>5 = Machine Gun</w:t>
-      </w:r>
-    </w:p>
-    <w:p>
-      <w:pPr>
-        <w:pStyle w:val="NoSpacing"/>
-        <w:pBdr>
-          <w:top w:val="single" w:sz="4" w:space="1" w:color="auto"/>
-          <w:left w:val="single" w:sz="4" w:space="4" w:color="auto"/>
-          <w:bottom w:val="single" w:sz="4" w:space="1" w:color="auto"/>
-          <w:right w:val="single" w:sz="4" w:space="4" w:color="auto"/>
-        </w:pBdr>
-        <w:rPr>
-          <w:rFonts w:ascii="Verdana" w:hAnsi="Verdana"/>
-          <w:sz w:val="32"/>
-          <w:szCs w:val="32"/>
-        </w:rPr>
-      </w:pPr>
-      <w:r>
-        <w:rPr>
-          <w:rFonts w:ascii="Verdana" w:hAnsi="Verdana"/>
-          <w:sz w:val="32"/>
-          <w:szCs w:val="32"/>
-        </w:rPr>
-        <w:t>6 = Sniper Rifle</w:t>
-      </w:r>
-    </w:p>
-    <w:p>
-      <w:pPr>
-        <w:pStyle w:val="NoSpacing"/>
-        <w:pBdr>
-          <w:top w:val="single" w:sz="4" w:space="1" w:color="auto"/>
-          <w:left w:val="single" w:sz="4" w:space="4" w:color="auto"/>
-          <w:bottom w:val="single" w:sz="4" w:space="1" w:color="auto"/>
-          <w:right w:val="single" w:sz="4" w:space="4" w:color="auto"/>
-        </w:pBdr>
-        <w:rPr>
-          <w:rFonts w:ascii="Verdana" w:hAnsi="Verdana"/>
-          <w:sz w:val="32"/>
-          <w:szCs w:val="32"/>
-        </w:rPr>
-      </w:pPr>
-      <w:r>
-        <w:rPr>
-          <w:rFonts w:ascii="Verdana" w:hAnsi="Verdana"/>
-          <w:sz w:val="32"/>
-          <w:szCs w:val="32"/>
-        </w:rPr>
-        <w:t>Mouse1 = Fire [Not implemented]</w:t>
-      </w:r>
-    </w:p>
-    <w:p>
-      <w:pPr>
-        <w:pStyle w:val="NoSpacing"/>
-        <w:pBdr>
-          <w:top w:val="single" w:sz="4" w:space="1" w:color="auto"/>
-          <w:left w:val="single" w:sz="4" w:space="4" w:color="auto"/>
-          <w:bottom w:val="single" w:sz="4" w:space="1" w:color="auto"/>
-          <w:right w:val="single" w:sz="4" w:space="4" w:color="auto"/>
-        </w:pBdr>
-        <w:rPr>
-          <w:rFonts w:ascii="Verdana" w:hAnsi="Verdana"/>
-          <w:b/>
-          <w:sz w:val="32"/>
-          <w:szCs w:val="32"/>
-        </w:rPr>
-      </w:pPr>
-      <w:r>
-        <w:rPr>
-          <w:rFonts w:ascii="Verdana" w:hAnsi="Verdana"/>
-          <w:sz w:val="32"/>
-          <w:szCs w:val="32"/>
-        </w:rPr>
-        <w:t>Mouse2 = Alt-Fire [Not implemented]</w:t>
-      </w:r>
-    </w:p>
-    <w:p>
-      <w:pPr>
-        <w:pStyle w:val="NoSpacing"/>
-        <w:pBdr>
-          <w:top w:val="single" w:sz="4" w:space="1" w:color="auto"/>
-          <w:left w:val="single" w:sz="4" w:space="4" w:color="auto"/>
-          <w:bottom w:val="single" w:sz="4" w:space="1" w:color="auto"/>
-          <w:right w:val="single" w:sz="4" w:space="4" w:color="auto"/>
-        </w:pBdr>
-        <w:rPr>
-          <w:rFonts w:ascii="Verdana" w:hAnsi="Verdana"/>
-          <w:b/>
-          <w:sz w:val="32"/>
-          <w:szCs w:val="32"/>
-        </w:rPr>
-      </w:pPr>
-    </w:p>
-    <w:p>
-      <w:pPr>
-        <w:pStyle w:val="NoSpacing"/>
-        <w:pBdr>
-          <w:top w:val="single" w:sz="4" w:space="1" w:color="auto"/>
-          <w:left w:val="single" w:sz="4" w:space="4" w:color="auto"/>
-          <w:bottom w:val="single" w:sz="4" w:space="1" w:color="auto"/>
-          <w:right w:val="single" w:sz="4" w:space="4" w:color="auto"/>
-        </w:pBdr>
-        <w:rPr>
-          <w:rFonts w:ascii="Verdana" w:hAnsi="Verdana"/>
-          <w:b/>
-          <w:sz w:val="32"/>
-          <w:szCs w:val="32"/>
-        </w:rPr>
-      </w:pPr>
-      <w:r>
-        <w:rPr>
-          <w:rFonts w:ascii="Verdana" w:hAnsi="Verdana"/>
-          <w:b/>
-          <w:sz w:val="32"/>
-          <w:szCs w:val="32"/>
-        </w:rPr>
-        <w:t>Editor functions:</w:t>
-      </w:r>
-    </w:p>
-    <w:p>
-      <w:pPr>
-        <w:pStyle w:val="NoSpacing"/>
-        <w:pBdr>
-          <w:top w:val="single" w:sz="4" w:space="1" w:color="auto"/>
-          <w:left w:val="single" w:sz="4" w:space="4" w:color="auto"/>
-          <w:bottom w:val="single" w:sz="4" w:space="1" w:color="auto"/>
-          <w:right w:val="single" w:sz="4" w:space="4" w:color="auto"/>
-        </w:pBdr>
-        <w:rPr>
-          <w:rFonts w:ascii="Verdana" w:hAnsi="Verdana"/>
-          <w:sz w:val="32"/>
-          <w:szCs w:val="32"/>
-        </w:rPr>
-      </w:pPr>
-      <w:r>
-        <w:rPr>
-          <w:rFonts w:ascii="Verdana" w:hAnsi="Verdana"/>
-          <w:sz w:val="32"/>
-          <w:szCs w:val="32"/>
-        </w:rPr>
-        <w:t>N = Create New Block</w:t>
-      </w:r>
-    </w:p>
-    <w:p>
-      <w:pPr>
-        <w:pStyle w:val="NoSpacing"/>
-        <w:pBdr>
-          <w:top w:val="single" w:sz="4" w:space="1" w:color="auto"/>
-          <w:left w:val="single" w:sz="4" w:space="4" w:color="auto"/>
-          <w:bottom w:val="single" w:sz="4" w:space="1" w:color="auto"/>
-          <w:right w:val="single" w:sz="4" w:space="4" w:color="auto"/>
-        </w:pBdr>
-        <w:rPr>
-          <w:rFonts w:ascii="Verdana" w:hAnsi="Verdana"/>
-          <w:sz w:val="32"/>
-          <w:szCs w:val="32"/>
-        </w:rPr>
-      </w:pPr>
-      <w:r>
-        <w:rPr>
-          <w:rFonts w:ascii="Verdana" w:hAnsi="Verdana"/>
-          <w:sz w:val="32"/>
-          <w:szCs w:val="32"/>
-        </w:rPr>
-        <w:t>M = Change Block Color</w:t>
-      </w:r>
-    </w:p>
-    <w:p>
-      <w:pPr>
-        <w:pStyle w:val="NoSpacing"/>
-        <w:pBdr>
-          <w:top w:val="single" w:sz="4" w:space="1" w:color="auto"/>
-          <w:left w:val="single" w:sz="4" w:space="4" w:color="auto"/>
-          <w:bottom w:val="single" w:sz="4" w:space="1" w:color="auto"/>
-          <w:right w:val="single" w:sz="4" w:space="4" w:color="auto"/>
-        </w:pBdr>
-        <w:rPr>
-          <w:rFonts w:ascii="Verdana" w:hAnsi="Verdana"/>
-          <w:sz w:val="32"/>
-          <w:szCs w:val="32"/>
-        </w:rPr>
-      </w:pPr>
-      <w:r>
-        <w:rPr>
-          <w:rFonts w:ascii="Verdana" w:hAnsi="Verdana"/>
-          <w:sz w:val="32"/>
-          <w:szCs w:val="32"/>
-        </w:rPr>
-        <w:t>Mouse1 = Select Solid Block</w:t>
-      </w:r>
-    </w:p>
-    <w:p>
-      <w:pPr>
-        <w:pStyle w:val="NoSpacing"/>
-        <w:pBdr>
-          <w:top w:val="single" w:sz="4" w:space="1" w:color="auto"/>
-          <w:left w:val="single" w:sz="4" w:space="4" w:color="auto"/>
-          <w:bottom w:val="single" w:sz="4" w:space="1" w:color="auto"/>
-          <w:right w:val="single" w:sz="4" w:space="4" w:color="auto"/>
-        </w:pBdr>
-        <w:rPr>
-          <w:rFonts w:ascii="Verdana" w:hAnsi="Verdana"/>
-          <w:sz w:val="32"/>
-          <w:szCs w:val="32"/>
-        </w:rPr>
-      </w:pPr>
-      <w:r>
-        <w:rPr>
-          <w:rFonts w:ascii="Verdana" w:hAnsi="Verdana"/>
-          <w:sz w:val="32"/>
-          <w:szCs w:val="32"/>
-        </w:rPr>
-        <w:t>Mouse1 + SHIFT = Select Fluid Block</w:t>
-      </w:r>
-    </w:p>
-    <w:p>
-      <w:pPr>
-        <w:pStyle w:val="NoSpacing"/>
-        <w:pBdr>
-          <w:top w:val="single" w:sz="4" w:space="1" w:color="auto"/>
-          <w:left w:val="single" w:sz="4" w:space="4" w:color="auto"/>
-          <w:bottom w:val="single" w:sz="4" w:space="1" w:color="auto"/>
-          <w:right w:val="single" w:sz="4" w:space="4" w:color="auto"/>
-        </w:pBdr>
-        <w:rPr>
-          <w:rFonts w:ascii="Verdana" w:hAnsi="Verdana"/>
-          <w:sz w:val="32"/>
-          <w:szCs w:val="32"/>
-        </w:rPr>
-      </w:pPr>
-      <w:r>
-        <w:rPr>
-          <w:rFonts w:ascii="Verdana" w:hAnsi="Verdana"/>
-          <w:sz w:val="32"/>
-          <w:szCs w:val="32"/>
-        </w:rPr>
-        <w:t>Mouse2 = Place New Block</w:t>
-      </w:r>
-    </w:p>
-    <w:p>
-      <w:pPr>
-        <w:pStyle w:val="NoSpacing"/>
-        <w:pBdr>
-          <w:top w:val="single" w:sz="4" w:space="1" w:color="auto"/>
-          <w:left w:val="single" w:sz="4" w:space="4" w:color="auto"/>
-          <w:bottom w:val="single" w:sz="4" w:space="1" w:color="auto"/>
-          <w:right w:val="single" w:sz="4" w:space="4" w:color="auto"/>
-        </w:pBdr>
-        <w:rPr>
-          <w:rFonts w:ascii="Verdana" w:hAnsi="Verdana"/>
-          <w:sz w:val="32"/>
-          <w:szCs w:val="32"/>
-        </w:rPr>
-      </w:pPr>
-      <w:r>
-        <w:rPr>
-          <w:rFonts w:ascii="Verdana" w:hAnsi="Verdana"/>
-          <w:sz w:val="32"/>
-          <w:szCs w:val="32"/>
-        </w:rPr>
-        <w:t>1-6 = Select Adjacent Solid Block</w:t>
-      </w:r>
-    </w:p>
-    <w:p>
-      <w:pPr>
-        <w:pStyle w:val="NoSpacing"/>
-        <w:pBdr>
-          <w:top w:val="single" w:sz="4" w:space="1" w:color="auto"/>
-          <w:left w:val="single" w:sz="4" w:space="4" w:color="auto"/>
-          <w:bottom w:val="single" w:sz="4" w:space="1" w:color="auto"/>
-          <w:right w:val="single" w:sz="4" w:space="4" w:color="auto"/>
-        </w:pBdr>
-        <w:rPr>
-          <w:rFonts w:ascii="Verdana" w:hAnsi="Verdana"/>
-          <w:sz w:val="32"/>
-          <w:szCs w:val="32"/>
-        </w:rPr>
-      </w:pPr>
-      <w:r>
-        <w:rPr>
-          <w:rFonts w:ascii="Verdana" w:hAnsi="Verdana"/>
-          <w:sz w:val="32"/>
-          <w:szCs w:val="32"/>
-        </w:rPr>
-        <w:t>1-6 + SHIFT = Select Adjacent Fluid Block</w:t>
-      </w:r>
-    </w:p>
-    <w:p>
-      <w:pPr>
-        <w:pStyle w:val="NoSpacing"/>
-        <w:pBdr>
-          <w:top w:val="single" w:sz="4" w:space="1" w:color="auto"/>
-          <w:left w:val="single" w:sz="4" w:space="4" w:color="auto"/>
-          <w:bottom w:val="single" w:sz="4" w:space="1" w:color="auto"/>
-          <w:right w:val="single" w:sz="4" w:space="4" w:color="auto"/>
-        </w:pBdr>
-        <w:rPr>
-          <w:rFonts w:ascii="Verdana" w:hAnsi="Verdana"/>
-          <w:sz w:val="32"/>
-          <w:szCs w:val="32"/>
-        </w:rPr>
-      </w:pPr>
-      <w:r>
-        <w:rPr>
-          <w:rFonts w:ascii="Verdana" w:hAnsi="Verdana"/>
-          <w:sz w:val="32"/>
-          <w:szCs w:val="32"/>
-        </w:rPr>
-        <w:t>F, 0 = Deselect</w:t>
-      </w:r>
-    </w:p>
-    <w:p>
-      <w:pPr>
-        <w:pStyle w:val="NoSpacing"/>
-        <w:pBdr>
-          <w:top w:val="single" w:sz="4" w:space="1" w:color="auto"/>
-          <w:left w:val="single" w:sz="4" w:space="4" w:color="auto"/>
-          <w:bottom w:val="single" w:sz="4" w:space="1" w:color="auto"/>
-          <w:right w:val="single" w:sz="4" w:space="4" w:color="auto"/>
-        </w:pBdr>
-        <w:rPr>
-          <w:rFonts w:ascii="Verdana" w:hAnsi="Verdana"/>
-          <w:sz w:val="32"/>
-          <w:szCs w:val="32"/>
-        </w:rPr>
-      </w:pPr>
-      <w:r>
-        <w:rPr>
-          <w:rFonts w:ascii="Verdana" w:hAnsi="Verdana"/>
-          <w:sz w:val="32"/>
-          <w:szCs w:val="32"/>
-        </w:rPr>
-        <w:t>R = Remove Selected Block</w:t>
-      </w:r>
-    </w:p>
-    <w:p>
-      <w:pPr>
-        <w:pStyle w:val="NoSpacing"/>
-        <w:pBdr>
-          <w:top w:val="single" w:sz="4" w:space="1" w:color="auto"/>
-          <w:left w:val="single" w:sz="4" w:space="4" w:color="auto"/>
-          <w:bottom w:val="single" w:sz="4" w:space="1" w:color="auto"/>
-          <w:right w:val="single" w:sz="4" w:space="4" w:color="auto"/>
-        </w:pBdr>
-        <w:rPr>
-          <w:rFonts w:ascii="Verdana" w:hAnsi="Verdana"/>
-          <w:sz w:val="32"/>
-          <w:szCs w:val="32"/>
-        </w:rPr>
-      </w:pPr>
-      <w:r>
-        <w:rPr>
-          <w:rFonts w:ascii="Verdana" w:hAnsi="Verdana"/>
-          <w:sz w:val="32"/>
-          <w:szCs w:val="32"/>
-        </w:rPr>
-        <w:t xml:space="preserve">[, ] = Change Texture </w:t>
-      </w:r>
-      <w:proofErr w:type="gramStart"/>
-      <w:r>
-        <w:rPr>
-          <w:rFonts w:ascii="Verdana" w:hAnsi="Verdana"/>
-          <w:sz w:val="32"/>
-          <w:szCs w:val="32"/>
-        </w:rPr>
-        <w:t>For</w:t>
-      </w:r>
-      <w:proofErr w:type="gramEnd"/>
-      <w:r>
-        <w:rPr>
-          <w:rFonts w:ascii="Verdana" w:hAnsi="Verdana"/>
-          <w:sz w:val="32"/>
-          <w:szCs w:val="32"/>
-        </w:rPr>
-        <w:t xml:space="preserve"> New Block</w:t>
-      </w:r>
-    </w:p>
-    <w:p>
-      <w:pPr>
-        <w:pStyle w:val="NoSpacing"/>
-        <w:pBdr>
-          <w:top w:val="single" w:sz="4" w:space="1" w:color="auto"/>
-          <w:left w:val="single" w:sz="4" w:space="4" w:color="auto"/>
-          <w:bottom w:val="single" w:sz="4" w:space="1" w:color="auto"/>
-          <w:right w:val="single" w:sz="4" w:space="4" w:color="auto"/>
-        </w:pBdr>
-        <w:rPr>
-          <w:rFonts w:ascii="Verdana" w:hAnsi="Verdana"/>
-          <w:b/>
-          <w:sz w:val="32"/>
-          <w:szCs w:val="32"/>
-        </w:rPr>
-      </w:pPr>
-    </w:p>
-    <w:p>
-      <w:pPr>
-        <w:pStyle w:val="NoSpacing"/>
-        <w:pBdr>
-          <w:top w:val="single" w:sz="4" w:space="1" w:color="auto"/>
-          <w:left w:val="single" w:sz="4" w:space="4" w:color="auto"/>
-          <w:bottom w:val="single" w:sz="4" w:space="1" w:color="auto"/>
-          <w:right w:val="single" w:sz="4" w:space="4" w:color="auto"/>
-        </w:pBdr>
-        <w:rPr>
-          <w:rFonts w:ascii="Verdana" w:hAnsi="Verdana"/>
-          <w:b/>
-          <w:sz w:val="32"/>
-          <w:szCs w:val="32"/>
-        </w:rPr>
-      </w:pPr>
-      <w:r>
-        <w:rPr>
-          <w:rFonts w:ascii="Verdana" w:hAnsi="Verdana"/>
-          <w:b/>
-          <w:sz w:val="32"/>
-          <w:szCs w:val="32"/>
-        </w:rPr>
-        <w:t>Other functions:</w:t>
-      </w:r>
-    </w:p>
-    <w:p>
-      <w:pPr>
-        <w:pStyle w:val="NoSpacing"/>
-        <w:pBdr>
-          <w:top w:val="single" w:sz="4" w:space="1" w:color="auto"/>
-          <w:left w:val="single" w:sz="4" w:space="4" w:color="auto"/>
-          <w:bottom w:val="single" w:sz="4" w:space="1" w:color="auto"/>
-          <w:right w:val="single" w:sz="4" w:space="4" w:color="auto"/>
-        </w:pBdr>
-        <w:rPr>
-          <w:rFonts w:ascii="Verdana" w:hAnsi="Verdana"/>
-          <w:sz w:val="32"/>
-          <w:szCs w:val="32"/>
-        </w:rPr>
-      </w:pPr>
-      <w:r>
-        <w:rPr>
-          <w:rFonts w:ascii="Verdana" w:hAnsi="Verdana"/>
-          <w:sz w:val="32"/>
-          <w:szCs w:val="32"/>
-        </w:rPr>
-        <w:t>` = Enter Command</w:t>
-      </w:r>
-    </w:p>
-    <w:p>
-      <w:pPr>
-        <w:pStyle w:val="NoSpacing"/>
-        <w:pBdr>
-          <w:top w:val="single" w:sz="4" w:space="1" w:color="auto"/>
-          <w:left w:val="single" w:sz="4" w:space="4" w:color="auto"/>
-          <w:bottom w:val="single" w:sz="4" w:space="1" w:color="auto"/>
-          <w:right w:val="single" w:sz="4" w:space="4" w:color="auto"/>
-        </w:pBdr>
-        <w:rPr>
-          <w:rFonts w:ascii="Verdana" w:hAnsi="Verdana"/>
-          <w:sz w:val="32"/>
-          <w:szCs w:val="32"/>
-        </w:rPr>
-      </w:pPr>
-      <w:r>
-        <w:rPr>
-          <w:rFonts w:ascii="Verdana" w:hAnsi="Verdana"/>
-          <w:sz w:val="32"/>
-          <w:szCs w:val="32"/>
-        </w:rPr>
-        <w:t>ESC = Main Menu</w:t>
-      </w:r>
-    </w:p>
-    <w:p>
-      <w:pPr>
-        <w:pStyle w:val="NoSpacing"/>
-        <w:pBdr>
-          <w:top w:val="single" w:sz="4" w:space="1" w:color="auto"/>
-          <w:left w:val="single" w:sz="4" w:space="4" w:color="auto"/>
-          <w:bottom w:val="single" w:sz="4" w:space="1" w:color="auto"/>
-          <w:right w:val="single" w:sz="4" w:space="4" w:color="auto"/>
-        </w:pBdr>
-        <w:rPr>
-          <w:rFonts w:ascii="Verdana" w:hAnsi="Verdana"/>
-          <w:sz w:val="32"/>
-          <w:szCs w:val="32"/>
-        </w:rPr>
-      </w:pPr>
-      <w:r>
-        <w:rPr>
-          <w:rFonts w:ascii="Verdana" w:hAnsi="Verdana"/>
-          <w:sz w:val="32"/>
-          <w:szCs w:val="32"/>
-        </w:rPr>
-        <w:t>F1 = Help</w:t>
-      </w:r>
-    </w:p>
-    <w:p>
-      <w:pPr>
-        <w:pStyle w:val="NoSpacing"/>
-        <w:pBdr>
-          <w:top w:val="single" w:sz="4" w:space="1" w:color="auto"/>
-          <w:left w:val="single" w:sz="4" w:space="4" w:color="auto"/>
-          <w:bottom w:val="single" w:sz="4" w:space="1" w:color="auto"/>
-          <w:right w:val="single" w:sz="4" w:space="4" w:color="auto"/>
-        </w:pBdr>
-        <w:rPr>
-          <w:rFonts w:ascii="Verdana" w:hAnsi="Verdana"/>
-          <w:sz w:val="32"/>
-          <w:szCs w:val="32"/>
-        </w:rPr>
-      </w:pPr>
-      <w:r>
-        <w:rPr>
-          <w:rFonts w:ascii="Verdana" w:hAnsi="Verdana"/>
-          <w:sz w:val="32"/>
-          <w:szCs w:val="32"/>
-        </w:rPr>
-        <w:t>F2 = Save Level</w:t>
-      </w:r>
-    </w:p>
-    <w:p>
-      <w:pPr>
-        <w:pStyle w:val="NoSpacing"/>
-        <w:pBdr>
-          <w:top w:val="single" w:sz="4" w:space="1" w:color="auto"/>
-          <w:left w:val="single" w:sz="4" w:space="4" w:color="auto"/>
-          <w:bottom w:val="single" w:sz="4" w:space="1" w:color="auto"/>
-          <w:right w:val="single" w:sz="4" w:space="4" w:color="auto"/>
-        </w:pBdr>
-        <w:rPr>
-          <w:rFonts w:ascii="Verdana" w:hAnsi="Verdana"/>
-          <w:sz w:val="32"/>
-          <w:szCs w:val="32"/>
-        </w:rPr>
-      </w:pPr>
-      <w:r>
-        <w:rPr>
-          <w:rFonts w:ascii="Verdana" w:hAnsi="Verdana"/>
-          <w:sz w:val="32"/>
-          <w:szCs w:val="32"/>
-        </w:rPr>
-        <w:t>F3 = Load Level</w:t>
-      </w:r>
-    </w:p>
-    <w:p>
-      <w:pPr>
-        <w:pStyle w:val="NoSpacing"/>
-        <w:pBdr>
-          <w:top w:val="single" w:sz="4" w:space="1" w:color="auto"/>
-          <w:left w:val="single" w:sz="4" w:space="4" w:color="auto"/>
-          <w:bottom w:val="single" w:sz="4" w:space="1" w:color="auto"/>
-          <w:right w:val="single" w:sz="4" w:space="4" w:color="auto"/>
-        </w:pBdr>
-        <w:rPr>
-          <w:rFonts w:ascii="Verdana" w:hAnsi="Verdana"/>
-          <w:sz w:val="32"/>
-          <w:szCs w:val="32"/>
-        </w:rPr>
-      </w:pPr>
-      <w:r>
-        <w:rPr>
-          <w:rFonts w:ascii="Verdana" w:hAnsi="Verdana"/>
-          <w:sz w:val="32"/>
-          <w:szCs w:val="32"/>
-        </w:rPr>
-        <w:t>F12 = Take Screenshot</w:t>
-      </w:r>
-    </w:p>
-    <w:p>
-      <w:pPr>
-        <w:pStyle w:val="NoSpacing"/>
-        <w:pBdr>
-          <w:top w:val="single" w:sz="4" w:space="1" w:color="auto"/>
-          <w:left w:val="single" w:sz="4" w:space="4" w:color="auto"/>
-          <w:bottom w:val="single" w:sz="4" w:space="1" w:color="auto"/>
-          <w:right w:val="single" w:sz="4" w:space="4" w:color="auto"/>
-        </w:pBdr>
-        <w:rPr>
-          <w:rFonts w:ascii="Verdana" w:hAnsi="Verdana"/>
-          <w:sz w:val="32"/>
-          <w:szCs w:val="32"/>
-        </w:rPr>
-      </w:pPr>
-      <w:r>
-        <w:rPr>
-          <w:rFonts w:ascii="Verdana" w:hAnsi="Verdana"/>
-          <w:sz w:val="32"/>
-          <w:szCs w:val="32"/>
-        </w:rPr>
-        <w:t>P = Change Crosshair Color</w:t>
-      </w:r>
-    </w:p>
-    <w:p>
-      <w:pPr>
-        <w:pStyle w:val="NoSpacing"/>
-        <w:rPr>
-          <w:rFonts w:ascii="Verdana" w:hAnsi="Verdana"/>
-          <w:b/>
-          <w:sz w:val="32"/>
-          <w:szCs w:val="32"/>
-        </w:rPr>
-      </w:pPr>
-    </w:p>
-    <w:p>
-      <w:pPr>
-        <w:pStyle w:val="NoSpacing"/>
-        <w:pBdr>
-          <w:top w:val="single" w:sz="4" w:space="1" w:color="auto"/>
-          <w:left w:val="single" w:sz="4" w:space="4" w:color="auto"/>
-          <w:bottom w:val="single" w:sz="4" w:space="1" w:color="auto"/>
-          <w:right w:val="single" w:sz="4" w:space="4" w:color="auto"/>
-        </w:pBdr>
-        <w:rPr>
-          <w:rFonts w:ascii="Verdana" w:hAnsi="Verdana"/>
-          <w:b/>
-          <w:sz w:val="48"/>
-          <w:szCs w:val="32"/>
-        </w:rPr>
-      </w:pPr>
-      <w:r>
-        <w:rPr>
-          <w:rFonts w:ascii="Verdana" w:hAnsi="Verdana"/>
-          <w:b/>
-          <w:sz w:val="48"/>
-          <w:szCs w:val="32"/>
-        </w:rPr>
-        <w:t>N</w:t>
-      </w:r>
-      <w:r>
-        <w:rPr>
-          <w:rFonts w:ascii="Verdana" w:hAnsi="Verdana"/>
-          <w:b/>
-          <w:sz w:val="48"/>
-          <w:szCs w:val="32"/>
-        </w:rPr>
-        <w:t>otes:</w:t>
-      </w:r>
-    </w:p>
-    <w:p>
-      <w:pPr>
-        <w:pStyle w:val="NoSpacing"/>
         <w:numPr>
           <w:ilvl w:val="0"/>
           <w:numId w:val="1"/>
@@ -2472,13 +1395,23 @@
           <w:szCs w:val="32"/>
         </w:rPr>
       </w:pPr>
-      <w:r>
-        <w:rPr>
-          <w:rFonts w:ascii="Verdana" w:hAnsi="Verdana"/>
-          <w:sz w:val="32"/>
-          <w:szCs w:val="32"/>
-        </w:rPr>
-        <w:t>Game uses LWJGL 3.2.3 since v 02 (BELARUS).</w:t>
+      <w:proofErr w:type="gramStart"/>
+      <w:r>
+        <w:rPr>
+          <w:rFonts w:ascii="Verdana" w:hAnsi="Verdana"/>
+          <w:sz w:val="32"/>
+          <w:szCs w:val="32"/>
+        </w:rPr>
+        <w:t>screenshot</w:t>
+      </w:r>
+      <w:proofErr w:type="gramEnd"/>
+      <w:r>
+        <w:rPr>
+          <w:rFonts w:ascii="Verdana" w:hAnsi="Verdana"/>
+          <w:sz w:val="32"/>
+          <w:szCs w:val="32"/>
+        </w:rPr>
+        <w:t>: take a screenshot (uses folder screenshots).</w:t>
       </w:r>
     </w:p>
     <w:p>
@@ -2506,6 +1439,1139 @@
           <w:sz w:val="32"/>
           <w:szCs w:val="32"/>
         </w:rPr>
+        <w:t>quit, exits : leaves the game.</w:t>
+      </w:r>
+      <w:bookmarkStart w:id="0" w:name="_GoBack"/>
+      <w:bookmarkEnd w:id="0"/>
+    </w:p>
+    <w:p>
+      <w:pPr>
+        <w:pStyle w:val="NoSpacing"/>
+        <w:rPr>
+          <w:rFonts w:ascii="Verdana" w:hAnsi="Verdana"/>
+          <w:b/>
+          <w:sz w:val="32"/>
+          <w:szCs w:val="32"/>
+        </w:rPr>
+      </w:pPr>
+    </w:p>
+    <w:p>
+      <w:pPr>
+        <w:pStyle w:val="NoSpacing"/>
+        <w:pBdr>
+          <w:top w:val="single" w:sz="4" w:space="1" w:color="auto"/>
+          <w:left w:val="single" w:sz="4" w:space="4" w:color="auto"/>
+          <w:bottom w:val="single" w:sz="4" w:space="1" w:color="auto"/>
+          <w:right w:val="single" w:sz="4" w:space="4" w:color="auto"/>
+        </w:pBdr>
+        <w:rPr>
+          <w:rFonts w:ascii="Verdana" w:hAnsi="Verdana"/>
+          <w:b/>
+          <w:sz w:val="32"/>
+          <w:szCs w:val="32"/>
+        </w:rPr>
+      </w:pPr>
+      <w:r>
+        <w:rPr>
+          <w:rFonts w:ascii="Verdana" w:hAnsi="Verdana"/>
+          <w:b/>
+          <w:sz w:val="32"/>
+          <w:szCs w:val="32"/>
+        </w:rPr>
+        <w:t xml:space="preserve">HELP </w:t>
+      </w:r>
+    </w:p>
+    <w:p>
+      <w:pPr>
+        <w:pStyle w:val="NoSpacing"/>
+        <w:pBdr>
+          <w:top w:val="single" w:sz="4" w:space="1" w:color="auto"/>
+          <w:left w:val="single" w:sz="4" w:space="4" w:color="auto"/>
+          <w:bottom w:val="single" w:sz="4" w:space="1" w:color="auto"/>
+          <w:right w:val="single" w:sz="4" w:space="4" w:color="auto"/>
+        </w:pBdr>
+        <w:rPr>
+          <w:rFonts w:ascii="Verdana" w:hAnsi="Verdana"/>
+          <w:b/>
+          <w:sz w:val="32"/>
+          <w:szCs w:val="32"/>
+        </w:rPr>
+      </w:pPr>
+    </w:p>
+    <w:p>
+      <w:pPr>
+        <w:pStyle w:val="NoSpacing"/>
+        <w:pBdr>
+          <w:top w:val="single" w:sz="4" w:space="1" w:color="auto"/>
+          <w:left w:val="single" w:sz="4" w:space="4" w:color="auto"/>
+          <w:bottom w:val="single" w:sz="4" w:space="1" w:color="auto"/>
+          <w:right w:val="single" w:sz="4" w:space="4" w:color="auto"/>
+        </w:pBdr>
+        <w:rPr>
+          <w:rFonts w:ascii="Verdana" w:hAnsi="Verdana"/>
+          <w:b/>
+          <w:sz w:val="32"/>
+          <w:szCs w:val="32"/>
+        </w:rPr>
+      </w:pPr>
+      <w:r>
+        <w:rPr>
+          <w:rFonts w:ascii="Verdana" w:hAnsi="Verdana"/>
+          <w:b/>
+          <w:sz w:val="32"/>
+          <w:szCs w:val="32"/>
+        </w:rPr>
+        <w:t>Camera movements:</w:t>
+      </w:r>
+    </w:p>
+    <w:p>
+      <w:pPr>
+        <w:pStyle w:val="NoSpacing"/>
+        <w:pBdr>
+          <w:top w:val="single" w:sz="4" w:space="1" w:color="auto"/>
+          <w:left w:val="single" w:sz="4" w:space="4" w:color="auto"/>
+          <w:bottom w:val="single" w:sz="4" w:space="1" w:color="auto"/>
+          <w:right w:val="single" w:sz="4" w:space="4" w:color="auto"/>
+        </w:pBdr>
+        <w:rPr>
+          <w:rFonts w:ascii="Verdana" w:hAnsi="Verdana"/>
+          <w:sz w:val="32"/>
+          <w:szCs w:val="32"/>
+        </w:rPr>
+      </w:pPr>
+      <w:r>
+        <w:rPr>
+          <w:rFonts w:ascii="Verdana" w:hAnsi="Verdana"/>
+          <w:sz w:val="32"/>
+          <w:szCs w:val="32"/>
+        </w:rPr>
+        <w:t xml:space="preserve">W, </w:t>
+      </w:r>
+      <w:proofErr w:type="spellStart"/>
+      <w:r>
+        <w:rPr>
+          <w:rFonts w:ascii="Verdana" w:hAnsi="Verdana"/>
+          <w:sz w:val="32"/>
+          <w:szCs w:val="32"/>
+        </w:rPr>
+        <w:t>UpArrow</w:t>
+      </w:r>
+      <w:proofErr w:type="spellEnd"/>
+      <w:r>
+        <w:rPr>
+          <w:rFonts w:ascii="Verdana" w:hAnsi="Verdana"/>
+          <w:sz w:val="32"/>
+          <w:szCs w:val="32"/>
+        </w:rPr>
+        <w:t xml:space="preserve"> = Forward</w:t>
+      </w:r>
+    </w:p>
+    <w:p>
+      <w:pPr>
+        <w:pStyle w:val="NoSpacing"/>
+        <w:pBdr>
+          <w:top w:val="single" w:sz="4" w:space="1" w:color="auto"/>
+          <w:left w:val="single" w:sz="4" w:space="4" w:color="auto"/>
+          <w:bottom w:val="single" w:sz="4" w:space="1" w:color="auto"/>
+          <w:right w:val="single" w:sz="4" w:space="4" w:color="auto"/>
+        </w:pBdr>
+        <w:rPr>
+          <w:rFonts w:ascii="Verdana" w:hAnsi="Verdana"/>
+          <w:sz w:val="32"/>
+          <w:szCs w:val="32"/>
+        </w:rPr>
+      </w:pPr>
+      <w:r>
+        <w:rPr>
+          <w:rFonts w:ascii="Verdana" w:hAnsi="Verdana"/>
+          <w:sz w:val="32"/>
+          <w:szCs w:val="32"/>
+        </w:rPr>
+        <w:t xml:space="preserve">A, </w:t>
+      </w:r>
+      <w:proofErr w:type="spellStart"/>
+      <w:r>
+        <w:rPr>
+          <w:rFonts w:ascii="Verdana" w:hAnsi="Verdana"/>
+          <w:sz w:val="32"/>
+          <w:szCs w:val="32"/>
+        </w:rPr>
+        <w:t>DownArrow</w:t>
+      </w:r>
+      <w:proofErr w:type="spellEnd"/>
+      <w:r>
+        <w:rPr>
+          <w:rFonts w:ascii="Verdana" w:hAnsi="Verdana"/>
+          <w:sz w:val="32"/>
+          <w:szCs w:val="32"/>
+        </w:rPr>
+        <w:t xml:space="preserve"> = Backward</w:t>
+      </w:r>
+    </w:p>
+    <w:p>
+      <w:pPr>
+        <w:pStyle w:val="NoSpacing"/>
+        <w:pBdr>
+          <w:top w:val="single" w:sz="4" w:space="1" w:color="auto"/>
+          <w:left w:val="single" w:sz="4" w:space="4" w:color="auto"/>
+          <w:bottom w:val="single" w:sz="4" w:space="1" w:color="auto"/>
+          <w:right w:val="single" w:sz="4" w:space="4" w:color="auto"/>
+        </w:pBdr>
+        <w:rPr>
+          <w:rFonts w:ascii="Verdana" w:hAnsi="Verdana"/>
+          <w:sz w:val="32"/>
+          <w:szCs w:val="32"/>
+        </w:rPr>
+      </w:pPr>
+      <w:r>
+        <w:rPr>
+          <w:rFonts w:ascii="Verdana" w:hAnsi="Verdana"/>
+          <w:sz w:val="32"/>
+          <w:szCs w:val="32"/>
+        </w:rPr>
+        <w:t>S = Strafe Left</w:t>
+      </w:r>
+    </w:p>
+    <w:p>
+      <w:pPr>
+        <w:pStyle w:val="NoSpacing"/>
+        <w:pBdr>
+          <w:top w:val="single" w:sz="4" w:space="1" w:color="auto"/>
+          <w:left w:val="single" w:sz="4" w:space="4" w:color="auto"/>
+          <w:bottom w:val="single" w:sz="4" w:space="1" w:color="auto"/>
+          <w:right w:val="single" w:sz="4" w:space="4" w:color="auto"/>
+        </w:pBdr>
+        <w:rPr>
+          <w:rFonts w:ascii="Verdana" w:hAnsi="Verdana"/>
+          <w:sz w:val="32"/>
+          <w:szCs w:val="32"/>
+        </w:rPr>
+      </w:pPr>
+      <w:r>
+        <w:rPr>
+          <w:rFonts w:ascii="Verdana" w:hAnsi="Verdana"/>
+          <w:sz w:val="32"/>
+          <w:szCs w:val="32"/>
+        </w:rPr>
+        <w:t>D = Strafe Right</w:t>
+      </w:r>
+    </w:p>
+    <w:p>
+      <w:pPr>
+        <w:pStyle w:val="NoSpacing"/>
+        <w:pBdr>
+          <w:top w:val="single" w:sz="4" w:space="1" w:color="auto"/>
+          <w:left w:val="single" w:sz="4" w:space="4" w:color="auto"/>
+          <w:bottom w:val="single" w:sz="4" w:space="1" w:color="auto"/>
+          <w:right w:val="single" w:sz="4" w:space="4" w:color="auto"/>
+        </w:pBdr>
+        <w:rPr>
+          <w:rFonts w:ascii="Verdana" w:hAnsi="Verdana"/>
+          <w:sz w:val="32"/>
+          <w:szCs w:val="32"/>
+        </w:rPr>
+      </w:pPr>
+      <w:proofErr w:type="spellStart"/>
+      <w:r>
+        <w:rPr>
+          <w:rFonts w:ascii="Verdana" w:hAnsi="Verdana"/>
+          <w:sz w:val="32"/>
+          <w:szCs w:val="32"/>
+        </w:rPr>
+        <w:t>LeftArrow</w:t>
+      </w:r>
+      <w:proofErr w:type="spellEnd"/>
+      <w:r>
+        <w:rPr>
+          <w:rFonts w:ascii="Verdana" w:hAnsi="Verdana"/>
+          <w:sz w:val="32"/>
+          <w:szCs w:val="32"/>
+        </w:rPr>
+        <w:t xml:space="preserve"> = Turn Left</w:t>
+      </w:r>
+    </w:p>
+    <w:p>
+      <w:pPr>
+        <w:pStyle w:val="NoSpacing"/>
+        <w:pBdr>
+          <w:top w:val="single" w:sz="4" w:space="1" w:color="auto"/>
+          <w:left w:val="single" w:sz="4" w:space="4" w:color="auto"/>
+          <w:bottom w:val="single" w:sz="4" w:space="1" w:color="auto"/>
+          <w:right w:val="single" w:sz="4" w:space="4" w:color="auto"/>
+        </w:pBdr>
+        <w:rPr>
+          <w:rFonts w:ascii="Verdana" w:hAnsi="Verdana"/>
+          <w:sz w:val="32"/>
+          <w:szCs w:val="32"/>
+        </w:rPr>
+      </w:pPr>
+      <w:proofErr w:type="spellStart"/>
+      <w:r>
+        <w:rPr>
+          <w:rFonts w:ascii="Verdana" w:hAnsi="Verdana"/>
+          <w:sz w:val="32"/>
+          <w:szCs w:val="32"/>
+        </w:rPr>
+        <w:t>RightArrow</w:t>
+      </w:r>
+      <w:proofErr w:type="spellEnd"/>
+      <w:r>
+        <w:rPr>
+          <w:rFonts w:ascii="Verdana" w:hAnsi="Verdana"/>
+          <w:sz w:val="32"/>
+          <w:szCs w:val="32"/>
+        </w:rPr>
+        <w:t xml:space="preserve"> = Turn Right</w:t>
+      </w:r>
+    </w:p>
+    <w:p>
+      <w:pPr>
+        <w:pStyle w:val="NoSpacing"/>
+        <w:pBdr>
+          <w:top w:val="single" w:sz="4" w:space="1" w:color="auto"/>
+          <w:left w:val="single" w:sz="4" w:space="4" w:color="auto"/>
+          <w:bottom w:val="single" w:sz="4" w:space="1" w:color="auto"/>
+          <w:right w:val="single" w:sz="4" w:space="4" w:color="auto"/>
+        </w:pBdr>
+        <w:rPr>
+          <w:rFonts w:ascii="Verdana" w:hAnsi="Verdana"/>
+          <w:b/>
+          <w:sz w:val="32"/>
+          <w:szCs w:val="32"/>
+        </w:rPr>
+      </w:pPr>
+    </w:p>
+    <w:p>
+      <w:pPr>
+        <w:pStyle w:val="NoSpacing"/>
+        <w:pBdr>
+          <w:top w:val="single" w:sz="4" w:space="1" w:color="auto"/>
+          <w:left w:val="single" w:sz="4" w:space="4" w:color="auto"/>
+          <w:bottom w:val="single" w:sz="4" w:space="1" w:color="auto"/>
+          <w:right w:val="single" w:sz="4" w:space="4" w:color="auto"/>
+        </w:pBdr>
+        <w:rPr>
+          <w:rFonts w:ascii="Verdana" w:hAnsi="Verdana"/>
+          <w:b/>
+          <w:sz w:val="32"/>
+          <w:szCs w:val="32"/>
+        </w:rPr>
+      </w:pPr>
+      <w:r>
+        <w:rPr>
+          <w:rFonts w:ascii="Verdana" w:hAnsi="Verdana"/>
+          <w:b/>
+          <w:sz w:val="32"/>
+          <w:szCs w:val="32"/>
+        </w:rPr>
+        <w:t>Player functions:</w:t>
+      </w:r>
+    </w:p>
+    <w:p>
+      <w:pPr>
+        <w:pStyle w:val="NoSpacing"/>
+        <w:pBdr>
+          <w:top w:val="single" w:sz="4" w:space="1" w:color="auto"/>
+          <w:left w:val="single" w:sz="4" w:space="4" w:color="auto"/>
+          <w:bottom w:val="single" w:sz="4" w:space="1" w:color="auto"/>
+          <w:right w:val="single" w:sz="4" w:space="4" w:color="auto"/>
+        </w:pBdr>
+        <w:rPr>
+          <w:rFonts w:ascii="Verdana" w:hAnsi="Verdana"/>
+          <w:sz w:val="32"/>
+          <w:szCs w:val="32"/>
+        </w:rPr>
+      </w:pPr>
+      <w:r>
+        <w:rPr>
+          <w:rFonts w:ascii="Verdana" w:hAnsi="Verdana"/>
+          <w:sz w:val="32"/>
+          <w:szCs w:val="32"/>
+        </w:rPr>
+        <w:t>1 = Pistol</w:t>
+      </w:r>
+    </w:p>
+    <w:p>
+      <w:pPr>
+        <w:pStyle w:val="NoSpacing"/>
+        <w:pBdr>
+          <w:top w:val="single" w:sz="4" w:space="1" w:color="auto"/>
+          <w:left w:val="single" w:sz="4" w:space="4" w:color="auto"/>
+          <w:bottom w:val="single" w:sz="4" w:space="1" w:color="auto"/>
+          <w:right w:val="single" w:sz="4" w:space="4" w:color="auto"/>
+        </w:pBdr>
+        <w:rPr>
+          <w:rFonts w:ascii="Verdana" w:hAnsi="Verdana"/>
+          <w:sz w:val="32"/>
+          <w:szCs w:val="32"/>
+        </w:rPr>
+      </w:pPr>
+      <w:r>
+        <w:rPr>
+          <w:rFonts w:ascii="Verdana" w:hAnsi="Verdana"/>
+          <w:sz w:val="32"/>
+          <w:szCs w:val="32"/>
+        </w:rPr>
+        <w:t>2 = Sub Machine Gun</w:t>
+      </w:r>
+    </w:p>
+    <w:p>
+      <w:pPr>
+        <w:pStyle w:val="NoSpacing"/>
+        <w:pBdr>
+          <w:top w:val="single" w:sz="4" w:space="1" w:color="auto"/>
+          <w:left w:val="single" w:sz="4" w:space="4" w:color="auto"/>
+          <w:bottom w:val="single" w:sz="4" w:space="1" w:color="auto"/>
+          <w:right w:val="single" w:sz="4" w:space="4" w:color="auto"/>
+        </w:pBdr>
+        <w:rPr>
+          <w:rFonts w:ascii="Verdana" w:hAnsi="Verdana"/>
+          <w:sz w:val="32"/>
+          <w:szCs w:val="32"/>
+        </w:rPr>
+      </w:pPr>
+      <w:r>
+        <w:rPr>
+          <w:rFonts w:ascii="Verdana" w:hAnsi="Verdana"/>
+          <w:sz w:val="32"/>
+          <w:szCs w:val="32"/>
+        </w:rPr>
+        <w:t>3 = Shotgun</w:t>
+      </w:r>
+    </w:p>
+    <w:p>
+      <w:pPr>
+        <w:pStyle w:val="NoSpacing"/>
+        <w:pBdr>
+          <w:top w:val="single" w:sz="4" w:space="1" w:color="auto"/>
+          <w:left w:val="single" w:sz="4" w:space="4" w:color="auto"/>
+          <w:bottom w:val="single" w:sz="4" w:space="1" w:color="auto"/>
+          <w:right w:val="single" w:sz="4" w:space="4" w:color="auto"/>
+        </w:pBdr>
+        <w:rPr>
+          <w:rFonts w:ascii="Verdana" w:hAnsi="Verdana"/>
+          <w:sz w:val="32"/>
+          <w:szCs w:val="32"/>
+        </w:rPr>
+      </w:pPr>
+      <w:r>
+        <w:rPr>
+          <w:rFonts w:ascii="Verdana" w:hAnsi="Verdana"/>
+          <w:sz w:val="32"/>
+          <w:szCs w:val="32"/>
+        </w:rPr>
+        <w:t>4 = Assault Rifle</w:t>
+      </w:r>
+    </w:p>
+    <w:p>
+      <w:pPr>
+        <w:pStyle w:val="NoSpacing"/>
+        <w:pBdr>
+          <w:top w:val="single" w:sz="4" w:space="1" w:color="auto"/>
+          <w:left w:val="single" w:sz="4" w:space="4" w:color="auto"/>
+          <w:bottom w:val="single" w:sz="4" w:space="1" w:color="auto"/>
+          <w:right w:val="single" w:sz="4" w:space="4" w:color="auto"/>
+        </w:pBdr>
+        <w:rPr>
+          <w:rFonts w:ascii="Verdana" w:hAnsi="Verdana"/>
+          <w:sz w:val="32"/>
+          <w:szCs w:val="32"/>
+        </w:rPr>
+      </w:pPr>
+      <w:r>
+        <w:rPr>
+          <w:rFonts w:ascii="Verdana" w:hAnsi="Verdana"/>
+          <w:sz w:val="32"/>
+          <w:szCs w:val="32"/>
+        </w:rPr>
+        <w:t>5 = Machine Gun</w:t>
+      </w:r>
+    </w:p>
+    <w:p>
+      <w:pPr>
+        <w:pStyle w:val="NoSpacing"/>
+        <w:pBdr>
+          <w:top w:val="single" w:sz="4" w:space="1" w:color="auto"/>
+          <w:left w:val="single" w:sz="4" w:space="4" w:color="auto"/>
+          <w:bottom w:val="single" w:sz="4" w:space="1" w:color="auto"/>
+          <w:right w:val="single" w:sz="4" w:space="4" w:color="auto"/>
+        </w:pBdr>
+        <w:rPr>
+          <w:rFonts w:ascii="Verdana" w:hAnsi="Verdana"/>
+          <w:sz w:val="32"/>
+          <w:szCs w:val="32"/>
+        </w:rPr>
+      </w:pPr>
+      <w:r>
+        <w:rPr>
+          <w:rFonts w:ascii="Verdana" w:hAnsi="Verdana"/>
+          <w:sz w:val="32"/>
+          <w:szCs w:val="32"/>
+        </w:rPr>
+        <w:t>6 = Sniper Rifle</w:t>
+      </w:r>
+    </w:p>
+    <w:p>
+      <w:pPr>
+        <w:pStyle w:val="NoSpacing"/>
+        <w:pBdr>
+          <w:top w:val="single" w:sz="4" w:space="1" w:color="auto"/>
+          <w:left w:val="single" w:sz="4" w:space="4" w:color="auto"/>
+          <w:bottom w:val="single" w:sz="4" w:space="1" w:color="auto"/>
+          <w:right w:val="single" w:sz="4" w:space="4" w:color="auto"/>
+        </w:pBdr>
+        <w:rPr>
+          <w:rFonts w:ascii="Verdana" w:hAnsi="Verdana"/>
+          <w:sz w:val="32"/>
+          <w:szCs w:val="32"/>
+        </w:rPr>
+      </w:pPr>
+      <w:r>
+        <w:rPr>
+          <w:rFonts w:ascii="Verdana" w:hAnsi="Verdana"/>
+          <w:sz w:val="32"/>
+          <w:szCs w:val="32"/>
+        </w:rPr>
+        <w:t>Mouse1 = Fire [Not implemented]</w:t>
+      </w:r>
+    </w:p>
+    <w:p>
+      <w:pPr>
+        <w:pStyle w:val="NoSpacing"/>
+        <w:pBdr>
+          <w:top w:val="single" w:sz="4" w:space="1" w:color="auto"/>
+          <w:left w:val="single" w:sz="4" w:space="4" w:color="auto"/>
+          <w:bottom w:val="single" w:sz="4" w:space="1" w:color="auto"/>
+          <w:right w:val="single" w:sz="4" w:space="4" w:color="auto"/>
+        </w:pBdr>
+        <w:rPr>
+          <w:rFonts w:ascii="Verdana" w:hAnsi="Verdana"/>
+          <w:b/>
+          <w:sz w:val="32"/>
+          <w:szCs w:val="32"/>
+        </w:rPr>
+      </w:pPr>
+      <w:r>
+        <w:rPr>
+          <w:rFonts w:ascii="Verdana" w:hAnsi="Verdana"/>
+          <w:sz w:val="32"/>
+          <w:szCs w:val="32"/>
+        </w:rPr>
+        <w:t>Mouse2 = Alt-Fire [Not implemented]</w:t>
+      </w:r>
+    </w:p>
+    <w:p>
+      <w:pPr>
+        <w:pStyle w:val="NoSpacing"/>
+        <w:pBdr>
+          <w:top w:val="single" w:sz="4" w:space="1" w:color="auto"/>
+          <w:left w:val="single" w:sz="4" w:space="4" w:color="auto"/>
+          <w:bottom w:val="single" w:sz="4" w:space="1" w:color="auto"/>
+          <w:right w:val="single" w:sz="4" w:space="4" w:color="auto"/>
+        </w:pBdr>
+        <w:rPr>
+          <w:rFonts w:ascii="Verdana" w:hAnsi="Verdana"/>
+          <w:b/>
+          <w:sz w:val="32"/>
+          <w:szCs w:val="32"/>
+        </w:rPr>
+      </w:pPr>
+    </w:p>
+    <w:p>
+      <w:pPr>
+        <w:pStyle w:val="NoSpacing"/>
+        <w:pBdr>
+          <w:top w:val="single" w:sz="4" w:space="1" w:color="auto"/>
+          <w:left w:val="single" w:sz="4" w:space="4" w:color="auto"/>
+          <w:bottom w:val="single" w:sz="4" w:space="1" w:color="auto"/>
+          <w:right w:val="single" w:sz="4" w:space="4" w:color="auto"/>
+        </w:pBdr>
+        <w:rPr>
+          <w:rFonts w:ascii="Verdana" w:hAnsi="Verdana"/>
+          <w:b/>
+          <w:sz w:val="32"/>
+          <w:szCs w:val="32"/>
+        </w:rPr>
+      </w:pPr>
+      <w:r>
+        <w:rPr>
+          <w:rFonts w:ascii="Verdana" w:hAnsi="Verdana"/>
+          <w:b/>
+          <w:sz w:val="32"/>
+          <w:szCs w:val="32"/>
+        </w:rPr>
+        <w:t>Editor functions:</w:t>
+      </w:r>
+    </w:p>
+    <w:p>
+      <w:pPr>
+        <w:pStyle w:val="NoSpacing"/>
+        <w:pBdr>
+          <w:top w:val="single" w:sz="4" w:space="1" w:color="auto"/>
+          <w:left w:val="single" w:sz="4" w:space="4" w:color="auto"/>
+          <w:bottom w:val="single" w:sz="4" w:space="1" w:color="auto"/>
+          <w:right w:val="single" w:sz="4" w:space="4" w:color="auto"/>
+        </w:pBdr>
+        <w:rPr>
+          <w:rFonts w:ascii="Verdana" w:hAnsi="Verdana"/>
+          <w:sz w:val="32"/>
+          <w:szCs w:val="32"/>
+        </w:rPr>
+      </w:pPr>
+      <w:r>
+        <w:rPr>
+          <w:rFonts w:ascii="Verdana" w:hAnsi="Verdana"/>
+          <w:sz w:val="32"/>
+          <w:szCs w:val="32"/>
+        </w:rPr>
+        <w:t>N = Create New Block</w:t>
+      </w:r>
+    </w:p>
+    <w:p>
+      <w:pPr>
+        <w:pStyle w:val="NoSpacing"/>
+        <w:pBdr>
+          <w:top w:val="single" w:sz="4" w:space="1" w:color="auto"/>
+          <w:left w:val="single" w:sz="4" w:space="4" w:color="auto"/>
+          <w:bottom w:val="single" w:sz="4" w:space="1" w:color="auto"/>
+          <w:right w:val="single" w:sz="4" w:space="4" w:color="auto"/>
+        </w:pBdr>
+        <w:rPr>
+          <w:rFonts w:ascii="Verdana" w:hAnsi="Verdana"/>
+          <w:sz w:val="32"/>
+          <w:szCs w:val="32"/>
+        </w:rPr>
+      </w:pPr>
+      <w:r>
+        <w:rPr>
+          <w:rFonts w:ascii="Verdana" w:hAnsi="Verdana"/>
+          <w:sz w:val="32"/>
+          <w:szCs w:val="32"/>
+        </w:rPr>
+        <w:t>M = Change Block Color</w:t>
+      </w:r>
+    </w:p>
+    <w:p>
+      <w:pPr>
+        <w:pStyle w:val="NoSpacing"/>
+        <w:pBdr>
+          <w:top w:val="single" w:sz="4" w:space="1" w:color="auto"/>
+          <w:left w:val="single" w:sz="4" w:space="4" w:color="auto"/>
+          <w:bottom w:val="single" w:sz="4" w:space="1" w:color="auto"/>
+          <w:right w:val="single" w:sz="4" w:space="4" w:color="auto"/>
+        </w:pBdr>
+        <w:rPr>
+          <w:rFonts w:ascii="Verdana" w:hAnsi="Verdana"/>
+          <w:sz w:val="32"/>
+          <w:szCs w:val="32"/>
+        </w:rPr>
+      </w:pPr>
+      <w:r>
+        <w:rPr>
+          <w:rFonts w:ascii="Verdana" w:hAnsi="Verdana"/>
+          <w:sz w:val="32"/>
+          <w:szCs w:val="32"/>
+        </w:rPr>
+        <w:t>Mouse1 = Select Solid Block</w:t>
+      </w:r>
+    </w:p>
+    <w:p>
+      <w:pPr>
+        <w:pStyle w:val="NoSpacing"/>
+        <w:pBdr>
+          <w:top w:val="single" w:sz="4" w:space="1" w:color="auto"/>
+          <w:left w:val="single" w:sz="4" w:space="4" w:color="auto"/>
+          <w:bottom w:val="single" w:sz="4" w:space="1" w:color="auto"/>
+          <w:right w:val="single" w:sz="4" w:space="4" w:color="auto"/>
+        </w:pBdr>
+        <w:rPr>
+          <w:rFonts w:ascii="Verdana" w:hAnsi="Verdana"/>
+          <w:sz w:val="32"/>
+          <w:szCs w:val="32"/>
+        </w:rPr>
+      </w:pPr>
+      <w:r>
+        <w:rPr>
+          <w:rFonts w:ascii="Verdana" w:hAnsi="Verdana"/>
+          <w:sz w:val="32"/>
+          <w:szCs w:val="32"/>
+        </w:rPr>
+        <w:t>Mouse1 + SHIFT = Select Fluid Block</w:t>
+      </w:r>
+    </w:p>
+    <w:p>
+      <w:pPr>
+        <w:pStyle w:val="NoSpacing"/>
+        <w:pBdr>
+          <w:top w:val="single" w:sz="4" w:space="1" w:color="auto"/>
+          <w:left w:val="single" w:sz="4" w:space="4" w:color="auto"/>
+          <w:bottom w:val="single" w:sz="4" w:space="1" w:color="auto"/>
+          <w:right w:val="single" w:sz="4" w:space="4" w:color="auto"/>
+        </w:pBdr>
+        <w:rPr>
+          <w:rFonts w:ascii="Verdana" w:hAnsi="Verdana"/>
+          <w:sz w:val="32"/>
+          <w:szCs w:val="32"/>
+        </w:rPr>
+      </w:pPr>
+      <w:r>
+        <w:rPr>
+          <w:rFonts w:ascii="Verdana" w:hAnsi="Verdana"/>
+          <w:sz w:val="32"/>
+          <w:szCs w:val="32"/>
+        </w:rPr>
+        <w:t>Mouse2 = Place New Block</w:t>
+      </w:r>
+    </w:p>
+    <w:p>
+      <w:pPr>
+        <w:pStyle w:val="NoSpacing"/>
+        <w:pBdr>
+          <w:top w:val="single" w:sz="4" w:space="1" w:color="auto"/>
+          <w:left w:val="single" w:sz="4" w:space="4" w:color="auto"/>
+          <w:bottom w:val="single" w:sz="4" w:space="1" w:color="auto"/>
+          <w:right w:val="single" w:sz="4" w:space="4" w:color="auto"/>
+        </w:pBdr>
+        <w:rPr>
+          <w:rFonts w:ascii="Verdana" w:hAnsi="Verdana"/>
+          <w:sz w:val="32"/>
+          <w:szCs w:val="32"/>
+        </w:rPr>
+      </w:pPr>
+      <w:r>
+        <w:rPr>
+          <w:rFonts w:ascii="Verdana" w:hAnsi="Verdana"/>
+          <w:sz w:val="32"/>
+          <w:szCs w:val="32"/>
+        </w:rPr>
+        <w:t>1-6 = Select Adjacent Solid Block</w:t>
+      </w:r>
+    </w:p>
+    <w:p>
+      <w:pPr>
+        <w:pStyle w:val="NoSpacing"/>
+        <w:pBdr>
+          <w:top w:val="single" w:sz="4" w:space="1" w:color="auto"/>
+          <w:left w:val="single" w:sz="4" w:space="4" w:color="auto"/>
+          <w:bottom w:val="single" w:sz="4" w:space="1" w:color="auto"/>
+          <w:right w:val="single" w:sz="4" w:space="4" w:color="auto"/>
+        </w:pBdr>
+        <w:rPr>
+          <w:rFonts w:ascii="Verdana" w:hAnsi="Verdana"/>
+          <w:sz w:val="32"/>
+          <w:szCs w:val="32"/>
+        </w:rPr>
+      </w:pPr>
+      <w:r>
+        <w:rPr>
+          <w:rFonts w:ascii="Verdana" w:hAnsi="Verdana"/>
+          <w:sz w:val="32"/>
+          <w:szCs w:val="32"/>
+        </w:rPr>
+        <w:t>1-6 + SHIFT = Select Adjacent Fluid Block</w:t>
+      </w:r>
+    </w:p>
+    <w:p>
+      <w:pPr>
+        <w:pStyle w:val="NoSpacing"/>
+        <w:pBdr>
+          <w:top w:val="single" w:sz="4" w:space="1" w:color="auto"/>
+          <w:left w:val="single" w:sz="4" w:space="4" w:color="auto"/>
+          <w:bottom w:val="single" w:sz="4" w:space="1" w:color="auto"/>
+          <w:right w:val="single" w:sz="4" w:space="4" w:color="auto"/>
+        </w:pBdr>
+        <w:rPr>
+          <w:rFonts w:ascii="Verdana" w:hAnsi="Verdana"/>
+          <w:sz w:val="32"/>
+          <w:szCs w:val="32"/>
+        </w:rPr>
+      </w:pPr>
+      <w:r>
+        <w:rPr>
+          <w:rFonts w:ascii="Verdana" w:hAnsi="Verdana"/>
+          <w:sz w:val="32"/>
+          <w:szCs w:val="32"/>
+        </w:rPr>
+        <w:t>F, 0 = Deselect</w:t>
+      </w:r>
+    </w:p>
+    <w:p>
+      <w:pPr>
+        <w:pStyle w:val="NoSpacing"/>
+        <w:pBdr>
+          <w:top w:val="single" w:sz="4" w:space="1" w:color="auto"/>
+          <w:left w:val="single" w:sz="4" w:space="4" w:color="auto"/>
+          <w:bottom w:val="single" w:sz="4" w:space="1" w:color="auto"/>
+          <w:right w:val="single" w:sz="4" w:space="4" w:color="auto"/>
+        </w:pBdr>
+        <w:rPr>
+          <w:rFonts w:ascii="Verdana" w:hAnsi="Verdana"/>
+          <w:sz w:val="32"/>
+          <w:szCs w:val="32"/>
+        </w:rPr>
+      </w:pPr>
+      <w:r>
+        <w:rPr>
+          <w:rFonts w:ascii="Verdana" w:hAnsi="Verdana"/>
+          <w:sz w:val="32"/>
+          <w:szCs w:val="32"/>
+        </w:rPr>
+        <w:t>R = Remove Selected Block</w:t>
+      </w:r>
+    </w:p>
+    <w:p>
+      <w:pPr>
+        <w:pStyle w:val="NoSpacing"/>
+        <w:pBdr>
+          <w:top w:val="single" w:sz="4" w:space="1" w:color="auto"/>
+          <w:left w:val="single" w:sz="4" w:space="4" w:color="auto"/>
+          <w:bottom w:val="single" w:sz="4" w:space="1" w:color="auto"/>
+          <w:right w:val="single" w:sz="4" w:space="4" w:color="auto"/>
+        </w:pBdr>
+        <w:rPr>
+          <w:rFonts w:ascii="Verdana" w:hAnsi="Verdana"/>
+          <w:sz w:val="32"/>
+          <w:szCs w:val="32"/>
+        </w:rPr>
+      </w:pPr>
+      <w:r>
+        <w:rPr>
+          <w:rFonts w:ascii="Verdana" w:hAnsi="Verdana"/>
+          <w:sz w:val="32"/>
+          <w:szCs w:val="32"/>
+        </w:rPr>
+        <w:t xml:space="preserve">[, ] = Change Texture </w:t>
+      </w:r>
+      <w:proofErr w:type="gramStart"/>
+      <w:r>
+        <w:rPr>
+          <w:rFonts w:ascii="Verdana" w:hAnsi="Verdana"/>
+          <w:sz w:val="32"/>
+          <w:szCs w:val="32"/>
+        </w:rPr>
+        <w:t>For</w:t>
+      </w:r>
+      <w:proofErr w:type="gramEnd"/>
+      <w:r>
+        <w:rPr>
+          <w:rFonts w:ascii="Verdana" w:hAnsi="Verdana"/>
+          <w:sz w:val="32"/>
+          <w:szCs w:val="32"/>
+        </w:rPr>
+        <w:t xml:space="preserve"> New Block</w:t>
+      </w:r>
+    </w:p>
+    <w:p>
+      <w:pPr>
+        <w:pStyle w:val="NoSpacing"/>
+        <w:pBdr>
+          <w:top w:val="single" w:sz="4" w:space="1" w:color="auto"/>
+          <w:left w:val="single" w:sz="4" w:space="4" w:color="auto"/>
+          <w:bottom w:val="single" w:sz="4" w:space="1" w:color="auto"/>
+          <w:right w:val="single" w:sz="4" w:space="4" w:color="auto"/>
+        </w:pBdr>
+        <w:rPr>
+          <w:rFonts w:ascii="Verdana" w:hAnsi="Verdana"/>
+          <w:b/>
+          <w:sz w:val="32"/>
+          <w:szCs w:val="32"/>
+        </w:rPr>
+      </w:pPr>
+    </w:p>
+    <w:p>
+      <w:pPr>
+        <w:pStyle w:val="NoSpacing"/>
+        <w:pBdr>
+          <w:top w:val="single" w:sz="4" w:space="1" w:color="auto"/>
+          <w:left w:val="single" w:sz="4" w:space="4" w:color="auto"/>
+          <w:bottom w:val="single" w:sz="4" w:space="1" w:color="auto"/>
+          <w:right w:val="single" w:sz="4" w:space="4" w:color="auto"/>
+        </w:pBdr>
+        <w:rPr>
+          <w:rFonts w:ascii="Verdana" w:hAnsi="Verdana"/>
+          <w:b/>
+          <w:sz w:val="32"/>
+          <w:szCs w:val="32"/>
+        </w:rPr>
+      </w:pPr>
+      <w:r>
+        <w:rPr>
+          <w:rFonts w:ascii="Verdana" w:hAnsi="Verdana"/>
+          <w:b/>
+          <w:sz w:val="32"/>
+          <w:szCs w:val="32"/>
+        </w:rPr>
+        <w:t>Other functions:</w:t>
+      </w:r>
+    </w:p>
+    <w:p>
+      <w:pPr>
+        <w:pStyle w:val="NoSpacing"/>
+        <w:pBdr>
+          <w:top w:val="single" w:sz="4" w:space="1" w:color="auto"/>
+          <w:left w:val="single" w:sz="4" w:space="4" w:color="auto"/>
+          <w:bottom w:val="single" w:sz="4" w:space="1" w:color="auto"/>
+          <w:right w:val="single" w:sz="4" w:space="4" w:color="auto"/>
+        </w:pBdr>
+        <w:rPr>
+          <w:rFonts w:ascii="Verdana" w:hAnsi="Verdana"/>
+          <w:sz w:val="32"/>
+          <w:szCs w:val="32"/>
+        </w:rPr>
+      </w:pPr>
+      <w:r>
+        <w:rPr>
+          <w:rFonts w:ascii="Verdana" w:hAnsi="Verdana"/>
+          <w:sz w:val="32"/>
+          <w:szCs w:val="32"/>
+        </w:rPr>
+        <w:t>` = Enter Command</w:t>
+      </w:r>
+    </w:p>
+    <w:p>
+      <w:pPr>
+        <w:pStyle w:val="NoSpacing"/>
+        <w:pBdr>
+          <w:top w:val="single" w:sz="4" w:space="1" w:color="auto"/>
+          <w:left w:val="single" w:sz="4" w:space="4" w:color="auto"/>
+          <w:bottom w:val="single" w:sz="4" w:space="1" w:color="auto"/>
+          <w:right w:val="single" w:sz="4" w:space="4" w:color="auto"/>
+        </w:pBdr>
+        <w:rPr>
+          <w:rFonts w:ascii="Verdana" w:hAnsi="Verdana"/>
+          <w:sz w:val="32"/>
+          <w:szCs w:val="32"/>
+        </w:rPr>
+      </w:pPr>
+      <w:r>
+        <w:rPr>
+          <w:rFonts w:ascii="Verdana" w:hAnsi="Verdana"/>
+          <w:sz w:val="32"/>
+          <w:szCs w:val="32"/>
+        </w:rPr>
+        <w:t>ESC = Main Menu</w:t>
+      </w:r>
+    </w:p>
+    <w:p>
+      <w:pPr>
+        <w:pStyle w:val="NoSpacing"/>
+        <w:pBdr>
+          <w:top w:val="single" w:sz="4" w:space="1" w:color="auto"/>
+          <w:left w:val="single" w:sz="4" w:space="4" w:color="auto"/>
+          <w:bottom w:val="single" w:sz="4" w:space="1" w:color="auto"/>
+          <w:right w:val="single" w:sz="4" w:space="4" w:color="auto"/>
+        </w:pBdr>
+        <w:rPr>
+          <w:rFonts w:ascii="Verdana" w:hAnsi="Verdana"/>
+          <w:sz w:val="32"/>
+          <w:szCs w:val="32"/>
+        </w:rPr>
+      </w:pPr>
+      <w:r>
+        <w:rPr>
+          <w:rFonts w:ascii="Verdana" w:hAnsi="Verdana"/>
+          <w:sz w:val="32"/>
+          <w:szCs w:val="32"/>
+        </w:rPr>
+        <w:t>F1 = Help</w:t>
+      </w:r>
+    </w:p>
+    <w:p>
+      <w:pPr>
+        <w:pStyle w:val="NoSpacing"/>
+        <w:pBdr>
+          <w:top w:val="single" w:sz="4" w:space="1" w:color="auto"/>
+          <w:left w:val="single" w:sz="4" w:space="4" w:color="auto"/>
+          <w:bottom w:val="single" w:sz="4" w:space="1" w:color="auto"/>
+          <w:right w:val="single" w:sz="4" w:space="4" w:color="auto"/>
+        </w:pBdr>
+        <w:rPr>
+          <w:rFonts w:ascii="Verdana" w:hAnsi="Verdana"/>
+          <w:sz w:val="32"/>
+          <w:szCs w:val="32"/>
+        </w:rPr>
+      </w:pPr>
+      <w:r>
+        <w:rPr>
+          <w:rFonts w:ascii="Verdana" w:hAnsi="Verdana"/>
+          <w:sz w:val="32"/>
+          <w:szCs w:val="32"/>
+        </w:rPr>
+        <w:t>F2 = Save Level</w:t>
+      </w:r>
+    </w:p>
+    <w:p>
+      <w:pPr>
+        <w:pStyle w:val="NoSpacing"/>
+        <w:pBdr>
+          <w:top w:val="single" w:sz="4" w:space="1" w:color="auto"/>
+          <w:left w:val="single" w:sz="4" w:space="4" w:color="auto"/>
+          <w:bottom w:val="single" w:sz="4" w:space="1" w:color="auto"/>
+          <w:right w:val="single" w:sz="4" w:space="4" w:color="auto"/>
+        </w:pBdr>
+        <w:rPr>
+          <w:rFonts w:ascii="Verdana" w:hAnsi="Verdana"/>
+          <w:sz w:val="32"/>
+          <w:szCs w:val="32"/>
+        </w:rPr>
+      </w:pPr>
+      <w:r>
+        <w:rPr>
+          <w:rFonts w:ascii="Verdana" w:hAnsi="Verdana"/>
+          <w:sz w:val="32"/>
+          <w:szCs w:val="32"/>
+        </w:rPr>
+        <w:t>F3 = Load Level</w:t>
+      </w:r>
+    </w:p>
+    <w:p>
+      <w:pPr>
+        <w:pStyle w:val="NoSpacing"/>
+        <w:pBdr>
+          <w:top w:val="single" w:sz="4" w:space="1" w:color="auto"/>
+          <w:left w:val="single" w:sz="4" w:space="4" w:color="auto"/>
+          <w:bottom w:val="single" w:sz="4" w:space="1" w:color="auto"/>
+          <w:right w:val="single" w:sz="4" w:space="4" w:color="auto"/>
+        </w:pBdr>
+        <w:rPr>
+          <w:rFonts w:ascii="Verdana" w:hAnsi="Verdana"/>
+          <w:sz w:val="32"/>
+          <w:szCs w:val="32"/>
+        </w:rPr>
+      </w:pPr>
+      <w:r>
+        <w:rPr>
+          <w:rFonts w:ascii="Verdana" w:hAnsi="Verdana"/>
+          <w:sz w:val="32"/>
+          <w:szCs w:val="32"/>
+        </w:rPr>
+        <w:t>F12 = Take Screenshot</w:t>
+      </w:r>
+    </w:p>
+    <w:p>
+      <w:pPr>
+        <w:pStyle w:val="NoSpacing"/>
+        <w:pBdr>
+          <w:top w:val="single" w:sz="4" w:space="1" w:color="auto"/>
+          <w:left w:val="single" w:sz="4" w:space="4" w:color="auto"/>
+          <w:bottom w:val="single" w:sz="4" w:space="1" w:color="auto"/>
+          <w:right w:val="single" w:sz="4" w:space="4" w:color="auto"/>
+        </w:pBdr>
+        <w:rPr>
+          <w:rFonts w:ascii="Verdana" w:hAnsi="Verdana"/>
+          <w:sz w:val="32"/>
+          <w:szCs w:val="32"/>
+        </w:rPr>
+      </w:pPr>
+      <w:r>
+        <w:rPr>
+          <w:rFonts w:ascii="Verdana" w:hAnsi="Verdana"/>
+          <w:sz w:val="32"/>
+          <w:szCs w:val="32"/>
+        </w:rPr>
+        <w:t>P = Change Crosshair Color</w:t>
+      </w:r>
+    </w:p>
+    <w:p>
+      <w:pPr>
+        <w:pStyle w:val="NoSpacing"/>
+        <w:rPr>
+          <w:rFonts w:ascii="Verdana" w:hAnsi="Verdana"/>
+          <w:b/>
+          <w:sz w:val="32"/>
+          <w:szCs w:val="32"/>
+        </w:rPr>
+      </w:pPr>
+    </w:p>
+    <w:p>
+      <w:pPr>
+        <w:pStyle w:val="NoSpacing"/>
+        <w:pBdr>
+          <w:top w:val="single" w:sz="4" w:space="1" w:color="auto"/>
+          <w:left w:val="single" w:sz="4" w:space="4" w:color="auto"/>
+          <w:bottom w:val="single" w:sz="4" w:space="1" w:color="auto"/>
+          <w:right w:val="single" w:sz="4" w:space="4" w:color="auto"/>
+        </w:pBdr>
+        <w:rPr>
+          <w:rFonts w:ascii="Verdana" w:hAnsi="Verdana"/>
+          <w:b/>
+          <w:sz w:val="48"/>
+          <w:szCs w:val="32"/>
+        </w:rPr>
+      </w:pPr>
+      <w:r>
+        <w:rPr>
+          <w:rFonts w:ascii="Verdana" w:hAnsi="Verdana"/>
+          <w:b/>
+          <w:sz w:val="48"/>
+          <w:szCs w:val="32"/>
+        </w:rPr>
+        <w:t>N</w:t>
+      </w:r>
+      <w:r>
+        <w:rPr>
+          <w:rFonts w:ascii="Verdana" w:hAnsi="Verdana"/>
+          <w:b/>
+          <w:sz w:val="48"/>
+          <w:szCs w:val="32"/>
+        </w:rPr>
+        <w:t>otes:</w:t>
+      </w:r>
+    </w:p>
+    <w:p>
+      <w:pPr>
+        <w:pStyle w:val="NoSpacing"/>
+        <w:numPr>
+          <w:ilvl w:val="0"/>
+          <w:numId w:val="1"/>
+        </w:numPr>
+        <w:pBdr>
+          <w:top w:val="single" w:sz="4" w:space="1" w:color="auto"/>
+          <w:left w:val="single" w:sz="4" w:space="4" w:color="auto"/>
+          <w:bottom w:val="single" w:sz="4" w:space="1" w:color="auto"/>
+          <w:right w:val="single" w:sz="4" w:space="4" w:color="auto"/>
+        </w:pBdr>
+        <w:rPr>
+          <w:rFonts w:ascii="Verdana" w:hAnsi="Verdana"/>
+          <w:sz w:val="32"/>
+          <w:szCs w:val="32"/>
+        </w:rPr>
+      </w:pPr>
+      <w:r>
+        <w:rPr>
+          <w:rFonts w:ascii="Verdana" w:hAnsi="Verdana"/>
+          <w:sz w:val="32"/>
+          <w:szCs w:val="32"/>
+        </w:rPr>
+        <w:t>Game uses LWJGL 3.2.3 since v 02 (BELARUS).</w:t>
+      </w:r>
+    </w:p>
+    <w:p>
+      <w:pPr>
+        <w:pStyle w:val="NoSpacing"/>
+        <w:numPr>
+          <w:ilvl w:val="0"/>
+          <w:numId w:val="1"/>
+        </w:numPr>
+        <w:pBdr>
+          <w:top w:val="single" w:sz="4" w:space="1" w:color="auto"/>
+          <w:left w:val="single" w:sz="4" w:space="4" w:color="auto"/>
+          <w:bottom w:val="single" w:sz="4" w:space="1" w:color="auto"/>
+          <w:right w:val="single" w:sz="4" w:space="4" w:color="auto"/>
+        </w:pBdr>
+        <w:rPr>
+          <w:rFonts w:ascii="Verdana" w:hAnsi="Verdana"/>
+          <w:sz w:val="32"/>
+          <w:szCs w:val="32"/>
+        </w:rPr>
+      </w:pPr>
+      <w:r>
+        <w:rPr>
+          <w:rFonts w:ascii="Verdana" w:hAnsi="Verdana"/>
+          <w:sz w:val="32"/>
+          <w:szCs w:val="32"/>
+        </w:rPr>
+        <w:lastRenderedPageBreak/>
         <w:t xml:space="preserve">Game requires Quad Core processor with support for at least 4 threads. </w:t>
       </w:r>
       <w:r>
@@ -2554,16 +2620,7 @@
           <w:sz w:val="32"/>
           <w:szCs w:val="32"/>
         </w:rPr>
-        <w:t xml:space="preserve"> + 1 additional thread if random level </w:t>
-      </w:r>
-      <w:r>
-        <w:rPr>
-          <w:rFonts w:ascii="Verdana" w:hAnsi="Verdana"/>
-          <w:sz w:val="32"/>
-          <w:szCs w:val="32"/>
-        </w:rPr>
-        <w:lastRenderedPageBreak/>
-        <w:t>generator is being used or when loading or saving level is in progress</w:t>
+        <w:t xml:space="preserve"> + 1 additional thread if random level generator is being used or when loading or saving level is in progress</w:t>
       </w:r>
       <w:r>
         <w:rPr>
@@ -2863,7 +2920,7 @@
                                       <w:sz w:val="32"/>
                                       <w:szCs w:val="32"/>
                                     </w:rPr>
-                                    <w:t>1</w:t>
+                                    <w:t>2</w:t>
                                   </w:r>
                                   <w:r>
                                     <w:rPr>
@@ -2929,7 +2986,7 @@
                                 <w:sz w:val="32"/>
                                 <w:szCs w:val="32"/>
                               </w:rPr>
-                              <w:t>1</w:t>
+                              <w:t>2</w:t>
                             </w:r>
                             <w:r>
                               <w:rPr>
@@ -3978,7 +4035,7 @@
     <w:charset w:val="00"/>
     <w:family w:val="modern"/>
     <w:pitch w:val="fixed"/>
-    <w:sig w:usb0="20002A87" w:usb1="00000000" w:usb2="00000000" w:usb3="00000000" w:csb0="000001FF" w:csb1="00000000"/>
+    <w:sig w:usb0="E0002EFF" w:usb1="C0007843" w:usb2="00000009" w:usb3="00000000" w:csb0="000001FF" w:csb1="00000000"/>
   </w:font>
   <w:font w:name="Wingdings">
     <w:panose1 w:val="05000000000000000000"/>
@@ -3998,8 +4055,9 @@
     <w:panose1 w:val="020B0604030504040204"/>
     <w:charset w:val="00"/>
     <w:family w:val="swiss"/>
+    <w:notTrueType/>
     <w:pitch w:val="variable"/>
-    <w:sig w:usb0="E1002EFF" w:usb1="C000605B" w:usb2="00000029" w:usb3="00000000" w:csb0="000101FF" w:csb1="00000000"/>
+    <w:sig w:usb0="00000003" w:usb1="00000000" w:usb2="00000000" w:usb3="00000000" w:csb0="00000001" w:csb1="00000000"/>
   </w:font>
   <w:font w:name="Verdana">
     <w:panose1 w:val="020B0604030504040204"/>
@@ -4035,6 +4093,7 @@
     <w:rsid w:val="000F63D0"/>
     <w:rsid w:val="00133C44"/>
     <w:rsid w:val="005D2204"/>
+    <w:rsid w:val="00721E18"/>
     <w:rsid w:val="00913FCE"/>
     <w:rsid w:val="00947FFB"/>
     <w:rsid w:val="00A47230"/>

--- a/support.docx
+++ b/support.docx
@@ -1439,10 +1439,18 @@
           <w:sz w:val="32"/>
           <w:szCs w:val="32"/>
         </w:rPr>
-        <w:t>quit, exits : leaves the game.</w:t>
+        <w:t>quit, exit</w:t>
       </w:r>
       <w:bookmarkStart w:id="0" w:name="_GoBack"/>
       <w:bookmarkEnd w:id="0"/>
+      <w:r>
+        <w:rPr>
+          <w:rFonts w:ascii="Verdana" w:hAnsi="Verdana"/>
+          <w:sz w:val="32"/>
+          <w:szCs w:val="32"/>
+        </w:rPr>
+        <w:t xml:space="preserve"> : leaves the game.</w:t>
+      </w:r>
     </w:p>
     <w:p>
       <w:pPr>
@@ -4090,6 +4098,7 @@
   </w:compat>
   <w:rsids>
     <w:rsidRoot w:val="00913FCE"/>
+    <w:rsid w:val="000F4CBE"/>
     <w:rsid w:val="000F63D0"/>
     <w:rsid w:val="00133C44"/>
     <w:rsid w:val="005D2204"/>

--- a/support.docx
+++ b/support.docx
@@ -28,47 +28,7 @@
           <w:b/>
           <w:sz w:val="48"/>
         </w:rPr>
-        <w:t xml:space="preserve"> Voxel Game v </w:t>
-      </w:r>
-      <w:r>
-        <w:rPr>
-          <w:rFonts w:ascii="Verdana" w:hAnsi="Verdana"/>
-          <w:b/>
-          <w:sz w:val="48"/>
-        </w:rPr>
-        <w:t>1</w:t>
-      </w:r>
-      <w:r>
-        <w:rPr>
-          <w:rFonts w:ascii="Verdana" w:hAnsi="Verdana"/>
-          <w:b/>
-          <w:sz w:val="48"/>
-        </w:rPr>
-        <w:t>8</w:t>
-      </w:r>
-      <w:r>
-        <w:rPr>
-          <w:rFonts w:ascii="Verdana" w:hAnsi="Verdana"/>
-          <w:b/>
-          <w:sz w:val="48"/>
-        </w:rPr>
-        <w:t xml:space="preserve"> (</w:t>
-      </w:r>
-      <w:r>
-        <w:rPr>
-          <w:rFonts w:ascii="Verdana" w:hAnsi="Verdana"/>
-          <w:b/>
-          <w:sz w:val="48"/>
-        </w:rPr>
-        <w:t>STONEWALL</w:t>
-      </w:r>
-      <w:r>
-        <w:rPr>
-          <w:rFonts w:ascii="Verdana" w:hAnsi="Verdana"/>
-          <w:b/>
-          <w:sz w:val="48"/>
-        </w:rPr>
-        <w:t>)</w:t>
+        <w:t xml:space="preserve"> Voxel Game </w:t>
       </w:r>
     </w:p>
     <w:p>
@@ -1441,8 +1401,6 @@
         </w:rPr>
         <w:t>quit, exit</w:t>
       </w:r>
-      <w:bookmarkStart w:id="0" w:name="_GoBack"/>
-      <w:bookmarkEnd w:id="0"/>
       <w:r>
         <w:rPr>
           <w:rFonts w:ascii="Verdana" w:hAnsi="Verdana"/>
@@ -2596,8 +2554,18 @@
           <w:sz w:val="32"/>
           <w:szCs w:val="32"/>
         </w:rPr>
-        <w:t>at most time 2</w:t>
-      </w:r>
+        <w:t xml:space="preserve">at most time </w:t>
+      </w:r>
+      <w:r>
+        <w:rPr>
+          <w:rFonts w:ascii="Verdana" w:hAnsi="Verdana"/>
+          <w:sz w:val="32"/>
+          <w:szCs w:val="32"/>
+        </w:rPr>
+        <w:t>3</w:t>
+      </w:r>
+      <w:bookmarkStart w:id="0" w:name="_GoBack"/>
+      <w:bookmarkEnd w:id="0"/>
       <w:r>
         <w:rPr>
           <w:rFonts w:ascii="Verdana" w:hAnsi="Verdana"/>
@@ -2928,7 +2896,7 @@
                                       <w:sz w:val="32"/>
                                       <w:szCs w:val="32"/>
                                     </w:rPr>
-                                    <w:t>2</w:t>
+                                    <w:t>3</w:t>
                                   </w:r>
                                   <w:r>
                                     <w:rPr>
@@ -2994,7 +2962,7 @@
                                 <w:sz w:val="32"/>
                                 <w:szCs w:val="32"/>
                               </w:rPr>
-                              <w:t>2</w:t>
+                              <w:t>3</w:t>
                             </w:r>
                             <w:r>
                               <w:rPr>
@@ -4101,6 +4069,7 @@
     <w:rsid w:val="000F4CBE"/>
     <w:rsid w:val="000F63D0"/>
     <w:rsid w:val="00133C44"/>
+    <w:rsid w:val="001F1795"/>
     <w:rsid w:val="005D2204"/>
     <w:rsid w:val="00721E18"/>
     <w:rsid w:val="00913FCE"/>

--- a/support.docx
+++ b/support.docx
@@ -2564,8 +2564,6 @@
         </w:rPr>
         <w:t>3</w:t>
       </w:r>
-      <w:bookmarkStart w:id="0" w:name="_GoBack"/>
-      <w:bookmarkEnd w:id="0"/>
       <w:r>
         <w:rPr>
           <w:rFonts w:ascii="Verdana" w:hAnsi="Verdana"/>
@@ -2739,6 +2737,16 @@
       <w:r>
         <w:t>, Hellblade64</w:t>
       </w:r>
+    </w:p>
+    <w:p>
+      <w:pPr>
+        <w:pStyle w:val="NoSpacing"/>
+      </w:pPr>
+      <w:r>
+        <w:t>Audio material was provided from freesound.org by Erokia.</w:t>
+      </w:r>
+      <w:bookmarkStart w:id="0" w:name="_GoBack"/>
+      <w:bookmarkEnd w:id="0"/>
     </w:p>
     <w:sectPr>
       <w:headerReference w:type="default" r:id="rId11"/>
@@ -2896,7 +2904,7 @@
                                       <w:sz w:val="32"/>
                                       <w:szCs w:val="32"/>
                                     </w:rPr>
-                                    <w:t>3</w:t>
+                                    <w:t>4</w:t>
                                   </w:r>
                                   <w:r>
                                     <w:rPr>
@@ -2962,7 +2970,7 @@
                                 <w:sz w:val="32"/>
                                 <w:szCs w:val="32"/>
                               </w:rPr>
-                              <w:t>3</w:t>
+                              <w:t>4</w:t>
                             </w:r>
                             <w:r>
                               <w:rPr>
@@ -3547,7 +3555,6 @@
   <w:style w:type="character" w:default="1" w:styleId="DefaultParagraphFont">
     <w:name w:val="Default Paragraph Font"/>
     <w:uiPriority w:val="1"/>
-    <w:semiHidden/>
     <w:unhideWhenUsed/>
   </w:style>
   <w:style w:type="table" w:default="1" w:styleId="TableNormal">
@@ -3831,7 +3838,6 @@
   <w:style w:type="character" w:default="1" w:styleId="DefaultParagraphFont">
     <w:name w:val="Default Paragraph Font"/>
     <w:uiPriority w:val="1"/>
-    <w:semiHidden/>
     <w:unhideWhenUsed/>
   </w:style>
   <w:style w:type="table" w:default="1" w:styleId="TableNormal">
@@ -4031,9 +4037,8 @@
     <w:panose1 w:val="020B0604030504040204"/>
     <w:charset w:val="00"/>
     <w:family w:val="swiss"/>
-    <w:notTrueType/>
     <w:pitch w:val="variable"/>
-    <w:sig w:usb0="00000003" w:usb1="00000000" w:usb2="00000000" w:usb3="00000000" w:csb0="00000001" w:csb1="00000000"/>
+    <w:sig w:usb0="E1002EFF" w:usb1="C000605B" w:usb2="00000029" w:usb3="00000000" w:csb0="000101FF" w:csb1="00000000"/>
   </w:font>
   <w:font w:name="Verdana">
     <w:panose1 w:val="020B0604030504040204"/>
@@ -4072,6 +4077,7 @@
     <w:rsid w:val="001F1795"/>
     <w:rsid w:val="005D2204"/>
     <w:rsid w:val="00721E18"/>
+    <w:rsid w:val="007607F5"/>
     <w:rsid w:val="00913FCE"/>
     <w:rsid w:val="00947FFB"/>
     <w:rsid w:val="00A47230"/>

--- a/support.docx
+++ b/support.docx
@@ -1,6 +1,6 @@
 
 <file path=word/document.xml><?xml version="1.0" encoding="utf-8"?>
-<w:document xmlns:wpc="http://schemas.microsoft.com/office/word/2010/wordprocessingCanvas" xmlns:mc="http://schemas.openxmlformats.org/markup-compatibility/2006" xmlns:o="urn:schemas-microsoft-com:office:office" xmlns:r="http://schemas.openxmlformats.org/officeDocument/2006/relationships" xmlns:m="http://schemas.openxmlformats.org/officeDocument/2006/math" xmlns:v="urn:schemas-microsoft-com:vml" xmlns:wp14="http://schemas.microsoft.com/office/word/2010/wordprocessingDrawing" xmlns:wp="http://schemas.openxmlformats.org/drawingml/2006/wordprocessingDrawing" xmlns:w10="urn:schemas-microsoft-com:office:word" xmlns:w="http://schemas.openxmlformats.org/wordprocessingml/2006/main" xmlns:w14="http://schemas.microsoft.com/office/word/2010/wordml" xmlns:wpg="http://schemas.microsoft.com/office/word/2010/wordprocessingGroup" xmlns:wpi="http://schemas.microsoft.com/office/word/2010/wordprocessingInk" xmlns:wne="http://schemas.microsoft.com/office/word/2006/wordml" xmlns:wps="http://schemas.microsoft.com/office/word/2010/wordprocessingShape" mc:Ignorable="w14 wp14">
+<w:document xmlns:wpc="http://schemas.microsoft.com/office/word/2010/wordprocessingCanvas" xmlns:cx="http://schemas.microsoft.com/office/drawing/2014/chartex" xmlns:cx1="http://schemas.microsoft.com/office/drawing/2015/9/8/chartex" xmlns:cx2="http://schemas.microsoft.com/office/drawing/2015/10/21/chartex" xmlns:cx3="http://schemas.microsoft.com/office/drawing/2016/5/9/chartex" xmlns:cx4="http://schemas.microsoft.com/office/drawing/2016/5/10/chartex" xmlns:cx5="http://schemas.microsoft.com/office/drawing/2016/5/11/chartex" xmlns:cx6="http://schemas.microsoft.com/office/drawing/2016/5/12/chartex" xmlns:cx7="http://schemas.microsoft.com/office/drawing/2016/5/13/chartex" xmlns:cx8="http://schemas.microsoft.com/office/drawing/2016/5/14/chartex" xmlns:mc="http://schemas.openxmlformats.org/markup-compatibility/2006" xmlns:aink="http://schemas.microsoft.com/office/drawing/2016/ink" xmlns:am3d="http://schemas.microsoft.com/office/drawing/2017/model3d" xmlns:o="urn:schemas-microsoft-com:office:office" xmlns:oel="http://schemas.microsoft.com/office/2019/extlst" xmlns:r="http://schemas.openxmlformats.org/officeDocument/2006/relationships" xmlns:m="http://schemas.openxmlformats.org/officeDocument/2006/math" xmlns:v="urn:schemas-microsoft-com:vml" xmlns:wp14="http://schemas.microsoft.com/office/word/2010/wordprocessingDrawing" xmlns:wp="http://schemas.openxmlformats.org/drawingml/2006/wordprocessingDrawing" xmlns:w10="urn:schemas-microsoft-com:office:word" xmlns:w="http://schemas.openxmlformats.org/wordprocessingml/2006/main" xmlns:w14="http://schemas.microsoft.com/office/word/2010/wordml" xmlns:w15="http://schemas.microsoft.com/office/word/2012/wordml" xmlns:w16cex="http://schemas.microsoft.com/office/word/2018/wordml/cex" xmlns:w16cid="http://schemas.microsoft.com/office/word/2016/wordml/cid" xmlns:w16="http://schemas.microsoft.com/office/word/2018/wordml" xmlns:w16sdtdh="http://schemas.microsoft.com/office/word/2020/wordml/sdtdatahash" xmlns:w16se="http://schemas.microsoft.com/office/word/2015/wordml/symex" xmlns:wpg="http://schemas.microsoft.com/office/word/2010/wordprocessingGroup" xmlns:wpi="http://schemas.microsoft.com/office/word/2010/wordprocessingInk" xmlns:wne="http://schemas.microsoft.com/office/word/2006/wordml" xmlns:wps="http://schemas.microsoft.com/office/word/2010/wordprocessingShape" mc:Ignorable="w14 w15 w16se w16cid w16 w16cex w16sdtdh wp14">
   <w:body>
     <w:p>
       <w:pPr>
@@ -79,7 +79,7 @@
           <w:noProof/>
         </w:rPr>
         <w:drawing>
-          <wp:inline distT="0" distB="0" distL="0" distR="0" wp14:anchorId="1E830E2D" wp14:editId="24C39A7C">
+          <wp:inline distT="0" distB="0" distL="0" distR="0" wp14:anchorId="03CA2730" wp14:editId="7D4E16A8">
             <wp:extent cx="2295144" cy="1197864"/>
             <wp:effectExtent l="0" t="0" r="0" b="2540"/>
             <wp:docPr id="1" name="Picture 1"/>
@@ -94,7 +94,7 @@
                     <pic:cNvPicPr/>
                   </pic:nvPicPr>
                   <pic:blipFill>
-                    <a:blip r:embed="rId8" cstate="print">
+                    <a:blip r:embed="rId7" cstate="print">
                       <a:extLst>
                         <a:ext uri="{28A0092B-C50C-407E-A947-70E740481C1C}">
                           <a14:useLocalDpi xmlns:a14="http://schemas.microsoft.com/office/drawing/2010/main" val="0"/>
@@ -216,7 +216,7 @@
           <w:sz w:val="32"/>
         </w:rPr>
       </w:pPr>
-      <w:hyperlink r:id="rId9" w:history="1">
+      <w:hyperlink r:id="rId8" w:history="1">
         <w:r>
           <w:rPr>
             <w:rStyle w:val="Hyperlink"/>
@@ -371,23 +371,7 @@
           <w:rFonts w:ascii="Verdana" w:hAnsi="Verdana"/>
           <w:sz w:val="32"/>
         </w:rPr>
-        <w:t xml:space="preserve">contains </w:t>
-      </w:r>
-      <w:proofErr w:type="spellStart"/>
-      <w:r>
-        <w:rPr>
-          <w:rFonts w:ascii="Verdana" w:hAnsi="Verdana"/>
-          <w:sz w:val="32"/>
-        </w:rPr>
-        <w:t>shaders</w:t>
-      </w:r>
-      <w:proofErr w:type="spellEnd"/>
-      <w:r>
-        <w:rPr>
-          <w:rFonts w:ascii="Verdana" w:hAnsi="Verdana"/>
-          <w:sz w:val="32"/>
-        </w:rPr>
-        <w:t xml:space="preserve"> (according to the OpenGL 3.3 and GLSL 3.3);</w:t>
+        <w:t>contains shaders (according to the OpenGL 3.3 and GLSL 3.3);</w:t>
       </w:r>
     </w:p>
     <w:p>
@@ -481,23 +465,7 @@
           <w:rFonts w:ascii="Verdana" w:hAnsi="Verdana"/>
           <w:sz w:val="32"/>
         </w:rPr>
-        <w:t>models (.</w:t>
-      </w:r>
-      <w:proofErr w:type="spellStart"/>
-      <w:r>
-        <w:rPr>
-          <w:rFonts w:ascii="Verdana" w:hAnsi="Verdana"/>
-          <w:sz w:val="32"/>
-        </w:rPr>
-        <w:t>obj</w:t>
-      </w:r>
-      <w:proofErr w:type="spellEnd"/>
-      <w:r>
-        <w:rPr>
-          <w:rFonts w:ascii="Verdana" w:hAnsi="Verdana"/>
-          <w:sz w:val="32"/>
-        </w:rPr>
-        <w:t xml:space="preserve"> format) and textures (.</w:t>
+        <w:t>models (.obj format) and textures (.</w:t>
       </w:r>
       <w:proofErr w:type="spellStart"/>
       <w:r>
@@ -609,29 +577,19 @@
           <w:sz w:val="40"/>
         </w:rPr>
       </w:pPr>
-      <w:proofErr w:type="gramStart"/>
       <w:r>
         <w:rPr>
           <w:rFonts w:ascii="Verdana" w:hAnsi="Verdana"/>
           <w:b/>
           <w:sz w:val="48"/>
         </w:rPr>
-        <w:t>world</w:t>
-      </w:r>
-      <w:proofErr w:type="gramEnd"/>
-      <w:r>
-        <w:rPr>
-          <w:rFonts w:ascii="Verdana" w:hAnsi="Verdana"/>
-          <w:b/>
+        <w:t xml:space="preserve">world </w:t>
+      </w:r>
+      <w:r>
+        <w:rPr>
+          <w:rFonts w:ascii="Verdana" w:hAnsi="Verdana"/>
           <w:sz w:val="48"/>
         </w:rPr>
-        <w:t xml:space="preserve"> </w:t>
-      </w:r>
-      <w:r>
-        <w:rPr>
-          <w:rFonts w:ascii="Verdana" w:hAnsi="Verdana"/>
-          <w:sz w:val="48"/>
-        </w:rPr>
         <w:t xml:space="preserve">– </w:t>
       </w:r>
       <w:r>
@@ -639,23 +597,7 @@
           <w:rFonts w:ascii="Verdana" w:hAnsi="Verdana"/>
           <w:sz w:val="32"/>
         </w:rPr>
-        <w:t>contains models (.</w:t>
-      </w:r>
-      <w:proofErr w:type="spellStart"/>
-      <w:r>
-        <w:rPr>
-          <w:rFonts w:ascii="Verdana" w:hAnsi="Verdana"/>
-          <w:sz w:val="32"/>
-        </w:rPr>
-        <w:t>obj</w:t>
-      </w:r>
-      <w:proofErr w:type="spellEnd"/>
-      <w:r>
-        <w:rPr>
-          <w:rFonts w:ascii="Verdana" w:hAnsi="Verdana"/>
-          <w:sz w:val="32"/>
-        </w:rPr>
-        <w:t xml:space="preserve"> format) and textures (.</w:t>
+        <w:t>contains models (.obj format) and textures (.</w:t>
       </w:r>
       <w:proofErr w:type="spellStart"/>
       <w:r>
@@ -752,17 +694,8 @@
           <w:rFonts w:ascii="Verdana" w:hAnsi="Verdana"/>
           <w:sz w:val="40"/>
         </w:rPr>
-        <w:t xml:space="preserve">In order to type command </w:t>
-      </w:r>
-      <w:proofErr w:type="gramStart"/>
-      <w:r>
-        <w:rPr>
-          <w:rFonts w:ascii="Verdana" w:hAnsi="Verdana"/>
-          <w:sz w:val="40"/>
-        </w:rPr>
-        <w:t>which is equivalent to options setup press key “~”.</w:t>
-      </w:r>
-      <w:proofErr w:type="gramEnd"/>
+        <w:t>In order to type command which is equivalent to options setup press key “~”.</w:t>
+      </w:r>
     </w:p>
     <w:p>
       <w:pPr>
@@ -799,7 +732,7 @@
           <w:sz w:val="32"/>
           <w:szCs w:val="32"/>
         </w:rPr>
-        <w:t>&lt;</w:t>
+        <w:t xml:space="preserve">&lt;num&gt;, </w:t>
       </w:r>
       <w:proofErr w:type="spellStart"/>
       <w:r>
@@ -808,7 +741,7 @@
           <w:sz w:val="32"/>
           <w:szCs w:val="32"/>
         </w:rPr>
-        <w:t>num</w:t>
+        <w:t>fpsMax</w:t>
       </w:r>
       <w:proofErr w:type="spellEnd"/>
       <w:r>
@@ -817,61 +750,7 @@
           <w:sz w:val="32"/>
           <w:szCs w:val="32"/>
         </w:rPr>
-        <w:t xml:space="preserve">&gt;, </w:t>
-      </w:r>
-      <w:proofErr w:type="spellStart"/>
-      <w:r>
-        <w:rPr>
-          <w:rFonts w:ascii="Verdana" w:hAnsi="Verdana"/>
-          <w:sz w:val="32"/>
-          <w:szCs w:val="32"/>
-        </w:rPr>
-        <w:t>fpsMax</w:t>
-      </w:r>
-      <w:proofErr w:type="spellEnd"/>
-      <w:r>
-        <w:rPr>
-          <w:rFonts w:ascii="Verdana" w:hAnsi="Verdana"/>
-          <w:sz w:val="32"/>
-          <w:szCs w:val="32"/>
-        </w:rPr>
-        <w:t>&lt;</w:t>
-      </w:r>
-      <w:proofErr w:type="spellStart"/>
-      <w:r>
-        <w:rPr>
-          <w:rFonts w:ascii="Verdana" w:hAnsi="Verdana"/>
-          <w:sz w:val="32"/>
-          <w:szCs w:val="32"/>
-        </w:rPr>
-        <w:t>num</w:t>
-      </w:r>
-      <w:proofErr w:type="spellEnd"/>
-      <w:r>
-        <w:rPr>
-          <w:rFonts w:ascii="Verdana" w:hAnsi="Verdana"/>
-          <w:sz w:val="32"/>
-          <w:szCs w:val="32"/>
-        </w:rPr>
-        <w:t xml:space="preserve">&gt;: allowing </w:t>
-      </w:r>
-      <w:proofErr w:type="gramStart"/>
-      <w:r>
-        <w:rPr>
-          <w:rFonts w:ascii="Verdana" w:hAnsi="Verdana"/>
-          <w:sz w:val="32"/>
-          <w:szCs w:val="32"/>
-        </w:rPr>
-        <w:t>to change</w:t>
-      </w:r>
-      <w:proofErr w:type="gramEnd"/>
-      <w:r>
-        <w:rPr>
-          <w:rFonts w:ascii="Verdana" w:hAnsi="Verdana"/>
-          <w:sz w:val="32"/>
-          <w:szCs w:val="32"/>
-        </w:rPr>
-        <w:t xml:space="preserve"> max fps (it must be positive number)</w:t>
+        <w:t>&lt;num&gt;: allowing to change max fps (it must be positive number)</w:t>
       </w:r>
       <w:r>
         <w:rPr>
@@ -901,23 +780,13 @@
           <w:szCs w:val="32"/>
         </w:rPr>
       </w:pPr>
-      <w:proofErr w:type="gramStart"/>
-      <w:r>
-        <w:rPr>
-          <w:rFonts w:ascii="Verdana" w:hAnsi="Verdana"/>
-          <w:sz w:val="32"/>
-          <w:szCs w:val="32"/>
-        </w:rPr>
-        <w:t>resolution&lt;</w:t>
-      </w:r>
-      <w:proofErr w:type="gramEnd"/>
-      <w:r>
-        <w:rPr>
-          <w:rFonts w:ascii="Verdana" w:hAnsi="Verdana"/>
-          <w:sz w:val="32"/>
-          <w:szCs w:val="32"/>
-        </w:rPr>
-        <w:t>width&gt;&lt;height&gt;, res&lt;width&gt;&lt;height&gt;: allowing to change resolution (min resolution is 640x480 whilst</w:t>
+      <w:r>
+        <w:rPr>
+          <w:rFonts w:ascii="Verdana" w:hAnsi="Verdana"/>
+          <w:sz w:val="32"/>
+          <w:szCs w:val="32"/>
+        </w:rPr>
+        <w:t>resolution&lt;width&gt;&lt;height&gt;, res&lt;width&gt;&lt;height&gt;: allowing to change resolution (min resolution is 640x480 whilst</w:t>
       </w:r>
       <w:r>
         <w:rPr>
@@ -948,7 +817,6 @@
         </w:rPr>
       </w:pPr>
       <w:proofErr w:type="spellStart"/>
-      <w:proofErr w:type="gramStart"/>
       <w:r>
         <w:rPr>
           <w:rFonts w:ascii="Verdana" w:hAnsi="Verdana"/>
@@ -958,7 +826,6 @@
         <w:t>fullscreen</w:t>
       </w:r>
       <w:proofErr w:type="spellEnd"/>
-      <w:proofErr w:type="gramEnd"/>
       <w:r>
         <w:rPr>
           <w:rFonts w:ascii="Verdana" w:hAnsi="Verdana"/>
@@ -1013,23 +880,13 @@
           <w:szCs w:val="32"/>
         </w:rPr>
       </w:pPr>
-      <w:proofErr w:type="gramStart"/>
-      <w:r>
-        <w:rPr>
-          <w:rFonts w:ascii="Verdana" w:hAnsi="Verdana"/>
-          <w:sz w:val="32"/>
-          <w:szCs w:val="32"/>
-        </w:rPr>
-        <w:t>windowed</w:t>
-      </w:r>
-      <w:proofErr w:type="gramEnd"/>
-      <w:r>
-        <w:rPr>
-          <w:rFonts w:ascii="Verdana" w:hAnsi="Verdana"/>
-          <w:sz w:val="32"/>
-          <w:szCs w:val="32"/>
-        </w:rPr>
-        <w:t xml:space="preserve">: makes your game run </w:t>
+      <w:r>
+        <w:rPr>
+          <w:rFonts w:ascii="Verdana" w:hAnsi="Verdana"/>
+          <w:sz w:val="32"/>
+          <w:szCs w:val="32"/>
+        </w:rPr>
+        <w:t xml:space="preserve">windowed: makes your game run </w:t>
       </w:r>
       <w:r>
         <w:rPr>
@@ -1205,7 +1062,7 @@
           <w:sz w:val="32"/>
           <w:szCs w:val="32"/>
         </w:rPr>
-        <w:t>&lt;</w:t>
+        <w:t xml:space="preserve">&lt;num&gt;, </w:t>
       </w:r>
       <w:proofErr w:type="spellStart"/>
       <w:r>
@@ -1214,7 +1071,7 @@
           <w:sz w:val="32"/>
           <w:szCs w:val="32"/>
         </w:rPr>
-        <w:t>num</w:t>
+        <w:t>msens</w:t>
       </w:r>
       <w:proofErr w:type="spellEnd"/>
       <w:r>
@@ -1223,43 +1080,7 @@
           <w:sz w:val="32"/>
           <w:szCs w:val="32"/>
         </w:rPr>
-        <w:t xml:space="preserve">&gt;, </w:t>
-      </w:r>
-      <w:proofErr w:type="spellStart"/>
-      <w:r>
-        <w:rPr>
-          <w:rFonts w:ascii="Verdana" w:hAnsi="Verdana"/>
-          <w:sz w:val="32"/>
-          <w:szCs w:val="32"/>
-        </w:rPr>
-        <w:t>msens</w:t>
-      </w:r>
-      <w:proofErr w:type="spellEnd"/>
-      <w:r>
-        <w:rPr>
-          <w:rFonts w:ascii="Verdana" w:hAnsi="Verdana"/>
-          <w:sz w:val="32"/>
-          <w:szCs w:val="32"/>
-        </w:rPr>
-        <w:t xml:space="preserve"> &lt;</w:t>
-      </w:r>
-      <w:proofErr w:type="spellStart"/>
-      <w:r>
-        <w:rPr>
-          <w:rFonts w:ascii="Verdana" w:hAnsi="Verdana"/>
-          <w:sz w:val="32"/>
-          <w:szCs w:val="32"/>
-        </w:rPr>
-        <w:t>num</w:t>
-      </w:r>
-      <w:proofErr w:type="spellEnd"/>
-      <w:r>
-        <w:rPr>
-          <w:rFonts w:ascii="Verdana" w:hAnsi="Verdana"/>
-          <w:sz w:val="32"/>
-          <w:szCs w:val="32"/>
-        </w:rPr>
-        <w:t>&gt;: sets mouse sensitivity to this value.</w:t>
+        <w:t xml:space="preserve"> &lt;num&gt;: sets mouse sensitivity to this value.</w:t>
       </w:r>
     </w:p>
     <w:p>
@@ -1281,6 +1102,14 @@
           <w:szCs w:val="32"/>
         </w:rPr>
       </w:pPr>
+      <w:r>
+        <w:rPr>
+          <w:rFonts w:ascii="Verdana" w:hAnsi="Verdana"/>
+          <w:sz w:val="32"/>
+          <w:szCs w:val="32"/>
+        </w:rPr>
+        <w:t>music &lt;num&gt;, sound &lt;num</w:t>
+      </w:r>
       <w:proofErr w:type="gramStart"/>
       <w:r>
         <w:rPr>
@@ -1288,7 +1117,7 @@
           <w:sz w:val="32"/>
           <w:szCs w:val="32"/>
         </w:rPr>
-        <w:t>music</w:t>
+        <w:t>&gt; :</w:t>
       </w:r>
       <w:proofErr w:type="gramEnd"/>
       <w:r>
@@ -1297,43 +1126,7 @@
           <w:sz w:val="32"/>
           <w:szCs w:val="32"/>
         </w:rPr>
-        <w:t xml:space="preserve"> &lt;</w:t>
-      </w:r>
-      <w:proofErr w:type="spellStart"/>
-      <w:r>
-        <w:rPr>
-          <w:rFonts w:ascii="Verdana" w:hAnsi="Verdana"/>
-          <w:sz w:val="32"/>
-          <w:szCs w:val="32"/>
-        </w:rPr>
-        <w:t>num</w:t>
-      </w:r>
-      <w:proofErr w:type="spellEnd"/>
-      <w:r>
-        <w:rPr>
-          <w:rFonts w:ascii="Verdana" w:hAnsi="Verdana"/>
-          <w:sz w:val="32"/>
-          <w:szCs w:val="32"/>
-        </w:rPr>
-        <w:t>&gt;, sound &lt;</w:t>
-      </w:r>
-      <w:proofErr w:type="spellStart"/>
-      <w:r>
-        <w:rPr>
-          <w:rFonts w:ascii="Verdana" w:hAnsi="Verdana"/>
-          <w:sz w:val="32"/>
-          <w:szCs w:val="32"/>
-        </w:rPr>
-        <w:t>num</w:t>
-      </w:r>
-      <w:proofErr w:type="spellEnd"/>
-      <w:r>
-        <w:rPr>
-          <w:rFonts w:ascii="Verdana" w:hAnsi="Verdana"/>
-          <w:sz w:val="32"/>
-          <w:szCs w:val="32"/>
-        </w:rPr>
-        <w:t>&gt; : sets respectively music and sound volume to this value.</w:t>
+        <w:t xml:space="preserve"> sets respectively music and sound volume to this value.</w:t>
       </w:r>
     </w:p>
     <w:p>
@@ -1355,23 +1148,13 @@
           <w:szCs w:val="32"/>
         </w:rPr>
       </w:pPr>
-      <w:proofErr w:type="gramStart"/>
-      <w:r>
-        <w:rPr>
-          <w:rFonts w:ascii="Verdana" w:hAnsi="Verdana"/>
-          <w:sz w:val="32"/>
-          <w:szCs w:val="32"/>
-        </w:rPr>
-        <w:t>screenshot</w:t>
-      </w:r>
-      <w:proofErr w:type="gramEnd"/>
-      <w:r>
-        <w:rPr>
-          <w:rFonts w:ascii="Verdana" w:hAnsi="Verdana"/>
-          <w:sz w:val="32"/>
-          <w:szCs w:val="32"/>
-        </w:rPr>
-        <w:t>: take a screenshot (uses folder screenshots).</w:t>
+      <w:r>
+        <w:rPr>
+          <w:rFonts w:ascii="Verdana" w:hAnsi="Verdana"/>
+          <w:sz w:val="32"/>
+          <w:szCs w:val="32"/>
+        </w:rPr>
+        <w:t>screenshot: take a screenshot (uses folder screenshots).</w:t>
       </w:r>
     </w:p>
     <w:p>
@@ -1396,1092 +1179,20 @@
       <w:r>
         <w:rPr>
           <w:rFonts w:ascii="Verdana" w:hAnsi="Verdana"/>
-          <w:sz w:val="32"/>
-          <w:szCs w:val="32"/>
-        </w:rPr>
-        <w:t>quit, exit</w:t>
-      </w:r>
-      <w:r>
-        <w:rPr>
-          <w:rFonts w:ascii="Verdana" w:hAnsi="Verdana"/>
-          <w:sz w:val="32"/>
-          <w:szCs w:val="32"/>
-        </w:rPr>
-        <w:t xml:space="preserve"> : leaves the game.</w:t>
-      </w:r>
-    </w:p>
-    <w:p>
-      <w:pPr>
-        <w:pStyle w:val="NoSpacing"/>
-        <w:rPr>
-          <w:rFonts w:ascii="Verdana" w:hAnsi="Verdana"/>
-          <w:b/>
-          <w:sz w:val="32"/>
-          <w:szCs w:val="32"/>
-        </w:rPr>
-      </w:pPr>
-    </w:p>
-    <w:p>
-      <w:pPr>
-        <w:pStyle w:val="NoSpacing"/>
-        <w:pBdr>
-          <w:top w:val="single" w:sz="4" w:space="1" w:color="auto"/>
-          <w:left w:val="single" w:sz="4" w:space="4" w:color="auto"/>
-          <w:bottom w:val="single" w:sz="4" w:space="1" w:color="auto"/>
-          <w:right w:val="single" w:sz="4" w:space="4" w:color="auto"/>
-        </w:pBdr>
-        <w:rPr>
-          <w:rFonts w:ascii="Verdana" w:hAnsi="Verdana"/>
-          <w:b/>
-          <w:sz w:val="32"/>
-          <w:szCs w:val="32"/>
-        </w:rPr>
-      </w:pPr>
-      <w:r>
-        <w:rPr>
-          <w:rFonts w:ascii="Verdana" w:hAnsi="Verdana"/>
-          <w:b/>
-          <w:sz w:val="32"/>
-          <w:szCs w:val="32"/>
-        </w:rPr>
-        <w:t xml:space="preserve">HELP </w:t>
-      </w:r>
-    </w:p>
-    <w:p>
-      <w:pPr>
-        <w:pStyle w:val="NoSpacing"/>
-        <w:pBdr>
-          <w:top w:val="single" w:sz="4" w:space="1" w:color="auto"/>
-          <w:left w:val="single" w:sz="4" w:space="4" w:color="auto"/>
-          <w:bottom w:val="single" w:sz="4" w:space="1" w:color="auto"/>
-          <w:right w:val="single" w:sz="4" w:space="4" w:color="auto"/>
-        </w:pBdr>
-        <w:rPr>
-          <w:rFonts w:ascii="Verdana" w:hAnsi="Verdana"/>
-          <w:b/>
-          <w:sz w:val="32"/>
-          <w:szCs w:val="32"/>
-        </w:rPr>
-      </w:pPr>
-    </w:p>
-    <w:p>
-      <w:pPr>
-        <w:pStyle w:val="NoSpacing"/>
-        <w:pBdr>
-          <w:top w:val="single" w:sz="4" w:space="1" w:color="auto"/>
-          <w:left w:val="single" w:sz="4" w:space="4" w:color="auto"/>
-          <w:bottom w:val="single" w:sz="4" w:space="1" w:color="auto"/>
-          <w:right w:val="single" w:sz="4" w:space="4" w:color="auto"/>
-        </w:pBdr>
-        <w:rPr>
-          <w:rFonts w:ascii="Verdana" w:hAnsi="Verdana"/>
-          <w:b/>
-          <w:sz w:val="32"/>
-          <w:szCs w:val="32"/>
-        </w:rPr>
-      </w:pPr>
-      <w:r>
-        <w:rPr>
-          <w:rFonts w:ascii="Verdana" w:hAnsi="Verdana"/>
-          <w:b/>
-          <w:sz w:val="32"/>
-          <w:szCs w:val="32"/>
-        </w:rPr>
-        <w:t>Camera movements:</w:t>
-      </w:r>
-    </w:p>
-    <w:p>
-      <w:pPr>
-        <w:pStyle w:val="NoSpacing"/>
-        <w:pBdr>
-          <w:top w:val="single" w:sz="4" w:space="1" w:color="auto"/>
-          <w:left w:val="single" w:sz="4" w:space="4" w:color="auto"/>
-          <w:bottom w:val="single" w:sz="4" w:space="1" w:color="auto"/>
-          <w:right w:val="single" w:sz="4" w:space="4" w:color="auto"/>
-        </w:pBdr>
-        <w:rPr>
-          <w:rFonts w:ascii="Verdana" w:hAnsi="Verdana"/>
-          <w:sz w:val="32"/>
-          <w:szCs w:val="32"/>
-        </w:rPr>
-      </w:pPr>
-      <w:r>
-        <w:rPr>
-          <w:rFonts w:ascii="Verdana" w:hAnsi="Verdana"/>
-          <w:sz w:val="32"/>
-          <w:szCs w:val="32"/>
-        </w:rPr>
-        <w:t xml:space="preserve">W, </w:t>
-      </w:r>
-      <w:proofErr w:type="spellStart"/>
-      <w:r>
-        <w:rPr>
-          <w:rFonts w:ascii="Verdana" w:hAnsi="Verdana"/>
-          <w:sz w:val="32"/>
-          <w:szCs w:val="32"/>
-        </w:rPr>
-        <w:t>UpArrow</w:t>
-      </w:r>
-      <w:proofErr w:type="spellEnd"/>
-      <w:r>
-        <w:rPr>
-          <w:rFonts w:ascii="Verdana" w:hAnsi="Verdana"/>
-          <w:sz w:val="32"/>
-          <w:szCs w:val="32"/>
-        </w:rPr>
-        <w:t xml:space="preserve"> = Forward</w:t>
-      </w:r>
-    </w:p>
-    <w:p>
-      <w:pPr>
-        <w:pStyle w:val="NoSpacing"/>
-        <w:pBdr>
-          <w:top w:val="single" w:sz="4" w:space="1" w:color="auto"/>
-          <w:left w:val="single" w:sz="4" w:space="4" w:color="auto"/>
-          <w:bottom w:val="single" w:sz="4" w:space="1" w:color="auto"/>
-          <w:right w:val="single" w:sz="4" w:space="4" w:color="auto"/>
-        </w:pBdr>
-        <w:rPr>
-          <w:rFonts w:ascii="Verdana" w:hAnsi="Verdana"/>
-          <w:sz w:val="32"/>
-          <w:szCs w:val="32"/>
-        </w:rPr>
-      </w:pPr>
-      <w:r>
-        <w:rPr>
-          <w:rFonts w:ascii="Verdana" w:hAnsi="Verdana"/>
-          <w:sz w:val="32"/>
-          <w:szCs w:val="32"/>
-        </w:rPr>
-        <w:t xml:space="preserve">A, </w:t>
-      </w:r>
-      <w:proofErr w:type="spellStart"/>
-      <w:r>
-        <w:rPr>
-          <w:rFonts w:ascii="Verdana" w:hAnsi="Verdana"/>
-          <w:sz w:val="32"/>
-          <w:szCs w:val="32"/>
-        </w:rPr>
-        <w:t>DownArrow</w:t>
-      </w:r>
-      <w:proofErr w:type="spellEnd"/>
-      <w:r>
-        <w:rPr>
-          <w:rFonts w:ascii="Verdana" w:hAnsi="Verdana"/>
-          <w:sz w:val="32"/>
-          <w:szCs w:val="32"/>
-        </w:rPr>
-        <w:t xml:space="preserve"> = Backward</w:t>
-      </w:r>
-    </w:p>
-    <w:p>
-      <w:pPr>
-        <w:pStyle w:val="NoSpacing"/>
-        <w:pBdr>
-          <w:top w:val="single" w:sz="4" w:space="1" w:color="auto"/>
-          <w:left w:val="single" w:sz="4" w:space="4" w:color="auto"/>
-          <w:bottom w:val="single" w:sz="4" w:space="1" w:color="auto"/>
-          <w:right w:val="single" w:sz="4" w:space="4" w:color="auto"/>
-        </w:pBdr>
-        <w:rPr>
-          <w:rFonts w:ascii="Verdana" w:hAnsi="Verdana"/>
-          <w:sz w:val="32"/>
-          <w:szCs w:val="32"/>
-        </w:rPr>
-      </w:pPr>
-      <w:r>
-        <w:rPr>
-          <w:rFonts w:ascii="Verdana" w:hAnsi="Verdana"/>
-          <w:sz w:val="32"/>
-          <w:szCs w:val="32"/>
-        </w:rPr>
-        <w:t>S = Strafe Left</w:t>
-      </w:r>
-    </w:p>
-    <w:p>
-      <w:pPr>
-        <w:pStyle w:val="NoSpacing"/>
-        <w:pBdr>
-          <w:top w:val="single" w:sz="4" w:space="1" w:color="auto"/>
-          <w:left w:val="single" w:sz="4" w:space="4" w:color="auto"/>
-          <w:bottom w:val="single" w:sz="4" w:space="1" w:color="auto"/>
-          <w:right w:val="single" w:sz="4" w:space="4" w:color="auto"/>
-        </w:pBdr>
-        <w:rPr>
-          <w:rFonts w:ascii="Verdana" w:hAnsi="Verdana"/>
-          <w:sz w:val="32"/>
-          <w:szCs w:val="32"/>
-        </w:rPr>
-      </w:pPr>
-      <w:r>
-        <w:rPr>
-          <w:rFonts w:ascii="Verdana" w:hAnsi="Verdana"/>
-          <w:sz w:val="32"/>
-          <w:szCs w:val="32"/>
-        </w:rPr>
-        <w:t>D = Strafe Right</w:t>
-      </w:r>
-    </w:p>
-    <w:p>
-      <w:pPr>
-        <w:pStyle w:val="NoSpacing"/>
-        <w:pBdr>
-          <w:top w:val="single" w:sz="4" w:space="1" w:color="auto"/>
-          <w:left w:val="single" w:sz="4" w:space="4" w:color="auto"/>
-          <w:bottom w:val="single" w:sz="4" w:space="1" w:color="auto"/>
-          <w:right w:val="single" w:sz="4" w:space="4" w:color="auto"/>
-        </w:pBdr>
-        <w:rPr>
-          <w:rFonts w:ascii="Verdana" w:hAnsi="Verdana"/>
-          <w:sz w:val="32"/>
-          <w:szCs w:val="32"/>
-        </w:rPr>
-      </w:pPr>
-      <w:proofErr w:type="spellStart"/>
-      <w:r>
-        <w:rPr>
-          <w:rFonts w:ascii="Verdana" w:hAnsi="Verdana"/>
-          <w:sz w:val="32"/>
-          <w:szCs w:val="32"/>
-        </w:rPr>
-        <w:t>LeftArrow</w:t>
-      </w:r>
-      <w:proofErr w:type="spellEnd"/>
-      <w:r>
-        <w:rPr>
-          <w:rFonts w:ascii="Verdana" w:hAnsi="Verdana"/>
-          <w:sz w:val="32"/>
-          <w:szCs w:val="32"/>
-        </w:rPr>
-        <w:t xml:space="preserve"> = Turn Left</w:t>
-      </w:r>
-    </w:p>
-    <w:p>
-      <w:pPr>
-        <w:pStyle w:val="NoSpacing"/>
-        <w:pBdr>
-          <w:top w:val="single" w:sz="4" w:space="1" w:color="auto"/>
-          <w:left w:val="single" w:sz="4" w:space="4" w:color="auto"/>
-          <w:bottom w:val="single" w:sz="4" w:space="1" w:color="auto"/>
-          <w:right w:val="single" w:sz="4" w:space="4" w:color="auto"/>
-        </w:pBdr>
-        <w:rPr>
-          <w:rFonts w:ascii="Verdana" w:hAnsi="Verdana"/>
-          <w:sz w:val="32"/>
-          <w:szCs w:val="32"/>
-        </w:rPr>
-      </w:pPr>
-      <w:proofErr w:type="spellStart"/>
-      <w:r>
-        <w:rPr>
-          <w:rFonts w:ascii="Verdana" w:hAnsi="Verdana"/>
-          <w:sz w:val="32"/>
-          <w:szCs w:val="32"/>
-        </w:rPr>
-        <w:t>RightArrow</w:t>
-      </w:r>
-      <w:proofErr w:type="spellEnd"/>
-      <w:r>
-        <w:rPr>
-          <w:rFonts w:ascii="Verdana" w:hAnsi="Verdana"/>
-          <w:sz w:val="32"/>
-          <w:szCs w:val="32"/>
-        </w:rPr>
-        <w:t xml:space="preserve"> = Turn Right</w:t>
-      </w:r>
-    </w:p>
-    <w:p>
-      <w:pPr>
-        <w:pStyle w:val="NoSpacing"/>
-        <w:pBdr>
-          <w:top w:val="single" w:sz="4" w:space="1" w:color="auto"/>
-          <w:left w:val="single" w:sz="4" w:space="4" w:color="auto"/>
-          <w:bottom w:val="single" w:sz="4" w:space="1" w:color="auto"/>
-          <w:right w:val="single" w:sz="4" w:space="4" w:color="auto"/>
-        </w:pBdr>
-        <w:rPr>
-          <w:rFonts w:ascii="Verdana" w:hAnsi="Verdana"/>
-          <w:b/>
-          <w:sz w:val="32"/>
-          <w:szCs w:val="32"/>
-        </w:rPr>
-      </w:pPr>
-    </w:p>
-    <w:p>
-      <w:pPr>
-        <w:pStyle w:val="NoSpacing"/>
-        <w:pBdr>
-          <w:top w:val="single" w:sz="4" w:space="1" w:color="auto"/>
-          <w:left w:val="single" w:sz="4" w:space="4" w:color="auto"/>
-          <w:bottom w:val="single" w:sz="4" w:space="1" w:color="auto"/>
-          <w:right w:val="single" w:sz="4" w:space="4" w:color="auto"/>
-        </w:pBdr>
-        <w:rPr>
-          <w:rFonts w:ascii="Verdana" w:hAnsi="Verdana"/>
-          <w:b/>
-          <w:sz w:val="32"/>
-          <w:szCs w:val="32"/>
-        </w:rPr>
-      </w:pPr>
-      <w:r>
-        <w:rPr>
-          <w:rFonts w:ascii="Verdana" w:hAnsi="Verdana"/>
-          <w:b/>
-          <w:sz w:val="32"/>
-          <w:szCs w:val="32"/>
-        </w:rPr>
-        <w:t>Player functions:</w:t>
-      </w:r>
-    </w:p>
-    <w:p>
-      <w:pPr>
-        <w:pStyle w:val="NoSpacing"/>
-        <w:pBdr>
-          <w:top w:val="single" w:sz="4" w:space="1" w:color="auto"/>
-          <w:left w:val="single" w:sz="4" w:space="4" w:color="auto"/>
-          <w:bottom w:val="single" w:sz="4" w:space="1" w:color="auto"/>
-          <w:right w:val="single" w:sz="4" w:space="4" w:color="auto"/>
-        </w:pBdr>
-        <w:rPr>
-          <w:rFonts w:ascii="Verdana" w:hAnsi="Verdana"/>
-          <w:sz w:val="32"/>
-          <w:szCs w:val="32"/>
-        </w:rPr>
-      </w:pPr>
-      <w:r>
-        <w:rPr>
-          <w:rFonts w:ascii="Verdana" w:hAnsi="Verdana"/>
-          <w:sz w:val="32"/>
-          <w:szCs w:val="32"/>
-        </w:rPr>
-        <w:t>1 = Pistol</w:t>
-      </w:r>
-    </w:p>
-    <w:p>
-      <w:pPr>
-        <w:pStyle w:val="NoSpacing"/>
-        <w:pBdr>
-          <w:top w:val="single" w:sz="4" w:space="1" w:color="auto"/>
-          <w:left w:val="single" w:sz="4" w:space="4" w:color="auto"/>
-          <w:bottom w:val="single" w:sz="4" w:space="1" w:color="auto"/>
-          <w:right w:val="single" w:sz="4" w:space="4" w:color="auto"/>
-        </w:pBdr>
-        <w:rPr>
-          <w:rFonts w:ascii="Verdana" w:hAnsi="Verdana"/>
-          <w:sz w:val="32"/>
-          <w:szCs w:val="32"/>
-        </w:rPr>
-      </w:pPr>
-      <w:r>
-        <w:rPr>
-          <w:rFonts w:ascii="Verdana" w:hAnsi="Verdana"/>
-          <w:sz w:val="32"/>
-          <w:szCs w:val="32"/>
-        </w:rPr>
-        <w:t>2 = Sub Machine Gun</w:t>
-      </w:r>
-    </w:p>
-    <w:p>
-      <w:pPr>
-        <w:pStyle w:val="NoSpacing"/>
-        <w:pBdr>
-          <w:top w:val="single" w:sz="4" w:space="1" w:color="auto"/>
-          <w:left w:val="single" w:sz="4" w:space="4" w:color="auto"/>
-          <w:bottom w:val="single" w:sz="4" w:space="1" w:color="auto"/>
-          <w:right w:val="single" w:sz="4" w:space="4" w:color="auto"/>
-        </w:pBdr>
-        <w:rPr>
-          <w:rFonts w:ascii="Verdana" w:hAnsi="Verdana"/>
-          <w:sz w:val="32"/>
-          <w:szCs w:val="32"/>
-        </w:rPr>
-      </w:pPr>
-      <w:r>
-        <w:rPr>
-          <w:rFonts w:ascii="Verdana" w:hAnsi="Verdana"/>
-          <w:sz w:val="32"/>
-          <w:szCs w:val="32"/>
-        </w:rPr>
-        <w:t>3 = Shotgun</w:t>
-      </w:r>
-    </w:p>
-    <w:p>
-      <w:pPr>
-        <w:pStyle w:val="NoSpacing"/>
-        <w:pBdr>
-          <w:top w:val="single" w:sz="4" w:space="1" w:color="auto"/>
-          <w:left w:val="single" w:sz="4" w:space="4" w:color="auto"/>
-          <w:bottom w:val="single" w:sz="4" w:space="1" w:color="auto"/>
-          <w:right w:val="single" w:sz="4" w:space="4" w:color="auto"/>
-        </w:pBdr>
-        <w:rPr>
-          <w:rFonts w:ascii="Verdana" w:hAnsi="Verdana"/>
-          <w:sz w:val="32"/>
-          <w:szCs w:val="32"/>
-        </w:rPr>
-      </w:pPr>
-      <w:r>
-        <w:rPr>
-          <w:rFonts w:ascii="Verdana" w:hAnsi="Verdana"/>
-          <w:sz w:val="32"/>
-          <w:szCs w:val="32"/>
-        </w:rPr>
-        <w:t>4 = Assault Rifle</w:t>
-      </w:r>
-    </w:p>
-    <w:p>
-      <w:pPr>
-        <w:pStyle w:val="NoSpacing"/>
-        <w:pBdr>
-          <w:top w:val="single" w:sz="4" w:space="1" w:color="auto"/>
-          <w:left w:val="single" w:sz="4" w:space="4" w:color="auto"/>
-          <w:bottom w:val="single" w:sz="4" w:space="1" w:color="auto"/>
-          <w:right w:val="single" w:sz="4" w:space="4" w:color="auto"/>
-        </w:pBdr>
-        <w:rPr>
-          <w:rFonts w:ascii="Verdana" w:hAnsi="Verdana"/>
-          <w:sz w:val="32"/>
-          <w:szCs w:val="32"/>
-        </w:rPr>
-      </w:pPr>
-      <w:r>
-        <w:rPr>
-          <w:rFonts w:ascii="Verdana" w:hAnsi="Verdana"/>
-          <w:sz w:val="32"/>
-          <w:szCs w:val="32"/>
-        </w:rPr>
-        <w:t>5 = Machine Gun</w:t>
-      </w:r>
-    </w:p>
-    <w:p>
-      <w:pPr>
-        <w:pStyle w:val="NoSpacing"/>
-        <w:pBdr>
-          <w:top w:val="single" w:sz="4" w:space="1" w:color="auto"/>
-          <w:left w:val="single" w:sz="4" w:space="4" w:color="auto"/>
-          <w:bottom w:val="single" w:sz="4" w:space="1" w:color="auto"/>
-          <w:right w:val="single" w:sz="4" w:space="4" w:color="auto"/>
-        </w:pBdr>
-        <w:rPr>
-          <w:rFonts w:ascii="Verdana" w:hAnsi="Verdana"/>
-          <w:sz w:val="32"/>
-          <w:szCs w:val="32"/>
-        </w:rPr>
-      </w:pPr>
-      <w:r>
-        <w:rPr>
-          <w:rFonts w:ascii="Verdana" w:hAnsi="Verdana"/>
-          <w:sz w:val="32"/>
-          <w:szCs w:val="32"/>
-        </w:rPr>
-        <w:t>6 = Sniper Rifle</w:t>
-      </w:r>
-    </w:p>
-    <w:p>
-      <w:pPr>
-        <w:pStyle w:val="NoSpacing"/>
-        <w:pBdr>
-          <w:top w:val="single" w:sz="4" w:space="1" w:color="auto"/>
-          <w:left w:val="single" w:sz="4" w:space="4" w:color="auto"/>
-          <w:bottom w:val="single" w:sz="4" w:space="1" w:color="auto"/>
-          <w:right w:val="single" w:sz="4" w:space="4" w:color="auto"/>
-        </w:pBdr>
-        <w:rPr>
-          <w:rFonts w:ascii="Verdana" w:hAnsi="Verdana"/>
-          <w:sz w:val="32"/>
-          <w:szCs w:val="32"/>
-        </w:rPr>
-      </w:pPr>
-      <w:r>
-        <w:rPr>
-          <w:rFonts w:ascii="Verdana" w:hAnsi="Verdana"/>
-          <w:sz w:val="32"/>
-          <w:szCs w:val="32"/>
-        </w:rPr>
-        <w:t>Mouse1 = Fire [Not implemented]</w:t>
-      </w:r>
-    </w:p>
-    <w:p>
-      <w:pPr>
-        <w:pStyle w:val="NoSpacing"/>
-        <w:pBdr>
-          <w:top w:val="single" w:sz="4" w:space="1" w:color="auto"/>
-          <w:left w:val="single" w:sz="4" w:space="4" w:color="auto"/>
-          <w:bottom w:val="single" w:sz="4" w:space="1" w:color="auto"/>
-          <w:right w:val="single" w:sz="4" w:space="4" w:color="auto"/>
-        </w:pBdr>
-        <w:rPr>
-          <w:rFonts w:ascii="Verdana" w:hAnsi="Verdana"/>
-          <w:b/>
-          <w:sz w:val="32"/>
-          <w:szCs w:val="32"/>
-        </w:rPr>
-      </w:pPr>
-      <w:r>
-        <w:rPr>
-          <w:rFonts w:ascii="Verdana" w:hAnsi="Verdana"/>
-          <w:sz w:val="32"/>
-          <w:szCs w:val="32"/>
-        </w:rPr>
-        <w:t>Mouse2 = Alt-Fire [Not implemented]</w:t>
-      </w:r>
-    </w:p>
-    <w:p>
-      <w:pPr>
-        <w:pStyle w:val="NoSpacing"/>
-        <w:pBdr>
-          <w:top w:val="single" w:sz="4" w:space="1" w:color="auto"/>
-          <w:left w:val="single" w:sz="4" w:space="4" w:color="auto"/>
-          <w:bottom w:val="single" w:sz="4" w:space="1" w:color="auto"/>
-          <w:right w:val="single" w:sz="4" w:space="4" w:color="auto"/>
-        </w:pBdr>
-        <w:rPr>
-          <w:rFonts w:ascii="Verdana" w:hAnsi="Verdana"/>
-          <w:b/>
-          <w:sz w:val="32"/>
-          <w:szCs w:val="32"/>
-        </w:rPr>
-      </w:pPr>
-    </w:p>
-    <w:p>
-      <w:pPr>
-        <w:pStyle w:val="NoSpacing"/>
-        <w:pBdr>
-          <w:top w:val="single" w:sz="4" w:space="1" w:color="auto"/>
-          <w:left w:val="single" w:sz="4" w:space="4" w:color="auto"/>
-          <w:bottom w:val="single" w:sz="4" w:space="1" w:color="auto"/>
-          <w:right w:val="single" w:sz="4" w:space="4" w:color="auto"/>
-        </w:pBdr>
-        <w:rPr>
-          <w:rFonts w:ascii="Verdana" w:hAnsi="Verdana"/>
-          <w:b/>
-          <w:sz w:val="32"/>
-          <w:szCs w:val="32"/>
-        </w:rPr>
-      </w:pPr>
-      <w:r>
-        <w:rPr>
-          <w:rFonts w:ascii="Verdana" w:hAnsi="Verdana"/>
-          <w:b/>
-          <w:sz w:val="32"/>
-          <w:szCs w:val="32"/>
-        </w:rPr>
-        <w:t>Editor functions:</w:t>
-      </w:r>
-    </w:p>
-    <w:p>
-      <w:pPr>
-        <w:pStyle w:val="NoSpacing"/>
-        <w:pBdr>
-          <w:top w:val="single" w:sz="4" w:space="1" w:color="auto"/>
-          <w:left w:val="single" w:sz="4" w:space="4" w:color="auto"/>
-          <w:bottom w:val="single" w:sz="4" w:space="1" w:color="auto"/>
-          <w:right w:val="single" w:sz="4" w:space="4" w:color="auto"/>
-        </w:pBdr>
-        <w:rPr>
-          <w:rFonts w:ascii="Verdana" w:hAnsi="Verdana"/>
-          <w:sz w:val="32"/>
-          <w:szCs w:val="32"/>
-        </w:rPr>
-      </w:pPr>
-      <w:r>
-        <w:rPr>
-          <w:rFonts w:ascii="Verdana" w:hAnsi="Verdana"/>
-          <w:sz w:val="32"/>
-          <w:szCs w:val="32"/>
-        </w:rPr>
-        <w:t>N = Create New Block</w:t>
-      </w:r>
-    </w:p>
-    <w:p>
-      <w:pPr>
-        <w:pStyle w:val="NoSpacing"/>
-        <w:pBdr>
-          <w:top w:val="single" w:sz="4" w:space="1" w:color="auto"/>
-          <w:left w:val="single" w:sz="4" w:space="4" w:color="auto"/>
-          <w:bottom w:val="single" w:sz="4" w:space="1" w:color="auto"/>
-          <w:right w:val="single" w:sz="4" w:space="4" w:color="auto"/>
-        </w:pBdr>
-        <w:rPr>
-          <w:rFonts w:ascii="Verdana" w:hAnsi="Verdana"/>
-          <w:sz w:val="32"/>
-          <w:szCs w:val="32"/>
-        </w:rPr>
-      </w:pPr>
-      <w:r>
-        <w:rPr>
-          <w:rFonts w:ascii="Verdana" w:hAnsi="Verdana"/>
-          <w:sz w:val="32"/>
-          <w:szCs w:val="32"/>
-        </w:rPr>
-        <w:t>M = Change Block Color</w:t>
-      </w:r>
-    </w:p>
-    <w:p>
-      <w:pPr>
-        <w:pStyle w:val="NoSpacing"/>
-        <w:pBdr>
-          <w:top w:val="single" w:sz="4" w:space="1" w:color="auto"/>
-          <w:left w:val="single" w:sz="4" w:space="4" w:color="auto"/>
-          <w:bottom w:val="single" w:sz="4" w:space="1" w:color="auto"/>
-          <w:right w:val="single" w:sz="4" w:space="4" w:color="auto"/>
-        </w:pBdr>
-        <w:rPr>
-          <w:rFonts w:ascii="Verdana" w:hAnsi="Verdana"/>
-          <w:sz w:val="32"/>
-          <w:szCs w:val="32"/>
-        </w:rPr>
-      </w:pPr>
-      <w:r>
-        <w:rPr>
-          <w:rFonts w:ascii="Verdana" w:hAnsi="Verdana"/>
-          <w:sz w:val="32"/>
-          <w:szCs w:val="32"/>
-        </w:rPr>
-        <w:t>Mouse1 = Select Solid Block</w:t>
-      </w:r>
-    </w:p>
-    <w:p>
-      <w:pPr>
-        <w:pStyle w:val="NoSpacing"/>
-        <w:pBdr>
-          <w:top w:val="single" w:sz="4" w:space="1" w:color="auto"/>
-          <w:left w:val="single" w:sz="4" w:space="4" w:color="auto"/>
-          <w:bottom w:val="single" w:sz="4" w:space="1" w:color="auto"/>
-          <w:right w:val="single" w:sz="4" w:space="4" w:color="auto"/>
-        </w:pBdr>
-        <w:rPr>
-          <w:rFonts w:ascii="Verdana" w:hAnsi="Verdana"/>
-          <w:sz w:val="32"/>
-          <w:szCs w:val="32"/>
-        </w:rPr>
-      </w:pPr>
-      <w:r>
-        <w:rPr>
-          <w:rFonts w:ascii="Verdana" w:hAnsi="Verdana"/>
-          <w:sz w:val="32"/>
-          <w:szCs w:val="32"/>
-        </w:rPr>
-        <w:t>Mouse1 + SHIFT = Select Fluid Block</w:t>
-      </w:r>
-    </w:p>
-    <w:p>
-      <w:pPr>
-        <w:pStyle w:val="NoSpacing"/>
-        <w:pBdr>
-          <w:top w:val="single" w:sz="4" w:space="1" w:color="auto"/>
-          <w:left w:val="single" w:sz="4" w:space="4" w:color="auto"/>
-          <w:bottom w:val="single" w:sz="4" w:space="1" w:color="auto"/>
-          <w:right w:val="single" w:sz="4" w:space="4" w:color="auto"/>
-        </w:pBdr>
-        <w:rPr>
-          <w:rFonts w:ascii="Verdana" w:hAnsi="Verdana"/>
-          <w:sz w:val="32"/>
-          <w:szCs w:val="32"/>
-        </w:rPr>
-      </w:pPr>
-      <w:r>
-        <w:rPr>
-          <w:rFonts w:ascii="Verdana" w:hAnsi="Verdana"/>
-          <w:sz w:val="32"/>
-          <w:szCs w:val="32"/>
-        </w:rPr>
-        <w:t>Mouse2 = Place New Block</w:t>
-      </w:r>
-    </w:p>
-    <w:p>
-      <w:pPr>
-        <w:pStyle w:val="NoSpacing"/>
-        <w:pBdr>
-          <w:top w:val="single" w:sz="4" w:space="1" w:color="auto"/>
-          <w:left w:val="single" w:sz="4" w:space="4" w:color="auto"/>
-          <w:bottom w:val="single" w:sz="4" w:space="1" w:color="auto"/>
-          <w:right w:val="single" w:sz="4" w:space="4" w:color="auto"/>
-        </w:pBdr>
-        <w:rPr>
-          <w:rFonts w:ascii="Verdana" w:hAnsi="Verdana"/>
-          <w:sz w:val="32"/>
-          <w:szCs w:val="32"/>
-        </w:rPr>
-      </w:pPr>
-      <w:r>
-        <w:rPr>
-          <w:rFonts w:ascii="Verdana" w:hAnsi="Verdana"/>
-          <w:sz w:val="32"/>
-          <w:szCs w:val="32"/>
-        </w:rPr>
-        <w:t>1-6 = Select Adjacent Solid Block</w:t>
-      </w:r>
-    </w:p>
-    <w:p>
-      <w:pPr>
-        <w:pStyle w:val="NoSpacing"/>
-        <w:pBdr>
-          <w:top w:val="single" w:sz="4" w:space="1" w:color="auto"/>
-          <w:left w:val="single" w:sz="4" w:space="4" w:color="auto"/>
-          <w:bottom w:val="single" w:sz="4" w:space="1" w:color="auto"/>
-          <w:right w:val="single" w:sz="4" w:space="4" w:color="auto"/>
-        </w:pBdr>
-        <w:rPr>
-          <w:rFonts w:ascii="Verdana" w:hAnsi="Verdana"/>
-          <w:sz w:val="32"/>
-          <w:szCs w:val="32"/>
-        </w:rPr>
-      </w:pPr>
-      <w:r>
-        <w:rPr>
-          <w:rFonts w:ascii="Verdana" w:hAnsi="Verdana"/>
-          <w:sz w:val="32"/>
-          <w:szCs w:val="32"/>
-        </w:rPr>
-        <w:t>1-6 + SHIFT = Select Adjacent Fluid Block</w:t>
-      </w:r>
-    </w:p>
-    <w:p>
-      <w:pPr>
-        <w:pStyle w:val="NoSpacing"/>
-        <w:pBdr>
-          <w:top w:val="single" w:sz="4" w:space="1" w:color="auto"/>
-          <w:left w:val="single" w:sz="4" w:space="4" w:color="auto"/>
-          <w:bottom w:val="single" w:sz="4" w:space="1" w:color="auto"/>
-          <w:right w:val="single" w:sz="4" w:space="4" w:color="auto"/>
-        </w:pBdr>
-        <w:rPr>
-          <w:rFonts w:ascii="Verdana" w:hAnsi="Verdana"/>
-          <w:sz w:val="32"/>
-          <w:szCs w:val="32"/>
-        </w:rPr>
-      </w:pPr>
-      <w:r>
-        <w:rPr>
-          <w:rFonts w:ascii="Verdana" w:hAnsi="Verdana"/>
-          <w:sz w:val="32"/>
-          <w:szCs w:val="32"/>
-        </w:rPr>
-        <w:t>F, 0 = Deselect</w:t>
-      </w:r>
-    </w:p>
-    <w:p>
-      <w:pPr>
-        <w:pStyle w:val="NoSpacing"/>
-        <w:pBdr>
-          <w:top w:val="single" w:sz="4" w:space="1" w:color="auto"/>
-          <w:left w:val="single" w:sz="4" w:space="4" w:color="auto"/>
-          <w:bottom w:val="single" w:sz="4" w:space="1" w:color="auto"/>
-          <w:right w:val="single" w:sz="4" w:space="4" w:color="auto"/>
-        </w:pBdr>
-        <w:rPr>
-          <w:rFonts w:ascii="Verdana" w:hAnsi="Verdana"/>
-          <w:sz w:val="32"/>
-          <w:szCs w:val="32"/>
-        </w:rPr>
-      </w:pPr>
-      <w:r>
-        <w:rPr>
-          <w:rFonts w:ascii="Verdana" w:hAnsi="Verdana"/>
-          <w:sz w:val="32"/>
-          <w:szCs w:val="32"/>
-        </w:rPr>
-        <w:t>R = Remove Selected Block</w:t>
-      </w:r>
-    </w:p>
-    <w:p>
-      <w:pPr>
-        <w:pStyle w:val="NoSpacing"/>
-        <w:pBdr>
-          <w:top w:val="single" w:sz="4" w:space="1" w:color="auto"/>
-          <w:left w:val="single" w:sz="4" w:space="4" w:color="auto"/>
-          <w:bottom w:val="single" w:sz="4" w:space="1" w:color="auto"/>
-          <w:right w:val="single" w:sz="4" w:space="4" w:color="auto"/>
-        </w:pBdr>
-        <w:rPr>
-          <w:rFonts w:ascii="Verdana" w:hAnsi="Verdana"/>
-          <w:sz w:val="32"/>
-          <w:szCs w:val="32"/>
-        </w:rPr>
-      </w:pPr>
-      <w:r>
-        <w:rPr>
-          <w:rFonts w:ascii="Verdana" w:hAnsi="Verdana"/>
-          <w:sz w:val="32"/>
-          <w:szCs w:val="32"/>
-        </w:rPr>
-        <w:t xml:space="preserve">[, ] = Change Texture </w:t>
-      </w:r>
-      <w:proofErr w:type="gramStart"/>
-      <w:r>
-        <w:rPr>
-          <w:rFonts w:ascii="Verdana" w:hAnsi="Verdana"/>
-          <w:sz w:val="32"/>
-          <w:szCs w:val="32"/>
-        </w:rPr>
-        <w:t>For</w:t>
-      </w:r>
-      <w:proofErr w:type="gramEnd"/>
-      <w:r>
-        <w:rPr>
-          <w:rFonts w:ascii="Verdana" w:hAnsi="Verdana"/>
-          <w:sz w:val="32"/>
-          <w:szCs w:val="32"/>
-        </w:rPr>
-        <w:t xml:space="preserve"> New Block</w:t>
-      </w:r>
-    </w:p>
-    <w:p>
-      <w:pPr>
-        <w:pStyle w:val="NoSpacing"/>
-        <w:pBdr>
-          <w:top w:val="single" w:sz="4" w:space="1" w:color="auto"/>
-          <w:left w:val="single" w:sz="4" w:space="4" w:color="auto"/>
-          <w:bottom w:val="single" w:sz="4" w:space="1" w:color="auto"/>
-          <w:right w:val="single" w:sz="4" w:space="4" w:color="auto"/>
-        </w:pBdr>
-        <w:rPr>
-          <w:rFonts w:ascii="Verdana" w:hAnsi="Verdana"/>
-          <w:b/>
-          <w:sz w:val="32"/>
-          <w:szCs w:val="32"/>
-        </w:rPr>
-      </w:pPr>
-    </w:p>
-    <w:p>
-      <w:pPr>
-        <w:pStyle w:val="NoSpacing"/>
-        <w:pBdr>
-          <w:top w:val="single" w:sz="4" w:space="1" w:color="auto"/>
-          <w:left w:val="single" w:sz="4" w:space="4" w:color="auto"/>
-          <w:bottom w:val="single" w:sz="4" w:space="1" w:color="auto"/>
-          <w:right w:val="single" w:sz="4" w:space="4" w:color="auto"/>
-        </w:pBdr>
-        <w:rPr>
-          <w:rFonts w:ascii="Verdana" w:hAnsi="Verdana"/>
-          <w:b/>
-          <w:sz w:val="32"/>
-          <w:szCs w:val="32"/>
-        </w:rPr>
-      </w:pPr>
-      <w:r>
-        <w:rPr>
-          <w:rFonts w:ascii="Verdana" w:hAnsi="Verdana"/>
-          <w:b/>
-          <w:sz w:val="32"/>
-          <w:szCs w:val="32"/>
-        </w:rPr>
-        <w:t>Other functions:</w:t>
-      </w:r>
-    </w:p>
-    <w:p>
-      <w:pPr>
-        <w:pStyle w:val="NoSpacing"/>
-        <w:pBdr>
-          <w:top w:val="single" w:sz="4" w:space="1" w:color="auto"/>
-          <w:left w:val="single" w:sz="4" w:space="4" w:color="auto"/>
-          <w:bottom w:val="single" w:sz="4" w:space="1" w:color="auto"/>
-          <w:right w:val="single" w:sz="4" w:space="4" w:color="auto"/>
-        </w:pBdr>
-        <w:rPr>
-          <w:rFonts w:ascii="Verdana" w:hAnsi="Verdana"/>
-          <w:sz w:val="32"/>
-          <w:szCs w:val="32"/>
-        </w:rPr>
-      </w:pPr>
-      <w:r>
-        <w:rPr>
-          <w:rFonts w:ascii="Verdana" w:hAnsi="Verdana"/>
-          <w:sz w:val="32"/>
-          <w:szCs w:val="32"/>
-        </w:rPr>
-        <w:t>` = Enter Command</w:t>
-      </w:r>
-    </w:p>
-    <w:p>
-      <w:pPr>
-        <w:pStyle w:val="NoSpacing"/>
-        <w:pBdr>
-          <w:top w:val="single" w:sz="4" w:space="1" w:color="auto"/>
-          <w:left w:val="single" w:sz="4" w:space="4" w:color="auto"/>
-          <w:bottom w:val="single" w:sz="4" w:space="1" w:color="auto"/>
-          <w:right w:val="single" w:sz="4" w:space="4" w:color="auto"/>
-        </w:pBdr>
-        <w:rPr>
-          <w:rFonts w:ascii="Verdana" w:hAnsi="Verdana"/>
-          <w:sz w:val="32"/>
-          <w:szCs w:val="32"/>
-        </w:rPr>
-      </w:pPr>
-      <w:r>
-        <w:rPr>
-          <w:rFonts w:ascii="Verdana" w:hAnsi="Verdana"/>
-          <w:sz w:val="32"/>
-          <w:szCs w:val="32"/>
-        </w:rPr>
-        <w:t>ESC = Main Menu</w:t>
-      </w:r>
-    </w:p>
-    <w:p>
-      <w:pPr>
-        <w:pStyle w:val="NoSpacing"/>
-        <w:pBdr>
-          <w:top w:val="single" w:sz="4" w:space="1" w:color="auto"/>
-          <w:left w:val="single" w:sz="4" w:space="4" w:color="auto"/>
-          <w:bottom w:val="single" w:sz="4" w:space="1" w:color="auto"/>
-          <w:right w:val="single" w:sz="4" w:space="4" w:color="auto"/>
-        </w:pBdr>
-        <w:rPr>
-          <w:rFonts w:ascii="Verdana" w:hAnsi="Verdana"/>
-          <w:sz w:val="32"/>
-          <w:szCs w:val="32"/>
-        </w:rPr>
-      </w:pPr>
-      <w:r>
-        <w:rPr>
-          <w:rFonts w:ascii="Verdana" w:hAnsi="Verdana"/>
-          <w:sz w:val="32"/>
-          <w:szCs w:val="32"/>
-        </w:rPr>
-        <w:t>F1 = Help</w:t>
-      </w:r>
-    </w:p>
-    <w:p>
-      <w:pPr>
-        <w:pStyle w:val="NoSpacing"/>
-        <w:pBdr>
-          <w:top w:val="single" w:sz="4" w:space="1" w:color="auto"/>
-          <w:left w:val="single" w:sz="4" w:space="4" w:color="auto"/>
-          <w:bottom w:val="single" w:sz="4" w:space="1" w:color="auto"/>
-          <w:right w:val="single" w:sz="4" w:space="4" w:color="auto"/>
-        </w:pBdr>
-        <w:rPr>
-          <w:rFonts w:ascii="Verdana" w:hAnsi="Verdana"/>
-          <w:sz w:val="32"/>
-          <w:szCs w:val="32"/>
-        </w:rPr>
-      </w:pPr>
-      <w:r>
-        <w:rPr>
-          <w:rFonts w:ascii="Verdana" w:hAnsi="Verdana"/>
-          <w:sz w:val="32"/>
-          <w:szCs w:val="32"/>
-        </w:rPr>
-        <w:t>F2 = Save Level</w:t>
-      </w:r>
-    </w:p>
-    <w:p>
-      <w:pPr>
-        <w:pStyle w:val="NoSpacing"/>
-        <w:pBdr>
-          <w:top w:val="single" w:sz="4" w:space="1" w:color="auto"/>
-          <w:left w:val="single" w:sz="4" w:space="4" w:color="auto"/>
-          <w:bottom w:val="single" w:sz="4" w:space="1" w:color="auto"/>
-          <w:right w:val="single" w:sz="4" w:space="4" w:color="auto"/>
-        </w:pBdr>
-        <w:rPr>
-          <w:rFonts w:ascii="Verdana" w:hAnsi="Verdana"/>
-          <w:sz w:val="32"/>
-          <w:szCs w:val="32"/>
-        </w:rPr>
-      </w:pPr>
-      <w:r>
-        <w:rPr>
-          <w:rFonts w:ascii="Verdana" w:hAnsi="Verdana"/>
-          <w:sz w:val="32"/>
-          <w:szCs w:val="32"/>
-        </w:rPr>
-        <w:t>F3 = Load Level</w:t>
-      </w:r>
-    </w:p>
-    <w:p>
-      <w:pPr>
-        <w:pStyle w:val="NoSpacing"/>
-        <w:pBdr>
-          <w:top w:val="single" w:sz="4" w:space="1" w:color="auto"/>
-          <w:left w:val="single" w:sz="4" w:space="4" w:color="auto"/>
-          <w:bottom w:val="single" w:sz="4" w:space="1" w:color="auto"/>
-          <w:right w:val="single" w:sz="4" w:space="4" w:color="auto"/>
-        </w:pBdr>
-        <w:rPr>
-          <w:rFonts w:ascii="Verdana" w:hAnsi="Verdana"/>
-          <w:sz w:val="32"/>
-          <w:szCs w:val="32"/>
-        </w:rPr>
-      </w:pPr>
-      <w:r>
-        <w:rPr>
-          <w:rFonts w:ascii="Verdana" w:hAnsi="Verdana"/>
-          <w:sz w:val="32"/>
-          <w:szCs w:val="32"/>
-        </w:rPr>
-        <w:t>F12 = Take Screenshot</w:t>
-      </w:r>
-    </w:p>
-    <w:p>
-      <w:pPr>
-        <w:pStyle w:val="NoSpacing"/>
-        <w:pBdr>
-          <w:top w:val="single" w:sz="4" w:space="1" w:color="auto"/>
-          <w:left w:val="single" w:sz="4" w:space="4" w:color="auto"/>
-          <w:bottom w:val="single" w:sz="4" w:space="1" w:color="auto"/>
-          <w:right w:val="single" w:sz="4" w:space="4" w:color="auto"/>
-        </w:pBdr>
-        <w:rPr>
-          <w:rFonts w:ascii="Verdana" w:hAnsi="Verdana"/>
-          <w:sz w:val="32"/>
-          <w:szCs w:val="32"/>
-        </w:rPr>
-      </w:pPr>
-      <w:r>
-        <w:rPr>
-          <w:rFonts w:ascii="Verdana" w:hAnsi="Verdana"/>
-          <w:sz w:val="32"/>
-          <w:szCs w:val="32"/>
-        </w:rPr>
-        <w:t>P = Change Crosshair Color</w:t>
-      </w:r>
-    </w:p>
-    <w:p>
-      <w:pPr>
-        <w:pStyle w:val="NoSpacing"/>
-        <w:rPr>
-          <w:rFonts w:ascii="Verdana" w:hAnsi="Verdana"/>
-          <w:b/>
-          <w:sz w:val="32"/>
-          <w:szCs w:val="32"/>
-        </w:rPr>
-      </w:pPr>
-    </w:p>
-    <w:p>
-      <w:pPr>
-        <w:pStyle w:val="NoSpacing"/>
-        <w:pBdr>
-          <w:top w:val="single" w:sz="4" w:space="1" w:color="auto"/>
-          <w:left w:val="single" w:sz="4" w:space="4" w:color="auto"/>
-          <w:bottom w:val="single" w:sz="4" w:space="1" w:color="auto"/>
-          <w:right w:val="single" w:sz="4" w:space="4" w:color="auto"/>
-        </w:pBdr>
-        <w:rPr>
-          <w:rFonts w:ascii="Verdana" w:hAnsi="Verdana"/>
-          <w:b/>
-          <w:sz w:val="48"/>
-          <w:szCs w:val="32"/>
-        </w:rPr>
-      </w:pPr>
-      <w:r>
-        <w:rPr>
-          <w:rFonts w:ascii="Verdana" w:hAnsi="Verdana"/>
-          <w:b/>
-          <w:sz w:val="48"/>
-          <w:szCs w:val="32"/>
-        </w:rPr>
-        <w:t>N</w:t>
-      </w:r>
-      <w:r>
-        <w:rPr>
-          <w:rFonts w:ascii="Verdana" w:hAnsi="Verdana"/>
-          <w:b/>
-          <w:sz w:val="48"/>
-          <w:szCs w:val="32"/>
-        </w:rPr>
-        <w:t>otes:</w:t>
+          <w:b/>
+          <w:bCs/>
+          <w:sz w:val="32"/>
+          <w:szCs w:val="32"/>
+        </w:rPr>
+        <w:t>position</w:t>
+      </w:r>
+      <w:r>
+        <w:rPr>
+          <w:rFonts w:ascii="Verdana" w:hAnsi="Verdana"/>
+          <w:sz w:val="32"/>
+          <w:szCs w:val="32"/>
+        </w:rPr>
+        <w:t>: get/set position and (or) chunk.</w:t>
       </w:r>
     </w:p>
     <w:p>
@@ -2509,7 +1220,1108 @@
           <w:sz w:val="32"/>
           <w:szCs w:val="32"/>
         </w:rPr>
-        <w:t>Game uses LWJGL 3.2.3 since v 02 (BELARUS).</w:t>
+        <w:t xml:space="preserve">quit, </w:t>
+      </w:r>
+      <w:proofErr w:type="gramStart"/>
+      <w:r>
+        <w:rPr>
+          <w:rFonts w:ascii="Verdana" w:hAnsi="Verdana"/>
+          <w:sz w:val="32"/>
+          <w:szCs w:val="32"/>
+        </w:rPr>
+        <w:t>exit</w:t>
+      </w:r>
+      <w:r>
+        <w:rPr>
+          <w:rFonts w:ascii="Verdana" w:hAnsi="Verdana"/>
+          <w:sz w:val="32"/>
+          <w:szCs w:val="32"/>
+        </w:rPr>
+        <w:t xml:space="preserve"> :</w:t>
+      </w:r>
+      <w:proofErr w:type="gramEnd"/>
+      <w:r>
+        <w:rPr>
+          <w:rFonts w:ascii="Verdana" w:hAnsi="Verdana"/>
+          <w:sz w:val="32"/>
+          <w:szCs w:val="32"/>
+        </w:rPr>
+        <w:t xml:space="preserve"> leaves the game.</w:t>
+      </w:r>
+    </w:p>
+    <w:p>
+      <w:pPr>
+        <w:pStyle w:val="NoSpacing"/>
+        <w:rPr>
+          <w:rFonts w:ascii="Verdana" w:hAnsi="Verdana"/>
+          <w:b/>
+          <w:sz w:val="32"/>
+          <w:szCs w:val="32"/>
+        </w:rPr>
+      </w:pPr>
+    </w:p>
+    <w:p>
+      <w:pPr>
+        <w:pStyle w:val="NoSpacing"/>
+        <w:pBdr>
+          <w:top w:val="single" w:sz="4" w:space="1" w:color="auto"/>
+          <w:left w:val="single" w:sz="4" w:space="4" w:color="auto"/>
+          <w:bottom w:val="single" w:sz="4" w:space="1" w:color="auto"/>
+          <w:right w:val="single" w:sz="4" w:space="4" w:color="auto"/>
+        </w:pBdr>
+        <w:rPr>
+          <w:rFonts w:ascii="Verdana" w:hAnsi="Verdana"/>
+          <w:b/>
+          <w:sz w:val="32"/>
+          <w:szCs w:val="32"/>
+        </w:rPr>
+      </w:pPr>
+      <w:r>
+        <w:rPr>
+          <w:rFonts w:ascii="Verdana" w:hAnsi="Verdana"/>
+          <w:b/>
+          <w:sz w:val="32"/>
+          <w:szCs w:val="32"/>
+        </w:rPr>
+        <w:t xml:space="preserve">HELP </w:t>
+      </w:r>
+    </w:p>
+    <w:p>
+      <w:pPr>
+        <w:pStyle w:val="NoSpacing"/>
+        <w:pBdr>
+          <w:top w:val="single" w:sz="4" w:space="1" w:color="auto"/>
+          <w:left w:val="single" w:sz="4" w:space="4" w:color="auto"/>
+          <w:bottom w:val="single" w:sz="4" w:space="1" w:color="auto"/>
+          <w:right w:val="single" w:sz="4" w:space="4" w:color="auto"/>
+        </w:pBdr>
+        <w:rPr>
+          <w:rFonts w:ascii="Verdana" w:hAnsi="Verdana"/>
+          <w:b/>
+          <w:sz w:val="32"/>
+          <w:szCs w:val="32"/>
+        </w:rPr>
+      </w:pPr>
+    </w:p>
+    <w:p>
+      <w:pPr>
+        <w:pStyle w:val="NoSpacing"/>
+        <w:pBdr>
+          <w:top w:val="single" w:sz="4" w:space="1" w:color="auto"/>
+          <w:left w:val="single" w:sz="4" w:space="4" w:color="auto"/>
+          <w:bottom w:val="single" w:sz="4" w:space="1" w:color="auto"/>
+          <w:right w:val="single" w:sz="4" w:space="4" w:color="auto"/>
+        </w:pBdr>
+        <w:rPr>
+          <w:rFonts w:ascii="Verdana" w:hAnsi="Verdana"/>
+          <w:b/>
+          <w:sz w:val="32"/>
+          <w:szCs w:val="32"/>
+        </w:rPr>
+      </w:pPr>
+      <w:r>
+        <w:rPr>
+          <w:rFonts w:ascii="Verdana" w:hAnsi="Verdana"/>
+          <w:b/>
+          <w:sz w:val="32"/>
+          <w:szCs w:val="32"/>
+        </w:rPr>
+        <w:t>Camera movements:</w:t>
+      </w:r>
+    </w:p>
+    <w:p>
+      <w:pPr>
+        <w:pStyle w:val="NoSpacing"/>
+        <w:pBdr>
+          <w:top w:val="single" w:sz="4" w:space="1" w:color="auto"/>
+          <w:left w:val="single" w:sz="4" w:space="4" w:color="auto"/>
+          <w:bottom w:val="single" w:sz="4" w:space="1" w:color="auto"/>
+          <w:right w:val="single" w:sz="4" w:space="4" w:color="auto"/>
+        </w:pBdr>
+        <w:rPr>
+          <w:rFonts w:ascii="Verdana" w:hAnsi="Verdana"/>
+          <w:sz w:val="32"/>
+          <w:szCs w:val="32"/>
+        </w:rPr>
+      </w:pPr>
+      <w:r>
+        <w:rPr>
+          <w:rFonts w:ascii="Verdana" w:hAnsi="Verdana"/>
+          <w:sz w:val="32"/>
+          <w:szCs w:val="32"/>
+        </w:rPr>
+        <w:t xml:space="preserve">W, </w:t>
+      </w:r>
+      <w:proofErr w:type="spellStart"/>
+      <w:r>
+        <w:rPr>
+          <w:rFonts w:ascii="Verdana" w:hAnsi="Verdana"/>
+          <w:sz w:val="32"/>
+          <w:szCs w:val="32"/>
+        </w:rPr>
+        <w:t>UpArrow</w:t>
+      </w:r>
+      <w:proofErr w:type="spellEnd"/>
+      <w:r>
+        <w:rPr>
+          <w:rFonts w:ascii="Verdana" w:hAnsi="Verdana"/>
+          <w:sz w:val="32"/>
+          <w:szCs w:val="32"/>
+        </w:rPr>
+        <w:t xml:space="preserve"> = Forward</w:t>
+      </w:r>
+    </w:p>
+    <w:p>
+      <w:pPr>
+        <w:pStyle w:val="NoSpacing"/>
+        <w:pBdr>
+          <w:top w:val="single" w:sz="4" w:space="1" w:color="auto"/>
+          <w:left w:val="single" w:sz="4" w:space="4" w:color="auto"/>
+          <w:bottom w:val="single" w:sz="4" w:space="1" w:color="auto"/>
+          <w:right w:val="single" w:sz="4" w:space="4" w:color="auto"/>
+        </w:pBdr>
+        <w:rPr>
+          <w:rFonts w:ascii="Verdana" w:hAnsi="Verdana"/>
+          <w:sz w:val="32"/>
+          <w:szCs w:val="32"/>
+        </w:rPr>
+      </w:pPr>
+      <w:r>
+        <w:rPr>
+          <w:rFonts w:ascii="Verdana" w:hAnsi="Verdana"/>
+          <w:sz w:val="32"/>
+          <w:szCs w:val="32"/>
+        </w:rPr>
+        <w:t xml:space="preserve">A, </w:t>
+      </w:r>
+      <w:proofErr w:type="spellStart"/>
+      <w:r>
+        <w:rPr>
+          <w:rFonts w:ascii="Verdana" w:hAnsi="Verdana"/>
+          <w:sz w:val="32"/>
+          <w:szCs w:val="32"/>
+        </w:rPr>
+        <w:t>DownArrow</w:t>
+      </w:r>
+      <w:proofErr w:type="spellEnd"/>
+      <w:r>
+        <w:rPr>
+          <w:rFonts w:ascii="Verdana" w:hAnsi="Verdana"/>
+          <w:sz w:val="32"/>
+          <w:szCs w:val="32"/>
+        </w:rPr>
+        <w:t xml:space="preserve"> = Backward</w:t>
+      </w:r>
+    </w:p>
+    <w:p>
+      <w:pPr>
+        <w:pStyle w:val="NoSpacing"/>
+        <w:pBdr>
+          <w:top w:val="single" w:sz="4" w:space="1" w:color="auto"/>
+          <w:left w:val="single" w:sz="4" w:space="4" w:color="auto"/>
+          <w:bottom w:val="single" w:sz="4" w:space="1" w:color="auto"/>
+          <w:right w:val="single" w:sz="4" w:space="4" w:color="auto"/>
+        </w:pBdr>
+        <w:rPr>
+          <w:rFonts w:ascii="Verdana" w:hAnsi="Verdana"/>
+          <w:sz w:val="32"/>
+          <w:szCs w:val="32"/>
+        </w:rPr>
+      </w:pPr>
+      <w:r>
+        <w:rPr>
+          <w:rFonts w:ascii="Verdana" w:hAnsi="Verdana"/>
+          <w:sz w:val="32"/>
+          <w:szCs w:val="32"/>
+        </w:rPr>
+        <w:t>S = Strafe Left</w:t>
+      </w:r>
+    </w:p>
+    <w:p>
+      <w:pPr>
+        <w:pStyle w:val="NoSpacing"/>
+        <w:pBdr>
+          <w:top w:val="single" w:sz="4" w:space="1" w:color="auto"/>
+          <w:left w:val="single" w:sz="4" w:space="4" w:color="auto"/>
+          <w:bottom w:val="single" w:sz="4" w:space="1" w:color="auto"/>
+          <w:right w:val="single" w:sz="4" w:space="4" w:color="auto"/>
+        </w:pBdr>
+        <w:rPr>
+          <w:rFonts w:ascii="Verdana" w:hAnsi="Verdana"/>
+          <w:sz w:val="32"/>
+          <w:szCs w:val="32"/>
+        </w:rPr>
+      </w:pPr>
+      <w:r>
+        <w:rPr>
+          <w:rFonts w:ascii="Verdana" w:hAnsi="Verdana"/>
+          <w:sz w:val="32"/>
+          <w:szCs w:val="32"/>
+        </w:rPr>
+        <w:t>D = Strafe Right</w:t>
+      </w:r>
+    </w:p>
+    <w:p>
+      <w:pPr>
+        <w:pStyle w:val="NoSpacing"/>
+        <w:pBdr>
+          <w:top w:val="single" w:sz="4" w:space="1" w:color="auto"/>
+          <w:left w:val="single" w:sz="4" w:space="4" w:color="auto"/>
+          <w:bottom w:val="single" w:sz="4" w:space="1" w:color="auto"/>
+          <w:right w:val="single" w:sz="4" w:space="4" w:color="auto"/>
+        </w:pBdr>
+        <w:rPr>
+          <w:rFonts w:ascii="Verdana" w:hAnsi="Verdana"/>
+          <w:sz w:val="32"/>
+          <w:szCs w:val="32"/>
+        </w:rPr>
+      </w:pPr>
+      <w:proofErr w:type="spellStart"/>
+      <w:r>
+        <w:rPr>
+          <w:rFonts w:ascii="Verdana" w:hAnsi="Verdana"/>
+          <w:sz w:val="32"/>
+          <w:szCs w:val="32"/>
+        </w:rPr>
+        <w:t>LeftArrow</w:t>
+      </w:r>
+      <w:proofErr w:type="spellEnd"/>
+      <w:r>
+        <w:rPr>
+          <w:rFonts w:ascii="Verdana" w:hAnsi="Verdana"/>
+          <w:sz w:val="32"/>
+          <w:szCs w:val="32"/>
+        </w:rPr>
+        <w:t xml:space="preserve"> = Turn Left</w:t>
+      </w:r>
+    </w:p>
+    <w:p>
+      <w:pPr>
+        <w:pStyle w:val="NoSpacing"/>
+        <w:pBdr>
+          <w:top w:val="single" w:sz="4" w:space="1" w:color="auto"/>
+          <w:left w:val="single" w:sz="4" w:space="4" w:color="auto"/>
+          <w:bottom w:val="single" w:sz="4" w:space="1" w:color="auto"/>
+          <w:right w:val="single" w:sz="4" w:space="4" w:color="auto"/>
+        </w:pBdr>
+        <w:rPr>
+          <w:rFonts w:ascii="Verdana" w:hAnsi="Verdana"/>
+          <w:sz w:val="32"/>
+          <w:szCs w:val="32"/>
+        </w:rPr>
+      </w:pPr>
+      <w:proofErr w:type="spellStart"/>
+      <w:r>
+        <w:rPr>
+          <w:rFonts w:ascii="Verdana" w:hAnsi="Verdana"/>
+          <w:sz w:val="32"/>
+          <w:szCs w:val="32"/>
+        </w:rPr>
+        <w:lastRenderedPageBreak/>
+        <w:t>RightArrow</w:t>
+      </w:r>
+      <w:proofErr w:type="spellEnd"/>
+      <w:r>
+        <w:rPr>
+          <w:rFonts w:ascii="Verdana" w:hAnsi="Verdana"/>
+          <w:sz w:val="32"/>
+          <w:szCs w:val="32"/>
+        </w:rPr>
+        <w:t xml:space="preserve"> = Turn Right</w:t>
+      </w:r>
+    </w:p>
+    <w:p>
+      <w:pPr>
+        <w:pStyle w:val="NoSpacing"/>
+        <w:pBdr>
+          <w:top w:val="single" w:sz="4" w:space="1" w:color="auto"/>
+          <w:left w:val="single" w:sz="4" w:space="4" w:color="auto"/>
+          <w:bottom w:val="single" w:sz="4" w:space="1" w:color="auto"/>
+          <w:right w:val="single" w:sz="4" w:space="4" w:color="auto"/>
+        </w:pBdr>
+        <w:rPr>
+          <w:rFonts w:ascii="Verdana" w:hAnsi="Verdana"/>
+          <w:b/>
+          <w:sz w:val="32"/>
+          <w:szCs w:val="32"/>
+        </w:rPr>
+      </w:pPr>
+    </w:p>
+    <w:p>
+      <w:pPr>
+        <w:pStyle w:val="NoSpacing"/>
+        <w:pBdr>
+          <w:top w:val="single" w:sz="4" w:space="1" w:color="auto"/>
+          <w:left w:val="single" w:sz="4" w:space="4" w:color="auto"/>
+          <w:bottom w:val="single" w:sz="4" w:space="1" w:color="auto"/>
+          <w:right w:val="single" w:sz="4" w:space="4" w:color="auto"/>
+        </w:pBdr>
+        <w:rPr>
+          <w:rFonts w:ascii="Verdana" w:hAnsi="Verdana"/>
+          <w:b/>
+          <w:sz w:val="32"/>
+          <w:szCs w:val="32"/>
+        </w:rPr>
+      </w:pPr>
+      <w:r>
+        <w:rPr>
+          <w:rFonts w:ascii="Verdana" w:hAnsi="Verdana"/>
+          <w:b/>
+          <w:sz w:val="32"/>
+          <w:szCs w:val="32"/>
+        </w:rPr>
+        <w:t>Player functions:</w:t>
+      </w:r>
+    </w:p>
+    <w:p>
+      <w:pPr>
+        <w:pStyle w:val="NoSpacing"/>
+        <w:pBdr>
+          <w:top w:val="single" w:sz="4" w:space="1" w:color="auto"/>
+          <w:left w:val="single" w:sz="4" w:space="4" w:color="auto"/>
+          <w:bottom w:val="single" w:sz="4" w:space="1" w:color="auto"/>
+          <w:right w:val="single" w:sz="4" w:space="4" w:color="auto"/>
+        </w:pBdr>
+        <w:rPr>
+          <w:rFonts w:ascii="Verdana" w:hAnsi="Verdana"/>
+          <w:sz w:val="32"/>
+          <w:szCs w:val="32"/>
+        </w:rPr>
+      </w:pPr>
+      <w:r>
+        <w:rPr>
+          <w:rFonts w:ascii="Verdana" w:hAnsi="Verdana"/>
+          <w:sz w:val="32"/>
+          <w:szCs w:val="32"/>
+        </w:rPr>
+        <w:t>1 = Pistol</w:t>
+      </w:r>
+    </w:p>
+    <w:p>
+      <w:pPr>
+        <w:pStyle w:val="NoSpacing"/>
+        <w:pBdr>
+          <w:top w:val="single" w:sz="4" w:space="1" w:color="auto"/>
+          <w:left w:val="single" w:sz="4" w:space="4" w:color="auto"/>
+          <w:bottom w:val="single" w:sz="4" w:space="1" w:color="auto"/>
+          <w:right w:val="single" w:sz="4" w:space="4" w:color="auto"/>
+        </w:pBdr>
+        <w:rPr>
+          <w:rFonts w:ascii="Verdana" w:hAnsi="Verdana"/>
+          <w:sz w:val="32"/>
+          <w:szCs w:val="32"/>
+        </w:rPr>
+      </w:pPr>
+      <w:r>
+        <w:rPr>
+          <w:rFonts w:ascii="Verdana" w:hAnsi="Verdana"/>
+          <w:sz w:val="32"/>
+          <w:szCs w:val="32"/>
+        </w:rPr>
+        <w:t>2 = Sub Machine Gun</w:t>
+      </w:r>
+    </w:p>
+    <w:p>
+      <w:pPr>
+        <w:pStyle w:val="NoSpacing"/>
+        <w:pBdr>
+          <w:top w:val="single" w:sz="4" w:space="1" w:color="auto"/>
+          <w:left w:val="single" w:sz="4" w:space="4" w:color="auto"/>
+          <w:bottom w:val="single" w:sz="4" w:space="1" w:color="auto"/>
+          <w:right w:val="single" w:sz="4" w:space="4" w:color="auto"/>
+        </w:pBdr>
+        <w:rPr>
+          <w:rFonts w:ascii="Verdana" w:hAnsi="Verdana"/>
+          <w:sz w:val="32"/>
+          <w:szCs w:val="32"/>
+        </w:rPr>
+      </w:pPr>
+      <w:r>
+        <w:rPr>
+          <w:rFonts w:ascii="Verdana" w:hAnsi="Verdana"/>
+          <w:sz w:val="32"/>
+          <w:szCs w:val="32"/>
+        </w:rPr>
+        <w:t>3 = Shotgun</w:t>
+      </w:r>
+    </w:p>
+    <w:p>
+      <w:pPr>
+        <w:pStyle w:val="NoSpacing"/>
+        <w:pBdr>
+          <w:top w:val="single" w:sz="4" w:space="1" w:color="auto"/>
+          <w:left w:val="single" w:sz="4" w:space="4" w:color="auto"/>
+          <w:bottom w:val="single" w:sz="4" w:space="1" w:color="auto"/>
+          <w:right w:val="single" w:sz="4" w:space="4" w:color="auto"/>
+        </w:pBdr>
+        <w:rPr>
+          <w:rFonts w:ascii="Verdana" w:hAnsi="Verdana"/>
+          <w:sz w:val="32"/>
+          <w:szCs w:val="32"/>
+        </w:rPr>
+      </w:pPr>
+      <w:r>
+        <w:rPr>
+          <w:rFonts w:ascii="Verdana" w:hAnsi="Verdana"/>
+          <w:sz w:val="32"/>
+          <w:szCs w:val="32"/>
+        </w:rPr>
+        <w:t>4 = Assault Rifle</w:t>
+      </w:r>
+    </w:p>
+    <w:p>
+      <w:pPr>
+        <w:pStyle w:val="NoSpacing"/>
+        <w:pBdr>
+          <w:top w:val="single" w:sz="4" w:space="1" w:color="auto"/>
+          <w:left w:val="single" w:sz="4" w:space="4" w:color="auto"/>
+          <w:bottom w:val="single" w:sz="4" w:space="1" w:color="auto"/>
+          <w:right w:val="single" w:sz="4" w:space="4" w:color="auto"/>
+        </w:pBdr>
+        <w:rPr>
+          <w:rFonts w:ascii="Verdana" w:hAnsi="Verdana"/>
+          <w:sz w:val="32"/>
+          <w:szCs w:val="32"/>
+        </w:rPr>
+      </w:pPr>
+      <w:r>
+        <w:rPr>
+          <w:rFonts w:ascii="Verdana" w:hAnsi="Verdana"/>
+          <w:sz w:val="32"/>
+          <w:szCs w:val="32"/>
+        </w:rPr>
+        <w:t>5 = Machine Gun</w:t>
+      </w:r>
+    </w:p>
+    <w:p>
+      <w:pPr>
+        <w:pStyle w:val="NoSpacing"/>
+        <w:pBdr>
+          <w:top w:val="single" w:sz="4" w:space="1" w:color="auto"/>
+          <w:left w:val="single" w:sz="4" w:space="4" w:color="auto"/>
+          <w:bottom w:val="single" w:sz="4" w:space="1" w:color="auto"/>
+          <w:right w:val="single" w:sz="4" w:space="4" w:color="auto"/>
+        </w:pBdr>
+        <w:rPr>
+          <w:rFonts w:ascii="Verdana" w:hAnsi="Verdana"/>
+          <w:sz w:val="32"/>
+          <w:szCs w:val="32"/>
+        </w:rPr>
+      </w:pPr>
+      <w:r>
+        <w:rPr>
+          <w:rFonts w:ascii="Verdana" w:hAnsi="Verdana"/>
+          <w:sz w:val="32"/>
+          <w:szCs w:val="32"/>
+        </w:rPr>
+        <w:t>6 = Sniper Rifle</w:t>
+      </w:r>
+    </w:p>
+    <w:p>
+      <w:pPr>
+        <w:pStyle w:val="NoSpacing"/>
+        <w:pBdr>
+          <w:top w:val="single" w:sz="4" w:space="1" w:color="auto"/>
+          <w:left w:val="single" w:sz="4" w:space="4" w:color="auto"/>
+          <w:bottom w:val="single" w:sz="4" w:space="1" w:color="auto"/>
+          <w:right w:val="single" w:sz="4" w:space="4" w:color="auto"/>
+        </w:pBdr>
+        <w:rPr>
+          <w:rFonts w:ascii="Verdana" w:hAnsi="Verdana"/>
+          <w:sz w:val="32"/>
+          <w:szCs w:val="32"/>
+        </w:rPr>
+      </w:pPr>
+      <w:r>
+        <w:rPr>
+          <w:rFonts w:ascii="Verdana" w:hAnsi="Verdana"/>
+          <w:sz w:val="32"/>
+          <w:szCs w:val="32"/>
+        </w:rPr>
+        <w:t>Mouse1 = Fire [Not implemented]</w:t>
+      </w:r>
+    </w:p>
+    <w:p>
+      <w:pPr>
+        <w:pStyle w:val="NoSpacing"/>
+        <w:pBdr>
+          <w:top w:val="single" w:sz="4" w:space="1" w:color="auto"/>
+          <w:left w:val="single" w:sz="4" w:space="4" w:color="auto"/>
+          <w:bottom w:val="single" w:sz="4" w:space="1" w:color="auto"/>
+          <w:right w:val="single" w:sz="4" w:space="4" w:color="auto"/>
+        </w:pBdr>
+        <w:rPr>
+          <w:rFonts w:ascii="Verdana" w:hAnsi="Verdana"/>
+          <w:b/>
+          <w:sz w:val="32"/>
+          <w:szCs w:val="32"/>
+        </w:rPr>
+      </w:pPr>
+      <w:r>
+        <w:rPr>
+          <w:rFonts w:ascii="Verdana" w:hAnsi="Verdana"/>
+          <w:sz w:val="32"/>
+          <w:szCs w:val="32"/>
+        </w:rPr>
+        <w:t>Mouse2 = Alt-Fire [Not implemented]</w:t>
+      </w:r>
+    </w:p>
+    <w:p>
+      <w:pPr>
+        <w:pStyle w:val="NoSpacing"/>
+        <w:pBdr>
+          <w:top w:val="single" w:sz="4" w:space="1" w:color="auto"/>
+          <w:left w:val="single" w:sz="4" w:space="4" w:color="auto"/>
+          <w:bottom w:val="single" w:sz="4" w:space="1" w:color="auto"/>
+          <w:right w:val="single" w:sz="4" w:space="4" w:color="auto"/>
+        </w:pBdr>
+        <w:rPr>
+          <w:rFonts w:ascii="Verdana" w:hAnsi="Verdana"/>
+          <w:b/>
+          <w:sz w:val="32"/>
+          <w:szCs w:val="32"/>
+        </w:rPr>
+      </w:pPr>
+    </w:p>
+    <w:p>
+      <w:pPr>
+        <w:pStyle w:val="NoSpacing"/>
+        <w:pBdr>
+          <w:top w:val="single" w:sz="4" w:space="1" w:color="auto"/>
+          <w:left w:val="single" w:sz="4" w:space="4" w:color="auto"/>
+          <w:bottom w:val="single" w:sz="4" w:space="1" w:color="auto"/>
+          <w:right w:val="single" w:sz="4" w:space="4" w:color="auto"/>
+        </w:pBdr>
+        <w:rPr>
+          <w:rFonts w:ascii="Verdana" w:hAnsi="Verdana"/>
+          <w:b/>
+          <w:sz w:val="32"/>
+          <w:szCs w:val="32"/>
+        </w:rPr>
+      </w:pPr>
+      <w:r>
+        <w:rPr>
+          <w:rFonts w:ascii="Verdana" w:hAnsi="Verdana"/>
+          <w:b/>
+          <w:sz w:val="32"/>
+          <w:szCs w:val="32"/>
+        </w:rPr>
+        <w:t>Editor functions:</w:t>
+      </w:r>
+    </w:p>
+    <w:p>
+      <w:pPr>
+        <w:pStyle w:val="NoSpacing"/>
+        <w:pBdr>
+          <w:top w:val="single" w:sz="4" w:space="1" w:color="auto"/>
+          <w:left w:val="single" w:sz="4" w:space="4" w:color="auto"/>
+          <w:bottom w:val="single" w:sz="4" w:space="1" w:color="auto"/>
+          <w:right w:val="single" w:sz="4" w:space="4" w:color="auto"/>
+        </w:pBdr>
+        <w:rPr>
+          <w:rFonts w:ascii="Verdana" w:hAnsi="Verdana"/>
+          <w:sz w:val="32"/>
+          <w:szCs w:val="32"/>
+        </w:rPr>
+      </w:pPr>
+      <w:r>
+        <w:rPr>
+          <w:rFonts w:ascii="Verdana" w:hAnsi="Verdana"/>
+          <w:sz w:val="32"/>
+          <w:szCs w:val="32"/>
+        </w:rPr>
+        <w:t>N = Create New Block</w:t>
+      </w:r>
+    </w:p>
+    <w:p>
+      <w:pPr>
+        <w:pStyle w:val="NoSpacing"/>
+        <w:pBdr>
+          <w:top w:val="single" w:sz="4" w:space="1" w:color="auto"/>
+          <w:left w:val="single" w:sz="4" w:space="4" w:color="auto"/>
+          <w:bottom w:val="single" w:sz="4" w:space="1" w:color="auto"/>
+          <w:right w:val="single" w:sz="4" w:space="4" w:color="auto"/>
+        </w:pBdr>
+        <w:rPr>
+          <w:rFonts w:ascii="Verdana" w:hAnsi="Verdana"/>
+          <w:sz w:val="32"/>
+          <w:szCs w:val="32"/>
+        </w:rPr>
+      </w:pPr>
+      <w:r>
+        <w:rPr>
+          <w:rFonts w:ascii="Verdana" w:hAnsi="Verdana"/>
+          <w:sz w:val="32"/>
+          <w:szCs w:val="32"/>
+        </w:rPr>
+        <w:t>M = Change Block Color</w:t>
+      </w:r>
+    </w:p>
+    <w:p>
+      <w:pPr>
+        <w:pStyle w:val="NoSpacing"/>
+        <w:pBdr>
+          <w:top w:val="single" w:sz="4" w:space="1" w:color="auto"/>
+          <w:left w:val="single" w:sz="4" w:space="4" w:color="auto"/>
+          <w:bottom w:val="single" w:sz="4" w:space="1" w:color="auto"/>
+          <w:right w:val="single" w:sz="4" w:space="4" w:color="auto"/>
+        </w:pBdr>
+        <w:rPr>
+          <w:rFonts w:ascii="Verdana" w:hAnsi="Verdana"/>
+          <w:sz w:val="32"/>
+          <w:szCs w:val="32"/>
+        </w:rPr>
+      </w:pPr>
+      <w:r>
+        <w:rPr>
+          <w:rFonts w:ascii="Verdana" w:hAnsi="Verdana"/>
+          <w:sz w:val="32"/>
+          <w:szCs w:val="32"/>
+        </w:rPr>
+        <w:t>Mouse1 = Select Solid Block</w:t>
+      </w:r>
+    </w:p>
+    <w:p>
+      <w:pPr>
+        <w:pStyle w:val="NoSpacing"/>
+        <w:pBdr>
+          <w:top w:val="single" w:sz="4" w:space="1" w:color="auto"/>
+          <w:left w:val="single" w:sz="4" w:space="4" w:color="auto"/>
+          <w:bottom w:val="single" w:sz="4" w:space="1" w:color="auto"/>
+          <w:right w:val="single" w:sz="4" w:space="4" w:color="auto"/>
+        </w:pBdr>
+        <w:rPr>
+          <w:rFonts w:ascii="Verdana" w:hAnsi="Verdana"/>
+          <w:sz w:val="32"/>
+          <w:szCs w:val="32"/>
+        </w:rPr>
+      </w:pPr>
+      <w:r>
+        <w:rPr>
+          <w:rFonts w:ascii="Verdana" w:hAnsi="Verdana"/>
+          <w:sz w:val="32"/>
+          <w:szCs w:val="32"/>
+        </w:rPr>
+        <w:t>Mouse1 + SHIFT = Select Fluid Block</w:t>
+      </w:r>
+    </w:p>
+    <w:p>
+      <w:pPr>
+        <w:pStyle w:val="NoSpacing"/>
+        <w:pBdr>
+          <w:top w:val="single" w:sz="4" w:space="1" w:color="auto"/>
+          <w:left w:val="single" w:sz="4" w:space="4" w:color="auto"/>
+          <w:bottom w:val="single" w:sz="4" w:space="1" w:color="auto"/>
+          <w:right w:val="single" w:sz="4" w:space="4" w:color="auto"/>
+        </w:pBdr>
+        <w:rPr>
+          <w:rFonts w:ascii="Verdana" w:hAnsi="Verdana"/>
+          <w:sz w:val="32"/>
+          <w:szCs w:val="32"/>
+        </w:rPr>
+      </w:pPr>
+      <w:r>
+        <w:rPr>
+          <w:rFonts w:ascii="Verdana" w:hAnsi="Verdana"/>
+          <w:sz w:val="32"/>
+          <w:szCs w:val="32"/>
+        </w:rPr>
+        <w:t>Mouse2 = Place New Block</w:t>
+      </w:r>
+    </w:p>
+    <w:p>
+      <w:pPr>
+        <w:pStyle w:val="NoSpacing"/>
+        <w:pBdr>
+          <w:top w:val="single" w:sz="4" w:space="1" w:color="auto"/>
+          <w:left w:val="single" w:sz="4" w:space="4" w:color="auto"/>
+          <w:bottom w:val="single" w:sz="4" w:space="1" w:color="auto"/>
+          <w:right w:val="single" w:sz="4" w:space="4" w:color="auto"/>
+        </w:pBdr>
+        <w:rPr>
+          <w:rFonts w:ascii="Verdana" w:hAnsi="Verdana"/>
+          <w:sz w:val="32"/>
+          <w:szCs w:val="32"/>
+        </w:rPr>
+      </w:pPr>
+      <w:r>
+        <w:rPr>
+          <w:rFonts w:ascii="Verdana" w:hAnsi="Verdana"/>
+          <w:sz w:val="32"/>
+          <w:szCs w:val="32"/>
+        </w:rPr>
+        <w:t>1-6 = Select Adjacent Solid Block</w:t>
+      </w:r>
+    </w:p>
+    <w:p>
+      <w:pPr>
+        <w:pStyle w:val="NoSpacing"/>
+        <w:pBdr>
+          <w:top w:val="single" w:sz="4" w:space="1" w:color="auto"/>
+          <w:left w:val="single" w:sz="4" w:space="4" w:color="auto"/>
+          <w:bottom w:val="single" w:sz="4" w:space="1" w:color="auto"/>
+          <w:right w:val="single" w:sz="4" w:space="4" w:color="auto"/>
+        </w:pBdr>
+        <w:rPr>
+          <w:rFonts w:ascii="Verdana" w:hAnsi="Verdana"/>
+          <w:sz w:val="32"/>
+          <w:szCs w:val="32"/>
+        </w:rPr>
+      </w:pPr>
+      <w:r>
+        <w:rPr>
+          <w:rFonts w:ascii="Verdana" w:hAnsi="Verdana"/>
+          <w:sz w:val="32"/>
+          <w:szCs w:val="32"/>
+        </w:rPr>
+        <w:t>1-6 + SHIFT = Select Adjacent Fluid Block</w:t>
+      </w:r>
+    </w:p>
+    <w:p>
+      <w:pPr>
+        <w:pStyle w:val="NoSpacing"/>
+        <w:pBdr>
+          <w:top w:val="single" w:sz="4" w:space="1" w:color="auto"/>
+          <w:left w:val="single" w:sz="4" w:space="4" w:color="auto"/>
+          <w:bottom w:val="single" w:sz="4" w:space="1" w:color="auto"/>
+          <w:right w:val="single" w:sz="4" w:space="4" w:color="auto"/>
+        </w:pBdr>
+        <w:rPr>
+          <w:rFonts w:ascii="Verdana" w:hAnsi="Verdana"/>
+          <w:sz w:val="32"/>
+          <w:szCs w:val="32"/>
+        </w:rPr>
+      </w:pPr>
+      <w:r>
+        <w:rPr>
+          <w:rFonts w:ascii="Verdana" w:hAnsi="Verdana"/>
+          <w:sz w:val="32"/>
+          <w:szCs w:val="32"/>
+        </w:rPr>
+        <w:t>F, 0 = Deselect</w:t>
+      </w:r>
+    </w:p>
+    <w:p>
+      <w:pPr>
+        <w:pStyle w:val="NoSpacing"/>
+        <w:pBdr>
+          <w:top w:val="single" w:sz="4" w:space="1" w:color="auto"/>
+          <w:left w:val="single" w:sz="4" w:space="4" w:color="auto"/>
+          <w:bottom w:val="single" w:sz="4" w:space="1" w:color="auto"/>
+          <w:right w:val="single" w:sz="4" w:space="4" w:color="auto"/>
+        </w:pBdr>
+        <w:rPr>
+          <w:rFonts w:ascii="Verdana" w:hAnsi="Verdana"/>
+          <w:sz w:val="32"/>
+          <w:szCs w:val="32"/>
+        </w:rPr>
+      </w:pPr>
+      <w:r>
+        <w:rPr>
+          <w:rFonts w:ascii="Verdana" w:hAnsi="Verdana"/>
+          <w:sz w:val="32"/>
+          <w:szCs w:val="32"/>
+        </w:rPr>
+        <w:t>R = Remove Selected Block</w:t>
+      </w:r>
+    </w:p>
+    <w:p>
+      <w:pPr>
+        <w:pStyle w:val="NoSpacing"/>
+        <w:pBdr>
+          <w:top w:val="single" w:sz="4" w:space="1" w:color="auto"/>
+          <w:left w:val="single" w:sz="4" w:space="4" w:color="auto"/>
+          <w:bottom w:val="single" w:sz="4" w:space="1" w:color="auto"/>
+          <w:right w:val="single" w:sz="4" w:space="4" w:color="auto"/>
+        </w:pBdr>
+        <w:rPr>
+          <w:rFonts w:ascii="Verdana" w:hAnsi="Verdana"/>
+          <w:sz w:val="32"/>
+          <w:szCs w:val="32"/>
+        </w:rPr>
+      </w:pPr>
+      <w:r>
+        <w:rPr>
+          <w:rFonts w:ascii="Verdana" w:hAnsi="Verdana"/>
+          <w:sz w:val="32"/>
+          <w:szCs w:val="32"/>
+        </w:rPr>
+        <w:t>[</w:t>
+      </w:r>
+      <w:proofErr w:type="gramStart"/>
+      <w:r>
+        <w:rPr>
+          <w:rFonts w:ascii="Verdana" w:hAnsi="Verdana"/>
+          <w:sz w:val="32"/>
+          <w:szCs w:val="32"/>
+        </w:rPr>
+        <w:t>, ]</w:t>
+      </w:r>
+      <w:proofErr w:type="gramEnd"/>
+      <w:r>
+        <w:rPr>
+          <w:rFonts w:ascii="Verdana" w:hAnsi="Verdana"/>
+          <w:sz w:val="32"/>
+          <w:szCs w:val="32"/>
+        </w:rPr>
+        <w:t xml:space="preserve"> = Change Texture For New Block</w:t>
+      </w:r>
+    </w:p>
+    <w:p>
+      <w:pPr>
+        <w:pStyle w:val="NoSpacing"/>
+        <w:pBdr>
+          <w:top w:val="single" w:sz="4" w:space="1" w:color="auto"/>
+          <w:left w:val="single" w:sz="4" w:space="4" w:color="auto"/>
+          <w:bottom w:val="single" w:sz="4" w:space="1" w:color="auto"/>
+          <w:right w:val="single" w:sz="4" w:space="4" w:color="auto"/>
+        </w:pBdr>
+        <w:rPr>
+          <w:rFonts w:ascii="Verdana" w:hAnsi="Verdana"/>
+          <w:b/>
+          <w:sz w:val="32"/>
+          <w:szCs w:val="32"/>
+        </w:rPr>
+      </w:pPr>
+    </w:p>
+    <w:p>
+      <w:pPr>
+        <w:pStyle w:val="NoSpacing"/>
+        <w:pBdr>
+          <w:top w:val="single" w:sz="4" w:space="1" w:color="auto"/>
+          <w:left w:val="single" w:sz="4" w:space="4" w:color="auto"/>
+          <w:bottom w:val="single" w:sz="4" w:space="1" w:color="auto"/>
+          <w:right w:val="single" w:sz="4" w:space="4" w:color="auto"/>
+        </w:pBdr>
+        <w:rPr>
+          <w:rFonts w:ascii="Verdana" w:hAnsi="Verdana"/>
+          <w:b/>
+          <w:sz w:val="32"/>
+          <w:szCs w:val="32"/>
+        </w:rPr>
+      </w:pPr>
+      <w:r>
+        <w:rPr>
+          <w:rFonts w:ascii="Verdana" w:hAnsi="Verdana"/>
+          <w:b/>
+          <w:sz w:val="32"/>
+          <w:szCs w:val="32"/>
+        </w:rPr>
+        <w:t>Other functions:</w:t>
+      </w:r>
+    </w:p>
+    <w:p>
+      <w:pPr>
+        <w:pStyle w:val="NoSpacing"/>
+        <w:pBdr>
+          <w:top w:val="single" w:sz="4" w:space="1" w:color="auto"/>
+          <w:left w:val="single" w:sz="4" w:space="4" w:color="auto"/>
+          <w:bottom w:val="single" w:sz="4" w:space="1" w:color="auto"/>
+          <w:right w:val="single" w:sz="4" w:space="4" w:color="auto"/>
+        </w:pBdr>
+        <w:rPr>
+          <w:rFonts w:ascii="Verdana" w:hAnsi="Verdana"/>
+          <w:sz w:val="32"/>
+          <w:szCs w:val="32"/>
+        </w:rPr>
+      </w:pPr>
+      <w:r>
+        <w:rPr>
+          <w:rFonts w:ascii="Verdana" w:hAnsi="Verdana"/>
+          <w:sz w:val="32"/>
+          <w:szCs w:val="32"/>
+        </w:rPr>
+        <w:t>` = Enter Command</w:t>
+      </w:r>
+    </w:p>
+    <w:p>
+      <w:pPr>
+        <w:pStyle w:val="NoSpacing"/>
+        <w:pBdr>
+          <w:top w:val="single" w:sz="4" w:space="1" w:color="auto"/>
+          <w:left w:val="single" w:sz="4" w:space="4" w:color="auto"/>
+          <w:bottom w:val="single" w:sz="4" w:space="1" w:color="auto"/>
+          <w:right w:val="single" w:sz="4" w:space="4" w:color="auto"/>
+        </w:pBdr>
+        <w:rPr>
+          <w:rFonts w:ascii="Verdana" w:hAnsi="Verdana"/>
+          <w:sz w:val="32"/>
+          <w:szCs w:val="32"/>
+        </w:rPr>
+      </w:pPr>
+      <w:r>
+        <w:rPr>
+          <w:rFonts w:ascii="Verdana" w:hAnsi="Verdana"/>
+          <w:sz w:val="32"/>
+          <w:szCs w:val="32"/>
+        </w:rPr>
+        <w:t>ESC = Main Menu</w:t>
+      </w:r>
+    </w:p>
+    <w:p>
+      <w:pPr>
+        <w:pStyle w:val="NoSpacing"/>
+        <w:pBdr>
+          <w:top w:val="single" w:sz="4" w:space="1" w:color="auto"/>
+          <w:left w:val="single" w:sz="4" w:space="4" w:color="auto"/>
+          <w:bottom w:val="single" w:sz="4" w:space="1" w:color="auto"/>
+          <w:right w:val="single" w:sz="4" w:space="4" w:color="auto"/>
+        </w:pBdr>
+        <w:rPr>
+          <w:rFonts w:ascii="Verdana" w:hAnsi="Verdana"/>
+          <w:sz w:val="32"/>
+          <w:szCs w:val="32"/>
+        </w:rPr>
+      </w:pPr>
+      <w:r>
+        <w:rPr>
+          <w:rFonts w:ascii="Verdana" w:hAnsi="Verdana"/>
+          <w:sz w:val="32"/>
+          <w:szCs w:val="32"/>
+        </w:rPr>
+        <w:t>F1 = Help</w:t>
+      </w:r>
+    </w:p>
+    <w:p>
+      <w:pPr>
+        <w:pStyle w:val="NoSpacing"/>
+        <w:pBdr>
+          <w:top w:val="single" w:sz="4" w:space="1" w:color="auto"/>
+          <w:left w:val="single" w:sz="4" w:space="4" w:color="auto"/>
+          <w:bottom w:val="single" w:sz="4" w:space="1" w:color="auto"/>
+          <w:right w:val="single" w:sz="4" w:space="4" w:color="auto"/>
+        </w:pBdr>
+        <w:rPr>
+          <w:rFonts w:ascii="Verdana" w:hAnsi="Verdana"/>
+          <w:sz w:val="32"/>
+          <w:szCs w:val="32"/>
+        </w:rPr>
+      </w:pPr>
+      <w:r>
+        <w:rPr>
+          <w:rFonts w:ascii="Verdana" w:hAnsi="Verdana"/>
+          <w:sz w:val="32"/>
+          <w:szCs w:val="32"/>
+        </w:rPr>
+        <w:t>F2 = Save Level</w:t>
+      </w:r>
+    </w:p>
+    <w:p>
+      <w:pPr>
+        <w:pStyle w:val="NoSpacing"/>
+        <w:pBdr>
+          <w:top w:val="single" w:sz="4" w:space="1" w:color="auto"/>
+          <w:left w:val="single" w:sz="4" w:space="4" w:color="auto"/>
+          <w:bottom w:val="single" w:sz="4" w:space="1" w:color="auto"/>
+          <w:right w:val="single" w:sz="4" w:space="4" w:color="auto"/>
+        </w:pBdr>
+        <w:rPr>
+          <w:rFonts w:ascii="Verdana" w:hAnsi="Verdana"/>
+          <w:sz w:val="32"/>
+          <w:szCs w:val="32"/>
+        </w:rPr>
+      </w:pPr>
+      <w:r>
+        <w:rPr>
+          <w:rFonts w:ascii="Verdana" w:hAnsi="Verdana"/>
+          <w:sz w:val="32"/>
+          <w:szCs w:val="32"/>
+        </w:rPr>
+        <w:t>F3 = Load Level</w:t>
+      </w:r>
+    </w:p>
+    <w:p>
+      <w:pPr>
+        <w:pStyle w:val="NoSpacing"/>
+        <w:pBdr>
+          <w:top w:val="single" w:sz="4" w:space="1" w:color="auto"/>
+          <w:left w:val="single" w:sz="4" w:space="4" w:color="auto"/>
+          <w:bottom w:val="single" w:sz="4" w:space="1" w:color="auto"/>
+          <w:right w:val="single" w:sz="4" w:space="4" w:color="auto"/>
+        </w:pBdr>
+        <w:rPr>
+          <w:rFonts w:ascii="Verdana" w:hAnsi="Verdana"/>
+          <w:sz w:val="32"/>
+          <w:szCs w:val="32"/>
+        </w:rPr>
+      </w:pPr>
+      <w:r>
+        <w:rPr>
+          <w:rFonts w:ascii="Verdana" w:hAnsi="Verdana"/>
+          <w:sz w:val="32"/>
+          <w:szCs w:val="32"/>
+        </w:rPr>
+        <w:t>F12 = Take Screenshot</w:t>
+      </w:r>
+    </w:p>
+    <w:p>
+      <w:pPr>
+        <w:pStyle w:val="NoSpacing"/>
+        <w:pBdr>
+          <w:top w:val="single" w:sz="4" w:space="1" w:color="auto"/>
+          <w:left w:val="single" w:sz="4" w:space="4" w:color="auto"/>
+          <w:bottom w:val="single" w:sz="4" w:space="1" w:color="auto"/>
+          <w:right w:val="single" w:sz="4" w:space="4" w:color="auto"/>
+        </w:pBdr>
+        <w:rPr>
+          <w:rFonts w:ascii="Verdana" w:hAnsi="Verdana"/>
+          <w:sz w:val="32"/>
+          <w:szCs w:val="32"/>
+        </w:rPr>
+      </w:pPr>
+      <w:r>
+        <w:rPr>
+          <w:rFonts w:ascii="Verdana" w:hAnsi="Verdana"/>
+          <w:sz w:val="32"/>
+          <w:szCs w:val="32"/>
+        </w:rPr>
+        <w:t>P = Change Crosshair Color</w:t>
+      </w:r>
+    </w:p>
+    <w:p>
+      <w:pPr>
+        <w:pStyle w:val="NoSpacing"/>
+        <w:rPr>
+          <w:rFonts w:ascii="Verdana" w:hAnsi="Verdana"/>
+          <w:b/>
+          <w:sz w:val="32"/>
+          <w:szCs w:val="32"/>
+        </w:rPr>
+      </w:pPr>
+    </w:p>
+    <w:p>
+      <w:pPr>
+        <w:pStyle w:val="NoSpacing"/>
+        <w:pBdr>
+          <w:top w:val="single" w:sz="4" w:space="1" w:color="auto"/>
+          <w:left w:val="single" w:sz="4" w:space="4" w:color="auto"/>
+          <w:bottom w:val="single" w:sz="4" w:space="1" w:color="auto"/>
+          <w:right w:val="single" w:sz="4" w:space="4" w:color="auto"/>
+        </w:pBdr>
+        <w:rPr>
+          <w:rFonts w:ascii="Verdana" w:hAnsi="Verdana"/>
+          <w:b/>
+          <w:sz w:val="48"/>
+          <w:szCs w:val="32"/>
+        </w:rPr>
+      </w:pPr>
+      <w:r>
+        <w:rPr>
+          <w:rFonts w:ascii="Verdana" w:hAnsi="Verdana"/>
+          <w:b/>
+          <w:sz w:val="48"/>
+          <w:szCs w:val="32"/>
+        </w:rPr>
+        <w:t>N</w:t>
+      </w:r>
+      <w:r>
+        <w:rPr>
+          <w:rFonts w:ascii="Verdana" w:hAnsi="Verdana"/>
+          <w:b/>
+          <w:sz w:val="48"/>
+          <w:szCs w:val="32"/>
+        </w:rPr>
+        <w:t>otes:</w:t>
       </w:r>
     </w:p>
     <w:p>
@@ -2537,72 +2349,7 @@
           <w:sz w:val="32"/>
           <w:szCs w:val="32"/>
         </w:rPr>
-        <w:lastRenderedPageBreak/>
-        <w:t xml:space="preserve">Game requires Quad Core processor with support for at least 4 threads. </w:t>
-      </w:r>
-      <w:r>
-        <w:rPr>
-          <w:rFonts w:ascii="Verdana" w:hAnsi="Verdana"/>
-          <w:sz w:val="32"/>
-          <w:szCs w:val="32"/>
-        </w:rPr>
-        <w:t>Game implementation is multithreaded (</w:t>
-      </w:r>
-      <w:r>
-        <w:rPr>
-          <w:rFonts w:ascii="Verdana" w:hAnsi="Verdana"/>
-          <w:sz w:val="32"/>
-          <w:szCs w:val="32"/>
-        </w:rPr>
-        <w:t xml:space="preserve">at most time </w:t>
-      </w:r>
-      <w:r>
-        <w:rPr>
-          <w:rFonts w:ascii="Verdana" w:hAnsi="Verdana"/>
-          <w:sz w:val="32"/>
-          <w:szCs w:val="32"/>
-        </w:rPr>
-        <w:t>3</w:t>
-      </w:r>
-      <w:r>
-        <w:rPr>
-          <w:rFonts w:ascii="Verdana" w:hAnsi="Verdana"/>
-          <w:sz w:val="32"/>
-          <w:szCs w:val="32"/>
-        </w:rPr>
-        <w:t xml:space="preserve"> </w:t>
-      </w:r>
-      <w:r>
-        <w:rPr>
-          <w:rFonts w:ascii="Verdana" w:hAnsi="Verdana"/>
-          <w:sz w:val="32"/>
-          <w:szCs w:val="32"/>
-        </w:rPr>
-        <w:t>threads will</w:t>
-      </w:r>
-      <w:r>
-        <w:rPr>
-          <w:rFonts w:ascii="Verdana" w:hAnsi="Verdana"/>
-          <w:sz w:val="32"/>
-          <w:szCs w:val="32"/>
-        </w:rPr>
-        <w:t xml:space="preserve"> be active</w:t>
-      </w:r>
-      <w:r>
-        <w:rPr>
-          <w:rFonts w:ascii="Verdana" w:hAnsi="Verdana"/>
-          <w:sz w:val="32"/>
-          <w:szCs w:val="32"/>
-        </w:rPr>
-        <w:t xml:space="preserve"> + 1 additional thread if random level generator is being used or when loading or saving level is in progress</w:t>
-      </w:r>
-      <w:r>
-        <w:rPr>
-          <w:rFonts w:ascii="Verdana" w:hAnsi="Verdana"/>
-          <w:sz w:val="32"/>
-          <w:szCs w:val="32"/>
-        </w:rPr>
-        <w:t>).</w:t>
+        <w:t>Game uses LWJGL 3.2.3 since v 02 (BELARUS).</w:t>
       </w:r>
     </w:p>
     <w:p>
@@ -2630,7 +2377,72 @@
           <w:sz w:val="32"/>
           <w:szCs w:val="32"/>
         </w:rPr>
-        <w:t>Running the game requires OpenGL 3.3 (on graphic cards since March 2010) or later.</w:t>
+        <w:lastRenderedPageBreak/>
+        <w:t xml:space="preserve">Game requires Quad Core processor with support for at least 4 threads. </w:t>
+      </w:r>
+      <w:r>
+        <w:rPr>
+          <w:rFonts w:ascii="Verdana" w:hAnsi="Verdana"/>
+          <w:sz w:val="32"/>
+          <w:szCs w:val="32"/>
+        </w:rPr>
+        <w:t>Game implementation is multithreaded (</w:t>
+      </w:r>
+      <w:r>
+        <w:rPr>
+          <w:rFonts w:ascii="Verdana" w:hAnsi="Verdana"/>
+          <w:sz w:val="32"/>
+          <w:szCs w:val="32"/>
+        </w:rPr>
+        <w:t xml:space="preserve">at most time </w:t>
+      </w:r>
+      <w:r>
+        <w:rPr>
+          <w:rFonts w:ascii="Verdana" w:hAnsi="Verdana"/>
+          <w:sz w:val="32"/>
+          <w:szCs w:val="32"/>
+        </w:rPr>
+        <w:t>3</w:t>
+      </w:r>
+      <w:r>
+        <w:rPr>
+          <w:rFonts w:ascii="Verdana" w:hAnsi="Verdana"/>
+          <w:sz w:val="32"/>
+          <w:szCs w:val="32"/>
+        </w:rPr>
+        <w:t xml:space="preserve"> </w:t>
+      </w:r>
+      <w:r>
+        <w:rPr>
+          <w:rFonts w:ascii="Verdana" w:hAnsi="Verdana"/>
+          <w:sz w:val="32"/>
+          <w:szCs w:val="32"/>
+        </w:rPr>
+        <w:t>threads will</w:t>
+      </w:r>
+      <w:r>
+        <w:rPr>
+          <w:rFonts w:ascii="Verdana" w:hAnsi="Verdana"/>
+          <w:sz w:val="32"/>
+          <w:szCs w:val="32"/>
+        </w:rPr>
+        <w:t xml:space="preserve"> be active</w:t>
+      </w:r>
+      <w:r>
+        <w:rPr>
+          <w:rFonts w:ascii="Verdana" w:hAnsi="Verdana"/>
+          <w:sz w:val="32"/>
+          <w:szCs w:val="32"/>
+        </w:rPr>
+        <w:t xml:space="preserve"> + 1 additional thread if random level generator is being used or when loading or saving level is in progress</w:t>
+      </w:r>
+      <w:r>
+        <w:rPr>
+          <w:rFonts w:ascii="Verdana" w:hAnsi="Verdana"/>
+          <w:sz w:val="32"/>
+          <w:szCs w:val="32"/>
+        </w:rPr>
+        <w:t>).</w:t>
       </w:r>
     </w:p>
     <w:p>
@@ -2658,6 +2470,34 @@
           <w:sz w:val="32"/>
           <w:szCs w:val="32"/>
         </w:rPr>
+        <w:t>Running the game requires OpenGL 3.3 (on graphic cards since March 2010) or later.</w:t>
+      </w:r>
+    </w:p>
+    <w:p>
+      <w:pPr>
+        <w:pStyle w:val="NoSpacing"/>
+        <w:numPr>
+          <w:ilvl w:val="0"/>
+          <w:numId w:val="1"/>
+        </w:numPr>
+        <w:pBdr>
+          <w:top w:val="single" w:sz="4" w:space="1" w:color="auto"/>
+          <w:left w:val="single" w:sz="4" w:space="4" w:color="auto"/>
+          <w:bottom w:val="single" w:sz="4" w:space="1" w:color="auto"/>
+          <w:right w:val="single" w:sz="4" w:space="4" w:color="auto"/>
+        </w:pBdr>
+        <w:rPr>
+          <w:rFonts w:ascii="Verdana" w:hAnsi="Verdana"/>
+          <w:sz w:val="32"/>
+          <w:szCs w:val="32"/>
+        </w:rPr>
+      </w:pPr>
+      <w:r>
+        <w:rPr>
+          <w:rFonts w:ascii="Verdana" w:hAnsi="Verdana"/>
+          <w:sz w:val="32"/>
+          <w:szCs w:val="32"/>
+        </w:rPr>
         <w:t>Game is implemented using Java version 1.8. (</w:t>
       </w:r>
       <w:proofErr w:type="gramStart"/>
@@ -2702,7 +2542,7 @@
       <w:r>
         <w:t xml:space="preserve"> (email: </w:t>
       </w:r>
-      <w:hyperlink r:id="rId10" w:history="1">
+      <w:hyperlink r:id="rId9" w:history="1">
         <w:r>
           <w:rPr>
             <w:rStyle w:val="Hyperlink"/>
@@ -2745,12 +2585,10 @@
       <w:r>
         <w:t>Audio material was provided from freesound.org by Erokia.</w:t>
       </w:r>
-      <w:bookmarkStart w:id="0" w:name="_GoBack"/>
-      <w:bookmarkEnd w:id="0"/>
     </w:p>
     <w:sectPr>
-      <w:headerReference w:type="default" r:id="rId11"/>
-      <w:footerReference w:type="default" r:id="rId12"/>
+      <w:headerReference w:type="default" r:id="rId10"/>
+      <w:footerReference w:type="default" r:id="rId11"/>
       <w:pgSz w:w="12240" w:h="15840"/>
       <w:pgMar w:top="720" w:right="720" w:bottom="720" w:left="720" w:header="144" w:footer="144" w:gutter="0"/>
       <w:cols w:space="720"/>
@@ -2761,7 +2599,7 @@
 </file>
 
 <file path=word/endnotes.xml><?xml version="1.0" encoding="utf-8"?>
-<w:endnotes xmlns:wpc="http://schemas.microsoft.com/office/word/2010/wordprocessingCanvas" xmlns:mc="http://schemas.openxmlformats.org/markup-compatibility/2006" xmlns:o="urn:schemas-microsoft-com:office:office" xmlns:r="http://schemas.openxmlformats.org/officeDocument/2006/relationships" xmlns:m="http://schemas.openxmlformats.org/officeDocument/2006/math" xmlns:v="urn:schemas-microsoft-com:vml" xmlns:wp14="http://schemas.microsoft.com/office/word/2010/wordprocessingDrawing" xmlns:wp="http://schemas.openxmlformats.org/drawingml/2006/wordprocessingDrawing" xmlns:w10="urn:schemas-microsoft-com:office:word" xmlns:w="http://schemas.openxmlformats.org/wordprocessingml/2006/main" xmlns:w14="http://schemas.microsoft.com/office/word/2010/wordml" xmlns:wpg="http://schemas.microsoft.com/office/word/2010/wordprocessingGroup" xmlns:wpi="http://schemas.microsoft.com/office/word/2010/wordprocessingInk" xmlns:wne="http://schemas.microsoft.com/office/word/2006/wordml" xmlns:wps="http://schemas.microsoft.com/office/word/2010/wordprocessingShape" mc:Ignorable="w14 wp14">
+<w:endnotes xmlns:wpc="http://schemas.microsoft.com/office/word/2010/wordprocessingCanvas" xmlns:cx="http://schemas.microsoft.com/office/drawing/2014/chartex" xmlns:cx1="http://schemas.microsoft.com/office/drawing/2015/9/8/chartex" xmlns:cx2="http://schemas.microsoft.com/office/drawing/2015/10/21/chartex" xmlns:cx3="http://schemas.microsoft.com/office/drawing/2016/5/9/chartex" xmlns:cx4="http://schemas.microsoft.com/office/drawing/2016/5/10/chartex" xmlns:cx5="http://schemas.microsoft.com/office/drawing/2016/5/11/chartex" xmlns:cx6="http://schemas.microsoft.com/office/drawing/2016/5/12/chartex" xmlns:cx7="http://schemas.microsoft.com/office/drawing/2016/5/13/chartex" xmlns:cx8="http://schemas.microsoft.com/office/drawing/2016/5/14/chartex" xmlns:mc="http://schemas.openxmlformats.org/markup-compatibility/2006" xmlns:aink="http://schemas.microsoft.com/office/drawing/2016/ink" xmlns:am3d="http://schemas.microsoft.com/office/drawing/2017/model3d" xmlns:o="urn:schemas-microsoft-com:office:office" xmlns:oel="http://schemas.microsoft.com/office/2019/extlst" xmlns:r="http://schemas.openxmlformats.org/officeDocument/2006/relationships" xmlns:m="http://schemas.openxmlformats.org/officeDocument/2006/math" xmlns:v="urn:schemas-microsoft-com:vml" xmlns:wp14="http://schemas.microsoft.com/office/word/2010/wordprocessingDrawing" xmlns:wp="http://schemas.openxmlformats.org/drawingml/2006/wordprocessingDrawing" xmlns:w10="urn:schemas-microsoft-com:office:word" xmlns:w="http://schemas.openxmlformats.org/wordprocessingml/2006/main" xmlns:w14="http://schemas.microsoft.com/office/word/2010/wordml" xmlns:w15="http://schemas.microsoft.com/office/word/2012/wordml" xmlns:w16cex="http://schemas.microsoft.com/office/word/2018/wordml/cex" xmlns:w16cid="http://schemas.microsoft.com/office/word/2016/wordml/cid" xmlns:w16="http://schemas.microsoft.com/office/word/2018/wordml" xmlns:w16sdtdh="http://schemas.microsoft.com/office/word/2020/wordml/sdtdatahash" xmlns:w16se="http://schemas.microsoft.com/office/word/2015/wordml/symex" xmlns:wpg="http://schemas.microsoft.com/office/word/2010/wordprocessingGroup" xmlns:wpi="http://schemas.microsoft.com/office/word/2010/wordprocessingInk" xmlns:wne="http://schemas.microsoft.com/office/word/2006/wordml" xmlns:wps="http://schemas.microsoft.com/office/word/2010/wordprocessingShape" mc:Ignorable="w14 w15 w16se w16cid w16 w16cex w16sdtdh wp14">
   <w:endnote w:type="separator" w:id="-1">
     <w:p>
       <w:pPr>
@@ -2786,7 +2624,7 @@
 </file>
 
 <file path=word/footer1.xml><?xml version="1.0" encoding="utf-8"?>
-<w:ftr xmlns:wpc="http://schemas.microsoft.com/office/word/2010/wordprocessingCanvas" xmlns:mc="http://schemas.openxmlformats.org/markup-compatibility/2006" xmlns:o="urn:schemas-microsoft-com:office:office" xmlns:r="http://schemas.openxmlformats.org/officeDocument/2006/relationships" xmlns:m="http://schemas.openxmlformats.org/officeDocument/2006/math" xmlns:v="urn:schemas-microsoft-com:vml" xmlns:wp14="http://schemas.microsoft.com/office/word/2010/wordprocessingDrawing" xmlns:wp="http://schemas.openxmlformats.org/drawingml/2006/wordprocessingDrawing" xmlns:w10="urn:schemas-microsoft-com:office:word" xmlns:w="http://schemas.openxmlformats.org/wordprocessingml/2006/main" xmlns:w14="http://schemas.microsoft.com/office/word/2010/wordml" xmlns:wpg="http://schemas.microsoft.com/office/word/2010/wordprocessingGroup" xmlns:wpi="http://schemas.microsoft.com/office/word/2010/wordprocessingInk" xmlns:wne="http://schemas.microsoft.com/office/word/2006/wordml" xmlns:wps="http://schemas.microsoft.com/office/word/2010/wordprocessingShape" mc:Ignorable="w14 wp14">
+<w:ftr xmlns:wpc="http://schemas.microsoft.com/office/word/2010/wordprocessingCanvas" xmlns:cx="http://schemas.microsoft.com/office/drawing/2014/chartex" xmlns:cx1="http://schemas.microsoft.com/office/drawing/2015/9/8/chartex" xmlns:cx2="http://schemas.microsoft.com/office/drawing/2015/10/21/chartex" xmlns:cx3="http://schemas.microsoft.com/office/drawing/2016/5/9/chartex" xmlns:cx4="http://schemas.microsoft.com/office/drawing/2016/5/10/chartex" xmlns:cx5="http://schemas.microsoft.com/office/drawing/2016/5/11/chartex" xmlns:cx6="http://schemas.microsoft.com/office/drawing/2016/5/12/chartex" xmlns:cx7="http://schemas.microsoft.com/office/drawing/2016/5/13/chartex" xmlns:cx8="http://schemas.microsoft.com/office/drawing/2016/5/14/chartex" xmlns:mc="http://schemas.openxmlformats.org/markup-compatibility/2006" xmlns:aink="http://schemas.microsoft.com/office/drawing/2016/ink" xmlns:am3d="http://schemas.microsoft.com/office/drawing/2017/model3d" xmlns:o="urn:schemas-microsoft-com:office:office" xmlns:oel="http://schemas.microsoft.com/office/2019/extlst" xmlns:r="http://schemas.openxmlformats.org/officeDocument/2006/relationships" xmlns:m="http://schemas.openxmlformats.org/officeDocument/2006/math" xmlns:v="urn:schemas-microsoft-com:vml" xmlns:wp14="http://schemas.microsoft.com/office/word/2010/wordprocessingDrawing" xmlns:wp="http://schemas.openxmlformats.org/drawingml/2006/wordprocessingDrawing" xmlns:w10="urn:schemas-microsoft-com:office:word" xmlns:w="http://schemas.openxmlformats.org/wordprocessingml/2006/main" xmlns:w14="http://schemas.microsoft.com/office/word/2010/wordml" xmlns:w15="http://schemas.microsoft.com/office/word/2012/wordml" xmlns:w16cex="http://schemas.microsoft.com/office/word/2018/wordml/cex" xmlns:w16cid="http://schemas.microsoft.com/office/word/2016/wordml/cid" xmlns:w16="http://schemas.microsoft.com/office/word/2018/wordml" xmlns:w16sdtdh="http://schemas.microsoft.com/office/word/2020/wordml/sdtdatahash" xmlns:w16se="http://schemas.microsoft.com/office/word/2015/wordml/symex" xmlns:wpg="http://schemas.microsoft.com/office/word/2010/wordprocessingGroup" xmlns:wpi="http://schemas.microsoft.com/office/word/2010/wordprocessingInk" xmlns:wne="http://schemas.microsoft.com/office/word/2006/wordml" xmlns:wps="http://schemas.microsoft.com/office/word/2010/wordprocessingShape" mc:Ignorable="w14 w15 w16se w16cid w16 w16cex w16sdtdh wp14">
   <w:sdt>
     <w:sdtPr>
       <w:rPr>
@@ -2798,7 +2636,6 @@
         <w:docPartUnique/>
       </w:docPartObj>
     </w:sdtPr>
-    <w:sdtEndPr/>
     <w:sdtContent>
       <w:sdt>
         <w:sdtPr>
@@ -2811,7 +2648,6 @@
             <w:docPartUnique/>
           </w:docPartObj>
         </w:sdtPr>
-        <w:sdtEndPr/>
         <w:sdtContent>
           <w:p>
             <w:pPr>
@@ -2827,7 +2663,7 @@
               <mc:AlternateContent>
                 <mc:Choice Requires="wps">
                   <w:drawing>
-                    <wp:anchor distT="0" distB="0" distL="114300" distR="114300" simplePos="0" relativeHeight="251659264" behindDoc="0" locked="0" layoutInCell="1" allowOverlap="1" wp14:editId="3AF7F797">
+                    <wp:anchor distT="0" distB="0" distL="114300" distR="114300" simplePos="0" relativeHeight="251659264" behindDoc="0" locked="0" layoutInCell="1" allowOverlap="1" wp14:anchorId="186BC514" wp14:editId="79744D07">
                       <wp:simplePos x="0" y="0"/>
                       <wp:positionH relativeFrom="margin">
                         <wp:align>center</wp:align>
@@ -2937,7 +2773,7 @@
                 </mc:Choice>
                 <mc:Fallback>
                   <w:pict>
-                    <v:oval id="Oval 10" o:spid="_x0000_s1026" style="position:absolute;margin-left:0;margin-top:0;width:49.35pt;height:49.35pt;z-index:251659264;visibility:visible;mso-wrap-style:square;mso-width-percent:0;mso-height-percent:0;mso-wrap-distance-left:9pt;mso-wrap-distance-top:0;mso-wrap-distance-right:9pt;mso-wrap-distance-bottom:0;mso-position-horizontal:center;mso-position-horizontal-relative:margin;mso-position-vertical:center;mso-position-vertical-relative:bottom-margin-area;mso-width-percent:0;mso-height-percent:0;mso-width-relative:page;mso-height-relative:page;v-text-anchor:middle" o:gfxdata="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" fillcolor="#40618b" stroked="f">
+                    <v:oval w14:anchorId="186BC514" id="Oval 10" o:spid="_x0000_s1026" style="position:absolute;margin-left:0;margin-top:0;width:49.35pt;height:49.35pt;z-index:251659264;visibility:visible;mso-wrap-style:square;mso-width-percent:0;mso-height-percent:0;mso-wrap-distance-left:9pt;mso-wrap-distance-top:0;mso-wrap-distance-right:9pt;mso-wrap-distance-bottom:0;mso-position-horizontal:center;mso-position-horizontal-relative:margin;mso-position-vertical:center;mso-position-vertical-relative:bottom-margin-area;mso-width-percent:0;mso-height-percent:0;mso-width-relative:page;mso-height-relative:page;v-text-anchor:middle" o:gfxdata="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" fillcolor="#40618b" stroked="f">
                       <v:textbox inset="0,,0">
                         <w:txbxContent>
                           <w:p>
@@ -3006,7 +2842,7 @@
 </file>
 
 <file path=word/footnotes.xml><?xml version="1.0" encoding="utf-8"?>
-<w:footnotes xmlns:wpc="http://schemas.microsoft.com/office/word/2010/wordprocessingCanvas" xmlns:mc="http://schemas.openxmlformats.org/markup-compatibility/2006" xmlns:o="urn:schemas-microsoft-com:office:office" xmlns:r="http://schemas.openxmlformats.org/officeDocument/2006/relationships" xmlns:m="http://schemas.openxmlformats.org/officeDocument/2006/math" xmlns:v="urn:schemas-microsoft-com:vml" xmlns:wp14="http://schemas.microsoft.com/office/word/2010/wordprocessingDrawing" xmlns:wp="http://schemas.openxmlformats.org/drawingml/2006/wordprocessingDrawing" xmlns:w10="urn:schemas-microsoft-com:office:word" xmlns:w="http://schemas.openxmlformats.org/wordprocessingml/2006/main" xmlns:w14="http://schemas.microsoft.com/office/word/2010/wordml" xmlns:wpg="http://schemas.microsoft.com/office/word/2010/wordprocessingGroup" xmlns:wpi="http://schemas.microsoft.com/office/word/2010/wordprocessingInk" xmlns:wne="http://schemas.microsoft.com/office/word/2006/wordml" xmlns:wps="http://schemas.microsoft.com/office/word/2010/wordprocessingShape" mc:Ignorable="w14 wp14">
+<w:footnotes xmlns:wpc="http://schemas.microsoft.com/office/word/2010/wordprocessingCanvas" xmlns:cx="http://schemas.microsoft.com/office/drawing/2014/chartex" xmlns:cx1="http://schemas.microsoft.com/office/drawing/2015/9/8/chartex" xmlns:cx2="http://schemas.microsoft.com/office/drawing/2015/10/21/chartex" xmlns:cx3="http://schemas.microsoft.com/office/drawing/2016/5/9/chartex" xmlns:cx4="http://schemas.microsoft.com/office/drawing/2016/5/10/chartex" xmlns:cx5="http://schemas.microsoft.com/office/drawing/2016/5/11/chartex" xmlns:cx6="http://schemas.microsoft.com/office/drawing/2016/5/12/chartex" xmlns:cx7="http://schemas.microsoft.com/office/drawing/2016/5/13/chartex" xmlns:cx8="http://schemas.microsoft.com/office/drawing/2016/5/14/chartex" xmlns:mc="http://schemas.openxmlformats.org/markup-compatibility/2006" xmlns:aink="http://schemas.microsoft.com/office/drawing/2016/ink" xmlns:am3d="http://schemas.microsoft.com/office/drawing/2017/model3d" xmlns:o="urn:schemas-microsoft-com:office:office" xmlns:oel="http://schemas.microsoft.com/office/2019/extlst" xmlns:r="http://schemas.openxmlformats.org/officeDocument/2006/relationships" xmlns:m="http://schemas.openxmlformats.org/officeDocument/2006/math" xmlns:v="urn:schemas-microsoft-com:vml" xmlns:wp14="http://schemas.microsoft.com/office/word/2010/wordprocessingDrawing" xmlns:wp="http://schemas.openxmlformats.org/drawingml/2006/wordprocessingDrawing" xmlns:w10="urn:schemas-microsoft-com:office:word" xmlns:w="http://schemas.openxmlformats.org/wordprocessingml/2006/main" xmlns:w14="http://schemas.microsoft.com/office/word/2010/wordml" xmlns:w15="http://schemas.microsoft.com/office/word/2012/wordml" xmlns:w16cex="http://schemas.microsoft.com/office/word/2018/wordml/cex" xmlns:w16cid="http://schemas.microsoft.com/office/word/2016/wordml/cid" xmlns:w16="http://schemas.microsoft.com/office/word/2018/wordml" xmlns:w16sdtdh="http://schemas.microsoft.com/office/word/2020/wordml/sdtdatahash" xmlns:w16se="http://schemas.microsoft.com/office/word/2015/wordml/symex" xmlns:wpg="http://schemas.microsoft.com/office/word/2010/wordprocessingGroup" xmlns:wpi="http://schemas.microsoft.com/office/word/2010/wordprocessingInk" xmlns:wne="http://schemas.microsoft.com/office/word/2006/wordml" xmlns:wps="http://schemas.microsoft.com/office/word/2010/wordprocessingShape" mc:Ignorable="w14 w15 w16se w16cid w16 w16cex w16sdtdh wp14">
   <w:footnote w:type="separator" w:id="-1">
     <w:p>
       <w:pPr>
@@ -3031,7 +2867,7 @@
 </file>
 
 <file path=word/header1.xml><?xml version="1.0" encoding="utf-8"?>
-<w:hdr xmlns:wpc="http://schemas.microsoft.com/office/word/2010/wordprocessingCanvas" xmlns:mc="http://schemas.openxmlformats.org/markup-compatibility/2006" xmlns:o="urn:schemas-microsoft-com:office:office" xmlns:r="http://schemas.openxmlformats.org/officeDocument/2006/relationships" xmlns:m="http://schemas.openxmlformats.org/officeDocument/2006/math" xmlns:v="urn:schemas-microsoft-com:vml" xmlns:wp14="http://schemas.microsoft.com/office/word/2010/wordprocessingDrawing" xmlns:wp="http://schemas.openxmlformats.org/drawingml/2006/wordprocessingDrawing" xmlns:w10="urn:schemas-microsoft-com:office:word" xmlns:w="http://schemas.openxmlformats.org/wordprocessingml/2006/main" xmlns:w14="http://schemas.microsoft.com/office/word/2010/wordml" xmlns:wpg="http://schemas.microsoft.com/office/word/2010/wordprocessingGroup" xmlns:wpi="http://schemas.microsoft.com/office/word/2010/wordprocessingInk" xmlns:wne="http://schemas.microsoft.com/office/word/2006/wordml" xmlns:wps="http://schemas.microsoft.com/office/word/2010/wordprocessingShape" mc:Ignorable="w14 wp14">
+<w:hdr xmlns:wpc="http://schemas.microsoft.com/office/word/2010/wordprocessingCanvas" xmlns:cx="http://schemas.microsoft.com/office/drawing/2014/chartex" xmlns:cx1="http://schemas.microsoft.com/office/drawing/2015/9/8/chartex" xmlns:cx2="http://schemas.microsoft.com/office/drawing/2015/10/21/chartex" xmlns:cx3="http://schemas.microsoft.com/office/drawing/2016/5/9/chartex" xmlns:cx4="http://schemas.microsoft.com/office/drawing/2016/5/10/chartex" xmlns:cx5="http://schemas.microsoft.com/office/drawing/2016/5/11/chartex" xmlns:cx6="http://schemas.microsoft.com/office/drawing/2016/5/12/chartex" xmlns:cx7="http://schemas.microsoft.com/office/drawing/2016/5/13/chartex" xmlns:cx8="http://schemas.microsoft.com/office/drawing/2016/5/14/chartex" xmlns:mc="http://schemas.openxmlformats.org/markup-compatibility/2006" xmlns:aink="http://schemas.microsoft.com/office/drawing/2016/ink" xmlns:am3d="http://schemas.microsoft.com/office/drawing/2017/model3d" xmlns:o="urn:schemas-microsoft-com:office:office" xmlns:oel="http://schemas.microsoft.com/office/2019/extlst" xmlns:r="http://schemas.openxmlformats.org/officeDocument/2006/relationships" xmlns:m="http://schemas.openxmlformats.org/officeDocument/2006/math" xmlns:v="urn:schemas-microsoft-com:vml" xmlns:wp14="http://schemas.microsoft.com/office/word/2010/wordprocessingDrawing" xmlns:wp="http://schemas.openxmlformats.org/drawingml/2006/wordprocessingDrawing" xmlns:w10="urn:schemas-microsoft-com:office:word" xmlns:w="http://schemas.openxmlformats.org/wordprocessingml/2006/main" xmlns:w14="http://schemas.microsoft.com/office/word/2010/wordml" xmlns:w15="http://schemas.microsoft.com/office/word/2012/wordml" xmlns:w16cex="http://schemas.microsoft.com/office/word/2018/wordml/cex" xmlns:w16cid="http://schemas.microsoft.com/office/word/2016/wordml/cid" xmlns:w16="http://schemas.microsoft.com/office/word/2018/wordml" xmlns:w16sdtdh="http://schemas.microsoft.com/office/word/2020/wordml/sdtdatahash" xmlns:w16se="http://schemas.microsoft.com/office/word/2015/wordml/symex" xmlns:wpg="http://schemas.microsoft.com/office/word/2010/wordprocessingGroup" xmlns:wpi="http://schemas.microsoft.com/office/word/2010/wordprocessingInk" xmlns:wne="http://schemas.microsoft.com/office/word/2006/wordml" xmlns:wps="http://schemas.microsoft.com/office/word/2010/wordprocessingShape" mc:Ignorable="w14 w15 w16se w16cid w16 w16cex w16sdtdh wp14">
   <w:sdt>
     <w:sdtPr>
       <w:rPr>
@@ -3047,7 +2883,6 @@
       <w:dataBinding w:prefixMappings="xmlns:ns0='http://schemas.openxmlformats.org/package/2006/metadata/core-properties' xmlns:ns1='http://purl.org/dc/elements/1.1/'" w:xpath="/ns0:coreProperties[1]/ns1:title[1]" w:storeItemID="{6C3C8BC8-F283-45AE-878A-BAB7291924A1}"/>
       <w:text/>
     </w:sdtPr>
-    <w:sdtEndPr/>
     <w:sdtContent>
       <w:p>
         <w:pPr>
@@ -3154,8 +2989,8 @@
 </file>
 
 <file path=word/numbering.xml><?xml version="1.0" encoding="utf-8"?>
-<w:numbering xmlns:wpc="http://schemas.microsoft.com/office/word/2010/wordprocessingCanvas" xmlns:mc="http://schemas.openxmlformats.org/markup-compatibility/2006" xmlns:o="urn:schemas-microsoft-com:office:office" xmlns:r="http://schemas.openxmlformats.org/officeDocument/2006/relationships" xmlns:m="http://schemas.openxmlformats.org/officeDocument/2006/math" xmlns:v="urn:schemas-microsoft-com:vml" xmlns:wp14="http://schemas.microsoft.com/office/word/2010/wordprocessingDrawing" xmlns:wp="http://schemas.openxmlformats.org/drawingml/2006/wordprocessingDrawing" xmlns:w10="urn:schemas-microsoft-com:office:word" xmlns:w="http://schemas.openxmlformats.org/wordprocessingml/2006/main" xmlns:w14="http://schemas.microsoft.com/office/word/2010/wordml" xmlns:wpg="http://schemas.microsoft.com/office/word/2010/wordprocessingGroup" xmlns:wpi="http://schemas.microsoft.com/office/word/2010/wordprocessingInk" xmlns:wne="http://schemas.microsoft.com/office/word/2006/wordml" xmlns:wps="http://schemas.microsoft.com/office/word/2010/wordprocessingShape" mc:Ignorable="w14 wp14">
-  <w:abstractNum w:abstractNumId="0">
+<w:numbering xmlns:wpc="http://schemas.microsoft.com/office/word/2010/wordprocessingCanvas" xmlns:cx="http://schemas.microsoft.com/office/drawing/2014/chartex" xmlns:cx1="http://schemas.microsoft.com/office/drawing/2015/9/8/chartex" xmlns:cx2="http://schemas.microsoft.com/office/drawing/2015/10/21/chartex" xmlns:cx3="http://schemas.microsoft.com/office/drawing/2016/5/9/chartex" xmlns:cx4="http://schemas.microsoft.com/office/drawing/2016/5/10/chartex" xmlns:cx5="http://schemas.microsoft.com/office/drawing/2016/5/11/chartex" xmlns:cx6="http://schemas.microsoft.com/office/drawing/2016/5/12/chartex" xmlns:cx7="http://schemas.microsoft.com/office/drawing/2016/5/13/chartex" xmlns:cx8="http://schemas.microsoft.com/office/drawing/2016/5/14/chartex" xmlns:mc="http://schemas.openxmlformats.org/markup-compatibility/2006" xmlns:aink="http://schemas.microsoft.com/office/drawing/2016/ink" xmlns:am3d="http://schemas.microsoft.com/office/drawing/2017/model3d" xmlns:o="urn:schemas-microsoft-com:office:office" xmlns:oel="http://schemas.microsoft.com/office/2019/extlst" xmlns:r="http://schemas.openxmlformats.org/officeDocument/2006/relationships" xmlns:m="http://schemas.openxmlformats.org/officeDocument/2006/math" xmlns:v="urn:schemas-microsoft-com:vml" xmlns:wp14="http://schemas.microsoft.com/office/word/2010/wordprocessingDrawing" xmlns:wp="http://schemas.openxmlformats.org/drawingml/2006/wordprocessingDrawing" xmlns:w10="urn:schemas-microsoft-com:office:word" xmlns:w="http://schemas.openxmlformats.org/wordprocessingml/2006/main" xmlns:w14="http://schemas.microsoft.com/office/word/2010/wordml" xmlns:w15="http://schemas.microsoft.com/office/word/2012/wordml" xmlns:w16cex="http://schemas.microsoft.com/office/word/2018/wordml/cex" xmlns:w16cid="http://schemas.microsoft.com/office/word/2016/wordml/cid" xmlns:w16="http://schemas.microsoft.com/office/word/2018/wordml" xmlns:w16sdtdh="http://schemas.microsoft.com/office/word/2020/wordml/sdtdatahash" xmlns:w16se="http://schemas.microsoft.com/office/word/2015/wordml/symex" xmlns:wpg="http://schemas.microsoft.com/office/word/2010/wordprocessingGroup" xmlns:wpi="http://schemas.microsoft.com/office/word/2010/wordprocessingInk" xmlns:wne="http://schemas.microsoft.com/office/word/2006/wordml" xmlns:wps="http://schemas.microsoft.com/office/word/2010/wordprocessingShape" mc:Ignorable="w14 w15 w16se w16cid w16 w16cex w16sdtdh wp14">
+  <w:abstractNum w:abstractNumId="0" w15:restartNumberingAfterBreak="0">
     <w:nsid w:val="165453AA"/>
     <w:multiLevelType w:val="hybridMultilevel"/>
     <w:tmpl w:val="46D6E964"/>
@@ -3269,7 +3104,7 @@
       </w:rPr>
     </w:lvl>
   </w:abstractNum>
-  <w:abstractNum w:abstractNumId="1">
+  <w:abstractNum w:abstractNumId="1" w15:restartNumberingAfterBreak="0">
     <w:nsid w:val="47BB246C"/>
     <w:multiLevelType w:val="hybridMultilevel"/>
     <w:tmpl w:val="46048FB8"/>
@@ -3383,17 +3218,17 @@
       </w:rPr>
     </w:lvl>
   </w:abstractNum>
-  <w:num w:numId="1">
+  <w:num w:numId="1" w16cid:durableId="1017318158">
     <w:abstractNumId w:val="1"/>
   </w:num>
-  <w:num w:numId="2">
+  <w:num w:numId="2" w16cid:durableId="969749036">
     <w:abstractNumId w:val="0"/>
   </w:num>
 </w:numbering>
 </file>
 
 <file path=word/styles.xml><?xml version="1.0" encoding="utf-8"?>
-<w:styles xmlns:mc="http://schemas.openxmlformats.org/markup-compatibility/2006" xmlns:r="http://schemas.openxmlformats.org/officeDocument/2006/relationships" xmlns:w="http://schemas.openxmlformats.org/wordprocessingml/2006/main" xmlns:w14="http://schemas.microsoft.com/office/word/2010/wordml" mc:Ignorable="w14">
+<w:styles xmlns:mc="http://schemas.openxmlformats.org/markup-compatibility/2006" xmlns:r="http://schemas.openxmlformats.org/officeDocument/2006/relationships" xmlns:w="http://schemas.openxmlformats.org/wordprocessingml/2006/main" xmlns:w14="http://schemas.microsoft.com/office/word/2010/wordml" xmlns:w15="http://schemas.microsoft.com/office/word/2012/wordml" xmlns:w16cex="http://schemas.microsoft.com/office/word/2018/wordml/cex" xmlns:w16cid="http://schemas.microsoft.com/office/word/2016/wordml/cid" xmlns:w16="http://schemas.microsoft.com/office/word/2018/wordml" xmlns:w16sdtdh="http://schemas.microsoft.com/office/word/2020/wordml/sdtdatahash" xmlns:w16se="http://schemas.microsoft.com/office/word/2015/wordml/symex" mc:Ignorable="w14 w15 w16se w16cid w16 w16cex w16sdtdh">
   <w:docDefaults>
     <w:rPrDefault>
       <w:rPr>
@@ -3409,144 +3244,383 @@
       </w:pPr>
     </w:pPrDefault>
   </w:docDefaults>
-  <w:latentStyles w:defLockedState="0" w:defUIPriority="99" w:defSemiHidden="1" w:defUnhideWhenUsed="1" w:defQFormat="0" w:count="267">
-    <w:lsdException w:name="Normal" w:semiHidden="0" w:uiPriority="0" w:unhideWhenUsed="0" w:qFormat="1"/>
-    <w:lsdException w:name="heading 1" w:semiHidden="0" w:uiPriority="9" w:unhideWhenUsed="0" w:qFormat="1"/>
-    <w:lsdException w:name="heading 2" w:uiPriority="9" w:qFormat="1"/>
-    <w:lsdException w:name="heading 3" w:uiPriority="9" w:qFormat="1"/>
-    <w:lsdException w:name="heading 4" w:uiPriority="9" w:qFormat="1"/>
-    <w:lsdException w:name="heading 5" w:uiPriority="9" w:qFormat="1"/>
-    <w:lsdException w:name="heading 6" w:uiPriority="9" w:qFormat="1"/>
-    <w:lsdException w:name="heading 7" w:uiPriority="9" w:qFormat="1"/>
-    <w:lsdException w:name="heading 8" w:uiPriority="9" w:qFormat="1"/>
-    <w:lsdException w:name="heading 9" w:uiPriority="9" w:qFormat="1"/>
-    <w:lsdException w:name="toc 1" w:uiPriority="39"/>
-    <w:lsdException w:name="toc 2" w:uiPriority="39"/>
-    <w:lsdException w:name="toc 3" w:uiPriority="39"/>
-    <w:lsdException w:name="toc 4" w:uiPriority="39"/>
-    <w:lsdException w:name="toc 5" w:uiPriority="39"/>
-    <w:lsdException w:name="toc 6" w:uiPriority="39"/>
-    <w:lsdException w:name="toc 7" w:uiPriority="39"/>
-    <w:lsdException w:name="toc 8" w:uiPriority="39"/>
-    <w:lsdException w:name="toc 9" w:uiPriority="39"/>
-    <w:lsdException w:name="caption" w:uiPriority="35" w:qFormat="1"/>
-    <w:lsdException w:name="Title" w:semiHidden="0" w:uiPriority="10" w:unhideWhenUsed="0" w:qFormat="1"/>
-    <w:lsdException w:name="Default Paragraph Font" w:uiPriority="1"/>
-    <w:lsdException w:name="Subtitle" w:semiHidden="0" w:uiPriority="11" w:unhideWhenUsed="0" w:qFormat="1"/>
-    <w:lsdException w:name="Strong" w:semiHidden="0" w:uiPriority="22" w:unhideWhenUsed="0" w:qFormat="1"/>
-    <w:lsdException w:name="Emphasis" w:semiHidden="0" w:uiPriority="20" w:unhideWhenUsed="0" w:qFormat="1"/>
-    <w:lsdException w:name="Table Grid" w:semiHidden="0" w:uiPriority="59" w:unhideWhenUsed="0"/>
-    <w:lsdException w:name="Placeholder Text" w:unhideWhenUsed="0"/>
-    <w:lsdException w:name="No Spacing" w:semiHidden="0" w:uiPriority="1" w:unhideWhenUsed="0" w:qFormat="1"/>
-    <w:lsdException w:name="Light Shading" w:semiHidden="0" w:uiPriority="60" w:unhideWhenUsed="0"/>
-    <w:lsdException w:name="Light List" w:semiHidden="0" w:uiPriority="61" w:unhideWhenUsed="0"/>
-    <w:lsdException w:name="Light Grid" w:semiHidden="0" w:uiPriority="62" w:unhideWhenUsed="0"/>
-    <w:lsdException w:name="Medium Shading 1" w:semiHidden="0" w:uiPriority="63" w:unhideWhenUsed="0"/>
-    <w:lsdException w:name="Medium Shading 2" w:semiHidden="0" w:uiPriority="64" w:unhideWhenUsed="0"/>
-    <w:lsdException w:name="Medium List 1" w:semiHidden="0" w:uiPriority="65" w:unhideWhenUsed="0"/>
-    <w:lsdException w:name="Medium List 2" w:semiHidden="0" w:uiPriority="66" w:unhideWhenUsed="0"/>
-    <w:lsdException w:name="Medium Grid 1" w:semiHidden="0" w:uiPriority="67" w:unhideWhenUsed="0"/>
-    <w:lsdException w:name="Medium Grid 2" w:semiHidden="0" w:uiPriority="68" w:unhideWhenUsed="0"/>
-    <w:lsdException w:name="Medium Grid 3" w:semiHidden="0" w:uiPriority="69" w:unhideWhenUsed="0"/>
-    <w:lsdException w:name="Dark List" w:semiHidden="0" w:uiPriority="70" w:unhideWhenUsed="0"/>
-    <w:lsdException w:name="Colorful Shading" w:semiHidden="0" w:uiPriority="71" w:unhideWhenUsed="0"/>
-    <w:lsdException w:name="Colorful List" w:semiHidden="0" w:uiPriority="72" w:unhideWhenUsed="0"/>
-    <w:lsdException w:name="Colorful Grid" w:semiHidden="0" w:uiPriority="73" w:unhideWhenUsed="0"/>
-    <w:lsdException w:name="Light Shading Accent 1" w:semiHidden="0" w:uiPriority="60" w:unhideWhenUsed="0"/>
-    <w:lsdException w:name="Light List Accent 1" w:semiHidden="0" w:uiPriority="61" w:unhideWhenUsed="0"/>
-    <w:lsdException w:name="Light Grid Accent 1" w:semiHidden="0" w:uiPriority="62" w:unhideWhenUsed="0"/>
-    <w:lsdException w:name="Medium Shading 1 Accent 1" w:semiHidden="0" w:uiPriority="63" w:unhideWhenUsed="0"/>
-    <w:lsdException w:name="Medium Shading 2 Accent 1" w:semiHidden="0" w:uiPriority="64" w:unhideWhenUsed="0"/>
-    <w:lsdException w:name="Medium List 1 Accent 1" w:semiHidden="0" w:uiPriority="65" w:unhideWhenUsed="0"/>
-    <w:lsdException w:name="Revision" w:unhideWhenUsed="0"/>
-    <w:lsdException w:name="List Paragraph" w:semiHidden="0" w:uiPriority="34" w:unhideWhenUsed="0" w:qFormat="1"/>
-    <w:lsdException w:name="Quote" w:semiHidden="0" w:uiPriority="29" w:unhideWhenUsed="0" w:qFormat="1"/>
-    <w:lsdException w:name="Intense Quote" w:semiHidden="0" w:uiPriority="30" w:unhideWhenUsed="0" w:qFormat="1"/>
-    <w:lsdException w:name="Medium List 2 Accent 1" w:semiHidden="0" w:uiPriority="66" w:unhideWhenUsed="0"/>
-    <w:lsdException w:name="Medium Grid 1 Accent 1" w:semiHidden="0" w:uiPriority="67" w:unhideWhenUsed="0"/>
-    <w:lsdException w:name="Medium Grid 2 Accent 1" w:semiHidden="0" w:uiPriority="68" w:unhideWhenUsed="0"/>
-    <w:lsdException w:name="Medium Grid 3 Accent 1" w:semiHidden="0" w:uiPriority="69" w:unhideWhenUsed="0"/>
-    <w:lsdException w:name="Dark List Accent 1" w:semiHidden="0" w:uiPriority="70" w:unhideWhenUsed="0"/>
-    <w:lsdException w:name="Colorful Shading Accent 1" w:semiHidden="0" w:uiPriority="71" w:unhideWhenUsed="0"/>
-    <w:lsdException w:name="Colorful List Accent 1" w:semiHidden="0" w:uiPriority="72" w:unhideWhenUsed="0"/>
-    <w:lsdException w:name="Colorful Grid Accent 1" w:semiHidden="0" w:uiPriority="73" w:unhideWhenUsed="0"/>
-    <w:lsdException w:name="Light Shading Accent 2" w:semiHidden="0" w:uiPriority="60" w:unhideWhenUsed="0"/>
-    <w:lsdException w:name="Light List Accent 2" w:semiHidden="0" w:uiPriority="61" w:unhideWhenUsed="0"/>
-    <w:lsdException w:name="Light Grid Accent 2" w:semiHidden="0" w:uiPriority="62" w:unhideWhenUsed="0"/>
-    <w:lsdException w:name="Medium Shading 1 Accent 2" w:semiHidden="0" w:uiPriority="63" w:unhideWhenUsed="0"/>
-    <w:lsdException w:name="Medium Shading 2 Accent 2" w:semiHidden="0" w:uiPriority="64" w:unhideWhenUsed="0"/>
-    <w:lsdException w:name="Medium List 1 Accent 2" w:semiHidden="0" w:uiPriority="65" w:unhideWhenUsed="0"/>
-    <w:lsdException w:name="Medium List 2 Accent 2" w:semiHidden="0" w:uiPriority="66" w:unhideWhenUsed="0"/>
-    <w:lsdException w:name="Medium Grid 1 Accent 2" w:semiHidden="0" w:uiPriority="67" w:unhideWhenUsed="0"/>
-    <w:lsdException w:name="Medium Grid 2 Accent 2" w:semiHidden="0" w:uiPriority="68" w:unhideWhenUsed="0"/>
-    <w:lsdException w:name="Medium Grid 3 Accent 2" w:semiHidden="0" w:uiPriority="69" w:unhideWhenUsed="0"/>
-    <w:lsdException w:name="Dark List Accent 2" w:semiHidden="0" w:uiPriority="70" w:unhideWhenUsed="0"/>
-    <w:lsdException w:name="Colorful Shading Accent 2" w:semiHidden="0" w:uiPriority="71" w:unhideWhenUsed="0"/>
-    <w:lsdException w:name="Colorful List Accent 2" w:semiHidden="0" w:uiPriority="72" w:unhideWhenUsed="0"/>
-    <w:lsdException w:name="Colorful Grid Accent 2" w:semiHidden="0" w:uiPriority="73" w:unhideWhenUsed="0"/>
-    <w:lsdException w:name="Light Shading Accent 3" w:semiHidden="0" w:uiPriority="60" w:unhideWhenUsed="0"/>
-    <w:lsdException w:name="Light List Accent 3" w:semiHidden="0" w:uiPriority="61" w:unhideWhenUsed="0"/>
-    <w:lsdException w:name="Light Grid Accent 3" w:semiHidden="0" w:uiPriority="62" w:unhideWhenUsed="0"/>
-    <w:lsdException w:name="Medium Shading 1 Accent 3" w:semiHidden="0" w:uiPriority="63" w:unhideWhenUsed="0"/>
-    <w:lsdException w:name="Medium Shading 2 Accent 3" w:semiHidden="0" w:uiPriority="64" w:unhideWhenUsed="0"/>
-    <w:lsdException w:name="Medium List 1 Accent 3" w:semiHidden="0" w:uiPriority="65" w:unhideWhenUsed="0"/>
-    <w:lsdException w:name="Medium List 2 Accent 3" w:semiHidden="0" w:uiPriority="66" w:unhideWhenUsed="0"/>
-    <w:lsdException w:name="Medium Grid 1 Accent 3" w:semiHidden="0" w:uiPriority="67" w:unhideWhenUsed="0"/>
-    <w:lsdException w:name="Medium Grid 2 Accent 3" w:semiHidden="0" w:uiPriority="68" w:unhideWhenUsed="0"/>
-    <w:lsdException w:name="Medium Grid 3 Accent 3" w:semiHidden="0" w:uiPriority="69" w:unhideWhenUsed="0"/>
-    <w:lsdException w:name="Dark List Accent 3" w:semiHidden="0" w:uiPriority="70" w:unhideWhenUsed="0"/>
-    <w:lsdException w:name="Colorful Shading Accent 3" w:semiHidden="0" w:uiPriority="71" w:unhideWhenUsed="0"/>
-    <w:lsdException w:name="Colorful List Accent 3" w:semiHidden="0" w:uiPriority="72" w:unhideWhenUsed="0"/>
-    <w:lsdException w:name="Colorful Grid Accent 3" w:semiHidden="0" w:uiPriority="73" w:unhideWhenUsed="0"/>
-    <w:lsdException w:name="Light Shading Accent 4" w:semiHidden="0" w:uiPriority="60" w:unhideWhenUsed="0"/>
-    <w:lsdException w:name="Light List Accent 4" w:semiHidden="0" w:uiPriority="61" w:unhideWhenUsed="0"/>
-    <w:lsdException w:name="Light Grid Accent 4" w:semiHidden="0" w:uiPriority="62" w:unhideWhenUsed="0"/>
-    <w:lsdException w:name="Medium Shading 1 Accent 4" w:semiHidden="0" w:uiPriority="63" w:unhideWhenUsed="0"/>
-    <w:lsdException w:name="Medium Shading 2 Accent 4" w:semiHidden="0" w:uiPriority="64" w:unhideWhenUsed="0"/>
-    <w:lsdException w:name="Medium List 1 Accent 4" w:semiHidden="0" w:uiPriority="65" w:unhideWhenUsed="0"/>
-    <w:lsdException w:name="Medium List 2 Accent 4" w:semiHidden="0" w:uiPriority="66" w:unhideWhenUsed="0"/>
-    <w:lsdException w:name="Medium Grid 1 Accent 4" w:semiHidden="0" w:uiPriority="67" w:unhideWhenUsed="0"/>
-    <w:lsdException w:name="Medium Grid 2 Accent 4" w:semiHidden="0" w:uiPriority="68" w:unhideWhenUsed="0"/>
-    <w:lsdException w:name="Medium Grid 3 Accent 4" w:semiHidden="0" w:uiPriority="69" w:unhideWhenUsed="0"/>
-    <w:lsdException w:name="Dark List Accent 4" w:semiHidden="0" w:uiPriority="70" w:unhideWhenUsed="0"/>
-    <w:lsdException w:name="Colorful Shading Accent 4" w:semiHidden="0" w:uiPriority="71" w:unhideWhenUsed="0"/>
-    <w:lsdException w:name="Colorful List Accent 4" w:semiHidden="0" w:uiPriority="72" w:unhideWhenUsed="0"/>
-    <w:lsdException w:name="Colorful Grid Accent 4" w:semiHidden="0" w:uiPriority="73" w:unhideWhenUsed="0"/>
-    <w:lsdException w:name="Light Shading Accent 5" w:semiHidden="0" w:uiPriority="60" w:unhideWhenUsed="0"/>
-    <w:lsdException w:name="Light List Accent 5" w:semiHidden="0" w:uiPriority="61" w:unhideWhenUsed="0"/>
-    <w:lsdException w:name="Light Grid Accent 5" w:semiHidden="0" w:uiPriority="62" w:unhideWhenUsed="0"/>
-    <w:lsdException w:name="Medium Shading 1 Accent 5" w:semiHidden="0" w:uiPriority="63" w:unhideWhenUsed="0"/>
-    <w:lsdException w:name="Medium Shading 2 Accent 5" w:semiHidden="0" w:uiPriority="64" w:unhideWhenUsed="0"/>
-    <w:lsdException w:name="Medium List 1 Accent 5" w:semiHidden="0" w:uiPriority="65" w:unhideWhenUsed="0"/>
-    <w:lsdException w:name="Medium List 2 Accent 5" w:semiHidden="0" w:uiPriority="66" w:unhideWhenUsed="0"/>
-    <w:lsdException w:name="Medium Grid 1 Accent 5" w:semiHidden="0" w:uiPriority="67" w:unhideWhenUsed="0"/>
-    <w:lsdException w:name="Medium Grid 2 Accent 5" w:semiHidden="0" w:uiPriority="68" w:unhideWhenUsed="0"/>
-    <w:lsdException w:name="Medium Grid 3 Accent 5" w:semiHidden="0" w:uiPriority="69" w:unhideWhenUsed="0"/>
-    <w:lsdException w:name="Dark List Accent 5" w:semiHidden="0" w:uiPriority="70" w:unhideWhenUsed="0"/>
-    <w:lsdException w:name="Colorful Shading Accent 5" w:semiHidden="0" w:uiPriority="71" w:unhideWhenUsed="0"/>
-    <w:lsdException w:name="Colorful List Accent 5" w:semiHidden="0" w:uiPriority="72" w:unhideWhenUsed="0"/>
-    <w:lsdException w:name="Colorful Grid Accent 5" w:semiHidden="0" w:uiPriority="73" w:unhideWhenUsed="0"/>
-    <w:lsdException w:name="Light Shading Accent 6" w:semiHidden="0" w:uiPriority="60" w:unhideWhenUsed="0"/>
-    <w:lsdException w:name="Light List Accent 6" w:semiHidden="0" w:uiPriority="61" w:unhideWhenUsed="0"/>
-    <w:lsdException w:name="Light Grid Accent 6" w:semiHidden="0" w:uiPriority="62" w:unhideWhenUsed="0"/>
-    <w:lsdException w:name="Medium Shading 1 Accent 6" w:semiHidden="0" w:uiPriority="63" w:unhideWhenUsed="0"/>
-    <w:lsdException w:name="Medium Shading 2 Accent 6" w:semiHidden="0" w:uiPriority="64" w:unhideWhenUsed="0"/>
-    <w:lsdException w:name="Medium List 1 Accent 6" w:semiHidden="0" w:uiPriority="65" w:unhideWhenUsed="0"/>
-    <w:lsdException w:name="Medium List 2 Accent 6" w:semiHidden="0" w:uiPriority="66" w:unhideWhenUsed="0"/>
-    <w:lsdException w:name="Medium Grid 1 Accent 6" w:semiHidden="0" w:uiPriority="67" w:unhideWhenUsed="0"/>
-    <w:lsdException w:name="Medium Grid 2 Accent 6" w:semiHidden="0" w:uiPriority="68" w:unhideWhenUsed="0"/>
-    <w:lsdException w:name="Medium Grid 3 Accent 6" w:semiHidden="0" w:uiPriority="69" w:unhideWhenUsed="0"/>
-    <w:lsdException w:name="Dark List Accent 6" w:semiHidden="0" w:uiPriority="70" w:unhideWhenUsed="0"/>
-    <w:lsdException w:name="Colorful Shading Accent 6" w:semiHidden="0" w:uiPriority="71" w:unhideWhenUsed="0"/>
-    <w:lsdException w:name="Colorful List Accent 6" w:semiHidden="0" w:uiPriority="72" w:unhideWhenUsed="0"/>
-    <w:lsdException w:name="Colorful Grid Accent 6" w:semiHidden="0" w:uiPriority="73" w:unhideWhenUsed="0"/>
-    <w:lsdException w:name="Subtle Emphasis" w:semiHidden="0" w:uiPriority="19" w:unhideWhenUsed="0" w:qFormat="1"/>
-    <w:lsdException w:name="Intense Emphasis" w:semiHidden="0" w:uiPriority="21" w:unhideWhenUsed="0" w:qFormat="1"/>
-    <w:lsdException w:name="Subtle Reference" w:semiHidden="0" w:uiPriority="31" w:unhideWhenUsed="0" w:qFormat="1"/>
-    <w:lsdException w:name="Intense Reference" w:semiHidden="0" w:uiPriority="32" w:unhideWhenUsed="0" w:qFormat="1"/>
-    <w:lsdException w:name="Book Title" w:semiHidden="0" w:uiPriority="33" w:unhideWhenUsed="0" w:qFormat="1"/>
-    <w:lsdException w:name="Bibliography" w:uiPriority="37"/>
-    <w:lsdException w:name="TOC Heading" w:uiPriority="39" w:qFormat="1"/>
+  <w:latentStyles w:defLockedState="0" w:defUIPriority="99" w:defSemiHidden="0" w:defUnhideWhenUsed="0" w:defQFormat="0" w:count="376">
+    <w:lsdException w:name="Normal" w:uiPriority="0" w:qFormat="1"/>
+    <w:lsdException w:name="heading 1" w:uiPriority="9" w:qFormat="1"/>
+    <w:lsdException w:name="heading 2" w:semiHidden="1" w:uiPriority="9" w:unhideWhenUsed="1" w:qFormat="1"/>
+    <w:lsdException w:name="heading 3" w:semiHidden="1" w:uiPriority="9" w:unhideWhenUsed="1" w:qFormat="1"/>
+    <w:lsdException w:name="heading 4" w:semiHidden="1" w:uiPriority="9" w:unhideWhenUsed="1" w:qFormat="1"/>
+    <w:lsdException w:name="heading 5" w:semiHidden="1" w:uiPriority="9" w:unhideWhenUsed="1" w:qFormat="1"/>
+    <w:lsdException w:name="heading 6" w:semiHidden="1" w:uiPriority="9" w:unhideWhenUsed="1" w:qFormat="1"/>
+    <w:lsdException w:name="heading 7" w:semiHidden="1" w:uiPriority="9" w:unhideWhenUsed="1" w:qFormat="1"/>
+    <w:lsdException w:name="heading 8" w:semiHidden="1" w:uiPriority="9" w:unhideWhenUsed="1" w:qFormat="1"/>
+    <w:lsdException w:name="heading 9" w:semiHidden="1" w:uiPriority="9" w:unhideWhenUsed="1" w:qFormat="1"/>
+    <w:lsdException w:name="index 1" w:semiHidden="1" w:unhideWhenUsed="1"/>
+    <w:lsdException w:name="index 2" w:semiHidden="1" w:unhideWhenUsed="1"/>
+    <w:lsdException w:name="index 3" w:semiHidden="1" w:unhideWhenUsed="1"/>
+    <w:lsdException w:name="index 4" w:semiHidden="1" w:unhideWhenUsed="1"/>
+    <w:lsdException w:name="index 5" w:semiHidden="1" w:unhideWhenUsed="1"/>
+    <w:lsdException w:name="index 6" w:semiHidden="1" w:unhideWhenUsed="1"/>
+    <w:lsdException w:name="index 7" w:semiHidden="1" w:unhideWhenUsed="1"/>
+    <w:lsdException w:name="index 8" w:semiHidden="1" w:unhideWhenUsed="1"/>
+    <w:lsdException w:name="index 9" w:semiHidden="1" w:unhideWhenUsed="1"/>
+    <w:lsdException w:name="toc 1" w:semiHidden="1" w:uiPriority="39" w:unhideWhenUsed="1"/>
+    <w:lsdException w:name="toc 2" w:semiHidden="1" w:uiPriority="39" w:unhideWhenUsed="1"/>
+    <w:lsdException w:name="toc 3" w:semiHidden="1" w:uiPriority="39" w:unhideWhenUsed="1"/>
+    <w:lsdException w:name="toc 4" w:semiHidden="1" w:uiPriority="39" w:unhideWhenUsed="1"/>
+    <w:lsdException w:name="toc 5" w:semiHidden="1" w:uiPriority="39" w:unhideWhenUsed="1"/>
+    <w:lsdException w:name="toc 6" w:semiHidden="1" w:uiPriority="39" w:unhideWhenUsed="1"/>
+    <w:lsdException w:name="toc 7" w:semiHidden="1" w:uiPriority="39" w:unhideWhenUsed="1"/>
+    <w:lsdException w:name="toc 8" w:semiHidden="1" w:uiPriority="39" w:unhideWhenUsed="1"/>
+    <w:lsdException w:name="toc 9" w:semiHidden="1" w:uiPriority="39" w:unhideWhenUsed="1"/>
+    <w:lsdException w:name="Normal Indent" w:semiHidden="1" w:unhideWhenUsed="1"/>
+    <w:lsdException w:name="footnote text" w:semiHidden="1" w:unhideWhenUsed="1"/>
+    <w:lsdException w:name="annotation text" w:semiHidden="1" w:unhideWhenUsed="1"/>
+    <w:lsdException w:name="header" w:semiHidden="1" w:unhideWhenUsed="1"/>
+    <w:lsdException w:name="footer" w:semiHidden="1" w:unhideWhenUsed="1"/>
+    <w:lsdException w:name="index heading" w:semiHidden="1" w:unhideWhenUsed="1"/>
+    <w:lsdException w:name="caption" w:semiHidden="1" w:uiPriority="35" w:unhideWhenUsed="1" w:qFormat="1"/>
+    <w:lsdException w:name="table of figures" w:semiHidden="1" w:unhideWhenUsed="1"/>
+    <w:lsdException w:name="envelope address" w:semiHidden="1" w:unhideWhenUsed="1"/>
+    <w:lsdException w:name="envelope return" w:semiHidden="1" w:unhideWhenUsed="1"/>
+    <w:lsdException w:name="footnote reference" w:semiHidden="1" w:unhideWhenUsed="1"/>
+    <w:lsdException w:name="annotation reference" w:semiHidden="1" w:unhideWhenUsed="1"/>
+    <w:lsdException w:name="line number" w:semiHidden="1" w:unhideWhenUsed="1"/>
+    <w:lsdException w:name="page number" w:semiHidden="1" w:unhideWhenUsed="1"/>
+    <w:lsdException w:name="endnote reference" w:semiHidden="1" w:unhideWhenUsed="1"/>
+    <w:lsdException w:name="endnote text" w:semiHidden="1" w:unhideWhenUsed="1"/>
+    <w:lsdException w:name="table of authorities" w:semiHidden="1" w:unhideWhenUsed="1"/>
+    <w:lsdException w:name="macro" w:semiHidden="1" w:unhideWhenUsed="1"/>
+    <w:lsdException w:name="toa heading" w:semiHidden="1" w:unhideWhenUsed="1"/>
+    <w:lsdException w:name="List" w:semiHidden="1" w:unhideWhenUsed="1"/>
+    <w:lsdException w:name="List Bullet" w:semiHidden="1" w:unhideWhenUsed="1"/>
+    <w:lsdException w:name="List Number" w:semiHidden="1" w:unhideWhenUsed="1"/>
+    <w:lsdException w:name="List 2" w:semiHidden="1" w:unhideWhenUsed="1"/>
+    <w:lsdException w:name="List 3" w:semiHidden="1" w:unhideWhenUsed="1"/>
+    <w:lsdException w:name="List 4" w:semiHidden="1" w:unhideWhenUsed="1"/>
+    <w:lsdException w:name="List 5" w:semiHidden="1" w:unhideWhenUsed="1"/>
+    <w:lsdException w:name="List Bullet 2" w:semiHidden="1" w:unhideWhenUsed="1"/>
+    <w:lsdException w:name="List Bullet 3" w:semiHidden="1" w:unhideWhenUsed="1"/>
+    <w:lsdException w:name="List Bullet 4" w:semiHidden="1" w:unhideWhenUsed="1"/>
+    <w:lsdException w:name="List Bullet 5" w:semiHidden="1" w:unhideWhenUsed="1"/>
+    <w:lsdException w:name="List Number 2" w:semiHidden="1" w:unhideWhenUsed="1"/>
+    <w:lsdException w:name="List Number 3" w:semiHidden="1" w:unhideWhenUsed="1"/>
+    <w:lsdException w:name="List Number 4" w:semiHidden="1" w:unhideWhenUsed="1"/>
+    <w:lsdException w:name="List Number 5" w:semiHidden="1" w:unhideWhenUsed="1"/>
+    <w:lsdException w:name="Title" w:uiPriority="10" w:qFormat="1"/>
+    <w:lsdException w:name="Closing" w:semiHidden="1" w:unhideWhenUsed="1"/>
+    <w:lsdException w:name="Signature" w:semiHidden="1" w:unhideWhenUsed="1"/>
+    <w:lsdException w:name="Default Paragraph Font" w:semiHidden="1" w:uiPriority="1" w:unhideWhenUsed="1"/>
+    <w:lsdException w:name="Body Text" w:semiHidden="1" w:unhideWhenUsed="1"/>
+    <w:lsdException w:name="Body Text Indent" w:semiHidden="1" w:unhideWhenUsed="1"/>
+    <w:lsdException w:name="List Continue" w:semiHidden="1" w:unhideWhenUsed="1"/>
+    <w:lsdException w:name="List Continue 2" w:semiHidden="1" w:unhideWhenUsed="1"/>
+    <w:lsdException w:name="List Continue 3" w:semiHidden="1" w:unhideWhenUsed="1"/>
+    <w:lsdException w:name="List Continue 4" w:semiHidden="1" w:unhideWhenUsed="1"/>
+    <w:lsdException w:name="List Continue 5" w:semiHidden="1" w:unhideWhenUsed="1"/>
+    <w:lsdException w:name="Message Header" w:semiHidden="1" w:unhideWhenUsed="1"/>
+    <w:lsdException w:name="Subtitle" w:uiPriority="11" w:qFormat="1"/>
+    <w:lsdException w:name="Salutation" w:semiHidden="1" w:unhideWhenUsed="1"/>
+    <w:lsdException w:name="Date" w:semiHidden="1" w:unhideWhenUsed="1"/>
+    <w:lsdException w:name="Body Text First Indent" w:semiHidden="1" w:unhideWhenUsed="1"/>
+    <w:lsdException w:name="Body Text First Indent 2" w:semiHidden="1" w:unhideWhenUsed="1"/>
+    <w:lsdException w:name="Note Heading" w:semiHidden="1" w:unhideWhenUsed="1"/>
+    <w:lsdException w:name="Body Text 2" w:semiHidden="1" w:unhideWhenUsed="1"/>
+    <w:lsdException w:name="Body Text 3" w:semiHidden="1" w:unhideWhenUsed="1"/>
+    <w:lsdException w:name="Body Text Indent 2" w:semiHidden="1" w:unhideWhenUsed="1"/>
+    <w:lsdException w:name="Body Text Indent 3" w:semiHidden="1" w:unhideWhenUsed="1"/>
+    <w:lsdException w:name="Block Text" w:semiHidden="1" w:unhideWhenUsed="1"/>
+    <w:lsdException w:name="Hyperlink" w:semiHidden="1" w:unhideWhenUsed="1"/>
+    <w:lsdException w:name="FollowedHyperlink" w:semiHidden="1" w:unhideWhenUsed="1"/>
+    <w:lsdException w:name="Strong" w:uiPriority="22" w:qFormat="1"/>
+    <w:lsdException w:name="Emphasis" w:uiPriority="20" w:qFormat="1"/>
+    <w:lsdException w:name="Document Map" w:semiHidden="1" w:unhideWhenUsed="1"/>
+    <w:lsdException w:name="Plain Text" w:semiHidden="1" w:unhideWhenUsed="1"/>
+    <w:lsdException w:name="E-mail Signature" w:semiHidden="1" w:unhideWhenUsed="1"/>
+    <w:lsdException w:name="HTML Top of Form" w:semiHidden="1" w:unhideWhenUsed="1"/>
+    <w:lsdException w:name="HTML Bottom of Form" w:semiHidden="1" w:unhideWhenUsed="1"/>
+    <w:lsdException w:name="Normal (Web)" w:semiHidden="1" w:unhideWhenUsed="1"/>
+    <w:lsdException w:name="HTML Acronym" w:semiHidden="1" w:unhideWhenUsed="1"/>
+    <w:lsdException w:name="HTML Address" w:semiHidden="1" w:unhideWhenUsed="1"/>
+    <w:lsdException w:name="HTML Cite" w:semiHidden="1" w:unhideWhenUsed="1"/>
+    <w:lsdException w:name="HTML Code" w:semiHidden="1" w:unhideWhenUsed="1"/>
+    <w:lsdException w:name="HTML Definition" w:semiHidden="1" w:unhideWhenUsed="1"/>
+    <w:lsdException w:name="HTML Keyboard" w:semiHidden="1" w:unhideWhenUsed="1"/>
+    <w:lsdException w:name="HTML Preformatted" w:semiHidden="1" w:unhideWhenUsed="1"/>
+    <w:lsdException w:name="HTML Sample" w:semiHidden="1" w:unhideWhenUsed="1"/>
+    <w:lsdException w:name="HTML Typewriter" w:semiHidden="1" w:unhideWhenUsed="1"/>
+    <w:lsdException w:name="HTML Variable" w:semiHidden="1" w:unhideWhenUsed="1"/>
+    <w:lsdException w:name="Normal Table" w:semiHidden="1" w:unhideWhenUsed="1"/>
+    <w:lsdException w:name="annotation subject" w:semiHidden="1" w:unhideWhenUsed="1"/>
+    <w:lsdException w:name="No List" w:semiHidden="1" w:unhideWhenUsed="1"/>
+    <w:lsdException w:name="Outline List 1" w:semiHidden="1" w:unhideWhenUsed="1"/>
+    <w:lsdException w:name="Outline List 2" w:semiHidden="1" w:unhideWhenUsed="1"/>
+    <w:lsdException w:name="Outline List 3" w:semiHidden="1" w:unhideWhenUsed="1"/>
+    <w:lsdException w:name="Table Simple 1" w:semiHidden="1" w:unhideWhenUsed="1"/>
+    <w:lsdException w:name="Table Simple 2" w:semiHidden="1" w:unhideWhenUsed="1"/>
+    <w:lsdException w:name="Table Simple 3" w:semiHidden="1" w:unhideWhenUsed="1"/>
+    <w:lsdException w:name="Table Classic 1" w:semiHidden="1" w:unhideWhenUsed="1"/>
+    <w:lsdException w:name="Table Classic 2" w:semiHidden="1" w:unhideWhenUsed="1"/>
+    <w:lsdException w:name="Table Classic 3" w:semiHidden="1" w:unhideWhenUsed="1"/>
+    <w:lsdException w:name="Table Classic 4" w:semiHidden="1" w:unhideWhenUsed="1"/>
+    <w:lsdException w:name="Table Colorful 1" w:semiHidden="1" w:unhideWhenUsed="1"/>
+    <w:lsdException w:name="Table Colorful 2" w:semiHidden="1" w:unhideWhenUsed="1"/>
+    <w:lsdException w:name="Table Colorful 3" w:semiHidden="1" w:unhideWhenUsed="1"/>
+    <w:lsdException w:name="Table Columns 1" w:semiHidden="1" w:unhideWhenUsed="1"/>
+    <w:lsdException w:name="Table Columns 2" w:semiHidden="1" w:unhideWhenUsed="1"/>
+    <w:lsdException w:name="Table Columns 3" w:semiHidden="1" w:unhideWhenUsed="1"/>
+    <w:lsdException w:name="Table Columns 4" w:semiHidden="1" w:unhideWhenUsed="1"/>
+    <w:lsdException w:name="Table Columns 5" w:semiHidden="1" w:unhideWhenUsed="1"/>
+    <w:lsdException w:name="Table Grid 1" w:semiHidden="1" w:unhideWhenUsed="1"/>
+    <w:lsdException w:name="Table Grid 2" w:semiHidden="1" w:unhideWhenUsed="1"/>
+    <w:lsdException w:name="Table Grid 3" w:semiHidden="1" w:unhideWhenUsed="1"/>
+    <w:lsdException w:name="Table Grid 4" w:semiHidden="1" w:unhideWhenUsed="1"/>
+    <w:lsdException w:name="Table Grid 5" w:semiHidden="1" w:unhideWhenUsed="1"/>
+    <w:lsdException w:name="Table Grid 6" w:semiHidden="1" w:unhideWhenUsed="1"/>
+    <w:lsdException w:name="Table Grid 7" w:semiHidden="1" w:unhideWhenUsed="1"/>
+    <w:lsdException w:name="Table Grid 8" w:semiHidden="1" w:unhideWhenUsed="1"/>
+    <w:lsdException w:name="Table List 1" w:semiHidden="1" w:unhideWhenUsed="1"/>
+    <w:lsdException w:name="Table List 2" w:semiHidden="1" w:unhideWhenUsed="1"/>
+    <w:lsdException w:name="Table List 3" w:semiHidden="1" w:unhideWhenUsed="1"/>
+    <w:lsdException w:name="Table List 4" w:semiHidden="1" w:unhideWhenUsed="1"/>
+    <w:lsdException w:name="Table List 5" w:semiHidden="1" w:unhideWhenUsed="1"/>
+    <w:lsdException w:name="Table List 6" w:semiHidden="1" w:unhideWhenUsed="1"/>
+    <w:lsdException w:name="Table List 7" w:semiHidden="1" w:unhideWhenUsed="1"/>
+    <w:lsdException w:name="Table List 8" w:semiHidden="1" w:unhideWhenUsed="1"/>
+    <w:lsdException w:name="Table 3D effects 1" w:semiHidden="1" w:unhideWhenUsed="1"/>
+    <w:lsdException w:name="Table 3D effects 2" w:semiHidden="1" w:unhideWhenUsed="1"/>
+    <w:lsdException w:name="Table 3D effects 3" w:semiHidden="1" w:unhideWhenUsed="1"/>
+    <w:lsdException w:name="Table Contemporary" w:semiHidden="1" w:unhideWhenUsed="1"/>
+    <w:lsdException w:name="Table Elegant" w:semiHidden="1" w:unhideWhenUsed="1"/>
+    <w:lsdException w:name="Table Professional" w:semiHidden="1" w:unhideWhenUsed="1"/>
+    <w:lsdException w:name="Table Subtle 1" w:semiHidden="1" w:unhideWhenUsed="1"/>
+    <w:lsdException w:name="Table Subtle 2" w:semiHidden="1" w:unhideWhenUsed="1"/>
+    <w:lsdException w:name="Table Web 1" w:semiHidden="1" w:unhideWhenUsed="1"/>
+    <w:lsdException w:name="Table Web 2" w:semiHidden="1" w:unhideWhenUsed="1"/>
+    <w:lsdException w:name="Table Web 3" w:semiHidden="1" w:unhideWhenUsed="1"/>
+    <w:lsdException w:name="Balloon Text" w:semiHidden="1" w:unhideWhenUsed="1"/>
+    <w:lsdException w:name="Table Grid" w:semiHidden="1" w:uiPriority="59" w:unhideWhenUsed="1"/>
+    <w:lsdException w:name="Table Theme" w:semiHidden="1" w:unhideWhenUsed="1"/>
+    <w:lsdException w:name="Placeholder Text" w:semiHidden="1"/>
+    <w:lsdException w:name="No Spacing" w:uiPriority="1" w:qFormat="1"/>
+    <w:lsdException w:name="Light Shading" w:uiPriority="60"/>
+    <w:lsdException w:name="Light List" w:uiPriority="61"/>
+    <w:lsdException w:name="Light Grid" w:uiPriority="62"/>
+    <w:lsdException w:name="Medium Shading 1" w:uiPriority="63"/>
+    <w:lsdException w:name="Medium Shading 2" w:uiPriority="64"/>
+    <w:lsdException w:name="Medium List 1" w:uiPriority="65"/>
+    <w:lsdException w:name="Medium List 2" w:uiPriority="66"/>
+    <w:lsdException w:name="Medium Grid 1" w:uiPriority="67"/>
+    <w:lsdException w:name="Medium Grid 2" w:uiPriority="68"/>
+    <w:lsdException w:name="Medium Grid 3" w:uiPriority="69"/>
+    <w:lsdException w:name="Dark List" w:uiPriority="70"/>
+    <w:lsdException w:name="Colorful Shading" w:uiPriority="71"/>
+    <w:lsdException w:name="Colorful List" w:uiPriority="72"/>
+    <w:lsdException w:name="Colorful Grid" w:uiPriority="73"/>
+    <w:lsdException w:name="Light Shading Accent 1" w:uiPriority="60"/>
+    <w:lsdException w:name="Light List Accent 1" w:uiPriority="61"/>
+    <w:lsdException w:name="Light Grid Accent 1" w:uiPriority="62"/>
+    <w:lsdException w:name="Medium Shading 1 Accent 1" w:uiPriority="63"/>
+    <w:lsdException w:name="Medium Shading 2 Accent 1" w:uiPriority="64"/>
+    <w:lsdException w:name="Medium List 1 Accent 1" w:uiPriority="65"/>
+    <w:lsdException w:name="Revision" w:semiHidden="1"/>
+    <w:lsdException w:name="List Paragraph" w:uiPriority="34" w:qFormat="1"/>
+    <w:lsdException w:name="Quote" w:uiPriority="29" w:qFormat="1"/>
+    <w:lsdException w:name="Intense Quote" w:uiPriority="30" w:qFormat="1"/>
+    <w:lsdException w:name="Medium List 2 Accent 1" w:uiPriority="66"/>
+    <w:lsdException w:name="Medium Grid 1 Accent 1" w:uiPriority="67"/>
+    <w:lsdException w:name="Medium Grid 2 Accent 1" w:uiPriority="68"/>
+    <w:lsdException w:name="Medium Grid 3 Accent 1" w:uiPriority="69"/>
+    <w:lsdException w:name="Dark List Accent 1" w:uiPriority="70"/>
+    <w:lsdException w:name="Colorful Shading Accent 1" w:uiPriority="71"/>
+    <w:lsdException w:name="Colorful List Accent 1" w:uiPriority="72"/>
+    <w:lsdException w:name="Colorful Grid Accent 1" w:uiPriority="73"/>
+    <w:lsdException w:name="Light Shading Accent 2" w:uiPriority="60"/>
+    <w:lsdException w:name="Light List Accent 2" w:uiPriority="61"/>
+    <w:lsdException w:name="Light Grid Accent 2" w:uiPriority="62"/>
+    <w:lsdException w:name="Medium Shading 1 Accent 2" w:uiPriority="63"/>
+    <w:lsdException w:name="Medium Shading 2 Accent 2" w:uiPriority="64"/>
+    <w:lsdException w:name="Medium List 1 Accent 2" w:uiPriority="65"/>
+    <w:lsdException w:name="Medium List 2 Accent 2" w:uiPriority="66"/>
+    <w:lsdException w:name="Medium Grid 1 Accent 2" w:uiPriority="67"/>
+    <w:lsdException w:name="Medium Grid 2 Accent 2" w:uiPriority="68"/>
+    <w:lsdException w:name="Medium Grid 3 Accent 2" w:uiPriority="69"/>
+    <w:lsdException w:name="Dark List Accent 2" w:uiPriority="70"/>
+    <w:lsdException w:name="Colorful Shading Accent 2" w:uiPriority="71"/>
+    <w:lsdException w:name="Colorful List Accent 2" w:uiPriority="72"/>
+    <w:lsdException w:name="Colorful Grid Accent 2" w:uiPriority="73"/>
+    <w:lsdException w:name="Light Shading Accent 3" w:uiPriority="60"/>
+    <w:lsdException w:name="Light List Accent 3" w:uiPriority="61"/>
+    <w:lsdException w:name="Light Grid Accent 3" w:uiPriority="62"/>
+    <w:lsdException w:name="Medium Shading 1 Accent 3" w:uiPriority="63"/>
+    <w:lsdException w:name="Medium Shading 2 Accent 3" w:uiPriority="64"/>
+    <w:lsdException w:name="Medium List 1 Accent 3" w:uiPriority="65"/>
+    <w:lsdException w:name="Medium List 2 Accent 3" w:uiPriority="66"/>
+    <w:lsdException w:name="Medium Grid 1 Accent 3" w:uiPriority="67"/>
+    <w:lsdException w:name="Medium Grid 2 Accent 3" w:uiPriority="68"/>
+    <w:lsdException w:name="Medium Grid 3 Accent 3" w:uiPriority="69"/>
+    <w:lsdException w:name="Dark List Accent 3" w:uiPriority="70"/>
+    <w:lsdException w:name="Colorful Shading Accent 3" w:uiPriority="71"/>
+    <w:lsdException w:name="Colorful List Accent 3" w:uiPriority="72"/>
+    <w:lsdException w:name="Colorful Grid Accent 3" w:uiPriority="73"/>
+    <w:lsdException w:name="Light Shading Accent 4" w:uiPriority="60"/>
+    <w:lsdException w:name="Light List Accent 4" w:uiPriority="61"/>
+    <w:lsdException w:name="Light Grid Accent 4" w:uiPriority="62"/>
+    <w:lsdException w:name="Medium Shading 1 Accent 4" w:uiPriority="63"/>
+    <w:lsdException w:name="Medium Shading 2 Accent 4" w:uiPriority="64"/>
+    <w:lsdException w:name="Medium List 1 Accent 4" w:uiPriority="65"/>
+    <w:lsdException w:name="Medium List 2 Accent 4" w:uiPriority="66"/>
+    <w:lsdException w:name="Medium Grid 1 Accent 4" w:uiPriority="67"/>
+    <w:lsdException w:name="Medium Grid 2 Accent 4" w:uiPriority="68"/>
+    <w:lsdException w:name="Medium Grid 3 Accent 4" w:uiPriority="69"/>
+    <w:lsdException w:name="Dark List Accent 4" w:uiPriority="70"/>
+    <w:lsdException w:name="Colorful Shading Accent 4" w:uiPriority="71"/>
+    <w:lsdException w:name="Colorful List Accent 4" w:uiPriority="72"/>
+    <w:lsdException w:name="Colorful Grid Accent 4" w:uiPriority="73"/>
+    <w:lsdException w:name="Light Shading Accent 5" w:uiPriority="60"/>
+    <w:lsdException w:name="Light List Accent 5" w:uiPriority="61"/>
+    <w:lsdException w:name="Light Grid Accent 5" w:uiPriority="62"/>
+    <w:lsdException w:name="Medium Shading 1 Accent 5" w:uiPriority="63"/>
+    <w:lsdException w:name="Medium Shading 2 Accent 5" w:uiPriority="64"/>
+    <w:lsdException w:name="Medium List 1 Accent 5" w:uiPriority="65"/>
+    <w:lsdException w:name="Medium List 2 Accent 5" w:uiPriority="66"/>
+    <w:lsdException w:name="Medium Grid 1 Accent 5" w:uiPriority="67"/>
+    <w:lsdException w:name="Medium Grid 2 Accent 5" w:uiPriority="68"/>
+    <w:lsdException w:name="Medium Grid 3 Accent 5" w:uiPriority="69"/>
+    <w:lsdException w:name="Dark List Accent 5" w:uiPriority="70"/>
+    <w:lsdException w:name="Colorful Shading Accent 5" w:uiPriority="71"/>
+    <w:lsdException w:name="Colorful List Accent 5" w:uiPriority="72"/>
+    <w:lsdException w:name="Colorful Grid Accent 5" w:uiPriority="73"/>
+    <w:lsdException w:name="Light Shading Accent 6" w:uiPriority="60"/>
+    <w:lsdException w:name="Light List Accent 6" w:uiPriority="61"/>
+    <w:lsdException w:name="Light Grid Accent 6" w:uiPriority="62"/>
+    <w:lsdException w:name="Medium Shading 1 Accent 6" w:uiPriority="63"/>
+    <w:lsdException w:name="Medium Shading 2 Accent 6" w:uiPriority="64"/>
+    <w:lsdException w:name="Medium List 1 Accent 6" w:uiPriority="65"/>
+    <w:lsdException w:name="Medium List 2 Accent 6" w:uiPriority="66"/>
+    <w:lsdException w:name="Medium Grid 1 Accent 6" w:uiPriority="67"/>
+    <w:lsdException w:name="Medium Grid 2 Accent 6" w:uiPriority="68"/>
+    <w:lsdException w:name="Medium Grid 3 Accent 6" w:uiPriority="69"/>
+    <w:lsdException w:name="Dark List Accent 6" w:uiPriority="70"/>
+    <w:lsdException w:name="Colorful Shading Accent 6" w:uiPriority="71"/>
+    <w:lsdException w:name="Colorful List Accent 6" w:uiPriority="72"/>
+    <w:lsdException w:name="Colorful Grid Accent 6" w:uiPriority="73"/>
+    <w:lsdException w:name="Subtle Emphasis" w:uiPriority="19" w:qFormat="1"/>
+    <w:lsdException w:name="Intense Emphasis" w:uiPriority="21" w:qFormat="1"/>
+    <w:lsdException w:name="Subtle Reference" w:uiPriority="31" w:qFormat="1"/>
+    <w:lsdException w:name="Intense Reference" w:uiPriority="32" w:qFormat="1"/>
+    <w:lsdException w:name="Book Title" w:uiPriority="33" w:qFormat="1"/>
+    <w:lsdException w:name="Bibliography" w:semiHidden="1" w:uiPriority="37" w:unhideWhenUsed="1"/>
+    <w:lsdException w:name="TOC Heading" w:semiHidden="1" w:uiPriority="39" w:unhideWhenUsed="1" w:qFormat="1"/>
+    <w:lsdException w:name="Plain Table 1" w:uiPriority="41"/>
+    <w:lsdException w:name="Plain Table 2" w:uiPriority="42"/>
+    <w:lsdException w:name="Plain Table 3" w:uiPriority="43"/>
+    <w:lsdException w:name="Plain Table 4" w:uiPriority="44"/>
+    <w:lsdException w:name="Plain Table 5" w:uiPriority="45"/>
+    <w:lsdException w:name="Grid Table Light" w:uiPriority="40"/>
+    <w:lsdException w:name="Grid Table 1 Light" w:uiPriority="46"/>
+    <w:lsdException w:name="Grid Table 2" w:uiPriority="47"/>
+    <w:lsdException w:name="Grid Table 3" w:uiPriority="48"/>
+    <w:lsdException w:name="Grid Table 4" w:uiPriority="49"/>
+    <w:lsdException w:name="Grid Table 5 Dark" w:uiPriority="50"/>
+    <w:lsdException w:name="Grid Table 6 Colorful" w:uiPriority="51"/>
+    <w:lsdException w:name="Grid Table 7 Colorful" w:uiPriority="52"/>
+    <w:lsdException w:name="Grid Table 1 Light Accent 1" w:uiPriority="46"/>
+    <w:lsdException w:name="Grid Table 2 Accent 1" w:uiPriority="47"/>
+    <w:lsdException w:name="Grid Table 3 Accent 1" w:uiPriority="48"/>
+    <w:lsdException w:name="Grid Table 4 Accent 1" w:uiPriority="49"/>
+    <w:lsdException w:name="Grid Table 5 Dark Accent 1" w:uiPriority="50"/>
+    <w:lsdException w:name="Grid Table 6 Colorful Accent 1" w:uiPriority="51"/>
+    <w:lsdException w:name="Grid Table 7 Colorful Accent 1" w:uiPriority="52"/>
+    <w:lsdException w:name="Grid Table 1 Light Accent 2" w:uiPriority="46"/>
+    <w:lsdException w:name="Grid Table 2 Accent 2" w:uiPriority="47"/>
+    <w:lsdException w:name="Grid Table 3 Accent 2" w:uiPriority="48"/>
+    <w:lsdException w:name="Grid Table 4 Accent 2" w:uiPriority="49"/>
+    <w:lsdException w:name="Grid Table 5 Dark Accent 2" w:uiPriority="50"/>
+    <w:lsdException w:name="Grid Table 6 Colorful Accent 2" w:uiPriority="51"/>
+    <w:lsdException w:name="Grid Table 7 Colorful Accent 2" w:uiPriority="52"/>
+    <w:lsdException w:name="Grid Table 1 Light Accent 3" w:uiPriority="46"/>
+    <w:lsdException w:name="Grid Table 2 Accent 3" w:uiPriority="47"/>
+    <w:lsdException w:name="Grid Table 3 Accent 3" w:uiPriority="48"/>
+    <w:lsdException w:name="Grid Table 4 Accent 3" w:uiPriority="49"/>
+    <w:lsdException w:name="Grid Table 5 Dark Accent 3" w:uiPriority="50"/>
+    <w:lsdException w:name="Grid Table 6 Colorful Accent 3" w:uiPriority="51"/>
+    <w:lsdException w:name="Grid Table 7 Colorful Accent 3" w:uiPriority="52"/>
+    <w:lsdException w:name="Grid Table 1 Light Accent 4" w:uiPriority="46"/>
+    <w:lsdException w:name="Grid Table 2 Accent 4" w:uiPriority="47"/>
+    <w:lsdException w:name="Grid Table 3 Accent 4" w:uiPriority="48"/>
+    <w:lsdException w:name="Grid Table 4 Accent 4" w:uiPriority="49"/>
+    <w:lsdException w:name="Grid Table 5 Dark Accent 4" w:uiPriority="50"/>
+    <w:lsdException w:name="Grid Table 6 Colorful Accent 4" w:uiPriority="51"/>
+    <w:lsdException w:name="Grid Table 7 Colorful Accent 4" w:uiPriority="52"/>
+    <w:lsdException w:name="Grid Table 1 Light Accent 5" w:uiPriority="46"/>
+    <w:lsdException w:name="Grid Table 2 Accent 5" w:uiPriority="47"/>
+    <w:lsdException w:name="Grid Table 3 Accent 5" w:uiPriority="48"/>
+    <w:lsdException w:name="Grid Table 4 Accent 5" w:uiPriority="49"/>
+    <w:lsdException w:name="Grid Table 5 Dark Accent 5" w:uiPriority="50"/>
+    <w:lsdException w:name="Grid Table 6 Colorful Accent 5" w:uiPriority="51"/>
+    <w:lsdException w:name="Grid Table 7 Colorful Accent 5" w:uiPriority="52"/>
+    <w:lsdException w:name="Grid Table 1 Light Accent 6" w:uiPriority="46"/>
+    <w:lsdException w:name="Grid Table 2 Accent 6" w:uiPriority="47"/>
+    <w:lsdException w:name="Grid Table 3 Accent 6" w:uiPriority="48"/>
+    <w:lsdException w:name="Grid Table 4 Accent 6" w:uiPriority="49"/>
+    <w:lsdException w:name="Grid Table 5 Dark Accent 6" w:uiPriority="50"/>
+    <w:lsdException w:name="Grid Table 6 Colorful Accent 6" w:uiPriority="51"/>
+    <w:lsdException w:name="Grid Table 7 Colorful Accent 6" w:uiPriority="52"/>
+    <w:lsdException w:name="List Table 1 Light" w:uiPriority="46"/>
+    <w:lsdException w:name="List Table 2" w:uiPriority="47"/>
+    <w:lsdException w:name="List Table 3" w:uiPriority="48"/>
+    <w:lsdException w:name="List Table 4" w:uiPriority="49"/>
+    <w:lsdException w:name="List Table 5 Dark" w:uiPriority="50"/>
+    <w:lsdException w:name="List Table 6 Colorful" w:uiPriority="51"/>
+    <w:lsdException w:name="List Table 7 Colorful" w:uiPriority="52"/>
+    <w:lsdException w:name="List Table 1 Light Accent 1" w:uiPriority="46"/>
+    <w:lsdException w:name="List Table 2 Accent 1" w:uiPriority="47"/>
+    <w:lsdException w:name="List Table 3 Accent 1" w:uiPriority="48"/>
+    <w:lsdException w:name="List Table 4 Accent 1" w:uiPriority="49"/>
+    <w:lsdException w:name="List Table 5 Dark Accent 1" w:uiPriority="50"/>
+    <w:lsdException w:name="List Table 6 Colorful Accent 1" w:uiPriority="51"/>
+    <w:lsdException w:name="List Table 7 Colorful Accent 1" w:uiPriority="52"/>
+    <w:lsdException w:name="List Table 1 Light Accent 2" w:uiPriority="46"/>
+    <w:lsdException w:name="List Table 2 Accent 2" w:uiPriority="47"/>
+    <w:lsdException w:name="List Table 3 Accent 2" w:uiPriority="48"/>
+    <w:lsdException w:name="List Table 4 Accent 2" w:uiPriority="49"/>
+    <w:lsdException w:name="List Table 5 Dark Accent 2" w:uiPriority="50"/>
+    <w:lsdException w:name="List Table 6 Colorful Accent 2" w:uiPriority="51"/>
+    <w:lsdException w:name="List Table 7 Colorful Accent 2" w:uiPriority="52"/>
+    <w:lsdException w:name="List Table 1 Light Accent 3" w:uiPriority="46"/>
+    <w:lsdException w:name="List Table 2 Accent 3" w:uiPriority="47"/>
+    <w:lsdException w:name="List Table 3 Accent 3" w:uiPriority="48"/>
+    <w:lsdException w:name="List Table 4 Accent 3" w:uiPriority="49"/>
+    <w:lsdException w:name="List Table 5 Dark Accent 3" w:uiPriority="50"/>
+    <w:lsdException w:name="List Table 6 Colorful Accent 3" w:uiPriority="51"/>
+    <w:lsdException w:name="List Table 7 Colorful Accent 3" w:uiPriority="52"/>
+    <w:lsdException w:name="List Table 1 Light Accent 4" w:uiPriority="46"/>
+    <w:lsdException w:name="List Table 2 Accent 4" w:uiPriority="47"/>
+    <w:lsdException w:name="List Table 3 Accent 4" w:uiPriority="48"/>
+    <w:lsdException w:name="List Table 4 Accent 4" w:uiPriority="49"/>
+    <w:lsdException w:name="List Table 5 Dark Accent 4" w:uiPriority="50"/>
+    <w:lsdException w:name="List Table 6 Colorful Accent 4" w:uiPriority="51"/>
+    <w:lsdException w:name="List Table 7 Colorful Accent 4" w:uiPriority="52"/>
+    <w:lsdException w:name="List Table 1 Light Accent 5" w:uiPriority="46"/>
+    <w:lsdException w:name="List Table 2 Accent 5" w:uiPriority="47"/>
+    <w:lsdException w:name="List Table 3 Accent 5" w:uiPriority="48"/>
+    <w:lsdException w:name="List Table 4 Accent 5" w:uiPriority="49"/>
+    <w:lsdException w:name="List Table 5 Dark Accent 5" w:uiPriority="50"/>
+    <w:lsdException w:name="List Table 6 Colorful Accent 5" w:uiPriority="51"/>
+    <w:lsdException w:name="List Table 7 Colorful Accent 5" w:uiPriority="52"/>
+    <w:lsdException w:name="List Table 1 Light Accent 6" w:uiPriority="46"/>
+    <w:lsdException w:name="List Table 2 Accent 6" w:uiPriority="47"/>
+    <w:lsdException w:name="List Table 3 Accent 6" w:uiPriority="48"/>
+    <w:lsdException w:name="List Table 4 Accent 6" w:uiPriority="49"/>
+    <w:lsdException w:name="List Table 5 Dark Accent 6" w:uiPriority="50"/>
+    <w:lsdException w:name="List Table 6 Colorful Accent 6" w:uiPriority="51"/>
+    <w:lsdException w:name="List Table 7 Colorful Accent 6" w:uiPriority="52"/>
+    <w:lsdException w:name="Mention" w:semiHidden="1" w:unhideWhenUsed="1"/>
+    <w:lsdException w:name="Smart Hyperlink" w:semiHidden="1" w:unhideWhenUsed="1"/>
+    <w:lsdException w:name="Hashtag" w:semiHidden="1" w:unhideWhenUsed="1"/>
+    <w:lsdException w:name="Unresolved Mention" w:semiHidden="1" w:unhideWhenUsed="1"/>
+    <w:lsdException w:name="Smart Link" w:semiHidden="1" w:unhideWhenUsed="1"/>
   </w:latentStyles>
   <w:style w:type="paragraph" w:default="1" w:styleId="Normal">
     <w:name w:val="Normal"/>
@@ -3555,289 +3629,7 @@
   <w:style w:type="character" w:default="1" w:styleId="DefaultParagraphFont">
     <w:name w:val="Default Paragraph Font"/>
     <w:uiPriority w:val="1"/>
-    <w:unhideWhenUsed/>
-  </w:style>
-  <w:style w:type="table" w:default="1" w:styleId="TableNormal">
-    <w:name w:val="Normal Table"/>
-    <w:uiPriority w:val="99"/>
     <w:semiHidden/>
-    <w:unhideWhenUsed/>
-    <w:tblPr>
-      <w:tblInd w:w="0" w:type="dxa"/>
-      <w:tblCellMar>
-        <w:top w:w="0" w:type="dxa"/>
-        <w:left w:w="108" w:type="dxa"/>
-        <w:bottom w:w="0" w:type="dxa"/>
-        <w:right w:w="108" w:type="dxa"/>
-      </w:tblCellMar>
-    </w:tblPr>
-  </w:style>
-  <w:style w:type="numbering" w:default="1" w:styleId="NoList">
-    <w:name w:val="No List"/>
-    <w:uiPriority w:val="99"/>
-    <w:semiHidden/>
-    <w:unhideWhenUsed/>
-  </w:style>
-  <w:style w:type="paragraph" w:styleId="NoSpacing">
-    <w:name w:val="No Spacing"/>
-    <w:uiPriority w:val="1"/>
-    <w:qFormat/>
-    <w:rsid w:val="00044A05"/>
-    <w:pPr>
-      <w:spacing w:after="0" w:line="240" w:lineRule="auto"/>
-    </w:pPr>
-  </w:style>
-  <w:style w:type="paragraph" w:styleId="BalloonText">
-    <w:name w:val="Balloon Text"/>
-    <w:basedOn w:val="Normal"/>
-    <w:link w:val="BalloonTextChar"/>
-    <w:uiPriority w:val="99"/>
-    <w:semiHidden/>
-    <w:unhideWhenUsed/>
-    <w:rsid w:val="001313D9"/>
-    <w:pPr>
-      <w:spacing w:after="0" w:line="240" w:lineRule="auto"/>
-    </w:pPr>
-    <w:rPr>
-      <w:rFonts w:ascii="Tahoma" w:hAnsi="Tahoma" w:cs="Tahoma"/>
-      <w:sz w:val="16"/>
-      <w:szCs w:val="16"/>
-    </w:rPr>
-  </w:style>
-  <w:style w:type="character" w:customStyle="1" w:styleId="BalloonTextChar">
-    <w:name w:val="Balloon Text Char"/>
-    <w:basedOn w:val="DefaultParagraphFont"/>
-    <w:link w:val="BalloonText"/>
-    <w:uiPriority w:val="99"/>
-    <w:semiHidden/>
-    <w:rsid w:val="001313D9"/>
-    <w:rPr>
-      <w:rFonts w:ascii="Tahoma" w:hAnsi="Tahoma" w:cs="Tahoma"/>
-      <w:sz w:val="16"/>
-      <w:szCs w:val="16"/>
-    </w:rPr>
-  </w:style>
-  <w:style w:type="paragraph" w:styleId="Header">
-    <w:name w:val="header"/>
-    <w:basedOn w:val="Normal"/>
-    <w:link w:val="HeaderChar"/>
-    <w:uiPriority w:val="99"/>
-    <w:unhideWhenUsed/>
-    <w:rsid w:val="001313D9"/>
-    <w:pPr>
-      <w:tabs>
-        <w:tab w:val="center" w:pos="4680"/>
-        <w:tab w:val="right" w:pos="9360"/>
-      </w:tabs>
-      <w:spacing w:after="0" w:line="240" w:lineRule="auto"/>
-    </w:pPr>
-  </w:style>
-  <w:style w:type="character" w:customStyle="1" w:styleId="HeaderChar">
-    <w:name w:val="Header Char"/>
-    <w:basedOn w:val="DefaultParagraphFont"/>
-    <w:link w:val="Header"/>
-    <w:uiPriority w:val="99"/>
-    <w:rsid w:val="001313D9"/>
-  </w:style>
-  <w:style w:type="paragraph" w:styleId="Footer">
-    <w:name w:val="footer"/>
-    <w:basedOn w:val="Normal"/>
-    <w:link w:val="FooterChar"/>
-    <w:uiPriority w:val="99"/>
-    <w:unhideWhenUsed/>
-    <w:rsid w:val="001313D9"/>
-    <w:pPr>
-      <w:tabs>
-        <w:tab w:val="center" w:pos="4680"/>
-        <w:tab w:val="right" w:pos="9360"/>
-      </w:tabs>
-      <w:spacing w:after="0" w:line="240" w:lineRule="auto"/>
-    </w:pPr>
-  </w:style>
-  <w:style w:type="character" w:customStyle="1" w:styleId="FooterChar">
-    <w:name w:val="Footer Char"/>
-    <w:basedOn w:val="DefaultParagraphFont"/>
-    <w:link w:val="Footer"/>
-    <w:uiPriority w:val="99"/>
-    <w:rsid w:val="001313D9"/>
-  </w:style>
-  <w:style w:type="character" w:styleId="Hyperlink">
-    <w:name w:val="Hyperlink"/>
-    <w:basedOn w:val="DefaultParagraphFont"/>
-    <w:uiPriority w:val="99"/>
-    <w:unhideWhenUsed/>
-    <w:rsid w:val="004A6739"/>
-    <w:rPr>
-      <w:color w:val="0000FF" w:themeColor="hyperlink"/>
-      <w:u w:val="single"/>
-    </w:rPr>
-  </w:style>
-</w:styles>
-</file>
-
-<file path=word/stylesWithEffects.xml><?xml version="1.0" encoding="utf-8"?>
-<w:styles xmlns:wpc="http://schemas.microsoft.com/office/word/2010/wordprocessingCanvas" xmlns:mc="http://schemas.openxmlformats.org/markup-compatibility/2006" xmlns:o="urn:schemas-microsoft-com:office:office" xmlns:r="http://schemas.openxmlformats.org/officeDocument/2006/relationships" xmlns:m="http://schemas.openxmlformats.org/officeDocument/2006/math" xmlns:v="urn:schemas-microsoft-com:vml" xmlns:wp14="http://schemas.microsoft.com/office/word/2010/wordprocessingDrawing" xmlns:wp="http://schemas.openxmlformats.org/drawingml/2006/wordprocessingDrawing" xmlns:w10="urn:schemas-microsoft-com:office:word" xmlns:w="http://schemas.openxmlformats.org/wordprocessingml/2006/main" xmlns:w14="http://schemas.microsoft.com/office/word/2010/wordml" xmlns:wpg="http://schemas.microsoft.com/office/word/2010/wordprocessingGroup" xmlns:wpi="http://schemas.microsoft.com/office/word/2010/wordprocessingInk" xmlns:wne="http://schemas.microsoft.com/office/word/2006/wordml" xmlns:wps="http://schemas.microsoft.com/office/word/2010/wordprocessingShape" mc:Ignorable="w14 wp14">
-  <w:docDefaults>
-    <w:rPrDefault>
-      <w:rPr>
-        <w:rFonts w:asciiTheme="minorHAnsi" w:eastAsiaTheme="minorHAnsi" w:hAnsiTheme="minorHAnsi" w:cstheme="minorBidi"/>
-        <w:sz w:val="22"/>
-        <w:szCs w:val="22"/>
-        <w:lang w:val="en-US" w:eastAsia="en-US" w:bidi="ar-SA"/>
-      </w:rPr>
-    </w:rPrDefault>
-    <w:pPrDefault>
-      <w:pPr>
-        <w:spacing w:after="200" w:line="276" w:lineRule="auto"/>
-      </w:pPr>
-    </w:pPrDefault>
-  </w:docDefaults>
-  <w:latentStyles w:defLockedState="0" w:defUIPriority="99" w:defSemiHidden="1" w:defUnhideWhenUsed="1" w:defQFormat="0" w:count="267">
-    <w:lsdException w:name="Normal" w:semiHidden="0" w:uiPriority="0" w:unhideWhenUsed="0" w:qFormat="1"/>
-    <w:lsdException w:name="heading 1" w:semiHidden="0" w:uiPriority="9" w:unhideWhenUsed="0" w:qFormat="1"/>
-    <w:lsdException w:name="heading 2" w:uiPriority="9" w:qFormat="1"/>
-    <w:lsdException w:name="heading 3" w:uiPriority="9" w:qFormat="1"/>
-    <w:lsdException w:name="heading 4" w:uiPriority="9" w:qFormat="1"/>
-    <w:lsdException w:name="heading 5" w:uiPriority="9" w:qFormat="1"/>
-    <w:lsdException w:name="heading 6" w:uiPriority="9" w:qFormat="1"/>
-    <w:lsdException w:name="heading 7" w:uiPriority="9" w:qFormat="1"/>
-    <w:lsdException w:name="heading 8" w:uiPriority="9" w:qFormat="1"/>
-    <w:lsdException w:name="heading 9" w:uiPriority="9" w:qFormat="1"/>
-    <w:lsdException w:name="toc 1" w:uiPriority="39"/>
-    <w:lsdException w:name="toc 2" w:uiPriority="39"/>
-    <w:lsdException w:name="toc 3" w:uiPriority="39"/>
-    <w:lsdException w:name="toc 4" w:uiPriority="39"/>
-    <w:lsdException w:name="toc 5" w:uiPriority="39"/>
-    <w:lsdException w:name="toc 6" w:uiPriority="39"/>
-    <w:lsdException w:name="toc 7" w:uiPriority="39"/>
-    <w:lsdException w:name="toc 8" w:uiPriority="39"/>
-    <w:lsdException w:name="toc 9" w:uiPriority="39"/>
-    <w:lsdException w:name="caption" w:uiPriority="35" w:qFormat="1"/>
-    <w:lsdException w:name="Title" w:semiHidden="0" w:uiPriority="10" w:unhideWhenUsed="0" w:qFormat="1"/>
-    <w:lsdException w:name="Default Paragraph Font" w:uiPriority="1"/>
-    <w:lsdException w:name="Subtitle" w:semiHidden="0" w:uiPriority="11" w:unhideWhenUsed="0" w:qFormat="1"/>
-    <w:lsdException w:name="Strong" w:semiHidden="0" w:uiPriority="22" w:unhideWhenUsed="0" w:qFormat="1"/>
-    <w:lsdException w:name="Emphasis" w:semiHidden="0" w:uiPriority="20" w:unhideWhenUsed="0" w:qFormat="1"/>
-    <w:lsdException w:name="Table Grid" w:semiHidden="0" w:uiPriority="59" w:unhideWhenUsed="0"/>
-    <w:lsdException w:name="Placeholder Text" w:unhideWhenUsed="0"/>
-    <w:lsdException w:name="No Spacing" w:semiHidden="0" w:uiPriority="1" w:unhideWhenUsed="0" w:qFormat="1"/>
-    <w:lsdException w:name="Light Shading" w:semiHidden="0" w:uiPriority="60" w:unhideWhenUsed="0"/>
-    <w:lsdException w:name="Light List" w:semiHidden="0" w:uiPriority="61" w:unhideWhenUsed="0"/>
-    <w:lsdException w:name="Light Grid" w:semiHidden="0" w:uiPriority="62" w:unhideWhenUsed="0"/>
-    <w:lsdException w:name="Medium Shading 1" w:semiHidden="0" w:uiPriority="63" w:unhideWhenUsed="0"/>
-    <w:lsdException w:name="Medium Shading 2" w:semiHidden="0" w:uiPriority="64" w:unhideWhenUsed="0"/>
-    <w:lsdException w:name="Medium List 1" w:semiHidden="0" w:uiPriority="65" w:unhideWhenUsed="0"/>
-    <w:lsdException w:name="Medium List 2" w:semiHidden="0" w:uiPriority="66" w:unhideWhenUsed="0"/>
-    <w:lsdException w:name="Medium Grid 1" w:semiHidden="0" w:uiPriority="67" w:unhideWhenUsed="0"/>
-    <w:lsdException w:name="Medium Grid 2" w:semiHidden="0" w:uiPriority="68" w:unhideWhenUsed="0"/>
-    <w:lsdException w:name="Medium Grid 3" w:semiHidden="0" w:uiPriority="69" w:unhideWhenUsed="0"/>
-    <w:lsdException w:name="Dark List" w:semiHidden="0" w:uiPriority="70" w:unhideWhenUsed="0"/>
-    <w:lsdException w:name="Colorful Shading" w:semiHidden="0" w:uiPriority="71" w:unhideWhenUsed="0"/>
-    <w:lsdException w:name="Colorful List" w:semiHidden="0" w:uiPriority="72" w:unhideWhenUsed="0"/>
-    <w:lsdException w:name="Colorful Grid" w:semiHidden="0" w:uiPriority="73" w:unhideWhenUsed="0"/>
-    <w:lsdException w:name="Light Shading Accent 1" w:semiHidden="0" w:uiPriority="60" w:unhideWhenUsed="0"/>
-    <w:lsdException w:name="Light List Accent 1" w:semiHidden="0" w:uiPriority="61" w:unhideWhenUsed="0"/>
-    <w:lsdException w:name="Light Grid Accent 1" w:semiHidden="0" w:uiPriority="62" w:unhideWhenUsed="0"/>
-    <w:lsdException w:name="Medium Shading 1 Accent 1" w:semiHidden="0" w:uiPriority="63" w:unhideWhenUsed="0"/>
-    <w:lsdException w:name="Medium Shading 2 Accent 1" w:semiHidden="0" w:uiPriority="64" w:unhideWhenUsed="0"/>
-    <w:lsdException w:name="Medium List 1 Accent 1" w:semiHidden="0" w:uiPriority="65" w:unhideWhenUsed="0"/>
-    <w:lsdException w:name="Revision" w:unhideWhenUsed="0"/>
-    <w:lsdException w:name="List Paragraph" w:semiHidden="0" w:uiPriority="34" w:unhideWhenUsed="0" w:qFormat="1"/>
-    <w:lsdException w:name="Quote" w:semiHidden="0" w:uiPriority="29" w:unhideWhenUsed="0" w:qFormat="1"/>
-    <w:lsdException w:name="Intense Quote" w:semiHidden="0" w:uiPriority="30" w:unhideWhenUsed="0" w:qFormat="1"/>
-    <w:lsdException w:name="Medium List 2 Accent 1" w:semiHidden="0" w:uiPriority="66" w:unhideWhenUsed="0"/>
-    <w:lsdException w:name="Medium Grid 1 Accent 1" w:semiHidden="0" w:uiPriority="67" w:unhideWhenUsed="0"/>
-    <w:lsdException w:name="Medium Grid 2 Accent 1" w:semiHidden="0" w:uiPriority="68" w:unhideWhenUsed="0"/>
-    <w:lsdException w:name="Medium Grid 3 Accent 1" w:semiHidden="0" w:uiPriority="69" w:unhideWhenUsed="0"/>
-    <w:lsdException w:name="Dark List Accent 1" w:semiHidden="0" w:uiPriority="70" w:unhideWhenUsed="0"/>
-    <w:lsdException w:name="Colorful Shading Accent 1" w:semiHidden="0" w:uiPriority="71" w:unhideWhenUsed="0"/>
-    <w:lsdException w:name="Colorful List Accent 1" w:semiHidden="0" w:uiPriority="72" w:unhideWhenUsed="0"/>
-    <w:lsdException w:name="Colorful Grid Accent 1" w:semiHidden="0" w:uiPriority="73" w:unhideWhenUsed="0"/>
-    <w:lsdException w:name="Light Shading Accent 2" w:semiHidden="0" w:uiPriority="60" w:unhideWhenUsed="0"/>
-    <w:lsdException w:name="Light List Accent 2" w:semiHidden="0" w:uiPriority="61" w:unhideWhenUsed="0"/>
-    <w:lsdException w:name="Light Grid Accent 2" w:semiHidden="0" w:uiPriority="62" w:unhideWhenUsed="0"/>
-    <w:lsdException w:name="Medium Shading 1 Accent 2" w:semiHidden="0" w:uiPriority="63" w:unhideWhenUsed="0"/>
-    <w:lsdException w:name="Medium Shading 2 Accent 2" w:semiHidden="0" w:uiPriority="64" w:unhideWhenUsed="0"/>
-    <w:lsdException w:name="Medium List 1 Accent 2" w:semiHidden="0" w:uiPriority="65" w:unhideWhenUsed="0"/>
-    <w:lsdException w:name="Medium List 2 Accent 2" w:semiHidden="0" w:uiPriority="66" w:unhideWhenUsed="0"/>
-    <w:lsdException w:name="Medium Grid 1 Accent 2" w:semiHidden="0" w:uiPriority="67" w:unhideWhenUsed="0"/>
-    <w:lsdException w:name="Medium Grid 2 Accent 2" w:semiHidden="0" w:uiPriority="68" w:unhideWhenUsed="0"/>
-    <w:lsdException w:name="Medium Grid 3 Accent 2" w:semiHidden="0" w:uiPriority="69" w:unhideWhenUsed="0"/>
-    <w:lsdException w:name="Dark List Accent 2" w:semiHidden="0" w:uiPriority="70" w:unhideWhenUsed="0"/>
-    <w:lsdException w:name="Colorful Shading Accent 2" w:semiHidden="0" w:uiPriority="71" w:unhideWhenUsed="0"/>
-    <w:lsdException w:name="Colorful List Accent 2" w:semiHidden="0" w:uiPriority="72" w:unhideWhenUsed="0"/>
-    <w:lsdException w:name="Colorful Grid Accent 2" w:semiHidden="0" w:uiPriority="73" w:unhideWhenUsed="0"/>
-    <w:lsdException w:name="Light Shading Accent 3" w:semiHidden="0" w:uiPriority="60" w:unhideWhenUsed="0"/>
-    <w:lsdException w:name="Light List Accent 3" w:semiHidden="0" w:uiPriority="61" w:unhideWhenUsed="0"/>
-    <w:lsdException w:name="Light Grid Accent 3" w:semiHidden="0" w:uiPriority="62" w:unhideWhenUsed="0"/>
-    <w:lsdException w:name="Medium Shading 1 Accent 3" w:semiHidden="0" w:uiPriority="63" w:unhideWhenUsed="0"/>
-    <w:lsdException w:name="Medium Shading 2 Accent 3" w:semiHidden="0" w:uiPriority="64" w:unhideWhenUsed="0"/>
-    <w:lsdException w:name="Medium List 1 Accent 3" w:semiHidden="0" w:uiPriority="65" w:unhideWhenUsed="0"/>
-    <w:lsdException w:name="Medium List 2 Accent 3" w:semiHidden="0" w:uiPriority="66" w:unhideWhenUsed="0"/>
-    <w:lsdException w:name="Medium Grid 1 Accent 3" w:semiHidden="0" w:uiPriority="67" w:unhideWhenUsed="0"/>
-    <w:lsdException w:name="Medium Grid 2 Accent 3" w:semiHidden="0" w:uiPriority="68" w:unhideWhenUsed="0"/>
-    <w:lsdException w:name="Medium Grid 3 Accent 3" w:semiHidden="0" w:uiPriority="69" w:unhideWhenUsed="0"/>
-    <w:lsdException w:name="Dark List Accent 3" w:semiHidden="0" w:uiPriority="70" w:unhideWhenUsed="0"/>
-    <w:lsdException w:name="Colorful Shading Accent 3" w:semiHidden="0" w:uiPriority="71" w:unhideWhenUsed="0"/>
-    <w:lsdException w:name="Colorful List Accent 3" w:semiHidden="0" w:uiPriority="72" w:unhideWhenUsed="0"/>
-    <w:lsdException w:name="Colorful Grid Accent 3" w:semiHidden="0" w:uiPriority="73" w:unhideWhenUsed="0"/>
-    <w:lsdException w:name="Light Shading Accent 4" w:semiHidden="0" w:uiPriority="60" w:unhideWhenUsed="0"/>
-    <w:lsdException w:name="Light List Accent 4" w:semiHidden="0" w:uiPriority="61" w:unhideWhenUsed="0"/>
-    <w:lsdException w:name="Light Grid Accent 4" w:semiHidden="0" w:uiPriority="62" w:unhideWhenUsed="0"/>
-    <w:lsdException w:name="Medium Shading 1 Accent 4" w:semiHidden="0" w:uiPriority="63" w:unhideWhenUsed="0"/>
-    <w:lsdException w:name="Medium Shading 2 Accent 4" w:semiHidden="0" w:uiPriority="64" w:unhideWhenUsed="0"/>
-    <w:lsdException w:name="Medium List 1 Accent 4" w:semiHidden="0" w:uiPriority="65" w:unhideWhenUsed="0"/>
-    <w:lsdException w:name="Medium List 2 Accent 4" w:semiHidden="0" w:uiPriority="66" w:unhideWhenUsed="0"/>
-    <w:lsdException w:name="Medium Grid 1 Accent 4" w:semiHidden="0" w:uiPriority="67" w:unhideWhenUsed="0"/>
-    <w:lsdException w:name="Medium Grid 2 Accent 4" w:semiHidden="0" w:uiPriority="68" w:unhideWhenUsed="0"/>
-    <w:lsdException w:name="Medium Grid 3 Accent 4" w:semiHidden="0" w:uiPriority="69" w:unhideWhenUsed="0"/>
-    <w:lsdException w:name="Dark List Accent 4" w:semiHidden="0" w:uiPriority="70" w:unhideWhenUsed="0"/>
-    <w:lsdException w:name="Colorful Shading Accent 4" w:semiHidden="0" w:uiPriority="71" w:unhideWhenUsed="0"/>
-    <w:lsdException w:name="Colorful List Accent 4" w:semiHidden="0" w:uiPriority="72" w:unhideWhenUsed="0"/>
-    <w:lsdException w:name="Colorful Grid Accent 4" w:semiHidden="0" w:uiPriority="73" w:unhideWhenUsed="0"/>
-    <w:lsdException w:name="Light Shading Accent 5" w:semiHidden="0" w:uiPriority="60" w:unhideWhenUsed="0"/>
-    <w:lsdException w:name="Light List Accent 5" w:semiHidden="0" w:uiPriority="61" w:unhideWhenUsed="0"/>
-    <w:lsdException w:name="Light Grid Accent 5" w:semiHidden="0" w:uiPriority="62" w:unhideWhenUsed="0"/>
-    <w:lsdException w:name="Medium Shading 1 Accent 5" w:semiHidden="0" w:uiPriority="63" w:unhideWhenUsed="0"/>
-    <w:lsdException w:name="Medium Shading 2 Accent 5" w:semiHidden="0" w:uiPriority="64" w:unhideWhenUsed="0"/>
-    <w:lsdException w:name="Medium List 1 Accent 5" w:semiHidden="0" w:uiPriority="65" w:unhideWhenUsed="0"/>
-    <w:lsdException w:name="Medium List 2 Accent 5" w:semiHidden="0" w:uiPriority="66" w:unhideWhenUsed="0"/>
-    <w:lsdException w:name="Medium Grid 1 Accent 5" w:semiHidden="0" w:uiPriority="67" w:unhideWhenUsed="0"/>
-    <w:lsdException w:name="Medium Grid 2 Accent 5" w:semiHidden="0" w:uiPriority="68" w:unhideWhenUsed="0"/>
-    <w:lsdException w:name="Medium Grid 3 Accent 5" w:semiHidden="0" w:uiPriority="69" w:unhideWhenUsed="0"/>
-    <w:lsdException w:name="Dark List Accent 5" w:semiHidden="0" w:uiPriority="70" w:unhideWhenUsed="0"/>
-    <w:lsdException w:name="Colorful Shading Accent 5" w:semiHidden="0" w:uiPriority="71" w:unhideWhenUsed="0"/>
-    <w:lsdException w:name="Colorful List Accent 5" w:semiHidden="0" w:uiPriority="72" w:unhideWhenUsed="0"/>
-    <w:lsdException w:name="Colorful Grid Accent 5" w:semiHidden="0" w:uiPriority="73" w:unhideWhenUsed="0"/>
-    <w:lsdException w:name="Light Shading Accent 6" w:semiHidden="0" w:uiPriority="60" w:unhideWhenUsed="0"/>
-    <w:lsdException w:name="Light List Accent 6" w:semiHidden="0" w:uiPriority="61" w:unhideWhenUsed="0"/>
-    <w:lsdException w:name="Light Grid Accent 6" w:semiHidden="0" w:uiPriority="62" w:unhideWhenUsed="0"/>
-    <w:lsdException w:name="Medium Shading 1 Accent 6" w:semiHidden="0" w:uiPriority="63" w:unhideWhenUsed="0"/>
-    <w:lsdException w:name="Medium Shading 2 Accent 6" w:semiHidden="0" w:uiPriority="64" w:unhideWhenUsed="0"/>
-    <w:lsdException w:name="Medium List 1 Accent 6" w:semiHidden="0" w:uiPriority="65" w:unhideWhenUsed="0"/>
-    <w:lsdException w:name="Medium List 2 Accent 6" w:semiHidden="0" w:uiPriority="66" w:unhideWhenUsed="0"/>
-    <w:lsdException w:name="Medium Grid 1 Accent 6" w:semiHidden="0" w:uiPriority="67" w:unhideWhenUsed="0"/>
-    <w:lsdException w:name="Medium Grid 2 Accent 6" w:semiHidden="0" w:uiPriority="68" w:unhideWhenUsed="0"/>
-    <w:lsdException w:name="Medium Grid 3 Accent 6" w:semiHidden="0" w:uiPriority="69" w:unhideWhenUsed="0"/>
-    <w:lsdException w:name="Dark List Accent 6" w:semiHidden="0" w:uiPriority="70" w:unhideWhenUsed="0"/>
-    <w:lsdException w:name="Colorful Shading Accent 6" w:semiHidden="0" w:uiPriority="71" w:unhideWhenUsed="0"/>
-    <w:lsdException w:name="Colorful List Accent 6" w:semiHidden="0" w:uiPriority="72" w:unhideWhenUsed="0"/>
-    <w:lsdException w:name="Colorful Grid Accent 6" w:semiHidden="0" w:uiPriority="73" w:unhideWhenUsed="0"/>
-    <w:lsdException w:name="Subtle Emphasis" w:semiHidden="0" w:uiPriority="19" w:unhideWhenUsed="0" w:qFormat="1"/>
-    <w:lsdException w:name="Intense Emphasis" w:semiHidden="0" w:uiPriority="21" w:unhideWhenUsed="0" w:qFormat="1"/>
-    <w:lsdException w:name="Subtle Reference" w:semiHidden="0" w:uiPriority="31" w:unhideWhenUsed="0" w:qFormat="1"/>
-    <w:lsdException w:name="Intense Reference" w:semiHidden="0" w:uiPriority="32" w:unhideWhenUsed="0" w:qFormat="1"/>
-    <w:lsdException w:name="Book Title" w:semiHidden="0" w:uiPriority="33" w:unhideWhenUsed="0" w:qFormat="1"/>
-    <w:lsdException w:name="Bibliography" w:uiPriority="37"/>
-    <w:lsdException w:name="TOC Heading" w:uiPriority="39" w:qFormat="1"/>
-  </w:latentStyles>
-  <w:style w:type="paragraph" w:default="1" w:styleId="Normal">
-    <w:name w:val="Normal"/>
-    <w:qFormat/>
-  </w:style>
-  <w:style w:type="character" w:default="1" w:styleId="DefaultParagraphFont">
-    <w:name w:val="Default Paragraph Font"/>
-    <w:uiPriority w:val="1"/>
     <w:unhideWhenUsed/>
   </w:style>
   <w:style w:type="table" w:default="1" w:styleId="TableNormal">
@@ -3959,7 +3751,7 @@
 </file>
 
 <file path=word/glossary/document.xml><?xml version="1.0" encoding="utf-8"?>
-<w:glossaryDocument xmlns:wpc="http://schemas.microsoft.com/office/word/2010/wordprocessingCanvas" xmlns:mc="http://schemas.openxmlformats.org/markup-compatibility/2006" xmlns:o="urn:schemas-microsoft-com:office:office" xmlns:r="http://schemas.openxmlformats.org/officeDocument/2006/relationships" xmlns:m="http://schemas.openxmlformats.org/officeDocument/2006/math" xmlns:v="urn:schemas-microsoft-com:vml" xmlns:wp14="http://schemas.microsoft.com/office/word/2010/wordprocessingDrawing" xmlns:wp="http://schemas.openxmlformats.org/drawingml/2006/wordprocessingDrawing" xmlns:w10="urn:schemas-microsoft-com:office:word" xmlns:w="http://schemas.openxmlformats.org/wordprocessingml/2006/main" xmlns:w14="http://schemas.microsoft.com/office/word/2010/wordml" xmlns:wpg="http://schemas.microsoft.com/office/word/2010/wordprocessingGroup" xmlns:wpi="http://schemas.microsoft.com/office/word/2010/wordprocessingInk" xmlns:wne="http://schemas.microsoft.com/office/word/2006/wordml" xmlns:wps="http://schemas.microsoft.com/office/word/2010/wordprocessingShape" mc:Ignorable="w14 wp14">
+<w:glossaryDocument xmlns:wpc="http://schemas.microsoft.com/office/word/2010/wordprocessingCanvas" xmlns:cx="http://schemas.microsoft.com/office/drawing/2014/chartex" xmlns:cx1="http://schemas.microsoft.com/office/drawing/2015/9/8/chartex" xmlns:cx2="http://schemas.microsoft.com/office/drawing/2015/10/21/chartex" xmlns:cx3="http://schemas.microsoft.com/office/drawing/2016/5/9/chartex" xmlns:cx4="http://schemas.microsoft.com/office/drawing/2016/5/10/chartex" xmlns:cx5="http://schemas.microsoft.com/office/drawing/2016/5/11/chartex" xmlns:cx6="http://schemas.microsoft.com/office/drawing/2016/5/12/chartex" xmlns:cx7="http://schemas.microsoft.com/office/drawing/2016/5/13/chartex" xmlns:cx8="http://schemas.microsoft.com/office/drawing/2016/5/14/chartex" xmlns:mc="http://schemas.openxmlformats.org/markup-compatibility/2006" xmlns:aink="http://schemas.microsoft.com/office/drawing/2016/ink" xmlns:am3d="http://schemas.microsoft.com/office/drawing/2017/model3d" xmlns:o="urn:schemas-microsoft-com:office:office" xmlns:oel="http://schemas.microsoft.com/office/2019/extlst" xmlns:r="http://schemas.openxmlformats.org/officeDocument/2006/relationships" xmlns:m="http://schemas.openxmlformats.org/officeDocument/2006/math" xmlns:v="urn:schemas-microsoft-com:vml" xmlns:wp14="http://schemas.microsoft.com/office/word/2010/wordprocessingDrawing" xmlns:wp="http://schemas.openxmlformats.org/drawingml/2006/wordprocessingDrawing" xmlns:w10="urn:schemas-microsoft-com:office:word" xmlns:w="http://schemas.openxmlformats.org/wordprocessingml/2006/main" xmlns:w14="http://schemas.microsoft.com/office/word/2010/wordml" xmlns:w15="http://schemas.microsoft.com/office/word/2012/wordml" xmlns:w16cex="http://schemas.microsoft.com/office/word/2018/wordml/cex" xmlns:w16cid="http://schemas.microsoft.com/office/word/2016/wordml/cid" xmlns:w16="http://schemas.microsoft.com/office/word/2018/wordml" xmlns:w16sdtdh="http://schemas.microsoft.com/office/word/2020/wordml/sdtdatahash" xmlns:w16se="http://schemas.microsoft.com/office/word/2015/wordml/symex" xmlns:wpg="http://schemas.microsoft.com/office/word/2010/wordprocessingGroup" xmlns:wpi="http://schemas.microsoft.com/office/word/2010/wordprocessingInk" xmlns:wne="http://schemas.microsoft.com/office/word/2006/wordml" xmlns:wps="http://schemas.microsoft.com/office/word/2010/wordprocessingShape" mc:Ignorable="w14 w15 w16se w16cid w16 w16cex w16sdtdh wp14">
   <w:docParts>
     <w:docPart>
       <w:docPartPr>
@@ -3997,7 +3789,7 @@
 </file>
 
 <file path=word/glossary/fontTable.xml><?xml version="1.0" encoding="utf-8"?>
-<w:fonts xmlns:mc="http://schemas.openxmlformats.org/markup-compatibility/2006" xmlns:r="http://schemas.openxmlformats.org/officeDocument/2006/relationships" xmlns:w="http://schemas.openxmlformats.org/wordprocessingml/2006/main" xmlns:w14="http://schemas.microsoft.com/office/word/2010/wordml" mc:Ignorable="w14">
+<w:fonts xmlns:mc="http://schemas.openxmlformats.org/markup-compatibility/2006" xmlns:r="http://schemas.openxmlformats.org/officeDocument/2006/relationships" xmlns:w="http://schemas.openxmlformats.org/wordprocessingml/2006/main" xmlns:w14="http://schemas.microsoft.com/office/word/2010/wordml" xmlns:w15="http://schemas.microsoft.com/office/word/2012/wordml" xmlns:w16cex="http://schemas.microsoft.com/office/word/2018/wordml/cex" xmlns:w16cid="http://schemas.microsoft.com/office/word/2016/wordml/cid" xmlns:w16="http://schemas.microsoft.com/office/word/2018/wordml" xmlns:w16sdtdh="http://schemas.microsoft.com/office/word/2020/wordml/sdtdatahash" xmlns:w16se="http://schemas.microsoft.com/office/word/2015/wordml/symex" mc:Ignorable="w14 w15 w16se w16cid w16 w16cex w16sdtdh">
   <w:font w:name="Symbol">
     <w:panose1 w:val="05050102010706020507"/>
     <w:charset w:val="02"/>
@@ -4054,11 +3846,18 @@
     <w:pitch w:val="variable"/>
     <w:sig w:usb0="E00006FF" w:usb1="420024FF" w:usb2="02000000" w:usb3="00000000" w:csb0="0000019F" w:csb1="00000000"/>
   </w:font>
+  <w:font w:name="Calibri Light">
+    <w:panose1 w:val="020F0302020204030204"/>
+    <w:charset w:val="00"/>
+    <w:family w:val="swiss"/>
+    <w:pitch w:val="variable"/>
+    <w:sig w:usb0="E4002EFF" w:usb1="C000247B" w:usb2="00000009" w:usb3="00000000" w:csb0="000001FF" w:csb1="00000000"/>
+  </w:font>
 </w:fonts>
 </file>
 
 <file path=word/glossary/settings.xml><?xml version="1.0" encoding="utf-8"?>
-<w:settings xmlns:mc="http://schemas.openxmlformats.org/markup-compatibility/2006" xmlns:o="urn:schemas-microsoft-com:office:office" xmlns:r="http://schemas.openxmlformats.org/officeDocument/2006/relationships" xmlns:m="http://schemas.openxmlformats.org/officeDocument/2006/math" xmlns:v="urn:schemas-microsoft-com:vml" xmlns:w10="urn:schemas-microsoft-com:office:word" xmlns:w="http://schemas.openxmlformats.org/wordprocessingml/2006/main" xmlns:w14="http://schemas.microsoft.com/office/word/2010/wordml" xmlns:sl="http://schemas.openxmlformats.org/schemaLibrary/2006/main" mc:Ignorable="w14">
+<w:settings xmlns:mc="http://schemas.openxmlformats.org/markup-compatibility/2006" xmlns:o="urn:schemas-microsoft-com:office:office" xmlns:r="http://schemas.openxmlformats.org/officeDocument/2006/relationships" xmlns:m="http://schemas.openxmlformats.org/officeDocument/2006/math" xmlns:v="urn:schemas-microsoft-com:vml" xmlns:w10="urn:schemas-microsoft-com:office:word" xmlns:w="http://schemas.openxmlformats.org/wordprocessingml/2006/main" xmlns:w14="http://schemas.microsoft.com/office/word/2010/wordml" xmlns:w15="http://schemas.microsoft.com/office/word/2012/wordml" xmlns:w16cex="http://schemas.microsoft.com/office/word/2018/wordml/cex" xmlns:w16cid="http://schemas.microsoft.com/office/word/2016/wordml/cid" xmlns:w16="http://schemas.microsoft.com/office/word/2018/wordml" xmlns:w16sdtdh="http://schemas.microsoft.com/office/word/2020/wordml/sdtdatahash" xmlns:w16se="http://schemas.microsoft.com/office/word/2015/wordml/symex" xmlns:sl="http://schemas.openxmlformats.org/schemaLibrary/2006/main" mc:Ignorable="w14 w15 w16se w16cid w16 w16cex w16sdtdh">
   <w:view w:val="normal"/>
   <w:defaultTabStop w:val="720"/>
   <w:characterSpacingControl w:val="doNotCompress"/>
@@ -4068,6 +3867,7 @@
     <w:compatSetting w:name="overrideTableStyleFontSizeAndJustification" w:uri="http://schemas.microsoft.com/office/word" w:val="1"/>
     <w:compatSetting w:name="enableOpenTypeFeatures" w:uri="http://schemas.microsoft.com/office/word" w:val="1"/>
     <w:compatSetting w:name="doNotFlipMirrorIndents" w:uri="http://schemas.microsoft.com/office/word" w:val="1"/>
+    <w:compatSetting w:name="useWord2013TrackBottomHyphenation" w:uri="http://schemas.microsoft.com/office/word" w:val="1"/>
   </w:compat>
   <w:rsids>
     <w:rsidRoot w:val="00913FCE"/>
@@ -4078,6 +3878,7 @@
     <w:rsid w:val="005D2204"/>
     <w:rsid w:val="00721E18"/>
     <w:rsid w:val="007607F5"/>
+    <w:rsid w:val="00896295"/>
     <w:rsid w:val="00913FCE"/>
     <w:rsid w:val="00947FFB"/>
     <w:rsid w:val="00A47230"/>
@@ -4104,7 +3905,7 @@
 </file>
 
 <file path=word/glossary/styles.xml><?xml version="1.0" encoding="utf-8"?>
-<w:styles xmlns:mc="http://schemas.openxmlformats.org/markup-compatibility/2006" xmlns:r="http://schemas.openxmlformats.org/officeDocument/2006/relationships" xmlns:w="http://schemas.openxmlformats.org/wordprocessingml/2006/main" xmlns:w14="http://schemas.microsoft.com/office/word/2010/wordml" mc:Ignorable="w14">
+<w:styles xmlns:mc="http://schemas.openxmlformats.org/markup-compatibility/2006" xmlns:r="http://schemas.openxmlformats.org/officeDocument/2006/relationships" xmlns:w="http://schemas.openxmlformats.org/wordprocessingml/2006/main" xmlns:w14="http://schemas.microsoft.com/office/word/2010/wordml" xmlns:w15="http://schemas.microsoft.com/office/word/2012/wordml" xmlns:w16cex="http://schemas.microsoft.com/office/word/2018/wordml/cex" xmlns:w16cid="http://schemas.microsoft.com/office/word/2016/wordml/cid" xmlns:w16="http://schemas.microsoft.com/office/word/2018/wordml" xmlns:w16sdtdh="http://schemas.microsoft.com/office/word/2020/wordml/sdtdatahash" xmlns:w16se="http://schemas.microsoft.com/office/word/2015/wordml/symex" mc:Ignorable="w14 w15 w16se w16cid w16 w16cex w16sdtdh">
   <w:docDefaults>
     <w:rPrDefault>
       <w:rPr>
@@ -4120,338 +3921,383 @@
       </w:pPr>
     </w:pPrDefault>
   </w:docDefaults>
-  <w:latentStyles w:defLockedState="0" w:defUIPriority="99" w:defSemiHidden="1" w:defUnhideWhenUsed="1" w:defQFormat="0" w:count="267">
-    <w:lsdException w:name="Normal" w:semiHidden="0" w:uiPriority="0" w:unhideWhenUsed="0" w:qFormat="1"/>
-    <w:lsdException w:name="heading 1" w:semiHidden="0" w:uiPriority="9" w:unhideWhenUsed="0" w:qFormat="1"/>
-    <w:lsdException w:name="heading 2" w:uiPriority="9" w:qFormat="1"/>
-    <w:lsdException w:name="heading 3" w:uiPriority="9" w:qFormat="1"/>
-    <w:lsdException w:name="heading 4" w:uiPriority="9" w:qFormat="1"/>
-    <w:lsdException w:name="heading 5" w:uiPriority="9" w:qFormat="1"/>
-    <w:lsdException w:name="heading 6" w:uiPriority="9" w:qFormat="1"/>
-    <w:lsdException w:name="heading 7" w:uiPriority="9" w:qFormat="1"/>
-    <w:lsdException w:name="heading 8" w:uiPriority="9" w:qFormat="1"/>
-    <w:lsdException w:name="heading 9" w:uiPriority="9" w:qFormat="1"/>
-    <w:lsdException w:name="toc 1" w:uiPriority="39"/>
-    <w:lsdException w:name="toc 2" w:uiPriority="39"/>
-    <w:lsdException w:name="toc 3" w:uiPriority="39"/>
-    <w:lsdException w:name="toc 4" w:uiPriority="39"/>
-    <w:lsdException w:name="toc 5" w:uiPriority="39"/>
-    <w:lsdException w:name="toc 6" w:uiPriority="39"/>
-    <w:lsdException w:name="toc 7" w:uiPriority="39"/>
-    <w:lsdException w:name="toc 8" w:uiPriority="39"/>
-    <w:lsdException w:name="toc 9" w:uiPriority="39"/>
-    <w:lsdException w:name="caption" w:uiPriority="35" w:qFormat="1"/>
-    <w:lsdException w:name="Title" w:semiHidden="0" w:uiPriority="10" w:unhideWhenUsed="0" w:qFormat="1"/>
-    <w:lsdException w:name="Default Paragraph Font" w:uiPriority="1"/>
-    <w:lsdException w:name="Subtitle" w:semiHidden="0" w:uiPriority="11" w:unhideWhenUsed="0" w:qFormat="1"/>
-    <w:lsdException w:name="Strong" w:semiHidden="0" w:uiPriority="22" w:unhideWhenUsed="0" w:qFormat="1"/>
-    <w:lsdException w:name="Emphasis" w:semiHidden="0" w:uiPriority="20" w:unhideWhenUsed="0" w:qFormat="1"/>
-    <w:lsdException w:name="Table Grid" w:semiHidden="0" w:uiPriority="59" w:unhideWhenUsed="0"/>
-    <w:lsdException w:name="Placeholder Text" w:unhideWhenUsed="0"/>
-    <w:lsdException w:name="No Spacing" w:semiHidden="0" w:uiPriority="1" w:unhideWhenUsed="0" w:qFormat="1"/>
-    <w:lsdException w:name="Light Shading" w:semiHidden="0" w:uiPriority="60" w:unhideWhenUsed="0"/>
-    <w:lsdException w:name="Light List" w:semiHidden="0" w:uiPriority="61" w:unhideWhenUsed="0"/>
-    <w:lsdException w:name="Light Grid" w:semiHidden="0" w:uiPriority="62" w:unhideWhenUsed="0"/>
-    <w:lsdException w:name="Medium Shading 1" w:semiHidden="0" w:uiPriority="63" w:unhideWhenUsed="0"/>
-    <w:lsdException w:name="Medium Shading 2" w:semiHidden="0" w:uiPriority="64" w:unhideWhenUsed="0"/>
-    <w:lsdException w:name="Medium List 1" w:semiHidden="0" w:uiPriority="65" w:unhideWhenUsed="0"/>
-    <w:lsdException w:name="Medium List 2" w:semiHidden="0" w:uiPriority="66" w:unhideWhenUsed="0"/>
-    <w:lsdException w:name="Medium Grid 1" w:semiHidden="0" w:uiPriority="67" w:unhideWhenUsed="0"/>
-    <w:lsdException w:name="Medium Grid 2" w:semiHidden="0" w:uiPriority="68" w:unhideWhenUsed="0"/>
-    <w:lsdException w:name="Medium Grid 3" w:semiHidden="0" w:uiPriority="69" w:unhideWhenUsed="0"/>
-    <w:lsdException w:name="Dark List" w:semiHidden="0" w:uiPriority="70" w:unhideWhenUsed="0"/>
-    <w:lsdException w:name="Colorful Shading" w:semiHidden="0" w:uiPriority="71" w:unhideWhenUsed="0"/>
-    <w:lsdException w:name="Colorful List" w:semiHidden="0" w:uiPriority="72" w:unhideWhenUsed="0"/>
-    <w:lsdException w:name="Colorful Grid" w:semiHidden="0" w:uiPriority="73" w:unhideWhenUsed="0"/>
-    <w:lsdException w:name="Light Shading Accent 1" w:semiHidden="0" w:uiPriority="60" w:unhideWhenUsed="0"/>
-    <w:lsdException w:name="Light List Accent 1" w:semiHidden="0" w:uiPriority="61" w:unhideWhenUsed="0"/>
-    <w:lsdException w:name="Light Grid Accent 1" w:semiHidden="0" w:uiPriority="62" w:unhideWhenUsed="0"/>
-    <w:lsdException w:name="Medium Shading 1 Accent 1" w:semiHidden="0" w:uiPriority="63" w:unhideWhenUsed="0"/>
-    <w:lsdException w:name="Medium Shading 2 Accent 1" w:semiHidden="0" w:uiPriority="64" w:unhideWhenUsed="0"/>
-    <w:lsdException w:name="Medium List 1 Accent 1" w:semiHidden="0" w:uiPriority="65" w:unhideWhenUsed="0"/>
-    <w:lsdException w:name="Revision" w:unhideWhenUsed="0"/>
-    <w:lsdException w:name="List Paragraph" w:semiHidden="0" w:uiPriority="34" w:unhideWhenUsed="0" w:qFormat="1"/>
-    <w:lsdException w:name="Quote" w:semiHidden="0" w:uiPriority="29" w:unhideWhenUsed="0" w:qFormat="1"/>
-    <w:lsdException w:name="Intense Quote" w:semiHidden="0" w:uiPriority="30" w:unhideWhenUsed="0" w:qFormat="1"/>
-    <w:lsdException w:name="Medium List 2 Accent 1" w:semiHidden="0" w:uiPriority="66" w:unhideWhenUsed="0"/>
-    <w:lsdException w:name="Medium Grid 1 Accent 1" w:semiHidden="0" w:uiPriority="67" w:unhideWhenUsed="0"/>
-    <w:lsdException w:name="Medium Grid 2 Accent 1" w:semiHidden="0" w:uiPriority="68" w:unhideWhenUsed="0"/>
-    <w:lsdException w:name="Medium Grid 3 Accent 1" w:semiHidden="0" w:uiPriority="69" w:unhideWhenUsed="0"/>
-    <w:lsdException w:name="Dark List Accent 1" w:semiHidden="0" w:uiPriority="70" w:unhideWhenUsed="0"/>
-    <w:lsdException w:name="Colorful Shading Accent 1" w:semiHidden="0" w:uiPriority="71" w:unhideWhenUsed="0"/>
-    <w:lsdException w:name="Colorful List Accent 1" w:semiHidden="0" w:uiPriority="72" w:unhideWhenUsed="0"/>
-    <w:lsdException w:name="Colorful Grid Accent 1" w:semiHidden="0" w:uiPriority="73" w:unhideWhenUsed="0"/>
-    <w:lsdException w:name="Light Shading Accent 2" w:semiHidden="0" w:uiPriority="60" w:unhideWhenUsed="0"/>
-    <w:lsdException w:name="Light List Accent 2" w:semiHidden="0" w:uiPriority="61" w:unhideWhenUsed="0"/>
-    <w:lsdException w:name="Light Grid Accent 2" w:semiHidden="0" w:uiPriority="62" w:unhideWhenUsed="0"/>
-    <w:lsdException w:name="Medium Shading 1 Accent 2" w:semiHidden="0" w:uiPriority="63" w:unhideWhenUsed="0"/>
-    <w:lsdException w:name="Medium Shading 2 Accent 2" w:semiHidden="0" w:uiPriority="64" w:unhideWhenUsed="0"/>
-    <w:lsdException w:name="Medium List 1 Accent 2" w:semiHidden="0" w:uiPriority="65" w:unhideWhenUsed="0"/>
-    <w:lsdException w:name="Medium List 2 Accent 2" w:semiHidden="0" w:uiPriority="66" w:unhideWhenUsed="0"/>
-    <w:lsdException w:name="Medium Grid 1 Accent 2" w:semiHidden="0" w:uiPriority="67" w:unhideWhenUsed="0"/>
-    <w:lsdException w:name="Medium Grid 2 Accent 2" w:semiHidden="0" w:uiPriority="68" w:unhideWhenUsed="0"/>
-    <w:lsdException w:name="Medium Grid 3 Accent 2" w:semiHidden="0" w:uiPriority="69" w:unhideWhenUsed="0"/>
-    <w:lsdException w:name="Dark List Accent 2" w:semiHidden="0" w:uiPriority="70" w:unhideWhenUsed="0"/>
-    <w:lsdException w:name="Colorful Shading Accent 2" w:semiHidden="0" w:uiPriority="71" w:unhideWhenUsed="0"/>
-    <w:lsdException w:name="Colorful List Accent 2" w:semiHidden="0" w:uiPriority="72" w:unhideWhenUsed="0"/>
-    <w:lsdException w:name="Colorful Grid Accent 2" w:semiHidden="0" w:uiPriority="73" w:unhideWhenUsed="0"/>
-    <w:lsdException w:name="Light Shading Accent 3" w:semiHidden="0" w:uiPriority="60" w:unhideWhenUsed="0"/>
-    <w:lsdException w:name="Light List Accent 3" w:semiHidden="0" w:uiPriority="61" w:unhideWhenUsed="0"/>
-    <w:lsdException w:name="Light Grid Accent 3" w:semiHidden="0" w:uiPriority="62" w:unhideWhenUsed="0"/>
-    <w:lsdException w:name="Medium Shading 1 Accent 3" w:semiHidden="0" w:uiPriority="63" w:unhideWhenUsed="0"/>
-    <w:lsdException w:name="Medium Shading 2 Accent 3" w:semiHidden="0" w:uiPriority="64" w:unhideWhenUsed="0"/>
-    <w:lsdException w:name="Medium List 1 Accent 3" w:semiHidden="0" w:uiPriority="65" w:unhideWhenUsed="0"/>
-    <w:lsdException w:name="Medium List 2 Accent 3" w:semiHidden="0" w:uiPriority="66" w:unhideWhenUsed="0"/>
-    <w:lsdException w:name="Medium Grid 1 Accent 3" w:semiHidden="0" w:uiPriority="67" w:unhideWhenUsed="0"/>
-    <w:lsdException w:name="Medium Grid 2 Accent 3" w:semiHidden="0" w:uiPriority="68" w:unhideWhenUsed="0"/>
-    <w:lsdException w:name="Medium Grid 3 Accent 3" w:semiHidden="0" w:uiPriority="69" w:unhideWhenUsed="0"/>
-    <w:lsdException w:name="Dark List Accent 3" w:semiHidden="0" w:uiPriority="70" w:unhideWhenUsed="0"/>
-    <w:lsdException w:name="Colorful Shading Accent 3" w:semiHidden="0" w:uiPriority="71" w:unhideWhenUsed="0"/>
-    <w:lsdException w:name="Colorful List Accent 3" w:semiHidden="0" w:uiPriority="72" w:unhideWhenUsed="0"/>
-    <w:lsdException w:name="Colorful Grid Accent 3" w:semiHidden="0" w:uiPriority="73" w:unhideWhenUsed="0"/>
-    <w:lsdException w:name="Light Shading Accent 4" w:semiHidden="0" w:uiPriority="60" w:unhideWhenUsed="0"/>
-    <w:lsdException w:name="Light List Accent 4" w:semiHidden="0" w:uiPriority="61" w:unhideWhenUsed="0"/>
-    <w:lsdException w:name="Light Grid Accent 4" w:semiHidden="0" w:uiPriority="62" w:unhideWhenUsed="0"/>
-    <w:lsdException w:name="Medium Shading 1 Accent 4" w:semiHidden="0" w:uiPriority="63" w:unhideWhenUsed="0"/>
-    <w:lsdException w:name="Medium Shading 2 Accent 4" w:semiHidden="0" w:uiPriority="64" w:unhideWhenUsed="0"/>
-    <w:lsdException w:name="Medium List 1 Accent 4" w:semiHidden="0" w:uiPriority="65" w:unhideWhenUsed="0"/>
-    <w:lsdException w:name="Medium List 2 Accent 4" w:semiHidden="0" w:uiPriority="66" w:unhideWhenUsed="0"/>
-    <w:lsdException w:name="Medium Grid 1 Accent 4" w:semiHidden="0" w:uiPriority="67" w:unhideWhenUsed="0"/>
-    <w:lsdException w:name="Medium Grid 2 Accent 4" w:semiHidden="0" w:uiPriority="68" w:unhideWhenUsed="0"/>
-    <w:lsdException w:name="Medium Grid 3 Accent 4" w:semiHidden="0" w:uiPriority="69" w:unhideWhenUsed="0"/>
-    <w:lsdException w:name="Dark List Accent 4" w:semiHidden="0" w:uiPriority="70" w:unhideWhenUsed="0"/>
-    <w:lsdException w:name="Colorful Shading Accent 4" w:semiHidden="0" w:uiPriority="71" w:unhideWhenUsed="0"/>
-    <w:lsdException w:name="Colorful List Accent 4" w:semiHidden="0" w:uiPriority="72" w:unhideWhenUsed="0"/>
-    <w:lsdException w:name="Colorful Grid Accent 4" w:semiHidden="0" w:uiPriority="73" w:unhideWhenUsed="0"/>
-    <w:lsdException w:name="Light Shading Accent 5" w:semiHidden="0" w:uiPriority="60" w:unhideWhenUsed="0"/>
-    <w:lsdException w:name="Light List Accent 5" w:semiHidden="0" w:uiPriority="61" w:unhideWhenUsed="0"/>
-    <w:lsdException w:name="Light Grid Accent 5" w:semiHidden="0" w:uiPriority="62" w:unhideWhenUsed="0"/>
-    <w:lsdException w:name="Medium Shading 1 Accent 5" w:semiHidden="0" w:uiPriority="63" w:unhideWhenUsed="0"/>
-    <w:lsdException w:name="Medium Shading 2 Accent 5" w:semiHidden="0" w:uiPriority="64" w:unhideWhenUsed="0"/>
-    <w:lsdException w:name="Medium List 1 Accent 5" w:semiHidden="0" w:uiPriority="65" w:unhideWhenUsed="0"/>
-    <w:lsdException w:name="Medium List 2 Accent 5" w:semiHidden="0" w:uiPriority="66" w:unhideWhenUsed="0"/>
-    <w:lsdException w:name="Medium Grid 1 Accent 5" w:semiHidden="0" w:uiPriority="67" w:unhideWhenUsed="0"/>
-    <w:lsdException w:name="Medium Grid 2 Accent 5" w:semiHidden="0" w:uiPriority="68" w:unhideWhenUsed="0"/>
-    <w:lsdException w:name="Medium Grid 3 Accent 5" w:semiHidden="0" w:uiPriority="69" w:unhideWhenUsed="0"/>
-    <w:lsdException w:name="Dark List Accent 5" w:semiHidden="0" w:uiPriority="70" w:unhideWhenUsed="0"/>
-    <w:lsdException w:name="Colorful Shading Accent 5" w:semiHidden="0" w:uiPriority="71" w:unhideWhenUsed="0"/>
-    <w:lsdException w:name="Colorful List Accent 5" w:semiHidden="0" w:uiPriority="72" w:unhideWhenUsed="0"/>
-    <w:lsdException w:name="Colorful Grid Accent 5" w:semiHidden="0" w:uiPriority="73" w:unhideWhenUsed="0"/>
-    <w:lsdException w:name="Light Shading Accent 6" w:semiHidden="0" w:uiPriority="60" w:unhideWhenUsed="0"/>
-    <w:lsdException w:name="Light List Accent 6" w:semiHidden="0" w:uiPriority="61" w:unhideWhenUsed="0"/>
-    <w:lsdException w:name="Light Grid Accent 6" w:semiHidden="0" w:uiPriority="62" w:unhideWhenUsed="0"/>
-    <w:lsdException w:name="Medium Shading 1 Accent 6" w:semiHidden="0" w:uiPriority="63" w:unhideWhenUsed="0"/>
-    <w:lsdException w:name="Medium Shading 2 Accent 6" w:semiHidden="0" w:uiPriority="64" w:unhideWhenUsed="0"/>
-    <w:lsdException w:name="Medium List 1 Accent 6" w:semiHidden="0" w:uiPriority="65" w:unhideWhenUsed="0"/>
-    <w:lsdException w:name="Medium List 2 Accent 6" w:semiHidden="0" w:uiPriority="66" w:unhideWhenUsed="0"/>
-    <w:lsdException w:name="Medium Grid 1 Accent 6" w:semiHidden="0" w:uiPriority="67" w:unhideWhenUsed="0"/>
-    <w:lsdException w:name="Medium Grid 2 Accent 6" w:semiHidden="0" w:uiPriority="68" w:unhideWhenUsed="0"/>
-    <w:lsdException w:name="Medium Grid 3 Accent 6" w:semiHidden="0" w:uiPriority="69" w:unhideWhenUsed="0"/>
-    <w:lsdException w:name="Dark List Accent 6" w:semiHidden="0" w:uiPriority="70" w:unhideWhenUsed="0"/>
-    <w:lsdException w:name="Colorful Shading Accent 6" w:semiHidden="0" w:uiPriority="71" w:unhideWhenUsed="0"/>
-    <w:lsdException w:name="Colorful List Accent 6" w:semiHidden="0" w:uiPriority="72" w:unhideWhenUsed="0"/>
-    <w:lsdException w:name="Colorful Grid Accent 6" w:semiHidden="0" w:uiPriority="73" w:unhideWhenUsed="0"/>
-    <w:lsdException w:name="Subtle Emphasis" w:semiHidden="0" w:uiPriority="19" w:unhideWhenUsed="0" w:qFormat="1"/>
-    <w:lsdException w:name="Intense Emphasis" w:semiHidden="0" w:uiPriority="21" w:unhideWhenUsed="0" w:qFormat="1"/>
-    <w:lsdException w:name="Subtle Reference" w:semiHidden="0" w:uiPriority="31" w:unhideWhenUsed="0" w:qFormat="1"/>
-    <w:lsdException w:name="Intense Reference" w:semiHidden="0" w:uiPriority="32" w:unhideWhenUsed="0" w:qFormat="1"/>
-    <w:lsdException w:name="Book Title" w:semiHidden="0" w:uiPriority="33" w:unhideWhenUsed="0" w:qFormat="1"/>
-    <w:lsdException w:name="Bibliography" w:uiPriority="37"/>
-    <w:lsdException w:name="TOC Heading" w:uiPriority="39" w:qFormat="1"/>
-  </w:latentStyles>
-  <w:style w:type="paragraph" w:default="1" w:styleId="Normal">
-    <w:name w:val="Normal"/>
-    <w:qFormat/>
-  </w:style>
-  <w:style w:type="character" w:default="1" w:styleId="DefaultParagraphFont">
-    <w:name w:val="Default Paragraph Font"/>
-    <w:uiPriority w:val="1"/>
-    <w:semiHidden/>
-    <w:unhideWhenUsed/>
-  </w:style>
-  <w:style w:type="table" w:default="1" w:styleId="TableNormal">
-    <w:name w:val="Normal Table"/>
-    <w:uiPriority w:val="99"/>
-    <w:semiHidden/>
-    <w:unhideWhenUsed/>
-    <w:tblPr>
-      <w:tblInd w:w="0" w:type="dxa"/>
-      <w:tblCellMar>
-        <w:top w:w="0" w:type="dxa"/>
-        <w:left w:w="108" w:type="dxa"/>
-        <w:bottom w:w="0" w:type="dxa"/>
-        <w:right w:w="108" w:type="dxa"/>
-      </w:tblCellMar>
-    </w:tblPr>
-  </w:style>
-  <w:style w:type="numbering" w:default="1" w:styleId="NoList">
-    <w:name w:val="No List"/>
-    <w:uiPriority w:val="99"/>
-    <w:semiHidden/>
-    <w:unhideWhenUsed/>
-  </w:style>
-  <w:style w:type="paragraph" w:customStyle="1" w:styleId="FF2376E3D9C44A2FBA5B8B83094BC0DD">
-    <w:name w:val="FF2376E3D9C44A2FBA5B8B83094BC0DD"/>
-    <w:rsid w:val="00913FCE"/>
-  </w:style>
-</w:styles>
-</file>
-
-<file path=word/glossary/stylesWithEffects.xml><?xml version="1.0" encoding="utf-8"?>
-<w:styles xmlns:wpc="http://schemas.microsoft.com/office/word/2010/wordprocessingCanvas" xmlns:mc="http://schemas.openxmlformats.org/markup-compatibility/2006" xmlns:o="urn:schemas-microsoft-com:office:office" xmlns:r="http://schemas.openxmlformats.org/officeDocument/2006/relationships" xmlns:m="http://schemas.openxmlformats.org/officeDocument/2006/math" xmlns:v="urn:schemas-microsoft-com:vml" xmlns:wp14="http://schemas.microsoft.com/office/word/2010/wordprocessingDrawing" xmlns:wp="http://schemas.openxmlformats.org/drawingml/2006/wordprocessingDrawing" xmlns:w10="urn:schemas-microsoft-com:office:word" xmlns:w="http://schemas.openxmlformats.org/wordprocessingml/2006/main" xmlns:w14="http://schemas.microsoft.com/office/word/2010/wordml" xmlns:wpg="http://schemas.microsoft.com/office/word/2010/wordprocessingGroup" xmlns:wpi="http://schemas.microsoft.com/office/word/2010/wordprocessingInk" xmlns:wne="http://schemas.microsoft.com/office/word/2006/wordml" xmlns:wps="http://schemas.microsoft.com/office/word/2010/wordprocessingShape" mc:Ignorable="w14 wp14">
-  <w:docDefaults>
-    <w:rPrDefault>
-      <w:rPr>
-        <w:rFonts w:asciiTheme="minorHAnsi" w:eastAsiaTheme="minorEastAsia" w:hAnsiTheme="minorHAnsi" w:cstheme="minorBidi"/>
-        <w:sz w:val="22"/>
-        <w:szCs w:val="22"/>
-        <w:lang w:val="en-US" w:eastAsia="en-US" w:bidi="ar-SA"/>
-      </w:rPr>
-    </w:rPrDefault>
-    <w:pPrDefault>
-      <w:pPr>
-        <w:spacing w:after="200" w:line="276" w:lineRule="auto"/>
-      </w:pPr>
-    </w:pPrDefault>
-  </w:docDefaults>
-  <w:latentStyles w:defLockedState="0" w:defUIPriority="99" w:defSemiHidden="1" w:defUnhideWhenUsed="1" w:defQFormat="0" w:count="267">
-    <w:lsdException w:name="Normal" w:semiHidden="0" w:uiPriority="0" w:unhideWhenUsed="0" w:qFormat="1"/>
-    <w:lsdException w:name="heading 1" w:semiHidden="0" w:uiPriority="9" w:unhideWhenUsed="0" w:qFormat="1"/>
-    <w:lsdException w:name="heading 2" w:uiPriority="9" w:qFormat="1"/>
-    <w:lsdException w:name="heading 3" w:uiPriority="9" w:qFormat="1"/>
-    <w:lsdException w:name="heading 4" w:uiPriority="9" w:qFormat="1"/>
-    <w:lsdException w:name="heading 5" w:uiPriority="9" w:qFormat="1"/>
-    <w:lsdException w:name="heading 6" w:uiPriority="9" w:qFormat="1"/>
-    <w:lsdException w:name="heading 7" w:uiPriority="9" w:qFormat="1"/>
-    <w:lsdException w:name="heading 8" w:uiPriority="9" w:qFormat="1"/>
-    <w:lsdException w:name="heading 9" w:uiPriority="9" w:qFormat="1"/>
-    <w:lsdException w:name="toc 1" w:uiPriority="39"/>
-    <w:lsdException w:name="toc 2" w:uiPriority="39"/>
-    <w:lsdException w:name="toc 3" w:uiPriority="39"/>
-    <w:lsdException w:name="toc 4" w:uiPriority="39"/>
-    <w:lsdException w:name="toc 5" w:uiPriority="39"/>
-    <w:lsdException w:name="toc 6" w:uiPriority="39"/>
-    <w:lsdException w:name="toc 7" w:uiPriority="39"/>
-    <w:lsdException w:name="toc 8" w:uiPriority="39"/>
-    <w:lsdException w:name="toc 9" w:uiPriority="39"/>
-    <w:lsdException w:name="caption" w:uiPriority="35" w:qFormat="1"/>
-    <w:lsdException w:name="Title" w:semiHidden="0" w:uiPriority="10" w:unhideWhenUsed="0" w:qFormat="1"/>
-    <w:lsdException w:name="Default Paragraph Font" w:uiPriority="1"/>
-    <w:lsdException w:name="Subtitle" w:semiHidden="0" w:uiPriority="11" w:unhideWhenUsed="0" w:qFormat="1"/>
-    <w:lsdException w:name="Strong" w:semiHidden="0" w:uiPriority="22" w:unhideWhenUsed="0" w:qFormat="1"/>
-    <w:lsdException w:name="Emphasis" w:semiHidden="0" w:uiPriority="20" w:unhideWhenUsed="0" w:qFormat="1"/>
-    <w:lsdException w:name="Table Grid" w:semiHidden="0" w:uiPriority="59" w:unhideWhenUsed="0"/>
-    <w:lsdException w:name="Placeholder Text" w:unhideWhenUsed="0"/>
-    <w:lsdException w:name="No Spacing" w:semiHidden="0" w:uiPriority="1" w:unhideWhenUsed="0" w:qFormat="1"/>
-    <w:lsdException w:name="Light Shading" w:semiHidden="0" w:uiPriority="60" w:unhideWhenUsed="0"/>
-    <w:lsdException w:name="Light List" w:semiHidden="0" w:uiPriority="61" w:unhideWhenUsed="0"/>
-    <w:lsdException w:name="Light Grid" w:semiHidden="0" w:uiPriority="62" w:unhideWhenUsed="0"/>
-    <w:lsdException w:name="Medium Shading 1" w:semiHidden="0" w:uiPriority="63" w:unhideWhenUsed="0"/>
-    <w:lsdException w:name="Medium Shading 2" w:semiHidden="0" w:uiPriority="64" w:unhideWhenUsed="0"/>
-    <w:lsdException w:name="Medium List 1" w:semiHidden="0" w:uiPriority="65" w:unhideWhenUsed="0"/>
-    <w:lsdException w:name="Medium List 2" w:semiHidden="0" w:uiPriority="66" w:unhideWhenUsed="0"/>
-    <w:lsdException w:name="Medium Grid 1" w:semiHidden="0" w:uiPriority="67" w:unhideWhenUsed="0"/>
-    <w:lsdException w:name="Medium Grid 2" w:semiHidden="0" w:uiPriority="68" w:unhideWhenUsed="0"/>
-    <w:lsdException w:name="Medium Grid 3" w:semiHidden="0" w:uiPriority="69" w:unhideWhenUsed="0"/>
-    <w:lsdException w:name="Dark List" w:semiHidden="0" w:uiPriority="70" w:unhideWhenUsed="0"/>
-    <w:lsdException w:name="Colorful Shading" w:semiHidden="0" w:uiPriority="71" w:unhideWhenUsed="0"/>
-    <w:lsdException w:name="Colorful List" w:semiHidden="0" w:uiPriority="72" w:unhideWhenUsed="0"/>
-    <w:lsdException w:name="Colorful Grid" w:semiHidden="0" w:uiPriority="73" w:unhideWhenUsed="0"/>
-    <w:lsdException w:name="Light Shading Accent 1" w:semiHidden="0" w:uiPriority="60" w:unhideWhenUsed="0"/>
-    <w:lsdException w:name="Light List Accent 1" w:semiHidden="0" w:uiPriority="61" w:unhideWhenUsed="0"/>
-    <w:lsdException w:name="Light Grid Accent 1" w:semiHidden="0" w:uiPriority="62" w:unhideWhenUsed="0"/>
-    <w:lsdException w:name="Medium Shading 1 Accent 1" w:semiHidden="0" w:uiPriority="63" w:unhideWhenUsed="0"/>
-    <w:lsdException w:name="Medium Shading 2 Accent 1" w:semiHidden="0" w:uiPriority="64" w:unhideWhenUsed="0"/>
-    <w:lsdException w:name="Medium List 1 Accent 1" w:semiHidden="0" w:uiPriority="65" w:unhideWhenUsed="0"/>
-    <w:lsdException w:name="Revision" w:unhideWhenUsed="0"/>
-    <w:lsdException w:name="List Paragraph" w:semiHidden="0" w:uiPriority="34" w:unhideWhenUsed="0" w:qFormat="1"/>
-    <w:lsdException w:name="Quote" w:semiHidden="0" w:uiPriority="29" w:unhideWhenUsed="0" w:qFormat="1"/>
-    <w:lsdException w:name="Intense Quote" w:semiHidden="0" w:uiPriority="30" w:unhideWhenUsed="0" w:qFormat="1"/>
-    <w:lsdException w:name="Medium List 2 Accent 1" w:semiHidden="0" w:uiPriority="66" w:unhideWhenUsed="0"/>
-    <w:lsdException w:name="Medium Grid 1 Accent 1" w:semiHidden="0" w:uiPriority="67" w:unhideWhenUsed="0"/>
-    <w:lsdException w:name="Medium Grid 2 Accent 1" w:semiHidden="0" w:uiPriority="68" w:unhideWhenUsed="0"/>
-    <w:lsdException w:name="Medium Grid 3 Accent 1" w:semiHidden="0" w:uiPriority="69" w:unhideWhenUsed="0"/>
-    <w:lsdException w:name="Dark List Accent 1" w:semiHidden="0" w:uiPriority="70" w:unhideWhenUsed="0"/>
-    <w:lsdException w:name="Colorful Shading Accent 1" w:semiHidden="0" w:uiPriority="71" w:unhideWhenUsed="0"/>
-    <w:lsdException w:name="Colorful List Accent 1" w:semiHidden="0" w:uiPriority="72" w:unhideWhenUsed="0"/>
-    <w:lsdException w:name="Colorful Grid Accent 1" w:semiHidden="0" w:uiPriority="73" w:unhideWhenUsed="0"/>
-    <w:lsdException w:name="Light Shading Accent 2" w:semiHidden="0" w:uiPriority="60" w:unhideWhenUsed="0"/>
-    <w:lsdException w:name="Light List Accent 2" w:semiHidden="0" w:uiPriority="61" w:unhideWhenUsed="0"/>
-    <w:lsdException w:name="Light Grid Accent 2" w:semiHidden="0" w:uiPriority="62" w:unhideWhenUsed="0"/>
-    <w:lsdException w:name="Medium Shading 1 Accent 2" w:semiHidden="0" w:uiPriority="63" w:unhideWhenUsed="0"/>
-    <w:lsdException w:name="Medium Shading 2 Accent 2" w:semiHidden="0" w:uiPriority="64" w:unhideWhenUsed="0"/>
-    <w:lsdException w:name="Medium List 1 Accent 2" w:semiHidden="0" w:uiPriority="65" w:unhideWhenUsed="0"/>
-    <w:lsdException w:name="Medium List 2 Accent 2" w:semiHidden="0" w:uiPriority="66" w:unhideWhenUsed="0"/>
-    <w:lsdException w:name="Medium Grid 1 Accent 2" w:semiHidden="0" w:uiPriority="67" w:unhideWhenUsed="0"/>
-    <w:lsdException w:name="Medium Grid 2 Accent 2" w:semiHidden="0" w:uiPriority="68" w:unhideWhenUsed="0"/>
-    <w:lsdException w:name="Medium Grid 3 Accent 2" w:semiHidden="0" w:uiPriority="69" w:unhideWhenUsed="0"/>
-    <w:lsdException w:name="Dark List Accent 2" w:semiHidden="0" w:uiPriority="70" w:unhideWhenUsed="0"/>
-    <w:lsdException w:name="Colorful Shading Accent 2" w:semiHidden="0" w:uiPriority="71" w:unhideWhenUsed="0"/>
-    <w:lsdException w:name="Colorful List Accent 2" w:semiHidden="0" w:uiPriority="72" w:unhideWhenUsed="0"/>
-    <w:lsdException w:name="Colorful Grid Accent 2" w:semiHidden="0" w:uiPriority="73" w:unhideWhenUsed="0"/>
-    <w:lsdException w:name="Light Shading Accent 3" w:semiHidden="0" w:uiPriority="60" w:unhideWhenUsed="0"/>
-    <w:lsdException w:name="Light List Accent 3" w:semiHidden="0" w:uiPriority="61" w:unhideWhenUsed="0"/>
-    <w:lsdException w:name="Light Grid Accent 3" w:semiHidden="0" w:uiPriority="62" w:unhideWhenUsed="0"/>
-    <w:lsdException w:name="Medium Shading 1 Accent 3" w:semiHidden="0" w:uiPriority="63" w:unhideWhenUsed="0"/>
-    <w:lsdException w:name="Medium Shading 2 Accent 3" w:semiHidden="0" w:uiPriority="64" w:unhideWhenUsed="0"/>
-    <w:lsdException w:name="Medium List 1 Accent 3" w:semiHidden="0" w:uiPriority="65" w:unhideWhenUsed="0"/>
-    <w:lsdException w:name="Medium List 2 Accent 3" w:semiHidden="0" w:uiPriority="66" w:unhideWhenUsed="0"/>
-    <w:lsdException w:name="Medium Grid 1 Accent 3" w:semiHidden="0" w:uiPriority="67" w:unhideWhenUsed="0"/>
-    <w:lsdException w:name="Medium Grid 2 Accent 3" w:semiHidden="0" w:uiPriority="68" w:unhideWhenUsed="0"/>
-    <w:lsdException w:name="Medium Grid 3 Accent 3" w:semiHidden="0" w:uiPriority="69" w:unhideWhenUsed="0"/>
-    <w:lsdException w:name="Dark List Accent 3" w:semiHidden="0" w:uiPriority="70" w:unhideWhenUsed="0"/>
-    <w:lsdException w:name="Colorful Shading Accent 3" w:semiHidden="0" w:uiPriority="71" w:unhideWhenUsed="0"/>
-    <w:lsdException w:name="Colorful List Accent 3" w:semiHidden="0" w:uiPriority="72" w:unhideWhenUsed="0"/>
-    <w:lsdException w:name="Colorful Grid Accent 3" w:semiHidden="0" w:uiPriority="73" w:unhideWhenUsed="0"/>
-    <w:lsdException w:name="Light Shading Accent 4" w:semiHidden="0" w:uiPriority="60" w:unhideWhenUsed="0"/>
-    <w:lsdException w:name="Light List Accent 4" w:semiHidden="0" w:uiPriority="61" w:unhideWhenUsed="0"/>
-    <w:lsdException w:name="Light Grid Accent 4" w:semiHidden="0" w:uiPriority="62" w:unhideWhenUsed="0"/>
-    <w:lsdException w:name="Medium Shading 1 Accent 4" w:semiHidden="0" w:uiPriority="63" w:unhideWhenUsed="0"/>
-    <w:lsdException w:name="Medium Shading 2 Accent 4" w:semiHidden="0" w:uiPriority="64" w:unhideWhenUsed="0"/>
-    <w:lsdException w:name="Medium List 1 Accent 4" w:semiHidden="0" w:uiPriority="65" w:unhideWhenUsed="0"/>
-    <w:lsdException w:name="Medium List 2 Accent 4" w:semiHidden="0" w:uiPriority="66" w:unhideWhenUsed="0"/>
-    <w:lsdException w:name="Medium Grid 1 Accent 4" w:semiHidden="0" w:uiPriority="67" w:unhideWhenUsed="0"/>
-    <w:lsdException w:name="Medium Grid 2 Accent 4" w:semiHidden="0" w:uiPriority="68" w:unhideWhenUsed="0"/>
-    <w:lsdException w:name="Medium Grid 3 Accent 4" w:semiHidden="0" w:uiPriority="69" w:unhideWhenUsed="0"/>
-    <w:lsdException w:name="Dark List Accent 4" w:semiHidden="0" w:uiPriority="70" w:unhideWhenUsed="0"/>
-    <w:lsdException w:name="Colorful Shading Accent 4" w:semiHidden="0" w:uiPriority="71" w:unhideWhenUsed="0"/>
-    <w:lsdException w:name="Colorful List Accent 4" w:semiHidden="0" w:uiPriority="72" w:unhideWhenUsed="0"/>
-    <w:lsdException w:name="Colorful Grid Accent 4" w:semiHidden="0" w:uiPriority="73" w:unhideWhenUsed="0"/>
-    <w:lsdException w:name="Light Shading Accent 5" w:semiHidden="0" w:uiPriority="60" w:unhideWhenUsed="0"/>
-    <w:lsdException w:name="Light List Accent 5" w:semiHidden="0" w:uiPriority="61" w:unhideWhenUsed="0"/>
-    <w:lsdException w:name="Light Grid Accent 5" w:semiHidden="0" w:uiPriority="62" w:unhideWhenUsed="0"/>
-    <w:lsdException w:name="Medium Shading 1 Accent 5" w:semiHidden="0" w:uiPriority="63" w:unhideWhenUsed="0"/>
-    <w:lsdException w:name="Medium Shading 2 Accent 5" w:semiHidden="0" w:uiPriority="64" w:unhideWhenUsed="0"/>
-    <w:lsdException w:name="Medium List 1 Accent 5" w:semiHidden="0" w:uiPriority="65" w:unhideWhenUsed="0"/>
-    <w:lsdException w:name="Medium List 2 Accent 5" w:semiHidden="0" w:uiPriority="66" w:unhideWhenUsed="0"/>
-    <w:lsdException w:name="Medium Grid 1 Accent 5" w:semiHidden="0" w:uiPriority="67" w:unhideWhenUsed="0"/>
-    <w:lsdException w:name="Medium Grid 2 Accent 5" w:semiHidden="0" w:uiPriority="68" w:unhideWhenUsed="0"/>
-    <w:lsdException w:name="Medium Grid 3 Accent 5" w:semiHidden="0" w:uiPriority="69" w:unhideWhenUsed="0"/>
-    <w:lsdException w:name="Dark List Accent 5" w:semiHidden="0" w:uiPriority="70" w:unhideWhenUsed="0"/>
-    <w:lsdException w:name="Colorful Shading Accent 5" w:semiHidden="0" w:uiPriority="71" w:unhideWhenUsed="0"/>
-    <w:lsdException w:name="Colorful List Accent 5" w:semiHidden="0" w:uiPriority="72" w:unhideWhenUsed="0"/>
-    <w:lsdException w:name="Colorful Grid Accent 5" w:semiHidden="0" w:uiPriority="73" w:unhideWhenUsed="0"/>
-    <w:lsdException w:name="Light Shading Accent 6" w:semiHidden="0" w:uiPriority="60" w:unhideWhenUsed="0"/>
-    <w:lsdException w:name="Light List Accent 6" w:semiHidden="0" w:uiPriority="61" w:unhideWhenUsed="0"/>
-    <w:lsdException w:name="Light Grid Accent 6" w:semiHidden="0" w:uiPriority="62" w:unhideWhenUsed="0"/>
-    <w:lsdException w:name="Medium Shading 1 Accent 6" w:semiHidden="0" w:uiPriority="63" w:unhideWhenUsed="0"/>
-    <w:lsdException w:name="Medium Shading 2 Accent 6" w:semiHidden="0" w:uiPriority="64" w:unhideWhenUsed="0"/>
-    <w:lsdException w:name="Medium List 1 Accent 6" w:semiHidden="0" w:uiPriority="65" w:unhideWhenUsed="0"/>
-    <w:lsdException w:name="Medium List 2 Accent 6" w:semiHidden="0" w:uiPriority="66" w:unhideWhenUsed="0"/>
-    <w:lsdException w:name="Medium Grid 1 Accent 6" w:semiHidden="0" w:uiPriority="67" w:unhideWhenUsed="0"/>
-    <w:lsdException w:name="Medium Grid 2 Accent 6" w:semiHidden="0" w:uiPriority="68" w:unhideWhenUsed="0"/>
-    <w:lsdException w:name="Medium Grid 3 Accent 6" w:semiHidden="0" w:uiPriority="69" w:unhideWhenUsed="0"/>
-    <w:lsdException w:name="Dark List Accent 6" w:semiHidden="0" w:uiPriority="70" w:unhideWhenUsed="0"/>
-    <w:lsdException w:name="Colorful Shading Accent 6" w:semiHidden="0" w:uiPriority="71" w:unhideWhenUsed="0"/>
-    <w:lsdException w:name="Colorful List Accent 6" w:semiHidden="0" w:uiPriority="72" w:unhideWhenUsed="0"/>
-    <w:lsdException w:name="Colorful Grid Accent 6" w:semiHidden="0" w:uiPriority="73" w:unhideWhenUsed="0"/>
-    <w:lsdException w:name="Subtle Emphasis" w:semiHidden="0" w:uiPriority="19" w:unhideWhenUsed="0" w:qFormat="1"/>
-    <w:lsdException w:name="Intense Emphasis" w:semiHidden="0" w:uiPriority="21" w:unhideWhenUsed="0" w:qFormat="1"/>
-    <w:lsdException w:name="Subtle Reference" w:semiHidden="0" w:uiPriority="31" w:unhideWhenUsed="0" w:qFormat="1"/>
-    <w:lsdException w:name="Intense Reference" w:semiHidden="0" w:uiPriority="32" w:unhideWhenUsed="0" w:qFormat="1"/>
-    <w:lsdException w:name="Book Title" w:semiHidden="0" w:uiPriority="33" w:unhideWhenUsed="0" w:qFormat="1"/>
-    <w:lsdException w:name="Bibliography" w:uiPriority="37"/>
-    <w:lsdException w:name="TOC Heading" w:uiPriority="39" w:qFormat="1"/>
+  <w:latentStyles w:defLockedState="0" w:defUIPriority="99" w:defSemiHidden="0" w:defUnhideWhenUsed="0" w:defQFormat="0" w:count="376">
+    <w:lsdException w:name="Normal" w:uiPriority="0" w:qFormat="1"/>
+    <w:lsdException w:name="heading 1" w:uiPriority="9" w:qFormat="1"/>
+    <w:lsdException w:name="heading 2" w:semiHidden="1" w:uiPriority="9" w:unhideWhenUsed="1" w:qFormat="1"/>
+    <w:lsdException w:name="heading 3" w:semiHidden="1" w:uiPriority="9" w:unhideWhenUsed="1" w:qFormat="1"/>
+    <w:lsdException w:name="heading 4" w:semiHidden="1" w:uiPriority="9" w:unhideWhenUsed="1" w:qFormat="1"/>
+    <w:lsdException w:name="heading 5" w:semiHidden="1" w:uiPriority="9" w:unhideWhenUsed="1" w:qFormat="1"/>
+    <w:lsdException w:name="heading 6" w:semiHidden="1" w:uiPriority="9" w:unhideWhenUsed="1" w:qFormat="1"/>
+    <w:lsdException w:name="heading 7" w:semiHidden="1" w:uiPriority="9" w:unhideWhenUsed="1" w:qFormat="1"/>
+    <w:lsdException w:name="heading 8" w:semiHidden="1" w:uiPriority="9" w:unhideWhenUsed="1" w:qFormat="1"/>
+    <w:lsdException w:name="heading 9" w:semiHidden="1" w:uiPriority="9" w:unhideWhenUsed="1" w:qFormat="1"/>
+    <w:lsdException w:name="index 1" w:semiHidden="1" w:unhideWhenUsed="1"/>
+    <w:lsdException w:name="index 2" w:semiHidden="1" w:unhideWhenUsed="1"/>
+    <w:lsdException w:name="index 3" w:semiHidden="1" w:unhideWhenUsed="1"/>
+    <w:lsdException w:name="index 4" w:semiHidden="1" w:unhideWhenUsed="1"/>
+    <w:lsdException w:name="index 5" w:semiHidden="1" w:unhideWhenUsed="1"/>
+    <w:lsdException w:name="index 6" w:semiHidden="1" w:unhideWhenUsed="1"/>
+    <w:lsdException w:name="index 7" w:semiHidden="1" w:unhideWhenUsed="1"/>
+    <w:lsdException w:name="index 8" w:semiHidden="1" w:unhideWhenUsed="1"/>
+    <w:lsdException w:name="index 9" w:semiHidden="1" w:unhideWhenUsed="1"/>
+    <w:lsdException w:name="toc 1" w:semiHidden="1" w:uiPriority="39" w:unhideWhenUsed="1"/>
+    <w:lsdException w:name="toc 2" w:semiHidden="1" w:uiPriority="39" w:unhideWhenUsed="1"/>
+    <w:lsdException w:name="toc 3" w:semiHidden="1" w:uiPriority="39" w:unhideWhenUsed="1"/>
+    <w:lsdException w:name="toc 4" w:semiHidden="1" w:uiPriority="39" w:unhideWhenUsed="1"/>
+    <w:lsdException w:name="toc 5" w:semiHidden="1" w:uiPriority="39" w:unhideWhenUsed="1"/>
+    <w:lsdException w:name="toc 6" w:semiHidden="1" w:uiPriority="39" w:unhideWhenUsed="1"/>
+    <w:lsdException w:name="toc 7" w:semiHidden="1" w:uiPriority="39" w:unhideWhenUsed="1"/>
+    <w:lsdException w:name="toc 8" w:semiHidden="1" w:uiPriority="39" w:unhideWhenUsed="1"/>
+    <w:lsdException w:name="toc 9" w:semiHidden="1" w:uiPriority="39" w:unhideWhenUsed="1"/>
+    <w:lsdException w:name="Normal Indent" w:semiHidden="1" w:unhideWhenUsed="1"/>
+    <w:lsdException w:name="footnote text" w:semiHidden="1" w:unhideWhenUsed="1"/>
+    <w:lsdException w:name="annotation text" w:semiHidden="1" w:unhideWhenUsed="1"/>
+    <w:lsdException w:name="header" w:semiHidden="1" w:unhideWhenUsed="1"/>
+    <w:lsdException w:name="footer" w:semiHidden="1" w:unhideWhenUsed="1"/>
+    <w:lsdException w:name="index heading" w:semiHidden="1" w:unhideWhenUsed="1"/>
+    <w:lsdException w:name="caption" w:semiHidden="1" w:uiPriority="35" w:unhideWhenUsed="1" w:qFormat="1"/>
+    <w:lsdException w:name="table of figures" w:semiHidden="1" w:unhideWhenUsed="1"/>
+    <w:lsdException w:name="envelope address" w:semiHidden="1" w:unhideWhenUsed="1"/>
+    <w:lsdException w:name="envelope return" w:semiHidden="1" w:unhideWhenUsed="1"/>
+    <w:lsdException w:name="footnote reference" w:semiHidden="1" w:unhideWhenUsed="1"/>
+    <w:lsdException w:name="annotation reference" w:semiHidden="1" w:unhideWhenUsed="1"/>
+    <w:lsdException w:name="line number" w:semiHidden="1" w:unhideWhenUsed="1"/>
+    <w:lsdException w:name="page number" w:semiHidden="1" w:unhideWhenUsed="1"/>
+    <w:lsdException w:name="endnote reference" w:semiHidden="1" w:unhideWhenUsed="1"/>
+    <w:lsdException w:name="endnote text" w:semiHidden="1" w:unhideWhenUsed="1"/>
+    <w:lsdException w:name="table of authorities" w:semiHidden="1" w:unhideWhenUsed="1"/>
+    <w:lsdException w:name="macro" w:semiHidden="1" w:unhideWhenUsed="1"/>
+    <w:lsdException w:name="toa heading" w:semiHidden="1" w:unhideWhenUsed="1"/>
+    <w:lsdException w:name="List" w:semiHidden="1" w:unhideWhenUsed="1"/>
+    <w:lsdException w:name="List Bullet" w:semiHidden="1" w:unhideWhenUsed="1"/>
+    <w:lsdException w:name="List Number" w:semiHidden="1" w:unhideWhenUsed="1"/>
+    <w:lsdException w:name="List 2" w:semiHidden="1" w:unhideWhenUsed="1"/>
+    <w:lsdException w:name="List 3" w:semiHidden="1" w:unhideWhenUsed="1"/>
+    <w:lsdException w:name="List 4" w:semiHidden="1" w:unhideWhenUsed="1"/>
+    <w:lsdException w:name="List 5" w:semiHidden="1" w:unhideWhenUsed="1"/>
+    <w:lsdException w:name="List Bullet 2" w:semiHidden="1" w:unhideWhenUsed="1"/>
+    <w:lsdException w:name="List Bullet 3" w:semiHidden="1" w:unhideWhenUsed="1"/>
+    <w:lsdException w:name="List Bullet 4" w:semiHidden="1" w:unhideWhenUsed="1"/>
+    <w:lsdException w:name="List Bullet 5" w:semiHidden="1" w:unhideWhenUsed="1"/>
+    <w:lsdException w:name="List Number 2" w:semiHidden="1" w:unhideWhenUsed="1"/>
+    <w:lsdException w:name="List Number 3" w:semiHidden="1" w:unhideWhenUsed="1"/>
+    <w:lsdException w:name="List Number 4" w:semiHidden="1" w:unhideWhenUsed="1"/>
+    <w:lsdException w:name="List Number 5" w:semiHidden="1" w:unhideWhenUsed="1"/>
+    <w:lsdException w:name="Title" w:uiPriority="10" w:qFormat="1"/>
+    <w:lsdException w:name="Closing" w:semiHidden="1" w:unhideWhenUsed="1"/>
+    <w:lsdException w:name="Signature" w:semiHidden="1" w:unhideWhenUsed="1"/>
+    <w:lsdException w:name="Default Paragraph Font" w:semiHidden="1" w:uiPriority="1" w:unhideWhenUsed="1"/>
+    <w:lsdException w:name="Body Text" w:semiHidden="1" w:unhideWhenUsed="1"/>
+    <w:lsdException w:name="Body Text Indent" w:semiHidden="1" w:unhideWhenUsed="1"/>
+    <w:lsdException w:name="List Continue" w:semiHidden="1" w:unhideWhenUsed="1"/>
+    <w:lsdException w:name="List Continue 2" w:semiHidden="1" w:unhideWhenUsed="1"/>
+    <w:lsdException w:name="List Continue 3" w:semiHidden="1" w:unhideWhenUsed="1"/>
+    <w:lsdException w:name="List Continue 4" w:semiHidden="1" w:unhideWhenUsed="1"/>
+    <w:lsdException w:name="List Continue 5" w:semiHidden="1" w:unhideWhenUsed="1"/>
+    <w:lsdException w:name="Message Header" w:semiHidden="1" w:unhideWhenUsed="1"/>
+    <w:lsdException w:name="Subtitle" w:uiPriority="11" w:qFormat="1"/>
+    <w:lsdException w:name="Salutation" w:semiHidden="1" w:unhideWhenUsed="1"/>
+    <w:lsdException w:name="Date" w:semiHidden="1" w:unhideWhenUsed="1"/>
+    <w:lsdException w:name="Body Text First Indent" w:semiHidden="1" w:unhideWhenUsed="1"/>
+    <w:lsdException w:name="Body Text First Indent 2" w:semiHidden="1" w:unhideWhenUsed="1"/>
+    <w:lsdException w:name="Note Heading" w:semiHidden="1" w:unhideWhenUsed="1"/>
+    <w:lsdException w:name="Body Text 2" w:semiHidden="1" w:unhideWhenUsed="1"/>
+    <w:lsdException w:name="Body Text 3" w:semiHidden="1" w:unhideWhenUsed="1"/>
+    <w:lsdException w:name="Body Text Indent 2" w:semiHidden="1" w:unhideWhenUsed="1"/>
+    <w:lsdException w:name="Body Text Indent 3" w:semiHidden="1" w:unhideWhenUsed="1"/>
+    <w:lsdException w:name="Block Text" w:semiHidden="1" w:unhideWhenUsed="1"/>
+    <w:lsdException w:name="Hyperlink" w:semiHidden="1" w:unhideWhenUsed="1"/>
+    <w:lsdException w:name="FollowedHyperlink" w:semiHidden="1" w:unhideWhenUsed="1"/>
+    <w:lsdException w:name="Strong" w:uiPriority="22" w:qFormat="1"/>
+    <w:lsdException w:name="Emphasis" w:uiPriority="20" w:qFormat="1"/>
+    <w:lsdException w:name="Document Map" w:semiHidden="1" w:unhideWhenUsed="1"/>
+    <w:lsdException w:name="Plain Text" w:semiHidden="1" w:unhideWhenUsed="1"/>
+    <w:lsdException w:name="E-mail Signature" w:semiHidden="1" w:unhideWhenUsed="1"/>
+    <w:lsdException w:name="HTML Top of Form" w:semiHidden="1" w:unhideWhenUsed="1"/>
+    <w:lsdException w:name="HTML Bottom of Form" w:semiHidden="1" w:unhideWhenUsed="1"/>
+    <w:lsdException w:name="Normal (Web)" w:semiHidden="1" w:unhideWhenUsed="1"/>
+    <w:lsdException w:name="HTML Acronym" w:semiHidden="1" w:unhideWhenUsed="1"/>
+    <w:lsdException w:name="HTML Address" w:semiHidden="1" w:unhideWhenUsed="1"/>
+    <w:lsdException w:name="HTML Cite" w:semiHidden="1" w:unhideWhenUsed="1"/>
+    <w:lsdException w:name="HTML Code" w:semiHidden="1" w:unhideWhenUsed="1"/>
+    <w:lsdException w:name="HTML Definition" w:semiHidden="1" w:unhideWhenUsed="1"/>
+    <w:lsdException w:name="HTML Keyboard" w:semiHidden="1" w:unhideWhenUsed="1"/>
+    <w:lsdException w:name="HTML Preformatted" w:semiHidden="1" w:unhideWhenUsed="1"/>
+    <w:lsdException w:name="HTML Sample" w:semiHidden="1" w:unhideWhenUsed="1"/>
+    <w:lsdException w:name="HTML Typewriter" w:semiHidden="1" w:unhideWhenUsed="1"/>
+    <w:lsdException w:name="HTML Variable" w:semiHidden="1" w:unhideWhenUsed="1"/>
+    <w:lsdException w:name="Normal Table" w:semiHidden="1" w:unhideWhenUsed="1"/>
+    <w:lsdException w:name="annotation subject" w:semiHidden="1" w:unhideWhenUsed="1"/>
+    <w:lsdException w:name="No List" w:semiHidden="1" w:unhideWhenUsed="1"/>
+    <w:lsdException w:name="Outline List 1" w:semiHidden="1" w:unhideWhenUsed="1"/>
+    <w:lsdException w:name="Outline List 2" w:semiHidden="1" w:unhideWhenUsed="1"/>
+    <w:lsdException w:name="Outline List 3" w:semiHidden="1" w:unhideWhenUsed="1"/>
+    <w:lsdException w:name="Table Simple 1" w:semiHidden="1" w:unhideWhenUsed="1"/>
+    <w:lsdException w:name="Table Simple 2" w:semiHidden="1" w:unhideWhenUsed="1"/>
+    <w:lsdException w:name="Table Simple 3" w:semiHidden="1" w:unhideWhenUsed="1"/>
+    <w:lsdException w:name="Table Classic 1" w:semiHidden="1" w:unhideWhenUsed="1"/>
+    <w:lsdException w:name="Table Classic 2" w:semiHidden="1" w:unhideWhenUsed="1"/>
+    <w:lsdException w:name="Table Classic 3" w:semiHidden="1" w:unhideWhenUsed="1"/>
+    <w:lsdException w:name="Table Classic 4" w:semiHidden="1" w:unhideWhenUsed="1"/>
+    <w:lsdException w:name="Table Colorful 1" w:semiHidden="1" w:unhideWhenUsed="1"/>
+    <w:lsdException w:name="Table Colorful 2" w:semiHidden="1" w:unhideWhenUsed="1"/>
+    <w:lsdException w:name="Table Colorful 3" w:semiHidden="1" w:unhideWhenUsed="1"/>
+    <w:lsdException w:name="Table Columns 1" w:semiHidden="1" w:unhideWhenUsed="1"/>
+    <w:lsdException w:name="Table Columns 2" w:semiHidden="1" w:unhideWhenUsed="1"/>
+    <w:lsdException w:name="Table Columns 3" w:semiHidden="1" w:unhideWhenUsed="1"/>
+    <w:lsdException w:name="Table Columns 4" w:semiHidden="1" w:unhideWhenUsed="1"/>
+    <w:lsdException w:name="Table Columns 5" w:semiHidden="1" w:unhideWhenUsed="1"/>
+    <w:lsdException w:name="Table Grid 1" w:semiHidden="1" w:unhideWhenUsed="1"/>
+    <w:lsdException w:name="Table Grid 2" w:semiHidden="1" w:unhideWhenUsed="1"/>
+    <w:lsdException w:name="Table Grid 3" w:semiHidden="1" w:unhideWhenUsed="1"/>
+    <w:lsdException w:name="Table Grid 4" w:semiHidden="1" w:unhideWhenUsed="1"/>
+    <w:lsdException w:name="Table Grid 5" w:semiHidden="1" w:unhideWhenUsed="1"/>
+    <w:lsdException w:name="Table Grid 6" w:semiHidden="1" w:unhideWhenUsed="1"/>
+    <w:lsdException w:name="Table Grid 7" w:semiHidden="1" w:unhideWhenUsed="1"/>
+    <w:lsdException w:name="Table Grid 8" w:semiHidden="1" w:unhideWhenUsed="1"/>
+    <w:lsdException w:name="Table List 1" w:semiHidden="1" w:unhideWhenUsed="1"/>
+    <w:lsdException w:name="Table List 2" w:semiHidden="1" w:unhideWhenUsed="1"/>
+    <w:lsdException w:name="Table List 3" w:semiHidden="1" w:unhideWhenUsed="1"/>
+    <w:lsdException w:name="Table List 4" w:semiHidden="1" w:unhideWhenUsed="1"/>
+    <w:lsdException w:name="Table List 5" w:semiHidden="1" w:unhideWhenUsed="1"/>
+    <w:lsdException w:name="Table List 6" w:semiHidden="1" w:unhideWhenUsed="1"/>
+    <w:lsdException w:name="Table List 7" w:semiHidden="1" w:unhideWhenUsed="1"/>
+    <w:lsdException w:name="Table List 8" w:semiHidden="1" w:unhideWhenUsed="1"/>
+    <w:lsdException w:name="Table 3D effects 1" w:semiHidden="1" w:unhideWhenUsed="1"/>
+    <w:lsdException w:name="Table 3D effects 2" w:semiHidden="1" w:unhideWhenUsed="1"/>
+    <w:lsdException w:name="Table 3D effects 3" w:semiHidden="1" w:unhideWhenUsed="1"/>
+    <w:lsdException w:name="Table Contemporary" w:semiHidden="1" w:unhideWhenUsed="1"/>
+    <w:lsdException w:name="Table Elegant" w:semiHidden="1" w:unhideWhenUsed="1"/>
+    <w:lsdException w:name="Table Professional" w:semiHidden="1" w:unhideWhenUsed="1"/>
+    <w:lsdException w:name="Table Subtle 1" w:semiHidden="1" w:unhideWhenUsed="1"/>
+    <w:lsdException w:name="Table Subtle 2" w:semiHidden="1" w:unhideWhenUsed="1"/>
+    <w:lsdException w:name="Table Web 1" w:semiHidden="1" w:unhideWhenUsed="1"/>
+    <w:lsdException w:name="Table Web 2" w:semiHidden="1" w:unhideWhenUsed="1"/>
+    <w:lsdException w:name="Table Web 3" w:semiHidden="1" w:unhideWhenUsed="1"/>
+    <w:lsdException w:name="Balloon Text" w:semiHidden="1" w:unhideWhenUsed="1"/>
+    <w:lsdException w:name="Table Grid" w:semiHidden="1" w:uiPriority="59" w:unhideWhenUsed="1"/>
+    <w:lsdException w:name="Table Theme" w:semiHidden="1" w:unhideWhenUsed="1"/>
+    <w:lsdException w:name="Placeholder Text" w:semiHidden="1"/>
+    <w:lsdException w:name="No Spacing" w:uiPriority="1" w:qFormat="1"/>
+    <w:lsdException w:name="Light Shading" w:uiPriority="60"/>
+    <w:lsdException w:name="Light List" w:uiPriority="61"/>
+    <w:lsdException w:name="Light Grid" w:uiPriority="62"/>
+    <w:lsdException w:name="Medium Shading 1" w:uiPriority="63"/>
+    <w:lsdException w:name="Medium Shading 2" w:uiPriority="64"/>
+    <w:lsdException w:name="Medium List 1" w:uiPriority="65"/>
+    <w:lsdException w:name="Medium List 2" w:uiPriority="66"/>
+    <w:lsdException w:name="Medium Grid 1" w:uiPriority="67"/>
+    <w:lsdException w:name="Medium Grid 2" w:uiPriority="68"/>
+    <w:lsdException w:name="Medium Grid 3" w:uiPriority="69"/>
+    <w:lsdException w:name="Dark List" w:uiPriority="70"/>
+    <w:lsdException w:name="Colorful Shading" w:uiPriority="71"/>
+    <w:lsdException w:name="Colorful List" w:uiPriority="72"/>
+    <w:lsdException w:name="Colorful Grid" w:uiPriority="73"/>
+    <w:lsdException w:name="Light Shading Accent 1" w:uiPriority="60"/>
+    <w:lsdException w:name="Light List Accent 1" w:uiPriority="61"/>
+    <w:lsdException w:name="Light Grid Accent 1" w:uiPriority="62"/>
+    <w:lsdException w:name="Medium Shading 1 Accent 1" w:uiPriority="63"/>
+    <w:lsdException w:name="Medium Shading 2 Accent 1" w:uiPriority="64"/>
+    <w:lsdException w:name="Medium List 1 Accent 1" w:uiPriority="65"/>
+    <w:lsdException w:name="Revision" w:semiHidden="1"/>
+    <w:lsdException w:name="List Paragraph" w:uiPriority="34" w:qFormat="1"/>
+    <w:lsdException w:name="Quote" w:uiPriority="29" w:qFormat="1"/>
+    <w:lsdException w:name="Intense Quote" w:uiPriority="30" w:qFormat="1"/>
+    <w:lsdException w:name="Medium List 2 Accent 1" w:uiPriority="66"/>
+    <w:lsdException w:name="Medium Grid 1 Accent 1" w:uiPriority="67"/>
+    <w:lsdException w:name="Medium Grid 2 Accent 1" w:uiPriority="68"/>
+    <w:lsdException w:name="Medium Grid 3 Accent 1" w:uiPriority="69"/>
+    <w:lsdException w:name="Dark List Accent 1" w:uiPriority="70"/>
+    <w:lsdException w:name="Colorful Shading Accent 1" w:uiPriority="71"/>
+    <w:lsdException w:name="Colorful List Accent 1" w:uiPriority="72"/>
+    <w:lsdException w:name="Colorful Grid Accent 1" w:uiPriority="73"/>
+    <w:lsdException w:name="Light Shading Accent 2" w:uiPriority="60"/>
+    <w:lsdException w:name="Light List Accent 2" w:uiPriority="61"/>
+    <w:lsdException w:name="Light Grid Accent 2" w:uiPriority="62"/>
+    <w:lsdException w:name="Medium Shading 1 Accent 2" w:uiPriority="63"/>
+    <w:lsdException w:name="Medium Shading 2 Accent 2" w:uiPriority="64"/>
+    <w:lsdException w:name="Medium List 1 Accent 2" w:uiPriority="65"/>
+    <w:lsdException w:name="Medium List 2 Accent 2" w:uiPriority="66"/>
+    <w:lsdException w:name="Medium Grid 1 Accent 2" w:uiPriority="67"/>
+    <w:lsdException w:name="Medium Grid 2 Accent 2" w:uiPriority="68"/>
+    <w:lsdException w:name="Medium Grid 3 Accent 2" w:uiPriority="69"/>
+    <w:lsdException w:name="Dark List Accent 2" w:uiPriority="70"/>
+    <w:lsdException w:name="Colorful Shading Accent 2" w:uiPriority="71"/>
+    <w:lsdException w:name="Colorful List Accent 2" w:uiPriority="72"/>
+    <w:lsdException w:name="Colorful Grid Accent 2" w:uiPriority="73"/>
+    <w:lsdException w:name="Light Shading Accent 3" w:uiPriority="60"/>
+    <w:lsdException w:name="Light List Accent 3" w:uiPriority="61"/>
+    <w:lsdException w:name="Light Grid Accent 3" w:uiPriority="62"/>
+    <w:lsdException w:name="Medium Shading 1 Accent 3" w:uiPriority="63"/>
+    <w:lsdException w:name="Medium Shading 2 Accent 3" w:uiPriority="64"/>
+    <w:lsdException w:name="Medium List 1 Accent 3" w:uiPriority="65"/>
+    <w:lsdException w:name="Medium List 2 Accent 3" w:uiPriority="66"/>
+    <w:lsdException w:name="Medium Grid 1 Accent 3" w:uiPriority="67"/>
+    <w:lsdException w:name="Medium Grid 2 Accent 3" w:uiPriority="68"/>
+    <w:lsdException w:name="Medium Grid 3 Accent 3" w:uiPriority="69"/>
+    <w:lsdException w:name="Dark List Accent 3" w:uiPriority="70"/>
+    <w:lsdException w:name="Colorful Shading Accent 3" w:uiPriority="71"/>
+    <w:lsdException w:name="Colorful List Accent 3" w:uiPriority="72"/>
+    <w:lsdException w:name="Colorful Grid Accent 3" w:uiPriority="73"/>
+    <w:lsdException w:name="Light Shading Accent 4" w:uiPriority="60"/>
+    <w:lsdException w:name="Light List Accent 4" w:uiPriority="61"/>
+    <w:lsdException w:name="Light Grid Accent 4" w:uiPriority="62"/>
+    <w:lsdException w:name="Medium Shading 1 Accent 4" w:uiPriority="63"/>
+    <w:lsdException w:name="Medium Shading 2 Accent 4" w:uiPriority="64"/>
+    <w:lsdException w:name="Medium List 1 Accent 4" w:uiPriority="65"/>
+    <w:lsdException w:name="Medium List 2 Accent 4" w:uiPriority="66"/>
+    <w:lsdException w:name="Medium Grid 1 Accent 4" w:uiPriority="67"/>
+    <w:lsdException w:name="Medium Grid 2 Accent 4" w:uiPriority="68"/>
+    <w:lsdException w:name="Medium Grid 3 Accent 4" w:uiPriority="69"/>
+    <w:lsdException w:name="Dark List Accent 4" w:uiPriority="70"/>
+    <w:lsdException w:name="Colorful Shading Accent 4" w:uiPriority="71"/>
+    <w:lsdException w:name="Colorful List Accent 4" w:uiPriority="72"/>
+    <w:lsdException w:name="Colorful Grid Accent 4" w:uiPriority="73"/>
+    <w:lsdException w:name="Light Shading Accent 5" w:uiPriority="60"/>
+    <w:lsdException w:name="Light List Accent 5" w:uiPriority="61"/>
+    <w:lsdException w:name="Light Grid Accent 5" w:uiPriority="62"/>
+    <w:lsdException w:name="Medium Shading 1 Accent 5" w:uiPriority="63"/>
+    <w:lsdException w:name="Medium Shading 2 Accent 5" w:uiPriority="64"/>
+    <w:lsdException w:name="Medium List 1 Accent 5" w:uiPriority="65"/>
+    <w:lsdException w:name="Medium List 2 Accent 5" w:uiPriority="66"/>
+    <w:lsdException w:name="Medium Grid 1 Accent 5" w:uiPriority="67"/>
+    <w:lsdException w:name="Medium Grid 2 Accent 5" w:uiPriority="68"/>
+    <w:lsdException w:name="Medium Grid 3 Accent 5" w:uiPriority="69"/>
+    <w:lsdException w:name="Dark List Accent 5" w:uiPriority="70"/>
+    <w:lsdException w:name="Colorful Shading Accent 5" w:uiPriority="71"/>
+    <w:lsdException w:name="Colorful List Accent 5" w:uiPriority="72"/>
+    <w:lsdException w:name="Colorful Grid Accent 5" w:uiPriority="73"/>
+    <w:lsdException w:name="Light Shading Accent 6" w:uiPriority="60"/>
+    <w:lsdException w:name="Light List Accent 6" w:uiPriority="61"/>
+    <w:lsdException w:name="Light Grid Accent 6" w:uiPriority="62"/>
+    <w:lsdException w:name="Medium Shading 1 Accent 6" w:uiPriority="63"/>
+    <w:lsdException w:name="Medium Shading 2 Accent 6" w:uiPriority="64"/>
+    <w:lsdException w:name="Medium List 1 Accent 6" w:uiPriority="65"/>
+    <w:lsdException w:name="Medium List 2 Accent 6" w:uiPriority="66"/>
+    <w:lsdException w:name="Medium Grid 1 Accent 6" w:uiPriority="67"/>
+    <w:lsdException w:name="Medium Grid 2 Accent 6" w:uiPriority="68"/>
+    <w:lsdException w:name="Medium Grid 3 Accent 6" w:uiPriority="69"/>
+    <w:lsdException w:name="Dark List Accent 6" w:uiPriority="70"/>
+    <w:lsdException w:name="Colorful Shading Accent 6" w:uiPriority="71"/>
+    <w:lsdException w:name="Colorful List Accent 6" w:uiPriority="72"/>
+    <w:lsdException w:name="Colorful Grid Accent 6" w:uiPriority="73"/>
+    <w:lsdException w:name="Subtle Emphasis" w:uiPriority="19" w:qFormat="1"/>
+    <w:lsdException w:name="Intense Emphasis" w:uiPriority="21" w:qFormat="1"/>
+    <w:lsdException w:name="Subtle Reference" w:uiPriority="31" w:qFormat="1"/>
+    <w:lsdException w:name="Intense Reference" w:uiPriority="32" w:qFormat="1"/>
+    <w:lsdException w:name="Book Title" w:uiPriority="33" w:qFormat="1"/>
+    <w:lsdException w:name="Bibliography" w:semiHidden="1" w:uiPriority="37" w:unhideWhenUsed="1"/>
+    <w:lsdException w:name="TOC Heading" w:semiHidden="1" w:uiPriority="39" w:unhideWhenUsed="1" w:qFormat="1"/>
+    <w:lsdException w:name="Plain Table 1" w:uiPriority="41"/>
+    <w:lsdException w:name="Plain Table 2" w:uiPriority="42"/>
+    <w:lsdException w:name="Plain Table 3" w:uiPriority="43"/>
+    <w:lsdException w:name="Plain Table 4" w:uiPriority="44"/>
+    <w:lsdException w:name="Plain Table 5" w:uiPriority="45"/>
+    <w:lsdException w:name="Grid Table Light" w:uiPriority="40"/>
+    <w:lsdException w:name="Grid Table 1 Light" w:uiPriority="46"/>
+    <w:lsdException w:name="Grid Table 2" w:uiPriority="47"/>
+    <w:lsdException w:name="Grid Table 3" w:uiPriority="48"/>
+    <w:lsdException w:name="Grid Table 4" w:uiPriority="49"/>
+    <w:lsdException w:name="Grid Table 5 Dark" w:uiPriority="50"/>
+    <w:lsdException w:name="Grid Table 6 Colorful" w:uiPriority="51"/>
+    <w:lsdException w:name="Grid Table 7 Colorful" w:uiPriority="52"/>
+    <w:lsdException w:name="Grid Table 1 Light Accent 1" w:uiPriority="46"/>
+    <w:lsdException w:name="Grid Table 2 Accent 1" w:uiPriority="47"/>
+    <w:lsdException w:name="Grid Table 3 Accent 1" w:uiPriority="48"/>
+    <w:lsdException w:name="Grid Table 4 Accent 1" w:uiPriority="49"/>
+    <w:lsdException w:name="Grid Table 5 Dark Accent 1" w:uiPriority="50"/>
+    <w:lsdException w:name="Grid Table 6 Colorful Accent 1" w:uiPriority="51"/>
+    <w:lsdException w:name="Grid Table 7 Colorful Accent 1" w:uiPriority="52"/>
+    <w:lsdException w:name="Grid Table 1 Light Accent 2" w:uiPriority="46"/>
+    <w:lsdException w:name="Grid Table 2 Accent 2" w:uiPriority="47"/>
+    <w:lsdException w:name="Grid Table 3 Accent 2" w:uiPriority="48"/>
+    <w:lsdException w:name="Grid Table 4 Accent 2" w:uiPriority="49"/>
+    <w:lsdException w:name="Grid Table 5 Dark Accent 2" w:uiPriority="50"/>
+    <w:lsdException w:name="Grid Table 6 Colorful Accent 2" w:uiPriority="51"/>
+    <w:lsdException w:name="Grid Table 7 Colorful Accent 2" w:uiPriority="52"/>
+    <w:lsdException w:name="Grid Table 1 Light Accent 3" w:uiPriority="46"/>
+    <w:lsdException w:name="Grid Table 2 Accent 3" w:uiPriority="47"/>
+    <w:lsdException w:name="Grid Table 3 Accent 3" w:uiPriority="48"/>
+    <w:lsdException w:name="Grid Table 4 Accent 3" w:uiPriority="49"/>
+    <w:lsdException w:name="Grid Table 5 Dark Accent 3" w:uiPriority="50"/>
+    <w:lsdException w:name="Grid Table 6 Colorful Accent 3" w:uiPriority="51"/>
+    <w:lsdException w:name="Grid Table 7 Colorful Accent 3" w:uiPriority="52"/>
+    <w:lsdException w:name="Grid Table 1 Light Accent 4" w:uiPriority="46"/>
+    <w:lsdException w:name="Grid Table 2 Accent 4" w:uiPriority="47"/>
+    <w:lsdException w:name="Grid Table 3 Accent 4" w:uiPriority="48"/>
+    <w:lsdException w:name="Grid Table 4 Accent 4" w:uiPriority="49"/>
+    <w:lsdException w:name="Grid Table 5 Dark Accent 4" w:uiPriority="50"/>
+    <w:lsdException w:name="Grid Table 6 Colorful Accent 4" w:uiPriority="51"/>
+    <w:lsdException w:name="Grid Table 7 Colorful Accent 4" w:uiPriority="52"/>
+    <w:lsdException w:name="Grid Table 1 Light Accent 5" w:uiPriority="46"/>
+    <w:lsdException w:name="Grid Table 2 Accent 5" w:uiPriority="47"/>
+    <w:lsdException w:name="Grid Table 3 Accent 5" w:uiPriority="48"/>
+    <w:lsdException w:name="Grid Table 4 Accent 5" w:uiPriority="49"/>
+    <w:lsdException w:name="Grid Table 5 Dark Accent 5" w:uiPriority="50"/>
+    <w:lsdException w:name="Grid Table 6 Colorful Accent 5" w:uiPriority="51"/>
+    <w:lsdException w:name="Grid Table 7 Colorful Accent 5" w:uiPriority="52"/>
+    <w:lsdException w:name="Grid Table 1 Light Accent 6" w:uiPriority="46"/>
+    <w:lsdException w:name="Grid Table 2 Accent 6" w:uiPriority="47"/>
+    <w:lsdException w:name="Grid Table 3 Accent 6" w:uiPriority="48"/>
+    <w:lsdException w:name="Grid Table 4 Accent 6" w:uiPriority="49"/>
+    <w:lsdException w:name="Grid Table 5 Dark Accent 6" w:uiPriority="50"/>
+    <w:lsdException w:name="Grid Table 6 Colorful Accent 6" w:uiPriority="51"/>
+    <w:lsdException w:name="Grid Table 7 Colorful Accent 6" w:uiPriority="52"/>
+    <w:lsdException w:name="List Table 1 Light" w:uiPriority="46"/>
+    <w:lsdException w:name="List Table 2" w:uiPriority="47"/>
+    <w:lsdException w:name="List Table 3" w:uiPriority="48"/>
+    <w:lsdException w:name="List Table 4" w:uiPriority="49"/>
+    <w:lsdException w:name="List Table 5 Dark" w:uiPriority="50"/>
+    <w:lsdException w:name="List Table 6 Colorful" w:uiPriority="51"/>
+    <w:lsdException w:name="List Table 7 Colorful" w:uiPriority="52"/>
+    <w:lsdException w:name="List Table 1 Light Accent 1" w:uiPriority="46"/>
+    <w:lsdException w:name="List Table 2 Accent 1" w:uiPriority="47"/>
+    <w:lsdException w:name="List Table 3 Accent 1" w:uiPriority="48"/>
+    <w:lsdException w:name="List Table 4 Accent 1" w:uiPriority="49"/>
+    <w:lsdException w:name="List Table 5 Dark Accent 1" w:uiPriority="50"/>
+    <w:lsdException w:name="List Table 6 Colorful Accent 1" w:uiPriority="51"/>
+    <w:lsdException w:name="List Table 7 Colorful Accent 1" w:uiPriority="52"/>
+    <w:lsdException w:name="List Table 1 Light Accent 2" w:uiPriority="46"/>
+    <w:lsdException w:name="List Table 2 Accent 2" w:uiPriority="47"/>
+    <w:lsdException w:name="List Table 3 Accent 2" w:uiPriority="48"/>
+    <w:lsdException w:name="List Table 4 Accent 2" w:uiPriority="49"/>
+    <w:lsdException w:name="List Table 5 Dark Accent 2" w:uiPriority="50"/>
+    <w:lsdException w:name="List Table 6 Colorful Accent 2" w:uiPriority="51"/>
+    <w:lsdException w:name="List Table 7 Colorful Accent 2" w:uiPriority="52"/>
+    <w:lsdException w:name="List Table 1 Light Accent 3" w:uiPriority="46"/>
+    <w:lsdException w:name="List Table 2 Accent 3" w:uiPriority="47"/>
+    <w:lsdException w:name="List Table 3 Accent 3" w:uiPriority="48"/>
+    <w:lsdException w:name="List Table 4 Accent 3" w:uiPriority="49"/>
+    <w:lsdException w:name="List Table 5 Dark Accent 3" w:uiPriority="50"/>
+    <w:lsdException w:name="List Table 6 Colorful Accent 3" w:uiPriority="51"/>
+    <w:lsdException w:name="List Table 7 Colorful Accent 3" w:uiPriority="52"/>
+    <w:lsdException w:name="List Table 1 Light Accent 4" w:uiPriority="46"/>
+    <w:lsdException w:name="List Table 2 Accent 4" w:uiPriority="47"/>
+    <w:lsdException w:name="List Table 3 Accent 4" w:uiPriority="48"/>
+    <w:lsdException w:name="List Table 4 Accent 4" w:uiPriority="49"/>
+    <w:lsdException w:name="List Table 5 Dark Accent 4" w:uiPriority="50"/>
+    <w:lsdException w:name="List Table 6 Colorful Accent 4" w:uiPriority="51"/>
+    <w:lsdException w:name="List Table 7 Colorful Accent 4" w:uiPriority="52"/>
+    <w:lsdException w:name="List Table 1 Light Accent 5" w:uiPriority="46"/>
+    <w:lsdException w:name="List Table 2 Accent 5" w:uiPriority="47"/>
+    <w:lsdException w:name="List Table 3 Accent 5" w:uiPriority="48"/>
+    <w:lsdException w:name="List Table 4 Accent 5" w:uiPriority="49"/>
+    <w:lsdException w:name="List Table 5 Dark Accent 5" w:uiPriority="50"/>
+    <w:lsdException w:name="List Table 6 Colorful Accent 5" w:uiPriority="51"/>
+    <w:lsdException w:name="List Table 7 Colorful Accent 5" w:uiPriority="52"/>
+    <w:lsdException w:name="List Table 1 Light Accent 6" w:uiPriority="46"/>
+    <w:lsdException w:name="List Table 2 Accent 6" w:uiPriority="47"/>
+    <w:lsdException w:name="List Table 3 Accent 6" w:uiPriority="48"/>
+    <w:lsdException w:name="List Table 4 Accent 6" w:uiPriority="49"/>
+    <w:lsdException w:name="List Table 5 Dark Accent 6" w:uiPriority="50"/>
+    <w:lsdException w:name="List Table 6 Colorful Accent 6" w:uiPriority="51"/>
+    <w:lsdException w:name="List Table 7 Colorful Accent 6" w:uiPriority="52"/>
+    <w:lsdException w:name="Mention" w:semiHidden="1" w:unhideWhenUsed="1"/>
+    <w:lsdException w:name="Smart Hyperlink" w:semiHidden="1" w:unhideWhenUsed="1"/>
+    <w:lsdException w:name="Hashtag" w:semiHidden="1" w:unhideWhenUsed="1"/>
+    <w:lsdException w:name="Unresolved Mention" w:semiHidden="1" w:unhideWhenUsed="1"/>
+    <w:lsdException w:name="Smart Link" w:semiHidden="1" w:unhideWhenUsed="1"/>
   </w:latentStyles>
   <w:style w:type="paragraph" w:default="1" w:styleId="Normal">
     <w:name w:val="Normal"/>
@@ -4492,7 +4338,7 @@
 </file>
 
 <file path=word/glossary/webSettings.xml><?xml version="1.0" encoding="utf-8"?>
-<w:webSettings xmlns:mc="http://schemas.openxmlformats.org/markup-compatibility/2006" xmlns:r="http://schemas.openxmlformats.org/officeDocument/2006/relationships" xmlns:w="http://schemas.openxmlformats.org/wordprocessingml/2006/main" xmlns:w14="http://schemas.microsoft.com/office/word/2010/wordml" mc:Ignorable="w14">
+<w:webSettings xmlns:mc="http://schemas.openxmlformats.org/markup-compatibility/2006" xmlns:r="http://schemas.openxmlformats.org/officeDocument/2006/relationships" xmlns:w="http://schemas.openxmlformats.org/wordprocessingml/2006/main" xmlns:w14="http://schemas.microsoft.com/office/word/2010/wordml" xmlns:w15="http://schemas.microsoft.com/office/word/2012/wordml" xmlns:w16cex="http://schemas.microsoft.com/office/word/2018/wordml/cex" xmlns:w16cid="http://schemas.microsoft.com/office/word/2016/wordml/cid" xmlns:w16="http://schemas.microsoft.com/office/word/2018/wordml" xmlns:w16sdtdh="http://schemas.microsoft.com/office/word/2020/wordml/sdtdatahash" xmlns:w16se="http://schemas.microsoft.com/office/word/2015/wordml/symex" mc:Ignorable="w14 w15 w16se w16cid w16 w16cex w16sdtdh">
   <w:optimizeForBrowser/>
   <w:allowPNG/>
 </w:webSettings>
